--- a/docs/03_KPI_Discovery.docx
+++ b/docs/03_KPI_Discovery.docx
@@ -216,8 +216,8 @@
           <w:rFonts w:ascii="Times New Roman" w:eastAsia="Times New Roman" w:hAnsi="Times New Roman" w:cs="Times New Roman"/>
           <w:b/>
           <w:bCs/>
-          <w:sz w:val="27"/>
-          <w:szCs w:val="27"/>
+          <w:sz w:val="24"/>
+          <w:szCs w:val="24"/>
         </w:rPr>
       </w:pPr>
       <w:r>
@@ -225,8 +225,8 @@
           <w:rFonts w:ascii="Times New Roman" w:eastAsia="Times New Roman" w:hAnsi="Times New Roman" w:cs="Times New Roman"/>
           <w:b/>
           <w:bCs/>
-          <w:sz w:val="27"/>
-          <w:szCs w:val="27"/>
+          <w:sz w:val="24"/>
+          <w:szCs w:val="24"/>
         </w:rPr>
         <w:t>KPI Discovery – Feature-Driven Approach</w:t>
       </w:r>
@@ -572,8 +572,169 @@
         <w:br/>
         <w:t>Final KPI interpretation remains flexible and is driven by dashboards, reports, and downstream usage rather than hardcoded definitions.</w:t>
       </w:r>
+    </w:p>
+    <w:p>
+      <w:pPr>
+        <w:pStyle w:val="Heading2"/>
+        <w:rPr>
+          <w:rFonts w:ascii="Times New Roman" w:hAnsi="Times New Roman" w:cs="Times New Roman"/>
+          <w:color w:val="auto"/>
+          <w:sz w:val="24"/>
+          <w:szCs w:val="24"/>
+        </w:rPr>
+      </w:pPr>
+      <w:r>
+        <w:rPr>
+          <w:rStyle w:val="Strong"/>
+          <w:rFonts w:ascii="Times New Roman" w:hAnsi="Times New Roman" w:cs="Times New Roman"/>
+          <w:bCs w:val="0"/>
+          <w:color w:val="auto"/>
+          <w:sz w:val="24"/>
+          <w:szCs w:val="24"/>
+        </w:rPr>
+        <w:lastRenderedPageBreak/>
+        <w:t>Day-7 Update</w:t>
+      </w:r>
+    </w:p>
+    <w:p>
+      <w:pPr>
+        <w:pStyle w:val="NormalWeb"/>
+      </w:pPr>
+      <w:r>
+        <w:t>No KPI logic, discovery rules, or analytical assumptions were added on Day-7.</w:t>
+      </w:r>
+    </w:p>
+    <w:p>
+      <w:pPr>
+        <w:pStyle w:val="NormalWeb"/>
+      </w:pPr>
+      <w:r>
+        <w:t>Frontend development intentionally avoided introducing new KPI interpretations to preserve analytical correctness.</w:t>
+      </w:r>
+    </w:p>
+    <w:p>
+      <w:pPr>
+        <w:pStyle w:val="Heading1"/>
+        <w:rPr>
+          <w:rFonts w:ascii="Times New Roman" w:hAnsi="Times New Roman" w:cs="Times New Roman"/>
+          <w:color w:val="auto"/>
+          <w:sz w:val="24"/>
+          <w:szCs w:val="24"/>
+        </w:rPr>
+      </w:pPr>
+      <w:r>
+        <w:rPr>
+          <w:rStyle w:val="Strong"/>
+          <w:rFonts w:ascii="Times New Roman" w:hAnsi="Times New Roman" w:cs="Times New Roman"/>
+          <w:bCs w:val="0"/>
+          <w:color w:val="auto"/>
+          <w:sz w:val="24"/>
+          <w:szCs w:val="24"/>
+        </w:rPr>
+        <w:t>Day-8 Note</w:t>
+      </w:r>
+    </w:p>
+    <w:p>
+      <w:pPr>
+        <w:pStyle w:val="Heading2"/>
+        <w:spacing w:before="0"/>
+        <w:rPr>
+          <w:rFonts w:ascii="Times New Roman" w:hAnsi="Times New Roman" w:cs="Times New Roman"/>
+          <w:color w:val="auto"/>
+          <w:sz w:val="24"/>
+          <w:szCs w:val="24"/>
+        </w:rPr>
+      </w:pPr>
+      <w:r>
+        <w:rPr>
+          <w:rFonts w:ascii="Times New Roman" w:hAnsi="Times New Roman" w:cs="Times New Roman"/>
+          <w:color w:val="auto"/>
+          <w:sz w:val="24"/>
+          <w:szCs w:val="24"/>
+        </w:rPr>
+        <w:t>Frontend-Exposed KPIs</w:t>
+      </w:r>
+    </w:p>
+    <w:p>
+      <w:pPr>
+        <w:pStyle w:val="NormalWeb"/>
+        <w:numPr>
+          <w:ilvl w:val="0"/>
+          <w:numId w:val="4"/>
+        </w:numPr>
+        <w:spacing w:before="0" w:beforeAutospacing="0"/>
+      </w:pPr>
+      <w:r>
+        <w:t>Total ingestion runs</w:t>
+      </w:r>
+    </w:p>
+    <w:p>
+      <w:pPr>
+        <w:pStyle w:val="NormalWeb"/>
+        <w:numPr>
+          <w:ilvl w:val="0"/>
+          <w:numId w:val="4"/>
+        </w:numPr>
+        <w:spacing w:before="0" w:beforeAutospacing="0"/>
+      </w:pPr>
+      <w:r>
+        <w:t>Total insights generated</w:t>
+      </w:r>
+    </w:p>
+    <w:p>
+      <w:pPr>
+        <w:pStyle w:val="NormalWeb"/>
+        <w:numPr>
+          <w:ilvl w:val="0"/>
+          <w:numId w:val="4"/>
+        </w:numPr>
+        <w:spacing w:before="0" w:beforeAutospacing="0"/>
+      </w:pPr>
+      <w:r>
+        <w:t>Total dashboards saved</w:t>
+      </w:r>
+    </w:p>
+    <w:p>
+      <w:pPr>
+        <w:pStyle w:val="NormalWeb"/>
+        <w:numPr>
+          <w:ilvl w:val="0"/>
+          <w:numId w:val="4"/>
+        </w:numPr>
+        <w:spacing w:before="0" w:beforeAutospacing="0"/>
+      </w:pPr>
+      <w:r>
+        <w:t>Total exports generated</w:t>
+      </w:r>
+    </w:p>
+    <w:p>
+      <w:pPr>
+        <w:pStyle w:val="NormalWeb"/>
+      </w:pPr>
+      <w:r>
+        <w:t xml:space="preserve">These KPIs are presented as </w:t>
+      </w:r>
+      <w:r>
+        <w:rPr>
+          <w:rStyle w:val="Strong"/>
+        </w:rPr>
+        <w:t>operational awareness metrics</w:t>
+      </w:r>
+      <w:r>
+        <w:t>, not analytical conclusions, and are safe for empty datasets.</w:t>
+      </w:r>
       <w:bookmarkStart w:id="0" w:name="_GoBack"/>
       <w:bookmarkEnd w:id="0"/>
+    </w:p>
+    <w:p>
+      <w:pPr>
+        <w:pStyle w:val="NoSpacing"/>
+        <w:rPr>
+          <w:rFonts w:ascii="Times New Roman" w:eastAsia="Times New Roman" w:hAnsi="Times New Roman" w:cs="Times New Roman"/>
+          <w:sz w:val="24"/>
+          <w:szCs w:val="24"/>
+        </w:rPr>
+      </w:pPr>
     </w:p>
     <w:sectPr>
       <w:pgSz w:w="12240" w:h="15840"/>
@@ -1034,6 +1195,155 @@
       </w:rPr>
     </w:lvl>
   </w:abstractNum>
+  <w:abstractNum w:abstractNumId="3" w15:restartNumberingAfterBreak="0">
+    <w:nsid w:val="7BBA5495"/>
+    <w:multiLevelType w:val="multilevel"/>
+    <w:tmpl w:val="6018E892"/>
+    <w:lvl w:ilvl="0">
+      <w:start w:val="1"/>
+      <w:numFmt w:val="bullet"/>
+      <w:lvlText w:val=""/>
+      <w:lvlJc w:val="left"/>
+      <w:pPr>
+        <w:tabs>
+          <w:tab w:val="num" w:pos="720"/>
+        </w:tabs>
+        <w:ind w:left="720" w:hanging="360"/>
+      </w:pPr>
+      <w:rPr>
+        <w:rFonts w:ascii="Symbol" w:hAnsi="Symbol" w:hint="default"/>
+        <w:sz w:val="20"/>
+      </w:rPr>
+    </w:lvl>
+    <w:lvl w:ilvl="1" w:tentative="1">
+      <w:start w:val="1"/>
+      <w:numFmt w:val="bullet"/>
+      <w:lvlText w:val="o"/>
+      <w:lvlJc w:val="left"/>
+      <w:pPr>
+        <w:tabs>
+          <w:tab w:val="num" w:pos="1440"/>
+        </w:tabs>
+        <w:ind w:left="1440" w:hanging="360"/>
+      </w:pPr>
+      <w:rPr>
+        <w:rFonts w:ascii="Courier New" w:hAnsi="Courier New" w:hint="default"/>
+        <w:sz w:val="20"/>
+      </w:rPr>
+    </w:lvl>
+    <w:lvl w:ilvl="2" w:tentative="1">
+      <w:start w:val="1"/>
+      <w:numFmt w:val="bullet"/>
+      <w:lvlText w:val=""/>
+      <w:lvlJc w:val="left"/>
+      <w:pPr>
+        <w:tabs>
+          <w:tab w:val="num" w:pos="2160"/>
+        </w:tabs>
+        <w:ind w:left="2160" w:hanging="360"/>
+      </w:pPr>
+      <w:rPr>
+        <w:rFonts w:ascii="Wingdings" w:hAnsi="Wingdings" w:hint="default"/>
+        <w:sz w:val="20"/>
+      </w:rPr>
+    </w:lvl>
+    <w:lvl w:ilvl="3" w:tentative="1">
+      <w:start w:val="1"/>
+      <w:numFmt w:val="bullet"/>
+      <w:lvlText w:val=""/>
+      <w:lvlJc w:val="left"/>
+      <w:pPr>
+        <w:tabs>
+          <w:tab w:val="num" w:pos="2880"/>
+        </w:tabs>
+        <w:ind w:left="2880" w:hanging="360"/>
+      </w:pPr>
+      <w:rPr>
+        <w:rFonts w:ascii="Wingdings" w:hAnsi="Wingdings" w:hint="default"/>
+        <w:sz w:val="20"/>
+      </w:rPr>
+    </w:lvl>
+    <w:lvl w:ilvl="4" w:tentative="1">
+      <w:start w:val="1"/>
+      <w:numFmt w:val="bullet"/>
+      <w:lvlText w:val=""/>
+      <w:lvlJc w:val="left"/>
+      <w:pPr>
+        <w:tabs>
+          <w:tab w:val="num" w:pos="3600"/>
+        </w:tabs>
+        <w:ind w:left="3600" w:hanging="360"/>
+      </w:pPr>
+      <w:rPr>
+        <w:rFonts w:ascii="Wingdings" w:hAnsi="Wingdings" w:hint="default"/>
+        <w:sz w:val="20"/>
+      </w:rPr>
+    </w:lvl>
+    <w:lvl w:ilvl="5" w:tentative="1">
+      <w:start w:val="1"/>
+      <w:numFmt w:val="bullet"/>
+      <w:lvlText w:val=""/>
+      <w:lvlJc w:val="left"/>
+      <w:pPr>
+        <w:tabs>
+          <w:tab w:val="num" w:pos="4320"/>
+        </w:tabs>
+        <w:ind w:left="4320" w:hanging="360"/>
+      </w:pPr>
+      <w:rPr>
+        <w:rFonts w:ascii="Wingdings" w:hAnsi="Wingdings" w:hint="default"/>
+        <w:sz w:val="20"/>
+      </w:rPr>
+    </w:lvl>
+    <w:lvl w:ilvl="6" w:tentative="1">
+      <w:start w:val="1"/>
+      <w:numFmt w:val="bullet"/>
+      <w:lvlText w:val=""/>
+      <w:lvlJc w:val="left"/>
+      <w:pPr>
+        <w:tabs>
+          <w:tab w:val="num" w:pos="5040"/>
+        </w:tabs>
+        <w:ind w:left="5040" w:hanging="360"/>
+      </w:pPr>
+      <w:rPr>
+        <w:rFonts w:ascii="Wingdings" w:hAnsi="Wingdings" w:hint="default"/>
+        <w:sz w:val="20"/>
+      </w:rPr>
+    </w:lvl>
+    <w:lvl w:ilvl="7" w:tentative="1">
+      <w:start w:val="1"/>
+      <w:numFmt w:val="bullet"/>
+      <w:lvlText w:val=""/>
+      <w:lvlJc w:val="left"/>
+      <w:pPr>
+        <w:tabs>
+          <w:tab w:val="num" w:pos="5760"/>
+        </w:tabs>
+        <w:ind w:left="5760" w:hanging="360"/>
+      </w:pPr>
+      <w:rPr>
+        <w:rFonts w:ascii="Wingdings" w:hAnsi="Wingdings" w:hint="default"/>
+        <w:sz w:val="20"/>
+      </w:rPr>
+    </w:lvl>
+    <w:lvl w:ilvl="8" w:tentative="1">
+      <w:start w:val="1"/>
+      <w:numFmt w:val="bullet"/>
+      <w:lvlText w:val=""/>
+      <w:lvlJc w:val="left"/>
+      <w:pPr>
+        <w:tabs>
+          <w:tab w:val="num" w:pos="6480"/>
+        </w:tabs>
+        <w:ind w:left="6480" w:hanging="360"/>
+      </w:pPr>
+      <w:rPr>
+        <w:rFonts w:ascii="Wingdings" w:hAnsi="Wingdings" w:hint="default"/>
+        <w:sz w:val="20"/>
+      </w:rPr>
+    </w:lvl>
+  </w:abstractNum>
   <w:num w:numId="1">
     <w:abstractNumId w:val="1"/>
   </w:num>
@@ -1042,6 +1352,9 @@
   </w:num>
   <w:num w:numId="3">
     <w:abstractNumId w:val="2"/>
+  </w:num>
+  <w:num w:numId="4">
+    <w:abstractNumId w:val="3"/>
   </w:num>
 </w:numbering>
 </file>
@@ -1440,6 +1753,50 @@
     <w:name w:val="Normal"/>
     <w:qFormat/>
   </w:style>
+  <w:style w:type="paragraph" w:styleId="Heading1">
+    <w:name w:val="heading 1"/>
+    <w:basedOn w:val="Normal"/>
+    <w:next w:val="Normal"/>
+    <w:link w:val="Heading1Char"/>
+    <w:uiPriority w:val="9"/>
+    <w:qFormat/>
+    <w:rsid w:val="000C44CE"/>
+    <w:pPr>
+      <w:keepNext/>
+      <w:keepLines/>
+      <w:spacing w:before="240" w:after="0"/>
+      <w:outlineLvl w:val="0"/>
+    </w:pPr>
+    <w:rPr>
+      <w:rFonts w:asciiTheme="majorHAnsi" w:eastAsiaTheme="majorEastAsia" w:hAnsiTheme="majorHAnsi" w:cstheme="majorBidi"/>
+      <w:color w:val="2E74B5" w:themeColor="accent1" w:themeShade="BF"/>
+      <w:sz w:val="32"/>
+      <w:szCs w:val="32"/>
+    </w:rPr>
+  </w:style>
+  <w:style w:type="paragraph" w:styleId="Heading2">
+    <w:name w:val="heading 2"/>
+    <w:basedOn w:val="Normal"/>
+    <w:next w:val="Normal"/>
+    <w:link w:val="Heading2Char"/>
+    <w:uiPriority w:val="9"/>
+    <w:semiHidden/>
+    <w:unhideWhenUsed/>
+    <w:qFormat/>
+    <w:rsid w:val="005104FC"/>
+    <w:pPr>
+      <w:keepNext/>
+      <w:keepLines/>
+      <w:spacing w:before="40" w:after="0"/>
+      <w:outlineLvl w:val="1"/>
+    </w:pPr>
+    <w:rPr>
+      <w:rFonts w:asciiTheme="majorHAnsi" w:eastAsiaTheme="majorEastAsia" w:hAnsiTheme="majorHAnsi" w:cstheme="majorBidi"/>
+      <w:color w:val="2E74B5" w:themeColor="accent1" w:themeShade="BF"/>
+      <w:sz w:val="26"/>
+      <w:szCs w:val="26"/>
+    </w:rPr>
+  </w:style>
   <w:style w:type="paragraph" w:styleId="Heading3">
     <w:name w:val="heading 3"/>
     <w:basedOn w:val="Normal"/>
@@ -1535,6 +1892,33 @@
     <w:pPr>
       <w:spacing w:after="0" w:line="240" w:lineRule="auto"/>
     </w:pPr>
+  </w:style>
+  <w:style w:type="character" w:customStyle="1" w:styleId="Heading2Char">
+    <w:name w:val="Heading 2 Char"/>
+    <w:basedOn w:val="DefaultParagraphFont"/>
+    <w:link w:val="Heading2"/>
+    <w:uiPriority w:val="9"/>
+    <w:semiHidden/>
+    <w:rsid w:val="005104FC"/>
+    <w:rPr>
+      <w:rFonts w:asciiTheme="majorHAnsi" w:eastAsiaTheme="majorEastAsia" w:hAnsiTheme="majorHAnsi" w:cstheme="majorBidi"/>
+      <w:color w:val="2E74B5" w:themeColor="accent1" w:themeShade="BF"/>
+      <w:sz w:val="26"/>
+      <w:szCs w:val="26"/>
+    </w:rPr>
+  </w:style>
+  <w:style w:type="character" w:customStyle="1" w:styleId="Heading1Char">
+    <w:name w:val="Heading 1 Char"/>
+    <w:basedOn w:val="DefaultParagraphFont"/>
+    <w:link w:val="Heading1"/>
+    <w:uiPriority w:val="9"/>
+    <w:rsid w:val="000C44CE"/>
+    <w:rPr>
+      <w:rFonts w:asciiTheme="majorHAnsi" w:eastAsiaTheme="majorEastAsia" w:hAnsiTheme="majorHAnsi" w:cstheme="majorBidi"/>
+      <w:color w:val="2E74B5" w:themeColor="accent1" w:themeShade="BF"/>
+      <w:sz w:val="32"/>
+      <w:szCs w:val="32"/>
+    </w:rPr>
   </w:style>
 </w:styles>
 </file>
@@ -1805,7 +2189,7 @@
 </file>
 
 <file path=customXml/itemProps1.xml><?xml version="1.0" encoding="utf-8"?>
-<ds:datastoreItem xmlns:ds="http://schemas.openxmlformats.org/officeDocument/2006/customXml" ds:itemID="{A5E1C47C-4406-4F69-B934-25F7471F5330}">
+<ds:datastoreItem xmlns:ds="http://schemas.openxmlformats.org/officeDocument/2006/customXml" ds:itemID="{084E81A0-DC39-427C-B55D-4A619C78E7F2}">
   <ds:schemaRefs>
     <ds:schemaRef ds:uri="http://schemas.openxmlformats.org/officeDocument/2006/bibliography"/>
   </ds:schemaRefs>

--- a/docs/03_KPI_Discovery.docx
+++ b/docs/03_KPI_Discovery.docx
@@ -98,6 +98,8 @@
     <w:p>
       <w:pPr>
         <w:pStyle w:val="NormalWeb"/>
+        <w:spacing w:before="0" w:beforeAutospacing="0" w:after="0" w:afterAutospacing="0"/>
+        <w:ind w:left="720"/>
       </w:pPr>
     </w:p>
     <w:p>
@@ -723,18 +725,242 @@
       <w:r>
         <w:t>, not analytical conclusions, and are safe for empty datasets.</w:t>
       </w:r>
+    </w:p>
+    <w:p>
+      <w:pPr>
+        <w:pStyle w:val="Heading3"/>
+        <w:spacing w:before="0" w:beforeAutospacing="0" w:after="0" w:afterAutospacing="0"/>
+      </w:pPr>
+      <w:r>
+        <w:rPr>
+          <w:rStyle w:val="Strong"/>
+          <w:b/>
+          <w:bCs/>
+        </w:rPr>
+        <w:t>Day 9 – KPI &amp; Metrics Update</w:t>
+      </w:r>
+    </w:p>
+    <w:p>
+      <w:pPr>
+        <w:pStyle w:val="NormalWeb"/>
+        <w:spacing w:before="0" w:beforeAutospacing="0" w:after="0" w:afterAutospacing="0"/>
+      </w:pPr>
+      <w:r>
+        <w:t>At this stage, no new analytical KPIs were defined.</w:t>
+      </w:r>
+    </w:p>
+    <w:p>
+      <w:pPr>
+        <w:pStyle w:val="Heading3"/>
+        <w:spacing w:before="0" w:beforeAutospacing="0" w:after="0" w:afterAutospacing="0"/>
+      </w:pPr>
+      <w:r>
+        <w:rPr>
+          <w:rStyle w:val="Strong"/>
+          <w:b/>
+          <w:bCs/>
+        </w:rPr>
+        <w:t>Frontend-Exposed Operational Metrics</w:t>
+      </w:r>
+    </w:p>
+    <w:p>
+      <w:pPr>
+        <w:pStyle w:val="NormalWeb"/>
+        <w:spacing w:before="0" w:beforeAutospacing="0" w:after="0" w:afterAutospacing="0"/>
+      </w:pPr>
+      <w:r>
+        <w:t>The following operational awareness metrics were finalized for UI display:</w:t>
+      </w:r>
+    </w:p>
+    <w:p>
+      <w:pPr>
+        <w:pStyle w:val="NormalWeb"/>
+        <w:numPr>
+          <w:ilvl w:val="0"/>
+          <w:numId w:val="5"/>
+        </w:numPr>
+        <w:spacing w:before="0" w:beforeAutospacing="0" w:after="0" w:afterAutospacing="0"/>
+      </w:pPr>
+      <w:r>
+        <w:t>Total ingestion runs</w:t>
+      </w:r>
+    </w:p>
+    <w:p>
+      <w:pPr>
+        <w:pStyle w:val="NormalWeb"/>
+        <w:numPr>
+          <w:ilvl w:val="0"/>
+          <w:numId w:val="5"/>
+        </w:numPr>
+        <w:spacing w:before="0" w:beforeAutospacing="0" w:after="0" w:afterAutospacing="0"/>
+      </w:pPr>
+      <w:r>
+        <w:t>Total insights generated</w:t>
+      </w:r>
+    </w:p>
+    <w:p>
+      <w:pPr>
+        <w:pStyle w:val="NormalWeb"/>
+        <w:numPr>
+          <w:ilvl w:val="0"/>
+          <w:numId w:val="5"/>
+        </w:numPr>
+        <w:spacing w:before="0" w:beforeAutospacing="0" w:after="0" w:afterAutospacing="0"/>
+      </w:pPr>
+      <w:r>
+        <w:t>Total dashboards available</w:t>
+      </w:r>
+    </w:p>
+    <w:p>
+      <w:pPr>
+        <w:pStyle w:val="NormalWeb"/>
+        <w:numPr>
+          <w:ilvl w:val="0"/>
+          <w:numId w:val="5"/>
+        </w:numPr>
+        <w:spacing w:before="0" w:beforeAutospacing="0" w:after="0" w:afterAutospacing="0"/>
+      </w:pPr>
+      <w:r>
+        <w:t>Total exports generated</w:t>
+      </w:r>
+    </w:p>
+    <w:p>
+      <w:pPr>
+        <w:pStyle w:val="Heading3"/>
+        <w:spacing w:before="0" w:beforeAutospacing="0" w:after="0" w:afterAutospacing="0"/>
+      </w:pPr>
+      <w:r>
+        <w:rPr>
+          <w:rStyle w:val="Strong"/>
+          <w:b/>
+          <w:bCs/>
+        </w:rPr>
+        <w:t>Important Note</w:t>
+      </w:r>
+    </w:p>
+    <w:p>
+      <w:pPr>
+        <w:pStyle w:val="NormalWeb"/>
+        <w:spacing w:before="0" w:beforeAutospacing="0" w:after="0" w:afterAutospacing="0"/>
+      </w:pPr>
+      <w:r>
+        <w:t>These metrics:</w:t>
+      </w:r>
+    </w:p>
+    <w:p>
+      <w:pPr>
+        <w:pStyle w:val="NormalWeb"/>
+        <w:numPr>
+          <w:ilvl w:val="0"/>
+          <w:numId w:val="6"/>
+        </w:numPr>
+        <w:spacing w:before="0" w:beforeAutospacing="0" w:after="0" w:afterAutospacing="0"/>
+      </w:pPr>
+      <w:r>
+        <w:t>Represent system activity and health</w:t>
+      </w:r>
+    </w:p>
+    <w:p>
+      <w:pPr>
+        <w:pStyle w:val="NormalWeb"/>
+        <w:numPr>
+          <w:ilvl w:val="0"/>
+          <w:numId w:val="6"/>
+        </w:numPr>
+        <w:spacing w:before="0" w:beforeAutospacing="0" w:after="0" w:afterAutospacing="0"/>
+      </w:pPr>
+      <w:r>
+        <w:t xml:space="preserve">Do </w:t>
+      </w:r>
+      <w:r>
+        <w:rPr>
+          <w:rStyle w:val="Strong"/>
+        </w:rPr>
+        <w:t>not</w:t>
+      </w:r>
+      <w:r>
+        <w:t xml:space="preserve"> represent maintenance performance KPIs</w:t>
+      </w:r>
+    </w:p>
+    <w:p>
+      <w:pPr>
+        <w:pStyle w:val="NormalWeb"/>
+        <w:numPr>
+          <w:ilvl w:val="0"/>
+          <w:numId w:val="6"/>
+        </w:numPr>
+        <w:spacing w:before="0" w:beforeAutospacing="0" w:after="0" w:afterAutospacing="0"/>
+      </w:pPr>
+      <w:r>
+        <w:t>Are safe to display even when analytical data is incomplete or absent</w:t>
+      </w:r>
+    </w:p>
+    <w:p>
+      <w:pPr>
+        <w:pStyle w:val="Heading3"/>
+        <w:spacing w:before="0" w:beforeAutospacing="0" w:after="0" w:afterAutospacing="0"/>
+      </w:pPr>
+      <w:r>
+        <w:rPr>
+          <w:rStyle w:val="Strong"/>
+          <w:b/>
+          <w:bCs/>
+        </w:rPr>
+        <w:t>Status</w:t>
+      </w:r>
+    </w:p>
+    <w:p>
+      <w:pPr>
+        <w:pStyle w:val="NormalWeb"/>
+        <w:spacing w:before="0" w:beforeAutospacing="0" w:after="0" w:afterAutospacing="0"/>
+      </w:pPr>
+      <w:r>
+        <w:t>KPI discovery remains feature-driven and flexible, with final KPI definitions deferred to maintenance and production stakeholders.</w:t>
+      </w:r>
+    </w:p>
+    <w:p>
+      <w:pPr>
+        <w:pStyle w:val="NoSpacing"/>
+        <w:rPr>
+          <w:rFonts w:ascii="Times New Roman" w:eastAsia="Times New Roman" w:hAnsi="Times New Roman" w:cs="Times New Roman"/>
+          <w:sz w:val="24"/>
+          <w:szCs w:val="24"/>
+        </w:rPr>
+      </w:pPr>
+    </w:p>
+    <w:p>
+      <w:pPr>
+        <w:pStyle w:val="Heading3"/>
+      </w:pPr>
+      <w:r>
+        <w:rPr>
+          <w:rStyle w:val="Strong"/>
+          <w:b/>
+          <w:bCs/>
+        </w:rPr>
+        <w:t>KPI Visualization Approach – Day 10</w:t>
+      </w:r>
+    </w:p>
+    <w:p>
+      <w:pPr>
+        <w:pStyle w:val="NormalWeb"/>
+      </w:pPr>
+      <w:r>
+        <w:t>On Day 10, the focus was not on identifying new KPIs but on refining how KPIs are visualized and interacted with inside dashboards. KPI widgets were standardized to support multiple visualization types where applicable.</w:t>
+      </w:r>
+    </w:p>
+    <w:p>
+      <w:pPr>
+        <w:pStyle w:val="NormalWeb"/>
+      </w:pPr>
+      <w:r>
+        <w:t>Each KPI visualization now supports widget-level visualization switching (for example, line and bar charts), while remaining consistent with global filters applied across the dashboard. This approach ensures flexibility in analysis without compromising consistency across KPIs.</w:t>
+      </w:r>
+      <w:r>
+        <w:t>s</w:t>
+      </w:r>
       <w:bookmarkStart w:id="0" w:name="_GoBack"/>
       <w:bookmarkEnd w:id="0"/>
-    </w:p>
-    <w:p>
-      <w:pPr>
-        <w:pStyle w:val="NoSpacing"/>
-        <w:rPr>
-          <w:rFonts w:ascii="Times New Roman" w:eastAsia="Times New Roman" w:hAnsi="Times New Roman" w:cs="Times New Roman"/>
-          <w:sz w:val="24"/>
-          <w:szCs w:val="24"/>
-        </w:rPr>
-      </w:pPr>
     </w:p>
     <w:sectPr>
       <w:pgSz w:w="12240" w:h="15840"/>
@@ -898,6 +1124,155 @@
     </w:lvl>
   </w:abstractNum>
   <w:abstractNum w:abstractNumId="1" w15:restartNumberingAfterBreak="0">
+    <w:nsid w:val="288F3685"/>
+    <w:multiLevelType w:val="multilevel"/>
+    <w:tmpl w:val="7BBC7DFC"/>
+    <w:lvl w:ilvl="0">
+      <w:start w:val="1"/>
+      <w:numFmt w:val="bullet"/>
+      <w:lvlText w:val=""/>
+      <w:lvlJc w:val="left"/>
+      <w:pPr>
+        <w:tabs>
+          <w:tab w:val="num" w:pos="720"/>
+        </w:tabs>
+        <w:ind w:left="720" w:hanging="360"/>
+      </w:pPr>
+      <w:rPr>
+        <w:rFonts w:ascii="Symbol" w:hAnsi="Symbol" w:hint="default"/>
+        <w:sz w:val="20"/>
+      </w:rPr>
+    </w:lvl>
+    <w:lvl w:ilvl="1" w:tentative="1">
+      <w:start w:val="1"/>
+      <w:numFmt w:val="bullet"/>
+      <w:lvlText w:val="o"/>
+      <w:lvlJc w:val="left"/>
+      <w:pPr>
+        <w:tabs>
+          <w:tab w:val="num" w:pos="1440"/>
+        </w:tabs>
+        <w:ind w:left="1440" w:hanging="360"/>
+      </w:pPr>
+      <w:rPr>
+        <w:rFonts w:ascii="Courier New" w:hAnsi="Courier New" w:hint="default"/>
+        <w:sz w:val="20"/>
+      </w:rPr>
+    </w:lvl>
+    <w:lvl w:ilvl="2" w:tentative="1">
+      <w:start w:val="1"/>
+      <w:numFmt w:val="bullet"/>
+      <w:lvlText w:val=""/>
+      <w:lvlJc w:val="left"/>
+      <w:pPr>
+        <w:tabs>
+          <w:tab w:val="num" w:pos="2160"/>
+        </w:tabs>
+        <w:ind w:left="2160" w:hanging="360"/>
+      </w:pPr>
+      <w:rPr>
+        <w:rFonts w:ascii="Wingdings" w:hAnsi="Wingdings" w:hint="default"/>
+        <w:sz w:val="20"/>
+      </w:rPr>
+    </w:lvl>
+    <w:lvl w:ilvl="3" w:tentative="1">
+      <w:start w:val="1"/>
+      <w:numFmt w:val="bullet"/>
+      <w:lvlText w:val=""/>
+      <w:lvlJc w:val="left"/>
+      <w:pPr>
+        <w:tabs>
+          <w:tab w:val="num" w:pos="2880"/>
+        </w:tabs>
+        <w:ind w:left="2880" w:hanging="360"/>
+      </w:pPr>
+      <w:rPr>
+        <w:rFonts w:ascii="Wingdings" w:hAnsi="Wingdings" w:hint="default"/>
+        <w:sz w:val="20"/>
+      </w:rPr>
+    </w:lvl>
+    <w:lvl w:ilvl="4" w:tentative="1">
+      <w:start w:val="1"/>
+      <w:numFmt w:val="bullet"/>
+      <w:lvlText w:val=""/>
+      <w:lvlJc w:val="left"/>
+      <w:pPr>
+        <w:tabs>
+          <w:tab w:val="num" w:pos="3600"/>
+        </w:tabs>
+        <w:ind w:left="3600" w:hanging="360"/>
+      </w:pPr>
+      <w:rPr>
+        <w:rFonts w:ascii="Wingdings" w:hAnsi="Wingdings" w:hint="default"/>
+        <w:sz w:val="20"/>
+      </w:rPr>
+    </w:lvl>
+    <w:lvl w:ilvl="5" w:tentative="1">
+      <w:start w:val="1"/>
+      <w:numFmt w:val="bullet"/>
+      <w:lvlText w:val=""/>
+      <w:lvlJc w:val="left"/>
+      <w:pPr>
+        <w:tabs>
+          <w:tab w:val="num" w:pos="4320"/>
+        </w:tabs>
+        <w:ind w:left="4320" w:hanging="360"/>
+      </w:pPr>
+      <w:rPr>
+        <w:rFonts w:ascii="Wingdings" w:hAnsi="Wingdings" w:hint="default"/>
+        <w:sz w:val="20"/>
+      </w:rPr>
+    </w:lvl>
+    <w:lvl w:ilvl="6" w:tentative="1">
+      <w:start w:val="1"/>
+      <w:numFmt w:val="bullet"/>
+      <w:lvlText w:val=""/>
+      <w:lvlJc w:val="left"/>
+      <w:pPr>
+        <w:tabs>
+          <w:tab w:val="num" w:pos="5040"/>
+        </w:tabs>
+        <w:ind w:left="5040" w:hanging="360"/>
+      </w:pPr>
+      <w:rPr>
+        <w:rFonts w:ascii="Wingdings" w:hAnsi="Wingdings" w:hint="default"/>
+        <w:sz w:val="20"/>
+      </w:rPr>
+    </w:lvl>
+    <w:lvl w:ilvl="7" w:tentative="1">
+      <w:start w:val="1"/>
+      <w:numFmt w:val="bullet"/>
+      <w:lvlText w:val=""/>
+      <w:lvlJc w:val="left"/>
+      <w:pPr>
+        <w:tabs>
+          <w:tab w:val="num" w:pos="5760"/>
+        </w:tabs>
+        <w:ind w:left="5760" w:hanging="360"/>
+      </w:pPr>
+      <w:rPr>
+        <w:rFonts w:ascii="Wingdings" w:hAnsi="Wingdings" w:hint="default"/>
+        <w:sz w:val="20"/>
+      </w:rPr>
+    </w:lvl>
+    <w:lvl w:ilvl="8" w:tentative="1">
+      <w:start w:val="1"/>
+      <w:numFmt w:val="bullet"/>
+      <w:lvlText w:val=""/>
+      <w:lvlJc w:val="left"/>
+      <w:pPr>
+        <w:tabs>
+          <w:tab w:val="num" w:pos="6480"/>
+        </w:tabs>
+        <w:ind w:left="6480" w:hanging="360"/>
+      </w:pPr>
+      <w:rPr>
+        <w:rFonts w:ascii="Wingdings" w:hAnsi="Wingdings" w:hint="default"/>
+        <w:sz w:val="20"/>
+      </w:rPr>
+    </w:lvl>
+  </w:abstractNum>
+  <w:abstractNum w:abstractNumId="2" w15:restartNumberingAfterBreak="0">
     <w:nsid w:val="2EE011E6"/>
     <w:multiLevelType w:val="multilevel"/>
     <w:tmpl w:val="909ACFC8"/>
@@ -1046,7 +1421,7 @@
       </w:rPr>
     </w:lvl>
   </w:abstractNum>
-  <w:abstractNum w:abstractNumId="2" w15:restartNumberingAfterBreak="0">
+  <w:abstractNum w:abstractNumId="3" w15:restartNumberingAfterBreak="0">
     <w:nsid w:val="374756E6"/>
     <w:multiLevelType w:val="multilevel"/>
     <w:tmpl w:val="F1B2BA7E"/>
@@ -1195,7 +1570,156 @@
       </w:rPr>
     </w:lvl>
   </w:abstractNum>
-  <w:abstractNum w:abstractNumId="3" w15:restartNumberingAfterBreak="0">
+  <w:abstractNum w:abstractNumId="4" w15:restartNumberingAfterBreak="0">
+    <w:nsid w:val="5A105631"/>
+    <w:multiLevelType w:val="multilevel"/>
+    <w:tmpl w:val="ADE4ACCA"/>
+    <w:lvl w:ilvl="0">
+      <w:start w:val="1"/>
+      <w:numFmt w:val="bullet"/>
+      <w:lvlText w:val=""/>
+      <w:lvlJc w:val="left"/>
+      <w:pPr>
+        <w:tabs>
+          <w:tab w:val="num" w:pos="720"/>
+        </w:tabs>
+        <w:ind w:left="720" w:hanging="360"/>
+      </w:pPr>
+      <w:rPr>
+        <w:rFonts w:ascii="Symbol" w:hAnsi="Symbol" w:hint="default"/>
+        <w:sz w:val="20"/>
+      </w:rPr>
+    </w:lvl>
+    <w:lvl w:ilvl="1" w:tentative="1">
+      <w:start w:val="1"/>
+      <w:numFmt w:val="bullet"/>
+      <w:lvlText w:val="o"/>
+      <w:lvlJc w:val="left"/>
+      <w:pPr>
+        <w:tabs>
+          <w:tab w:val="num" w:pos="1440"/>
+        </w:tabs>
+        <w:ind w:left="1440" w:hanging="360"/>
+      </w:pPr>
+      <w:rPr>
+        <w:rFonts w:ascii="Courier New" w:hAnsi="Courier New" w:hint="default"/>
+        <w:sz w:val="20"/>
+      </w:rPr>
+    </w:lvl>
+    <w:lvl w:ilvl="2" w:tentative="1">
+      <w:start w:val="1"/>
+      <w:numFmt w:val="bullet"/>
+      <w:lvlText w:val=""/>
+      <w:lvlJc w:val="left"/>
+      <w:pPr>
+        <w:tabs>
+          <w:tab w:val="num" w:pos="2160"/>
+        </w:tabs>
+        <w:ind w:left="2160" w:hanging="360"/>
+      </w:pPr>
+      <w:rPr>
+        <w:rFonts w:ascii="Wingdings" w:hAnsi="Wingdings" w:hint="default"/>
+        <w:sz w:val="20"/>
+      </w:rPr>
+    </w:lvl>
+    <w:lvl w:ilvl="3" w:tentative="1">
+      <w:start w:val="1"/>
+      <w:numFmt w:val="bullet"/>
+      <w:lvlText w:val=""/>
+      <w:lvlJc w:val="left"/>
+      <w:pPr>
+        <w:tabs>
+          <w:tab w:val="num" w:pos="2880"/>
+        </w:tabs>
+        <w:ind w:left="2880" w:hanging="360"/>
+      </w:pPr>
+      <w:rPr>
+        <w:rFonts w:ascii="Wingdings" w:hAnsi="Wingdings" w:hint="default"/>
+        <w:sz w:val="20"/>
+      </w:rPr>
+    </w:lvl>
+    <w:lvl w:ilvl="4" w:tentative="1">
+      <w:start w:val="1"/>
+      <w:numFmt w:val="bullet"/>
+      <w:lvlText w:val=""/>
+      <w:lvlJc w:val="left"/>
+      <w:pPr>
+        <w:tabs>
+          <w:tab w:val="num" w:pos="3600"/>
+        </w:tabs>
+        <w:ind w:left="3600" w:hanging="360"/>
+      </w:pPr>
+      <w:rPr>
+        <w:rFonts w:ascii="Wingdings" w:hAnsi="Wingdings" w:hint="default"/>
+        <w:sz w:val="20"/>
+      </w:rPr>
+    </w:lvl>
+    <w:lvl w:ilvl="5" w:tentative="1">
+      <w:start w:val="1"/>
+      <w:numFmt w:val="bullet"/>
+      <w:lvlText w:val=""/>
+      <w:lvlJc w:val="left"/>
+      <w:pPr>
+        <w:tabs>
+          <w:tab w:val="num" w:pos="4320"/>
+        </w:tabs>
+        <w:ind w:left="4320" w:hanging="360"/>
+      </w:pPr>
+      <w:rPr>
+        <w:rFonts w:ascii="Wingdings" w:hAnsi="Wingdings" w:hint="default"/>
+        <w:sz w:val="20"/>
+      </w:rPr>
+    </w:lvl>
+    <w:lvl w:ilvl="6" w:tentative="1">
+      <w:start w:val="1"/>
+      <w:numFmt w:val="bullet"/>
+      <w:lvlText w:val=""/>
+      <w:lvlJc w:val="left"/>
+      <w:pPr>
+        <w:tabs>
+          <w:tab w:val="num" w:pos="5040"/>
+        </w:tabs>
+        <w:ind w:left="5040" w:hanging="360"/>
+      </w:pPr>
+      <w:rPr>
+        <w:rFonts w:ascii="Wingdings" w:hAnsi="Wingdings" w:hint="default"/>
+        <w:sz w:val="20"/>
+      </w:rPr>
+    </w:lvl>
+    <w:lvl w:ilvl="7" w:tentative="1">
+      <w:start w:val="1"/>
+      <w:numFmt w:val="bullet"/>
+      <w:lvlText w:val=""/>
+      <w:lvlJc w:val="left"/>
+      <w:pPr>
+        <w:tabs>
+          <w:tab w:val="num" w:pos="5760"/>
+        </w:tabs>
+        <w:ind w:left="5760" w:hanging="360"/>
+      </w:pPr>
+      <w:rPr>
+        <w:rFonts w:ascii="Wingdings" w:hAnsi="Wingdings" w:hint="default"/>
+        <w:sz w:val="20"/>
+      </w:rPr>
+    </w:lvl>
+    <w:lvl w:ilvl="8" w:tentative="1">
+      <w:start w:val="1"/>
+      <w:numFmt w:val="bullet"/>
+      <w:lvlText w:val=""/>
+      <w:lvlJc w:val="left"/>
+      <w:pPr>
+        <w:tabs>
+          <w:tab w:val="num" w:pos="6480"/>
+        </w:tabs>
+        <w:ind w:left="6480" w:hanging="360"/>
+      </w:pPr>
+      <w:rPr>
+        <w:rFonts w:ascii="Wingdings" w:hAnsi="Wingdings" w:hint="default"/>
+        <w:sz w:val="20"/>
+      </w:rPr>
+    </w:lvl>
+  </w:abstractNum>
+  <w:abstractNum w:abstractNumId="5" w15:restartNumberingAfterBreak="0">
     <w:nsid w:val="7BBA5495"/>
     <w:multiLevelType w:val="multilevel"/>
     <w:tmpl w:val="6018E892"/>
@@ -1345,16 +1869,22 @@
     </w:lvl>
   </w:abstractNum>
   <w:num w:numId="1">
-    <w:abstractNumId w:val="1"/>
+    <w:abstractNumId w:val="2"/>
   </w:num>
   <w:num w:numId="2">
     <w:abstractNumId w:val="0"/>
   </w:num>
   <w:num w:numId="3">
-    <w:abstractNumId w:val="2"/>
+    <w:abstractNumId w:val="3"/>
   </w:num>
   <w:num w:numId="4">
-    <w:abstractNumId w:val="3"/>
+    <w:abstractNumId w:val="5"/>
+  </w:num>
+  <w:num w:numId="5">
+    <w:abstractNumId w:val="1"/>
+  </w:num>
+  <w:num w:numId="6">
+    <w:abstractNumId w:val="4"/>
   </w:num>
 </w:numbering>
 </file>
@@ -1847,7 +2377,6 @@
     <w:name w:val="Normal (Web)"/>
     <w:basedOn w:val="Normal"/>
     <w:uiPriority w:val="99"/>
-    <w:semiHidden/>
     <w:unhideWhenUsed/>
     <w:rsid w:val="00FC0104"/>
     <w:pPr>
@@ -2189,7 +2718,7 @@
 </file>
 
 <file path=customXml/itemProps1.xml><?xml version="1.0" encoding="utf-8"?>
-<ds:datastoreItem xmlns:ds="http://schemas.openxmlformats.org/officeDocument/2006/customXml" ds:itemID="{084E81A0-DC39-427C-B55D-4A619C78E7F2}">
+<ds:datastoreItem xmlns:ds="http://schemas.openxmlformats.org/officeDocument/2006/customXml" ds:itemID="{4AD5B2CD-FA52-4977-B19C-8D16A137E6AC}">
   <ds:schemaRefs>
     <ds:schemaRef ds:uri="http://schemas.openxmlformats.org/officeDocument/2006/bibliography"/>
   </ds:schemaRefs>

--- a/docs/03_KPI_Discovery.docx
+++ b/docs/03_KPI_Discovery.docx
@@ -956,11 +956,361 @@
       <w:r>
         <w:t>Each KPI visualization now supports widget-level visualization switching (for example, line and bar charts), while remaining consistent with global filters applied across the dashboard. This approach ensures flexibility in analysis without compromising consistency across KPIs.</w:t>
       </w:r>
-      <w:r>
-        <w:t>s</w:t>
+    </w:p>
+    <w:p>
+      <w:pPr>
+        <w:pStyle w:val="Heading3"/>
+      </w:pPr>
+      <w:r>
+        <w:rPr>
+          <w:rStyle w:val="Strong"/>
+          <w:b/>
+          <w:bCs/>
+        </w:rPr>
+        <w:lastRenderedPageBreak/>
+        <w:t>KPI Discovery &amp; Energy Analysis – Day 11</w:t>
+      </w:r>
+    </w:p>
+    <w:p>
+      <w:pPr>
+        <w:pStyle w:val="NormalWeb"/>
+      </w:pPr>
+      <w:r>
+        <w:t>Day 11 focused on practical exploration of energy-related indicators rather than formal KPI definition. Metrics such as</w:t>
+      </w:r>
+      <w:r>
+        <w:t xml:space="preserve"> machine-wise kWh consumption, K</w:t>
+      </w:r>
+      <w:r>
+        <w:t>VAh readings, and derived power costs were analyzed using Excel.</w:t>
+      </w:r>
+    </w:p>
+    <w:p>
+      <w:pPr>
+        <w:pStyle w:val="NormalWeb"/>
+      </w:pPr>
+      <w:r>
+        <w:t>These metrics are strong candidates for future KPIs, including total energy consumption, peak usage trends, and cost per machine or time period. Formal KPI finalization will be performed later in collaboration with maintenance and production stakeholders.</w:t>
+      </w:r>
+    </w:p>
+    <w:p>
+      <w:pPr>
+        <w:pStyle w:val="NormalWeb"/>
+      </w:pPr>
+      <w:r>
+        <w:t>The dashboard system remains feature-driven, allowing these indicators to be visualized flexibly once integrated.</w:t>
+      </w:r>
+    </w:p>
+    <w:p>
+      <w:pPr>
+        <w:pStyle w:val="Heading3"/>
+      </w:pPr>
+      <w:r>
+        <w:rPr>
+          <w:rStyle w:val="Strong"/>
+          <w:b/>
+          <w:bCs/>
+        </w:rPr>
+        <w:t>KPIs Reviewed and Supported: Day 12</w:t>
+      </w:r>
+    </w:p>
+    <w:p>
+      <w:pPr>
+        <w:pStyle w:val="NormalWeb"/>
+        <w:numPr>
+          <w:ilvl w:val="0"/>
+          <w:numId w:val="7"/>
+        </w:numPr>
+      </w:pPr>
+      <w:r>
+        <w:t>Energy Consumption Trend (kWh)</w:t>
+      </w:r>
+    </w:p>
+    <w:p>
+      <w:pPr>
+        <w:pStyle w:val="NormalWeb"/>
+        <w:numPr>
+          <w:ilvl w:val="0"/>
+          <w:numId w:val="7"/>
+        </w:numPr>
+      </w:pPr>
+      <w:r>
+        <w:t>Power Usage Intensity</w:t>
+      </w:r>
+    </w:p>
+    <w:p>
+      <w:pPr>
+        <w:pStyle w:val="NormalWeb"/>
+        <w:numPr>
+          <w:ilvl w:val="0"/>
+          <w:numId w:val="7"/>
+        </w:numPr>
+      </w:pPr>
+      <w:r>
+        <w:t>Equipment-wise Performance Metrics</w:t>
+      </w:r>
+    </w:p>
+    <w:p>
+      <w:pPr>
+        <w:pStyle w:val="NormalWeb"/>
+        <w:numPr>
+          <w:ilvl w:val="0"/>
+          <w:numId w:val="7"/>
+        </w:numPr>
+      </w:pPr>
+      <w:r>
+        <w:t>Downtime Trends (time-based)</w:t>
+      </w:r>
+    </w:p>
+    <w:p>
+      <w:pPr>
+        <w:pStyle w:val="NormalWeb"/>
+        <w:numPr>
+          <w:ilvl w:val="0"/>
+          <w:numId w:val="7"/>
+        </w:numPr>
+      </w:pPr>
+      <w:r>
+        <w:t>Session-level analytical filtering</w:t>
+      </w:r>
+    </w:p>
+    <w:p>
+      <w:pPr>
+        <w:pStyle w:val="NormalWeb"/>
+      </w:pPr>
+      <w:r>
+        <w:t xml:space="preserve">Dashboard design now supports </w:t>
+      </w:r>
+      <w:r>
+        <w:rPr>
+          <w:rStyle w:val="Strong"/>
+        </w:rPr>
+        <w:t>interactive KPI exploration</w:t>
+      </w:r>
+      <w:r>
+        <w:t xml:space="preserve"> using:</w:t>
+      </w:r>
+    </w:p>
+    <w:p>
+      <w:pPr>
+        <w:pStyle w:val="NormalWeb"/>
+        <w:numPr>
+          <w:ilvl w:val="0"/>
+          <w:numId w:val="8"/>
+        </w:numPr>
+      </w:pPr>
+      <w:r>
+        <w:t>Time granularity slicers</w:t>
+      </w:r>
+    </w:p>
+    <w:p>
+      <w:pPr>
+        <w:pStyle w:val="NormalWeb"/>
+        <w:numPr>
+          <w:ilvl w:val="0"/>
+          <w:numId w:val="8"/>
+        </w:numPr>
+      </w:pPr>
+      <w:r>
+        <w:t>Equipment filters</w:t>
+      </w:r>
+    </w:p>
+    <w:p>
+      <w:pPr>
+        <w:pStyle w:val="NormalWeb"/>
+        <w:numPr>
+          <w:ilvl w:val="0"/>
+          <w:numId w:val="8"/>
+        </w:numPr>
+      </w:pPr>
+      <w:r>
+        <w:t>Visualization switching</w:t>
+      </w:r>
+    </w:p>
+    <w:p>
+      <w:pPr>
+        <w:pStyle w:val="Heading3"/>
+      </w:pPr>
+      <w:r>
+        <w:rPr>
+          <w:rStyle w:val="Strong"/>
+          <w:b/>
+          <w:bCs/>
+        </w:rPr>
+        <w:t>KPI Status</w:t>
+      </w:r>
+      <w:r>
+        <w:rPr>
+          <w:rStyle w:val="Strong"/>
+          <w:b/>
+          <w:bCs/>
+        </w:rPr>
+        <w:t>: Day 13</w:t>
       </w:r>
       <w:bookmarkStart w:id="0" w:name="_GoBack"/>
       <w:bookmarkEnd w:id="0"/>
+    </w:p>
+    <w:p>
+      <w:pPr>
+        <w:pStyle w:val="NormalWeb"/>
+        <w:numPr>
+          <w:ilvl w:val="0"/>
+          <w:numId w:val="9"/>
+        </w:numPr>
+      </w:pPr>
+      <w:r>
+        <w:t>No new analytical KPIs defined.</w:t>
+      </w:r>
+    </w:p>
+    <w:p>
+      <w:pPr>
+        <w:pStyle w:val="NormalWeb"/>
+        <w:numPr>
+          <w:ilvl w:val="0"/>
+          <w:numId w:val="9"/>
+        </w:numPr>
+      </w:pPr>
+      <w:r>
+        <w:t xml:space="preserve">KPI discovery remains </w:t>
+      </w:r>
+      <w:r>
+        <w:rPr>
+          <w:rStyle w:val="Strong"/>
+        </w:rPr>
+        <w:t>feature-driven and flexible</w:t>
+      </w:r>
+      <w:r>
+        <w:t>.</w:t>
+      </w:r>
+    </w:p>
+    <w:p>
+      <w:pPr>
+        <w:pStyle w:val="Heading3"/>
+      </w:pPr>
+      <w:r>
+        <w:rPr>
+          <w:rStyle w:val="Strong"/>
+          <w:b/>
+          <w:bCs/>
+        </w:rPr>
+        <w:t>Energy Metrics Review</w:t>
+      </w:r>
+    </w:p>
+    <w:p>
+      <w:pPr>
+        <w:pStyle w:val="NormalWeb"/>
+        <w:numPr>
+          <w:ilvl w:val="0"/>
+          <w:numId w:val="10"/>
+        </w:numPr>
+      </w:pPr>
+      <w:r>
+        <w:t>Reviewed:</w:t>
+      </w:r>
+    </w:p>
+    <w:p>
+      <w:pPr>
+        <w:pStyle w:val="NormalWeb"/>
+        <w:numPr>
+          <w:ilvl w:val="1"/>
+          <w:numId w:val="10"/>
+        </w:numPr>
+      </w:pPr>
+      <w:r>
+        <w:t>Machine-wise kWh consumption.</w:t>
+      </w:r>
+    </w:p>
+    <w:p>
+      <w:pPr>
+        <w:pStyle w:val="NormalWeb"/>
+        <w:numPr>
+          <w:ilvl w:val="1"/>
+          <w:numId w:val="10"/>
+        </w:numPr>
+      </w:pPr>
+      <w:proofErr w:type="spellStart"/>
+      <w:r>
+        <w:t>kVAh</w:t>
+      </w:r>
+      <w:proofErr w:type="spellEnd"/>
+      <w:r>
+        <w:t xml:space="preserve"> readings.</w:t>
+      </w:r>
+    </w:p>
+    <w:p>
+      <w:pPr>
+        <w:pStyle w:val="NormalWeb"/>
+        <w:numPr>
+          <w:ilvl w:val="1"/>
+          <w:numId w:val="10"/>
+        </w:numPr>
+      </w:pPr>
+      <w:r>
+        <w:t>Derived power costs.</w:t>
+      </w:r>
+    </w:p>
+    <w:p>
+      <w:pPr>
+        <w:pStyle w:val="NormalWeb"/>
+        <w:numPr>
+          <w:ilvl w:val="0"/>
+          <w:numId w:val="10"/>
+        </w:numPr>
+      </w:pPr>
+      <w:r>
+        <w:t xml:space="preserve">These metrics are </w:t>
+      </w:r>
+      <w:r>
+        <w:rPr>
+          <w:rStyle w:val="Strong"/>
+        </w:rPr>
+        <w:t>strong KPI candidates</w:t>
+      </w:r>
+      <w:r>
+        <w:t xml:space="preserve"> for future dashboards but not yet finalized.</w:t>
+      </w:r>
+    </w:p>
+    <w:p>
+      <w:pPr>
+        <w:pStyle w:val="Heading3"/>
+      </w:pPr>
+      <w:r>
+        <w:rPr>
+          <w:rStyle w:val="Strong"/>
+          <w:b/>
+          <w:bCs/>
+        </w:rPr>
+        <w:t>Design Principle Maintained</w:t>
+      </w:r>
+    </w:p>
+    <w:p>
+      <w:pPr>
+        <w:pStyle w:val="NormalWeb"/>
+        <w:numPr>
+          <w:ilvl w:val="0"/>
+          <w:numId w:val="11"/>
+        </w:numPr>
+      </w:pPr>
+      <w:r>
+        <w:t>Frontend avoids hardcoded KPI assumptions.</w:t>
+      </w:r>
+    </w:p>
+    <w:p>
+      <w:pPr>
+        <w:pStyle w:val="NormalWeb"/>
+        <w:numPr>
+          <w:ilvl w:val="0"/>
+          <w:numId w:val="11"/>
+        </w:numPr>
+      </w:pPr>
+      <w:r>
+        <w:t>KPI interpretation deferred to dashboards and stakeholder validation.</w:t>
+      </w:r>
+    </w:p>
+    <w:p>
+      <w:pPr>
+        <w:pStyle w:val="NormalWeb"/>
+      </w:pPr>
     </w:p>
     <w:sectPr>
       <w:pgSz w:w="12240" w:h="15840"/>
@@ -975,6 +1325,453 @@
 <file path=word/numbering.xml><?xml version="1.0" encoding="utf-8"?>
 <w:numbering xmlns:wpc="http://schemas.microsoft.com/office/word/2010/wordprocessingCanvas" xmlns:cx="http://schemas.microsoft.com/office/drawing/2014/chartex" xmlns:mc="http://schemas.openxmlformats.org/markup-compatibility/2006" xmlns:o="urn:schemas-microsoft-com:office:office" xmlns:r="http://schemas.openxmlformats.org/officeDocument/2006/relationships" xmlns:m="http://schemas.openxmlformats.org/officeDocument/2006/math" xmlns:v="urn:schemas-microsoft-com:vml" xmlns:wp14="http://schemas.microsoft.com/office/word/2010/wordprocessingDrawing" xmlns:wp="http://schemas.openxmlformats.org/drawingml/2006/wordprocessingDrawing" xmlns:w10="urn:schemas-microsoft-com:office:word" xmlns:w="http://schemas.openxmlformats.org/wordprocessingml/2006/main" xmlns:w14="http://schemas.microsoft.com/office/word/2010/wordml" xmlns:w15="http://schemas.microsoft.com/office/word/2012/wordml" xmlns:w16se="http://schemas.microsoft.com/office/word/2015/wordml/symex" xmlns:wpg="http://schemas.microsoft.com/office/word/2010/wordprocessingGroup" xmlns:wpi="http://schemas.microsoft.com/office/word/2010/wordprocessingInk" xmlns:wne="http://schemas.microsoft.com/office/word/2006/wordml" xmlns:wps="http://schemas.microsoft.com/office/word/2010/wordprocessingShape" mc:Ignorable="w14 w15 w16se wp14">
   <w:abstractNum w:abstractNumId="0" w15:restartNumberingAfterBreak="0">
+    <w:nsid w:val="04B23D74"/>
+    <w:multiLevelType w:val="multilevel"/>
+    <w:tmpl w:val="78E09C62"/>
+    <w:lvl w:ilvl="0">
+      <w:start w:val="1"/>
+      <w:numFmt w:val="bullet"/>
+      <w:lvlText w:val=""/>
+      <w:lvlJc w:val="left"/>
+      <w:pPr>
+        <w:tabs>
+          <w:tab w:val="num" w:pos="720"/>
+        </w:tabs>
+        <w:ind w:left="720" w:hanging="360"/>
+      </w:pPr>
+      <w:rPr>
+        <w:rFonts w:ascii="Symbol" w:hAnsi="Symbol" w:hint="default"/>
+        <w:sz w:val="20"/>
+      </w:rPr>
+    </w:lvl>
+    <w:lvl w:ilvl="1">
+      <w:start w:val="1"/>
+      <w:numFmt w:val="bullet"/>
+      <w:lvlText w:val="o"/>
+      <w:lvlJc w:val="left"/>
+      <w:pPr>
+        <w:tabs>
+          <w:tab w:val="num" w:pos="1440"/>
+        </w:tabs>
+        <w:ind w:left="1440" w:hanging="360"/>
+      </w:pPr>
+      <w:rPr>
+        <w:rFonts w:ascii="Courier New" w:hAnsi="Courier New" w:hint="default"/>
+        <w:sz w:val="20"/>
+      </w:rPr>
+    </w:lvl>
+    <w:lvl w:ilvl="2" w:tentative="1">
+      <w:start w:val="1"/>
+      <w:numFmt w:val="bullet"/>
+      <w:lvlText w:val=""/>
+      <w:lvlJc w:val="left"/>
+      <w:pPr>
+        <w:tabs>
+          <w:tab w:val="num" w:pos="2160"/>
+        </w:tabs>
+        <w:ind w:left="2160" w:hanging="360"/>
+      </w:pPr>
+      <w:rPr>
+        <w:rFonts w:ascii="Wingdings" w:hAnsi="Wingdings" w:hint="default"/>
+        <w:sz w:val="20"/>
+      </w:rPr>
+    </w:lvl>
+    <w:lvl w:ilvl="3" w:tentative="1">
+      <w:start w:val="1"/>
+      <w:numFmt w:val="bullet"/>
+      <w:lvlText w:val=""/>
+      <w:lvlJc w:val="left"/>
+      <w:pPr>
+        <w:tabs>
+          <w:tab w:val="num" w:pos="2880"/>
+        </w:tabs>
+        <w:ind w:left="2880" w:hanging="360"/>
+      </w:pPr>
+      <w:rPr>
+        <w:rFonts w:ascii="Wingdings" w:hAnsi="Wingdings" w:hint="default"/>
+        <w:sz w:val="20"/>
+      </w:rPr>
+    </w:lvl>
+    <w:lvl w:ilvl="4" w:tentative="1">
+      <w:start w:val="1"/>
+      <w:numFmt w:val="bullet"/>
+      <w:lvlText w:val=""/>
+      <w:lvlJc w:val="left"/>
+      <w:pPr>
+        <w:tabs>
+          <w:tab w:val="num" w:pos="3600"/>
+        </w:tabs>
+        <w:ind w:left="3600" w:hanging="360"/>
+      </w:pPr>
+      <w:rPr>
+        <w:rFonts w:ascii="Wingdings" w:hAnsi="Wingdings" w:hint="default"/>
+        <w:sz w:val="20"/>
+      </w:rPr>
+    </w:lvl>
+    <w:lvl w:ilvl="5" w:tentative="1">
+      <w:start w:val="1"/>
+      <w:numFmt w:val="bullet"/>
+      <w:lvlText w:val=""/>
+      <w:lvlJc w:val="left"/>
+      <w:pPr>
+        <w:tabs>
+          <w:tab w:val="num" w:pos="4320"/>
+        </w:tabs>
+        <w:ind w:left="4320" w:hanging="360"/>
+      </w:pPr>
+      <w:rPr>
+        <w:rFonts w:ascii="Wingdings" w:hAnsi="Wingdings" w:hint="default"/>
+        <w:sz w:val="20"/>
+      </w:rPr>
+    </w:lvl>
+    <w:lvl w:ilvl="6" w:tentative="1">
+      <w:start w:val="1"/>
+      <w:numFmt w:val="bullet"/>
+      <w:lvlText w:val=""/>
+      <w:lvlJc w:val="left"/>
+      <w:pPr>
+        <w:tabs>
+          <w:tab w:val="num" w:pos="5040"/>
+        </w:tabs>
+        <w:ind w:left="5040" w:hanging="360"/>
+      </w:pPr>
+      <w:rPr>
+        <w:rFonts w:ascii="Wingdings" w:hAnsi="Wingdings" w:hint="default"/>
+        <w:sz w:val="20"/>
+      </w:rPr>
+    </w:lvl>
+    <w:lvl w:ilvl="7" w:tentative="1">
+      <w:start w:val="1"/>
+      <w:numFmt w:val="bullet"/>
+      <w:lvlText w:val=""/>
+      <w:lvlJc w:val="left"/>
+      <w:pPr>
+        <w:tabs>
+          <w:tab w:val="num" w:pos="5760"/>
+        </w:tabs>
+        <w:ind w:left="5760" w:hanging="360"/>
+      </w:pPr>
+      <w:rPr>
+        <w:rFonts w:ascii="Wingdings" w:hAnsi="Wingdings" w:hint="default"/>
+        <w:sz w:val="20"/>
+      </w:rPr>
+    </w:lvl>
+    <w:lvl w:ilvl="8" w:tentative="1">
+      <w:start w:val="1"/>
+      <w:numFmt w:val="bullet"/>
+      <w:lvlText w:val=""/>
+      <w:lvlJc w:val="left"/>
+      <w:pPr>
+        <w:tabs>
+          <w:tab w:val="num" w:pos="6480"/>
+        </w:tabs>
+        <w:ind w:left="6480" w:hanging="360"/>
+      </w:pPr>
+      <w:rPr>
+        <w:rFonts w:ascii="Wingdings" w:hAnsi="Wingdings" w:hint="default"/>
+        <w:sz w:val="20"/>
+      </w:rPr>
+    </w:lvl>
+  </w:abstractNum>
+  <w:abstractNum w:abstractNumId="1" w15:restartNumberingAfterBreak="0">
+    <w:nsid w:val="053D37F7"/>
+    <w:multiLevelType w:val="multilevel"/>
+    <w:tmpl w:val="965818BA"/>
+    <w:lvl w:ilvl="0">
+      <w:start w:val="1"/>
+      <w:numFmt w:val="bullet"/>
+      <w:lvlText w:val=""/>
+      <w:lvlJc w:val="left"/>
+      <w:pPr>
+        <w:tabs>
+          <w:tab w:val="num" w:pos="720"/>
+        </w:tabs>
+        <w:ind w:left="720" w:hanging="360"/>
+      </w:pPr>
+      <w:rPr>
+        <w:rFonts w:ascii="Symbol" w:hAnsi="Symbol" w:hint="default"/>
+        <w:sz w:val="20"/>
+      </w:rPr>
+    </w:lvl>
+    <w:lvl w:ilvl="1" w:tentative="1">
+      <w:start w:val="1"/>
+      <w:numFmt w:val="bullet"/>
+      <w:lvlText w:val="o"/>
+      <w:lvlJc w:val="left"/>
+      <w:pPr>
+        <w:tabs>
+          <w:tab w:val="num" w:pos="1440"/>
+        </w:tabs>
+        <w:ind w:left="1440" w:hanging="360"/>
+      </w:pPr>
+      <w:rPr>
+        <w:rFonts w:ascii="Courier New" w:hAnsi="Courier New" w:hint="default"/>
+        <w:sz w:val="20"/>
+      </w:rPr>
+    </w:lvl>
+    <w:lvl w:ilvl="2" w:tentative="1">
+      <w:start w:val="1"/>
+      <w:numFmt w:val="bullet"/>
+      <w:lvlText w:val=""/>
+      <w:lvlJc w:val="left"/>
+      <w:pPr>
+        <w:tabs>
+          <w:tab w:val="num" w:pos="2160"/>
+        </w:tabs>
+        <w:ind w:left="2160" w:hanging="360"/>
+      </w:pPr>
+      <w:rPr>
+        <w:rFonts w:ascii="Wingdings" w:hAnsi="Wingdings" w:hint="default"/>
+        <w:sz w:val="20"/>
+      </w:rPr>
+    </w:lvl>
+    <w:lvl w:ilvl="3" w:tentative="1">
+      <w:start w:val="1"/>
+      <w:numFmt w:val="bullet"/>
+      <w:lvlText w:val=""/>
+      <w:lvlJc w:val="left"/>
+      <w:pPr>
+        <w:tabs>
+          <w:tab w:val="num" w:pos="2880"/>
+        </w:tabs>
+        <w:ind w:left="2880" w:hanging="360"/>
+      </w:pPr>
+      <w:rPr>
+        <w:rFonts w:ascii="Wingdings" w:hAnsi="Wingdings" w:hint="default"/>
+        <w:sz w:val="20"/>
+      </w:rPr>
+    </w:lvl>
+    <w:lvl w:ilvl="4" w:tentative="1">
+      <w:start w:val="1"/>
+      <w:numFmt w:val="bullet"/>
+      <w:lvlText w:val=""/>
+      <w:lvlJc w:val="left"/>
+      <w:pPr>
+        <w:tabs>
+          <w:tab w:val="num" w:pos="3600"/>
+        </w:tabs>
+        <w:ind w:left="3600" w:hanging="360"/>
+      </w:pPr>
+      <w:rPr>
+        <w:rFonts w:ascii="Wingdings" w:hAnsi="Wingdings" w:hint="default"/>
+        <w:sz w:val="20"/>
+      </w:rPr>
+    </w:lvl>
+    <w:lvl w:ilvl="5" w:tentative="1">
+      <w:start w:val="1"/>
+      <w:numFmt w:val="bullet"/>
+      <w:lvlText w:val=""/>
+      <w:lvlJc w:val="left"/>
+      <w:pPr>
+        <w:tabs>
+          <w:tab w:val="num" w:pos="4320"/>
+        </w:tabs>
+        <w:ind w:left="4320" w:hanging="360"/>
+      </w:pPr>
+      <w:rPr>
+        <w:rFonts w:ascii="Wingdings" w:hAnsi="Wingdings" w:hint="default"/>
+        <w:sz w:val="20"/>
+      </w:rPr>
+    </w:lvl>
+    <w:lvl w:ilvl="6" w:tentative="1">
+      <w:start w:val="1"/>
+      <w:numFmt w:val="bullet"/>
+      <w:lvlText w:val=""/>
+      <w:lvlJc w:val="left"/>
+      <w:pPr>
+        <w:tabs>
+          <w:tab w:val="num" w:pos="5040"/>
+        </w:tabs>
+        <w:ind w:left="5040" w:hanging="360"/>
+      </w:pPr>
+      <w:rPr>
+        <w:rFonts w:ascii="Wingdings" w:hAnsi="Wingdings" w:hint="default"/>
+        <w:sz w:val="20"/>
+      </w:rPr>
+    </w:lvl>
+    <w:lvl w:ilvl="7" w:tentative="1">
+      <w:start w:val="1"/>
+      <w:numFmt w:val="bullet"/>
+      <w:lvlText w:val=""/>
+      <w:lvlJc w:val="left"/>
+      <w:pPr>
+        <w:tabs>
+          <w:tab w:val="num" w:pos="5760"/>
+        </w:tabs>
+        <w:ind w:left="5760" w:hanging="360"/>
+      </w:pPr>
+      <w:rPr>
+        <w:rFonts w:ascii="Wingdings" w:hAnsi="Wingdings" w:hint="default"/>
+        <w:sz w:val="20"/>
+      </w:rPr>
+    </w:lvl>
+    <w:lvl w:ilvl="8" w:tentative="1">
+      <w:start w:val="1"/>
+      <w:numFmt w:val="bullet"/>
+      <w:lvlText w:val=""/>
+      <w:lvlJc w:val="left"/>
+      <w:pPr>
+        <w:tabs>
+          <w:tab w:val="num" w:pos="6480"/>
+        </w:tabs>
+        <w:ind w:left="6480" w:hanging="360"/>
+      </w:pPr>
+      <w:rPr>
+        <w:rFonts w:ascii="Wingdings" w:hAnsi="Wingdings" w:hint="default"/>
+        <w:sz w:val="20"/>
+      </w:rPr>
+    </w:lvl>
+  </w:abstractNum>
+  <w:abstractNum w:abstractNumId="2" w15:restartNumberingAfterBreak="0">
+    <w:nsid w:val="084903E4"/>
+    <w:multiLevelType w:val="multilevel"/>
+    <w:tmpl w:val="E490E6A2"/>
+    <w:lvl w:ilvl="0">
+      <w:start w:val="1"/>
+      <w:numFmt w:val="bullet"/>
+      <w:lvlText w:val=""/>
+      <w:lvlJc w:val="left"/>
+      <w:pPr>
+        <w:tabs>
+          <w:tab w:val="num" w:pos="720"/>
+        </w:tabs>
+        <w:ind w:left="720" w:hanging="360"/>
+      </w:pPr>
+      <w:rPr>
+        <w:rFonts w:ascii="Symbol" w:hAnsi="Symbol" w:hint="default"/>
+        <w:sz w:val="20"/>
+      </w:rPr>
+    </w:lvl>
+    <w:lvl w:ilvl="1" w:tentative="1">
+      <w:start w:val="1"/>
+      <w:numFmt w:val="bullet"/>
+      <w:lvlText w:val="o"/>
+      <w:lvlJc w:val="left"/>
+      <w:pPr>
+        <w:tabs>
+          <w:tab w:val="num" w:pos="1440"/>
+        </w:tabs>
+        <w:ind w:left="1440" w:hanging="360"/>
+      </w:pPr>
+      <w:rPr>
+        <w:rFonts w:ascii="Courier New" w:hAnsi="Courier New" w:hint="default"/>
+        <w:sz w:val="20"/>
+      </w:rPr>
+    </w:lvl>
+    <w:lvl w:ilvl="2" w:tentative="1">
+      <w:start w:val="1"/>
+      <w:numFmt w:val="bullet"/>
+      <w:lvlText w:val=""/>
+      <w:lvlJc w:val="left"/>
+      <w:pPr>
+        <w:tabs>
+          <w:tab w:val="num" w:pos="2160"/>
+        </w:tabs>
+        <w:ind w:left="2160" w:hanging="360"/>
+      </w:pPr>
+      <w:rPr>
+        <w:rFonts w:ascii="Wingdings" w:hAnsi="Wingdings" w:hint="default"/>
+        <w:sz w:val="20"/>
+      </w:rPr>
+    </w:lvl>
+    <w:lvl w:ilvl="3" w:tentative="1">
+      <w:start w:val="1"/>
+      <w:numFmt w:val="bullet"/>
+      <w:lvlText w:val=""/>
+      <w:lvlJc w:val="left"/>
+      <w:pPr>
+        <w:tabs>
+          <w:tab w:val="num" w:pos="2880"/>
+        </w:tabs>
+        <w:ind w:left="2880" w:hanging="360"/>
+      </w:pPr>
+      <w:rPr>
+        <w:rFonts w:ascii="Wingdings" w:hAnsi="Wingdings" w:hint="default"/>
+        <w:sz w:val="20"/>
+      </w:rPr>
+    </w:lvl>
+    <w:lvl w:ilvl="4" w:tentative="1">
+      <w:start w:val="1"/>
+      <w:numFmt w:val="bullet"/>
+      <w:lvlText w:val=""/>
+      <w:lvlJc w:val="left"/>
+      <w:pPr>
+        <w:tabs>
+          <w:tab w:val="num" w:pos="3600"/>
+        </w:tabs>
+        <w:ind w:left="3600" w:hanging="360"/>
+      </w:pPr>
+      <w:rPr>
+        <w:rFonts w:ascii="Wingdings" w:hAnsi="Wingdings" w:hint="default"/>
+        <w:sz w:val="20"/>
+      </w:rPr>
+    </w:lvl>
+    <w:lvl w:ilvl="5" w:tentative="1">
+      <w:start w:val="1"/>
+      <w:numFmt w:val="bullet"/>
+      <w:lvlText w:val=""/>
+      <w:lvlJc w:val="left"/>
+      <w:pPr>
+        <w:tabs>
+          <w:tab w:val="num" w:pos="4320"/>
+        </w:tabs>
+        <w:ind w:left="4320" w:hanging="360"/>
+      </w:pPr>
+      <w:rPr>
+        <w:rFonts w:ascii="Wingdings" w:hAnsi="Wingdings" w:hint="default"/>
+        <w:sz w:val="20"/>
+      </w:rPr>
+    </w:lvl>
+    <w:lvl w:ilvl="6" w:tentative="1">
+      <w:start w:val="1"/>
+      <w:numFmt w:val="bullet"/>
+      <w:lvlText w:val=""/>
+      <w:lvlJc w:val="left"/>
+      <w:pPr>
+        <w:tabs>
+          <w:tab w:val="num" w:pos="5040"/>
+        </w:tabs>
+        <w:ind w:left="5040" w:hanging="360"/>
+      </w:pPr>
+      <w:rPr>
+        <w:rFonts w:ascii="Wingdings" w:hAnsi="Wingdings" w:hint="default"/>
+        <w:sz w:val="20"/>
+      </w:rPr>
+    </w:lvl>
+    <w:lvl w:ilvl="7" w:tentative="1">
+      <w:start w:val="1"/>
+      <w:numFmt w:val="bullet"/>
+      <w:lvlText w:val=""/>
+      <w:lvlJc w:val="left"/>
+      <w:pPr>
+        <w:tabs>
+          <w:tab w:val="num" w:pos="5760"/>
+        </w:tabs>
+        <w:ind w:left="5760" w:hanging="360"/>
+      </w:pPr>
+      <w:rPr>
+        <w:rFonts w:ascii="Wingdings" w:hAnsi="Wingdings" w:hint="default"/>
+        <w:sz w:val="20"/>
+      </w:rPr>
+    </w:lvl>
+    <w:lvl w:ilvl="8" w:tentative="1">
+      <w:start w:val="1"/>
+      <w:numFmt w:val="bullet"/>
+      <w:lvlText w:val=""/>
+      <w:lvlJc w:val="left"/>
+      <w:pPr>
+        <w:tabs>
+          <w:tab w:val="num" w:pos="6480"/>
+        </w:tabs>
+        <w:ind w:left="6480" w:hanging="360"/>
+      </w:pPr>
+      <w:rPr>
+        <w:rFonts w:ascii="Wingdings" w:hAnsi="Wingdings" w:hint="default"/>
+        <w:sz w:val="20"/>
+      </w:rPr>
+    </w:lvl>
+  </w:abstractNum>
+  <w:abstractNum w:abstractNumId="3" w15:restartNumberingAfterBreak="0">
     <w:nsid w:val="1D533315"/>
     <w:multiLevelType w:val="multilevel"/>
     <w:tmpl w:val="D79E4132"/>
@@ -1123,7 +1920,7 @@
       </w:rPr>
     </w:lvl>
   </w:abstractNum>
-  <w:abstractNum w:abstractNumId="1" w15:restartNumberingAfterBreak="0">
+  <w:abstractNum w:abstractNumId="4" w15:restartNumberingAfterBreak="0">
     <w:nsid w:val="288F3685"/>
     <w:multiLevelType w:val="multilevel"/>
     <w:tmpl w:val="7BBC7DFC"/>
@@ -1272,7 +2069,7 @@
       </w:rPr>
     </w:lvl>
   </w:abstractNum>
-  <w:abstractNum w:abstractNumId="2" w15:restartNumberingAfterBreak="0">
+  <w:abstractNum w:abstractNumId="5" w15:restartNumberingAfterBreak="0">
     <w:nsid w:val="2EE011E6"/>
     <w:multiLevelType w:val="multilevel"/>
     <w:tmpl w:val="909ACFC8"/>
@@ -1421,7 +2218,7 @@
       </w:rPr>
     </w:lvl>
   </w:abstractNum>
-  <w:abstractNum w:abstractNumId="3" w15:restartNumberingAfterBreak="0">
+  <w:abstractNum w:abstractNumId="6" w15:restartNumberingAfterBreak="0">
     <w:nsid w:val="374756E6"/>
     <w:multiLevelType w:val="multilevel"/>
     <w:tmpl w:val="F1B2BA7E"/>
@@ -1570,7 +2367,305 @@
       </w:rPr>
     </w:lvl>
   </w:abstractNum>
-  <w:abstractNum w:abstractNumId="4" w15:restartNumberingAfterBreak="0">
+  <w:abstractNum w:abstractNumId="7" w15:restartNumberingAfterBreak="0">
+    <w:nsid w:val="3A9828EB"/>
+    <w:multiLevelType w:val="multilevel"/>
+    <w:tmpl w:val="FAA89AF8"/>
+    <w:lvl w:ilvl="0">
+      <w:start w:val="1"/>
+      <w:numFmt w:val="bullet"/>
+      <w:lvlText w:val=""/>
+      <w:lvlJc w:val="left"/>
+      <w:pPr>
+        <w:tabs>
+          <w:tab w:val="num" w:pos="720"/>
+        </w:tabs>
+        <w:ind w:left="720" w:hanging="360"/>
+      </w:pPr>
+      <w:rPr>
+        <w:rFonts w:ascii="Symbol" w:hAnsi="Symbol" w:hint="default"/>
+        <w:sz w:val="20"/>
+      </w:rPr>
+    </w:lvl>
+    <w:lvl w:ilvl="1" w:tentative="1">
+      <w:start w:val="1"/>
+      <w:numFmt w:val="bullet"/>
+      <w:lvlText w:val="o"/>
+      <w:lvlJc w:val="left"/>
+      <w:pPr>
+        <w:tabs>
+          <w:tab w:val="num" w:pos="1440"/>
+        </w:tabs>
+        <w:ind w:left="1440" w:hanging="360"/>
+      </w:pPr>
+      <w:rPr>
+        <w:rFonts w:ascii="Courier New" w:hAnsi="Courier New" w:hint="default"/>
+        <w:sz w:val="20"/>
+      </w:rPr>
+    </w:lvl>
+    <w:lvl w:ilvl="2" w:tentative="1">
+      <w:start w:val="1"/>
+      <w:numFmt w:val="bullet"/>
+      <w:lvlText w:val=""/>
+      <w:lvlJc w:val="left"/>
+      <w:pPr>
+        <w:tabs>
+          <w:tab w:val="num" w:pos="2160"/>
+        </w:tabs>
+        <w:ind w:left="2160" w:hanging="360"/>
+      </w:pPr>
+      <w:rPr>
+        <w:rFonts w:ascii="Wingdings" w:hAnsi="Wingdings" w:hint="default"/>
+        <w:sz w:val="20"/>
+      </w:rPr>
+    </w:lvl>
+    <w:lvl w:ilvl="3" w:tentative="1">
+      <w:start w:val="1"/>
+      <w:numFmt w:val="bullet"/>
+      <w:lvlText w:val=""/>
+      <w:lvlJc w:val="left"/>
+      <w:pPr>
+        <w:tabs>
+          <w:tab w:val="num" w:pos="2880"/>
+        </w:tabs>
+        <w:ind w:left="2880" w:hanging="360"/>
+      </w:pPr>
+      <w:rPr>
+        <w:rFonts w:ascii="Wingdings" w:hAnsi="Wingdings" w:hint="default"/>
+        <w:sz w:val="20"/>
+      </w:rPr>
+    </w:lvl>
+    <w:lvl w:ilvl="4" w:tentative="1">
+      <w:start w:val="1"/>
+      <w:numFmt w:val="bullet"/>
+      <w:lvlText w:val=""/>
+      <w:lvlJc w:val="left"/>
+      <w:pPr>
+        <w:tabs>
+          <w:tab w:val="num" w:pos="3600"/>
+        </w:tabs>
+        <w:ind w:left="3600" w:hanging="360"/>
+      </w:pPr>
+      <w:rPr>
+        <w:rFonts w:ascii="Wingdings" w:hAnsi="Wingdings" w:hint="default"/>
+        <w:sz w:val="20"/>
+      </w:rPr>
+    </w:lvl>
+    <w:lvl w:ilvl="5" w:tentative="1">
+      <w:start w:val="1"/>
+      <w:numFmt w:val="bullet"/>
+      <w:lvlText w:val=""/>
+      <w:lvlJc w:val="left"/>
+      <w:pPr>
+        <w:tabs>
+          <w:tab w:val="num" w:pos="4320"/>
+        </w:tabs>
+        <w:ind w:left="4320" w:hanging="360"/>
+      </w:pPr>
+      <w:rPr>
+        <w:rFonts w:ascii="Wingdings" w:hAnsi="Wingdings" w:hint="default"/>
+        <w:sz w:val="20"/>
+      </w:rPr>
+    </w:lvl>
+    <w:lvl w:ilvl="6" w:tentative="1">
+      <w:start w:val="1"/>
+      <w:numFmt w:val="bullet"/>
+      <w:lvlText w:val=""/>
+      <w:lvlJc w:val="left"/>
+      <w:pPr>
+        <w:tabs>
+          <w:tab w:val="num" w:pos="5040"/>
+        </w:tabs>
+        <w:ind w:left="5040" w:hanging="360"/>
+      </w:pPr>
+      <w:rPr>
+        <w:rFonts w:ascii="Wingdings" w:hAnsi="Wingdings" w:hint="default"/>
+        <w:sz w:val="20"/>
+      </w:rPr>
+    </w:lvl>
+    <w:lvl w:ilvl="7" w:tentative="1">
+      <w:start w:val="1"/>
+      <w:numFmt w:val="bullet"/>
+      <w:lvlText w:val=""/>
+      <w:lvlJc w:val="left"/>
+      <w:pPr>
+        <w:tabs>
+          <w:tab w:val="num" w:pos="5760"/>
+        </w:tabs>
+        <w:ind w:left="5760" w:hanging="360"/>
+      </w:pPr>
+      <w:rPr>
+        <w:rFonts w:ascii="Wingdings" w:hAnsi="Wingdings" w:hint="default"/>
+        <w:sz w:val="20"/>
+      </w:rPr>
+    </w:lvl>
+    <w:lvl w:ilvl="8" w:tentative="1">
+      <w:start w:val="1"/>
+      <w:numFmt w:val="bullet"/>
+      <w:lvlText w:val=""/>
+      <w:lvlJc w:val="left"/>
+      <w:pPr>
+        <w:tabs>
+          <w:tab w:val="num" w:pos="6480"/>
+        </w:tabs>
+        <w:ind w:left="6480" w:hanging="360"/>
+      </w:pPr>
+      <w:rPr>
+        <w:rFonts w:ascii="Wingdings" w:hAnsi="Wingdings" w:hint="default"/>
+        <w:sz w:val="20"/>
+      </w:rPr>
+    </w:lvl>
+  </w:abstractNum>
+  <w:abstractNum w:abstractNumId="8" w15:restartNumberingAfterBreak="0">
+    <w:nsid w:val="58527F13"/>
+    <w:multiLevelType w:val="multilevel"/>
+    <w:tmpl w:val="8DFA1BE8"/>
+    <w:lvl w:ilvl="0">
+      <w:start w:val="1"/>
+      <w:numFmt w:val="bullet"/>
+      <w:lvlText w:val=""/>
+      <w:lvlJc w:val="left"/>
+      <w:pPr>
+        <w:tabs>
+          <w:tab w:val="num" w:pos="720"/>
+        </w:tabs>
+        <w:ind w:left="720" w:hanging="360"/>
+      </w:pPr>
+      <w:rPr>
+        <w:rFonts w:ascii="Symbol" w:hAnsi="Symbol" w:hint="default"/>
+        <w:sz w:val="20"/>
+      </w:rPr>
+    </w:lvl>
+    <w:lvl w:ilvl="1" w:tentative="1">
+      <w:start w:val="1"/>
+      <w:numFmt w:val="bullet"/>
+      <w:lvlText w:val="o"/>
+      <w:lvlJc w:val="left"/>
+      <w:pPr>
+        <w:tabs>
+          <w:tab w:val="num" w:pos="1440"/>
+        </w:tabs>
+        <w:ind w:left="1440" w:hanging="360"/>
+      </w:pPr>
+      <w:rPr>
+        <w:rFonts w:ascii="Courier New" w:hAnsi="Courier New" w:hint="default"/>
+        <w:sz w:val="20"/>
+      </w:rPr>
+    </w:lvl>
+    <w:lvl w:ilvl="2" w:tentative="1">
+      <w:start w:val="1"/>
+      <w:numFmt w:val="bullet"/>
+      <w:lvlText w:val=""/>
+      <w:lvlJc w:val="left"/>
+      <w:pPr>
+        <w:tabs>
+          <w:tab w:val="num" w:pos="2160"/>
+        </w:tabs>
+        <w:ind w:left="2160" w:hanging="360"/>
+      </w:pPr>
+      <w:rPr>
+        <w:rFonts w:ascii="Wingdings" w:hAnsi="Wingdings" w:hint="default"/>
+        <w:sz w:val="20"/>
+      </w:rPr>
+    </w:lvl>
+    <w:lvl w:ilvl="3" w:tentative="1">
+      <w:start w:val="1"/>
+      <w:numFmt w:val="bullet"/>
+      <w:lvlText w:val=""/>
+      <w:lvlJc w:val="left"/>
+      <w:pPr>
+        <w:tabs>
+          <w:tab w:val="num" w:pos="2880"/>
+        </w:tabs>
+        <w:ind w:left="2880" w:hanging="360"/>
+      </w:pPr>
+      <w:rPr>
+        <w:rFonts w:ascii="Wingdings" w:hAnsi="Wingdings" w:hint="default"/>
+        <w:sz w:val="20"/>
+      </w:rPr>
+    </w:lvl>
+    <w:lvl w:ilvl="4" w:tentative="1">
+      <w:start w:val="1"/>
+      <w:numFmt w:val="bullet"/>
+      <w:lvlText w:val=""/>
+      <w:lvlJc w:val="left"/>
+      <w:pPr>
+        <w:tabs>
+          <w:tab w:val="num" w:pos="3600"/>
+        </w:tabs>
+        <w:ind w:left="3600" w:hanging="360"/>
+      </w:pPr>
+      <w:rPr>
+        <w:rFonts w:ascii="Wingdings" w:hAnsi="Wingdings" w:hint="default"/>
+        <w:sz w:val="20"/>
+      </w:rPr>
+    </w:lvl>
+    <w:lvl w:ilvl="5" w:tentative="1">
+      <w:start w:val="1"/>
+      <w:numFmt w:val="bullet"/>
+      <w:lvlText w:val=""/>
+      <w:lvlJc w:val="left"/>
+      <w:pPr>
+        <w:tabs>
+          <w:tab w:val="num" w:pos="4320"/>
+        </w:tabs>
+        <w:ind w:left="4320" w:hanging="360"/>
+      </w:pPr>
+      <w:rPr>
+        <w:rFonts w:ascii="Wingdings" w:hAnsi="Wingdings" w:hint="default"/>
+        <w:sz w:val="20"/>
+      </w:rPr>
+    </w:lvl>
+    <w:lvl w:ilvl="6" w:tentative="1">
+      <w:start w:val="1"/>
+      <w:numFmt w:val="bullet"/>
+      <w:lvlText w:val=""/>
+      <w:lvlJc w:val="left"/>
+      <w:pPr>
+        <w:tabs>
+          <w:tab w:val="num" w:pos="5040"/>
+        </w:tabs>
+        <w:ind w:left="5040" w:hanging="360"/>
+      </w:pPr>
+      <w:rPr>
+        <w:rFonts w:ascii="Wingdings" w:hAnsi="Wingdings" w:hint="default"/>
+        <w:sz w:val="20"/>
+      </w:rPr>
+    </w:lvl>
+    <w:lvl w:ilvl="7" w:tentative="1">
+      <w:start w:val="1"/>
+      <w:numFmt w:val="bullet"/>
+      <w:lvlText w:val=""/>
+      <w:lvlJc w:val="left"/>
+      <w:pPr>
+        <w:tabs>
+          <w:tab w:val="num" w:pos="5760"/>
+        </w:tabs>
+        <w:ind w:left="5760" w:hanging="360"/>
+      </w:pPr>
+      <w:rPr>
+        <w:rFonts w:ascii="Wingdings" w:hAnsi="Wingdings" w:hint="default"/>
+        <w:sz w:val="20"/>
+      </w:rPr>
+    </w:lvl>
+    <w:lvl w:ilvl="8" w:tentative="1">
+      <w:start w:val="1"/>
+      <w:numFmt w:val="bullet"/>
+      <w:lvlText w:val=""/>
+      <w:lvlJc w:val="left"/>
+      <w:pPr>
+        <w:tabs>
+          <w:tab w:val="num" w:pos="6480"/>
+        </w:tabs>
+        <w:ind w:left="6480" w:hanging="360"/>
+      </w:pPr>
+      <w:rPr>
+        <w:rFonts w:ascii="Wingdings" w:hAnsi="Wingdings" w:hint="default"/>
+        <w:sz w:val="20"/>
+      </w:rPr>
+    </w:lvl>
+  </w:abstractNum>
+  <w:abstractNum w:abstractNumId="9" w15:restartNumberingAfterBreak="0">
     <w:nsid w:val="5A105631"/>
     <w:multiLevelType w:val="multilevel"/>
     <w:tmpl w:val="ADE4ACCA"/>
@@ -1719,7 +2814,7 @@
       </w:rPr>
     </w:lvl>
   </w:abstractNum>
-  <w:abstractNum w:abstractNumId="5" w15:restartNumberingAfterBreak="0">
+  <w:abstractNum w:abstractNumId="10" w15:restartNumberingAfterBreak="0">
     <w:nsid w:val="7BBA5495"/>
     <w:multiLevelType w:val="multilevel"/>
     <w:tmpl w:val="6018E892"/>
@@ -1869,22 +2964,37 @@
     </w:lvl>
   </w:abstractNum>
   <w:num w:numId="1">
+    <w:abstractNumId w:val="5"/>
+  </w:num>
+  <w:num w:numId="2">
+    <w:abstractNumId w:val="3"/>
+  </w:num>
+  <w:num w:numId="3">
+    <w:abstractNumId w:val="6"/>
+  </w:num>
+  <w:num w:numId="4">
+    <w:abstractNumId w:val="10"/>
+  </w:num>
+  <w:num w:numId="5">
+    <w:abstractNumId w:val="4"/>
+  </w:num>
+  <w:num w:numId="6">
+    <w:abstractNumId w:val="9"/>
+  </w:num>
+  <w:num w:numId="7">
     <w:abstractNumId w:val="2"/>
   </w:num>
-  <w:num w:numId="2">
+  <w:num w:numId="8">
+    <w:abstractNumId w:val="7"/>
+  </w:num>
+  <w:num w:numId="9">
+    <w:abstractNumId w:val="8"/>
+  </w:num>
+  <w:num w:numId="10">
     <w:abstractNumId w:val="0"/>
   </w:num>
-  <w:num w:numId="3">
-    <w:abstractNumId w:val="3"/>
-  </w:num>
-  <w:num w:numId="4">
-    <w:abstractNumId w:val="5"/>
-  </w:num>
-  <w:num w:numId="5">
+  <w:num w:numId="11">
     <w:abstractNumId w:val="1"/>
-  </w:num>
-  <w:num w:numId="6">
-    <w:abstractNumId w:val="4"/>
   </w:num>
 </w:numbering>
 </file>
@@ -2718,7 +3828,7 @@
 </file>
 
 <file path=customXml/itemProps1.xml><?xml version="1.0" encoding="utf-8"?>
-<ds:datastoreItem xmlns:ds="http://schemas.openxmlformats.org/officeDocument/2006/customXml" ds:itemID="{4AD5B2CD-FA52-4977-B19C-8D16A137E6AC}">
+<ds:datastoreItem xmlns:ds="http://schemas.openxmlformats.org/officeDocument/2006/customXml" ds:itemID="{BCDDAECC-514E-401A-94CD-2FDBC3EA11F7}">
   <ds:schemaRefs>
     <ds:schemaRef ds:uri="http://schemas.openxmlformats.org/officeDocument/2006/bibliography"/>
   </ds:schemaRefs>

--- a/docs/03_KPI_Discovery.docx
+++ b/docs/03_KPI_Discovery.docx
@@ -1137,29 +1137,106 @@
           <w:b/>
           <w:bCs/>
         </w:rPr>
-        <w:t>KPI Status</w:t>
-      </w:r>
+        <w:t>KPI Status: Day 13</w:t>
+      </w:r>
+    </w:p>
+    <w:p>
+      <w:pPr>
+        <w:pStyle w:val="NormalWeb"/>
+        <w:numPr>
+          <w:ilvl w:val="0"/>
+          <w:numId w:val="9"/>
+        </w:numPr>
+      </w:pPr>
+      <w:r>
+        <w:t>No new analytical KPIs defined.</w:t>
+      </w:r>
+    </w:p>
+    <w:p>
+      <w:pPr>
+        <w:pStyle w:val="NormalWeb"/>
+        <w:numPr>
+          <w:ilvl w:val="0"/>
+          <w:numId w:val="9"/>
+        </w:numPr>
+      </w:pPr>
+      <w:r>
+        <w:t xml:space="preserve">KPI discovery remains </w:t>
+      </w:r>
+      <w:r>
+        <w:rPr>
+          <w:rStyle w:val="Strong"/>
+        </w:rPr>
+        <w:t>feature-driven and flexible</w:t>
+      </w:r>
+      <w:r>
+        <w:t>.</w:t>
+      </w:r>
+    </w:p>
+    <w:p>
+      <w:pPr>
+        <w:pStyle w:val="Heading3"/>
+      </w:pPr>
       <w:r>
         <w:rPr>
           <w:rStyle w:val="Strong"/>
           <w:b/>
           <w:bCs/>
         </w:rPr>
-        <w:t>: Day 13</w:t>
-      </w:r>
-      <w:bookmarkStart w:id="0" w:name="_GoBack"/>
-      <w:bookmarkEnd w:id="0"/>
+        <w:t>Energy Metrics Review</w:t>
+      </w:r>
     </w:p>
     <w:p>
       <w:pPr>
         <w:pStyle w:val="NormalWeb"/>
         <w:numPr>
           <w:ilvl w:val="0"/>
-          <w:numId w:val="9"/>
-        </w:numPr>
-      </w:pPr>
-      <w:r>
-        <w:t>No new analytical KPIs defined.</w:t>
+          <w:numId w:val="10"/>
+        </w:numPr>
+      </w:pPr>
+      <w:r>
+        <w:t>Reviewed:</w:t>
+      </w:r>
+    </w:p>
+    <w:p>
+      <w:pPr>
+        <w:pStyle w:val="NormalWeb"/>
+        <w:numPr>
+          <w:ilvl w:val="1"/>
+          <w:numId w:val="10"/>
+        </w:numPr>
+      </w:pPr>
+      <w:r>
+        <w:t>Machine-wise kWh consumption.</w:t>
+      </w:r>
+    </w:p>
+    <w:p>
+      <w:pPr>
+        <w:pStyle w:val="NormalWeb"/>
+        <w:numPr>
+          <w:ilvl w:val="1"/>
+          <w:numId w:val="10"/>
+        </w:numPr>
+      </w:pPr>
+      <w:proofErr w:type="spellStart"/>
+      <w:r>
+        <w:t>kVAh</w:t>
+      </w:r>
+      <w:proofErr w:type="spellEnd"/>
+      <w:r>
+        <w:t xml:space="preserve"> readings.</w:t>
+      </w:r>
+    </w:p>
+    <w:p>
+      <w:pPr>
+        <w:pStyle w:val="NormalWeb"/>
+        <w:numPr>
+          <w:ilvl w:val="1"/>
+          <w:numId w:val="10"/>
+        </w:numPr>
+      </w:pPr>
+      <w:r>
+        <w:t>Derived power costs.</w:t>
       </w:r>
     </w:p>
     <w:p>
@@ -1167,20 +1244,20 @@
         <w:pStyle w:val="NormalWeb"/>
         <w:numPr>
           <w:ilvl w:val="0"/>
-          <w:numId w:val="9"/>
-        </w:numPr>
-      </w:pPr>
-      <w:r>
-        <w:t xml:space="preserve">KPI discovery remains </w:t>
+          <w:numId w:val="10"/>
+        </w:numPr>
+      </w:pPr>
+      <w:r>
+        <w:t xml:space="preserve">These metrics are </w:t>
       </w:r>
       <w:r>
         <w:rPr>
           <w:rStyle w:val="Strong"/>
         </w:rPr>
-        <w:t>feature-driven and flexible</w:t>
-      </w:r>
-      <w:r>
-        <w:t>.</w:t>
+        <w:t>strong KPI candidates</w:t>
+      </w:r>
+      <w:r>
+        <w:t xml:space="preserve"> for future dashboards but not yet finalized.</w:t>
       </w:r>
     </w:p>
     <w:p>
@@ -1193,7 +1270,7 @@
           <w:b/>
           <w:bCs/>
         </w:rPr>
-        <w:t>Energy Metrics Review</w:t>
+        <w:t>Design Principle Maintained</w:t>
       </w:r>
     </w:p>
     <w:p>
@@ -1201,52 +1278,11 @@
         <w:pStyle w:val="NormalWeb"/>
         <w:numPr>
           <w:ilvl w:val="0"/>
-          <w:numId w:val="10"/>
-        </w:numPr>
-      </w:pPr>
-      <w:r>
-        <w:t>Reviewed:</w:t>
-      </w:r>
-    </w:p>
-    <w:p>
-      <w:pPr>
-        <w:pStyle w:val="NormalWeb"/>
-        <w:numPr>
-          <w:ilvl w:val="1"/>
-          <w:numId w:val="10"/>
-        </w:numPr>
-      </w:pPr>
-      <w:r>
-        <w:t>Machine-wise kWh consumption.</w:t>
-      </w:r>
-    </w:p>
-    <w:p>
-      <w:pPr>
-        <w:pStyle w:val="NormalWeb"/>
-        <w:numPr>
-          <w:ilvl w:val="1"/>
-          <w:numId w:val="10"/>
-        </w:numPr>
-      </w:pPr>
-      <w:proofErr w:type="spellStart"/>
-      <w:r>
-        <w:t>kVAh</w:t>
-      </w:r>
-      <w:proofErr w:type="spellEnd"/>
-      <w:r>
-        <w:t xml:space="preserve"> readings.</w:t>
-      </w:r>
-    </w:p>
-    <w:p>
-      <w:pPr>
-        <w:pStyle w:val="NormalWeb"/>
-        <w:numPr>
-          <w:ilvl w:val="1"/>
-          <w:numId w:val="10"/>
-        </w:numPr>
-      </w:pPr>
-      <w:r>
-        <w:t>Derived power costs.</w:t>
+          <w:numId w:val="11"/>
+        </w:numPr>
+      </w:pPr>
+      <w:r>
+        <w:t>Frontend avoids hardcoded KPI assumptions.</w:t>
       </w:r>
     </w:p>
     <w:p>
@@ -1254,58 +1290,151 @@
         <w:pStyle w:val="NormalWeb"/>
         <w:numPr>
           <w:ilvl w:val="0"/>
-          <w:numId w:val="10"/>
-        </w:numPr>
-      </w:pPr>
-      <w:r>
-        <w:t xml:space="preserve">These metrics are </w:t>
-      </w:r>
-      <w:r>
-        <w:rPr>
-          <w:rStyle w:val="Strong"/>
-        </w:rPr>
-        <w:t>strong KPI candidates</w:t>
-      </w:r>
-      <w:r>
-        <w:t xml:space="preserve"> for future dashboards but not yet finalized.</w:t>
-      </w:r>
+          <w:numId w:val="11"/>
+        </w:numPr>
+      </w:pPr>
+      <w:r>
+        <w:t>KPI interpretation deferred to dashboards and stakeholder validation.</w:t>
+      </w:r>
+    </w:p>
+    <w:p>
+      <w:pPr>
+        <w:pStyle w:val="NormalWeb"/>
+      </w:pPr>
     </w:p>
     <w:p>
       <w:pPr>
         <w:pStyle w:val="Heading3"/>
-      </w:pPr>
-      <w:r>
         <w:rPr>
           <w:rStyle w:val="Strong"/>
           <w:b/>
           <w:bCs/>
         </w:rPr>
-        <w:t>Design Principle Maintained</w:t>
-      </w:r>
-    </w:p>
-    <w:p>
-      <w:pPr>
-        <w:pStyle w:val="NormalWeb"/>
-        <w:numPr>
-          <w:ilvl w:val="0"/>
-          <w:numId w:val="11"/>
-        </w:numPr>
-      </w:pPr>
-      <w:r>
-        <w:t>Frontend avoids hardcoded KPI assumptions.</w:t>
-      </w:r>
-    </w:p>
-    <w:p>
-      <w:pPr>
-        <w:pStyle w:val="NormalWeb"/>
-        <w:numPr>
-          <w:ilvl w:val="0"/>
-          <w:numId w:val="11"/>
-        </w:numPr>
-      </w:pPr>
-      <w:r>
-        <w:t>KPI interpretation deferred to dashboards and stakeholder validation.</w:t>
-      </w:r>
+      </w:pPr>
+      <w:r>
+        <w:rPr>
+          <w:rStyle w:val="Strong"/>
+          <w:b/>
+          <w:bCs/>
+        </w:rPr>
+        <w:lastRenderedPageBreak/>
+        <w:t>KPI Status: Day 14</w:t>
+      </w:r>
+    </w:p>
+    <w:p>
+      <w:pPr>
+        <w:pStyle w:val="Heading3"/>
+      </w:pPr>
+      <w:r>
+        <w:rPr>
+          <w:rStyle w:val="Strong"/>
+          <w:b/>
+          <w:bCs/>
+        </w:rPr>
+        <w:t>Objective</w:t>
+      </w:r>
+    </w:p>
+    <w:p>
+      <w:pPr>
+        <w:pStyle w:val="NormalWeb"/>
+      </w:pPr>
+      <w:r>
+        <w:t>To identify and present key performance indicators (KPIs) derived from industrial maintenance and energy datasets.</w:t>
+      </w:r>
+    </w:p>
+    <w:p>
+      <w:pPr>
+        <w:pStyle w:val="Heading3"/>
+      </w:pPr>
+      <w:r>
+        <w:rPr>
+          <w:rStyle w:val="Strong"/>
+          <w:b/>
+          <w:bCs/>
+        </w:rPr>
+        <w:t>Identified KPI Categories</w:t>
+      </w:r>
+    </w:p>
+    <w:p>
+      <w:pPr>
+        <w:pStyle w:val="NormalWeb"/>
+      </w:pPr>
+      <w:r>
+        <w:t>• Maintenance efficiency metrics</w:t>
+      </w:r>
+      <w:r>
+        <w:br/>
+        <w:t>• Breakdown frequency and duration</w:t>
+      </w:r>
+      <w:r>
+        <w:br/>
+        <w:t>• Energy consumption trends</w:t>
+      </w:r>
+      <w:r>
+        <w:br/>
+        <w:t>• Equipment-level operational summaries</w:t>
+      </w:r>
+    </w:p>
+    <w:p>
+      <w:pPr>
+        <w:pStyle w:val="Heading3"/>
+      </w:pPr>
+      <w:r>
+        <w:rPr>
+          <w:rStyle w:val="Strong"/>
+          <w:b/>
+          <w:bCs/>
+        </w:rPr>
+        <w:t>Frontend Representation</w:t>
+      </w:r>
+    </w:p>
+    <w:p>
+      <w:pPr>
+        <w:pStyle w:val="NormalWeb"/>
+      </w:pPr>
+      <w:r>
+        <w:t>• KPIs are summarized in the Insights page.</w:t>
+      </w:r>
+      <w:r>
+        <w:br/>
+        <w:t>• Aggregated KPIs are visualized through auto-generated dashboards.</w:t>
+      </w:r>
+      <w:r>
+        <w:br/>
+        <w:t>• KPI selection and filtering is run-dependent.</w:t>
+      </w:r>
+    </w:p>
+    <w:p>
+      <w:pPr>
+        <w:pStyle w:val="Heading3"/>
+      </w:pPr>
+      <w:r>
+        <w:rPr>
+          <w:rStyle w:val="Strong"/>
+          <w:b/>
+          <w:bCs/>
+        </w:rPr>
+        <w:t>Current Status</w:t>
+      </w:r>
+    </w:p>
+    <w:p>
+      <w:pPr>
+        <w:pStyle w:val="NormalWeb"/>
+      </w:pPr>
+      <w:r>
+        <w:t>• KPI presentation UX finalized.</w:t>
+      </w:r>
+      <w:r>
+        <w:br/>
+        <w:t>• Backend-driven KPI computation to be integrated.</w:t>
+      </w:r>
+      <w:bookmarkStart w:id="0" w:name="_GoBack"/>
+      <w:bookmarkEnd w:id="0"/>
+    </w:p>
+    <w:p>
+      <w:pPr>
+        <w:pStyle w:val="NormalWeb"/>
+      </w:pPr>
     </w:p>
     <w:p>
       <w:pPr>
@@ -3828,7 +3957,7 @@
 </file>
 
 <file path=customXml/itemProps1.xml><?xml version="1.0" encoding="utf-8"?>
-<ds:datastoreItem xmlns:ds="http://schemas.openxmlformats.org/officeDocument/2006/customXml" ds:itemID="{BCDDAECC-514E-401A-94CD-2FDBC3EA11F7}">
+<ds:datastoreItem xmlns:ds="http://schemas.openxmlformats.org/officeDocument/2006/customXml" ds:itemID="{240C17E1-2B20-40FE-A116-62B9E2CD98A9}">
   <ds:schemaRefs>
     <ds:schemaRef ds:uri="http://schemas.openxmlformats.org/officeDocument/2006/bibliography"/>
   </ds:schemaRefs>

--- a/docs/03_KPI_Discovery.docx
+++ b/docs/03_KPI_Discovery.docx
@@ -1218,13 +1218,8 @@
           <w:numId w:val="10"/>
         </w:numPr>
       </w:pPr>
-      <w:proofErr w:type="spellStart"/>
-      <w:r>
-        <w:t>kVAh</w:t>
-      </w:r>
-      <w:proofErr w:type="spellEnd"/>
-      <w:r>
-        <w:t xml:space="preserve"> readings.</w:t>
+      <w:r>
+        <w:t>kVAh readings.</w:t>
       </w:r>
     </w:p>
     <w:p>
@@ -1305,6 +1300,7 @@
     <w:p>
       <w:pPr>
         <w:pStyle w:val="Heading3"/>
+        <w:spacing w:before="0" w:beforeAutospacing="0" w:after="0" w:afterAutospacing="0"/>
         <w:rPr>
           <w:rStyle w:val="Strong"/>
           <w:b/>
@@ -1324,6 +1320,7 @@
     <w:p>
       <w:pPr>
         <w:pStyle w:val="Heading3"/>
+        <w:spacing w:before="0" w:beforeAutospacing="0" w:after="0" w:afterAutospacing="0"/>
       </w:pPr>
       <w:r>
         <w:rPr>
@@ -1337,6 +1334,7 @@
     <w:p>
       <w:pPr>
         <w:pStyle w:val="NormalWeb"/>
+        <w:spacing w:before="0" w:beforeAutospacing="0" w:after="0" w:afterAutospacing="0"/>
       </w:pPr>
       <w:r>
         <w:t>To identify and present key performance indicators (KPIs) derived from industrial maintenance and energy datasets.</w:t>
@@ -1345,6 +1343,7 @@
     <w:p>
       <w:pPr>
         <w:pStyle w:val="Heading3"/>
+        <w:spacing w:before="0" w:beforeAutospacing="0" w:after="0" w:afterAutospacing="0"/>
       </w:pPr>
       <w:r>
         <w:rPr>
@@ -1358,6 +1357,7 @@
     <w:p>
       <w:pPr>
         <w:pStyle w:val="NormalWeb"/>
+        <w:spacing w:before="0" w:beforeAutospacing="0" w:after="0" w:afterAutospacing="0"/>
       </w:pPr>
       <w:r>
         <w:t>• Maintenance efficiency metrics</w:t>
@@ -1378,6 +1378,7 @@
     <w:p>
       <w:pPr>
         <w:pStyle w:val="Heading3"/>
+        <w:spacing w:before="0" w:beforeAutospacing="0" w:after="0" w:afterAutospacing="0"/>
       </w:pPr>
       <w:r>
         <w:rPr>
@@ -1391,6 +1392,7 @@
     <w:p>
       <w:pPr>
         <w:pStyle w:val="NormalWeb"/>
+        <w:spacing w:before="0" w:beforeAutospacing="0" w:after="0" w:afterAutospacing="0"/>
       </w:pPr>
       <w:r>
         <w:t>• KPIs are summarized in the Insights page.</w:t>
@@ -1407,6 +1409,7 @@
     <w:p>
       <w:pPr>
         <w:pStyle w:val="Heading3"/>
+        <w:spacing w:before="0" w:beforeAutospacing="0" w:after="0" w:afterAutospacing="0"/>
       </w:pPr>
       <w:r>
         <w:rPr>
@@ -1420,6 +1423,7 @@
     <w:p>
       <w:pPr>
         <w:pStyle w:val="NormalWeb"/>
+        <w:spacing w:before="0" w:beforeAutospacing="0" w:after="0" w:afterAutospacing="0"/>
       </w:pPr>
       <w:r>
         <w:t>• KPI presentation UX finalized.</w:t>
@@ -1428,18 +1432,748 @@
         <w:br/>
         <w:t>• Backend-driven KPI computation to be integrated.</w:t>
       </w:r>
+    </w:p>
+    <w:p>
+      <w:pPr>
+        <w:pStyle w:val="Heading3"/>
+      </w:pPr>
+      <w:r>
+        <w:rPr>
+          <w:rStyle w:val="Strong"/>
+          <w:b/>
+          <w:bCs/>
+        </w:rPr>
+        <w:t>Day 15 Update</w:t>
+      </w:r>
+    </w:p>
+    <w:p>
+      <w:pPr>
+        <w:pStyle w:val="NormalWeb"/>
+      </w:pPr>
+      <w:r>
+        <w:t>• No new formal KPIs were finalized on this day.</w:t>
+      </w:r>
+      <w:r>
+        <w:br/>
+        <w:t xml:space="preserve">• Energy-related indicators such as </w:t>
+      </w:r>
+      <w:r>
+        <w:rPr>
+          <w:rStyle w:val="Strong"/>
+        </w:rPr>
+        <w:t>machine-wise kWh consumption</w:t>
+      </w:r>
+      <w:r>
+        <w:t xml:space="preserve">, </w:t>
+      </w:r>
+      <w:proofErr w:type="spellStart"/>
+      <w:r>
+        <w:rPr>
+          <w:rStyle w:val="Strong"/>
+        </w:rPr>
+        <w:t>kVAh</w:t>
+      </w:r>
+      <w:proofErr w:type="spellEnd"/>
+      <w:r>
+        <w:rPr>
+          <w:rStyle w:val="Strong"/>
+        </w:rPr>
+        <w:t xml:space="preserve"> readings</w:t>
+      </w:r>
+      <w:r>
+        <w:t xml:space="preserve">, and </w:t>
+      </w:r>
+      <w:r>
+        <w:rPr>
+          <w:rStyle w:val="Strong"/>
+        </w:rPr>
+        <w:t>derived power costs</w:t>
+      </w:r>
+      <w:r>
+        <w:t xml:space="preserve"> were actively analyzed using Excel.</w:t>
+      </w:r>
+    </w:p>
+    <w:p>
+      <w:pPr>
+        <w:pStyle w:val="NormalWeb"/>
+      </w:pPr>
+      <w:r>
+        <w:rPr>
+          <w:rStyle w:val="Strong"/>
+        </w:rPr>
+        <w:t>Observations:</w:t>
+      </w:r>
+      <w:r>
+        <w:br/>
+        <w:t>• These metrics are strong candidates for future KPIs including:</w:t>
+      </w:r>
+    </w:p>
+    <w:p>
+      <w:pPr>
+        <w:pStyle w:val="NormalWeb"/>
+        <w:numPr>
+          <w:ilvl w:val="0"/>
+          <w:numId w:val="12"/>
+        </w:numPr>
+      </w:pPr>
+      <w:r>
+        <w:t>Energy consumption trends</w:t>
+      </w:r>
+    </w:p>
+    <w:p>
+      <w:pPr>
+        <w:pStyle w:val="NormalWeb"/>
+        <w:numPr>
+          <w:ilvl w:val="0"/>
+          <w:numId w:val="12"/>
+        </w:numPr>
+      </w:pPr>
+      <w:r>
+        <w:t>Cost per machine</w:t>
+      </w:r>
+    </w:p>
+    <w:p>
+      <w:pPr>
+        <w:pStyle w:val="NormalWeb"/>
+        <w:numPr>
+          <w:ilvl w:val="0"/>
+          <w:numId w:val="12"/>
+        </w:numPr>
+      </w:pPr>
+      <w:r>
+        <w:t>Cost per operational period</w:t>
+      </w:r>
+    </w:p>
+    <w:p>
+      <w:pPr>
+        <w:pStyle w:val="NormalWeb"/>
+      </w:pPr>
+      <w:r>
+        <w:rPr>
+          <w:rStyle w:val="Strong"/>
+        </w:rPr>
+        <w:t>Status:</w:t>
+      </w:r>
+      <w:r>
+        <w:br/>
+        <w:t>KPI discovery remains feature-driven, with final definitions deferred to maintenance and production stakeholders.</w:t>
+      </w:r>
+    </w:p>
+    <w:p>
+      <w:pPr>
+        <w:pStyle w:val="NormalWeb"/>
+      </w:pPr>
+    </w:p>
+    <w:p>
+      <w:pPr>
+        <w:pStyle w:val="NormalWeb"/>
+      </w:pPr>
+    </w:p>
+    <w:p>
+      <w:pPr>
+        <w:pStyle w:val="NormalWeb"/>
+      </w:pPr>
+    </w:p>
+    <w:p>
+      <w:pPr>
+        <w:pStyle w:val="NormalWeb"/>
+      </w:pPr>
+    </w:p>
+    <w:p>
+      <w:pPr>
+        <w:pStyle w:val="NormalWeb"/>
+      </w:pPr>
+    </w:p>
+    <w:p>
+      <w:pPr>
+        <w:pStyle w:val="NormalWeb"/>
+      </w:pPr>
+    </w:p>
+    <w:p>
+      <w:pPr>
+        <w:pStyle w:val="Heading3"/>
+      </w:pPr>
+      <w:r>
+        <w:rPr>
+          <w:rStyle w:val="Strong"/>
+          <w:b/>
+          <w:bCs/>
+        </w:rPr>
+        <w:lastRenderedPageBreak/>
+        <w:t>Day 16 Update</w:t>
+      </w:r>
+    </w:p>
+    <w:p>
+      <w:pPr>
+        <w:pStyle w:val="NormalWeb"/>
+      </w:pPr>
+      <w:r>
+        <w:t>• No new KPIs were finalized.</w:t>
+      </w:r>
+      <w:r>
+        <w:br/>
+        <w:t>• Continued analysis of:</w:t>
+      </w:r>
+    </w:p>
+    <w:p>
+      <w:pPr>
+        <w:pStyle w:val="NormalWeb"/>
+        <w:numPr>
+          <w:ilvl w:val="0"/>
+          <w:numId w:val="13"/>
+        </w:numPr>
+      </w:pPr>
+      <w:r>
+        <w:t>Machine-wise kWh consumption</w:t>
+      </w:r>
+    </w:p>
+    <w:p>
+      <w:pPr>
+        <w:pStyle w:val="NormalWeb"/>
+        <w:numPr>
+          <w:ilvl w:val="0"/>
+          <w:numId w:val="13"/>
+        </w:numPr>
+      </w:pPr>
+      <w:proofErr w:type="spellStart"/>
+      <w:r>
+        <w:t>kVAh</w:t>
+      </w:r>
+      <w:proofErr w:type="spellEnd"/>
+      <w:r>
+        <w:t xml:space="preserve"> readings</w:t>
+      </w:r>
+    </w:p>
+    <w:p>
+      <w:pPr>
+        <w:pStyle w:val="NormalWeb"/>
+        <w:numPr>
+          <w:ilvl w:val="0"/>
+          <w:numId w:val="13"/>
+        </w:numPr>
+      </w:pPr>
+      <w:r>
+        <w:t>Power cost values</w:t>
+      </w:r>
+    </w:p>
+    <w:p>
+      <w:pPr>
+        <w:pStyle w:val="NormalWeb"/>
+      </w:pPr>
+      <w:r>
+        <w:rPr>
+          <w:rStyle w:val="Strong"/>
+        </w:rPr>
+        <w:t>Observations:</w:t>
+      </w:r>
+      <w:r>
+        <w:br/>
+        <w:t>• Energy savings and utility efficiency metrics are emerging as high-impact KPI candidates.</w:t>
+      </w:r>
+      <w:r>
+        <w:br/>
+        <w:t>• KPI discovery remains feature-driven and exploratory.</w:t>
+      </w:r>
+    </w:p>
+    <w:p>
+      <w:pPr>
+        <w:pStyle w:val="Heading3"/>
+      </w:pPr>
+      <w:r>
+        <w:rPr>
+          <w:rStyle w:val="Strong"/>
+          <w:b/>
+          <w:bCs/>
+        </w:rPr>
+        <w:t>Day 17 Update</w:t>
+      </w:r>
+    </w:p>
+    <w:p>
+      <w:pPr>
+        <w:pStyle w:val="NormalWeb"/>
+      </w:pPr>
+      <w:r>
+        <w:t>• No new KPIs were finalized.</w:t>
+      </w:r>
+      <w:r>
+        <w:br/>
+        <w:t>• Continued exploration of energy-related indicators including:</w:t>
+      </w:r>
+    </w:p>
+    <w:p>
+      <w:pPr>
+        <w:pStyle w:val="NormalWeb"/>
+        <w:numPr>
+          <w:ilvl w:val="0"/>
+          <w:numId w:val="14"/>
+        </w:numPr>
+      </w:pPr>
+      <w:r>
+        <w:t>Machine-wise energy consumption</w:t>
+      </w:r>
+    </w:p>
+    <w:p>
+      <w:pPr>
+        <w:pStyle w:val="NormalWeb"/>
+        <w:numPr>
+          <w:ilvl w:val="0"/>
+          <w:numId w:val="14"/>
+        </w:numPr>
+      </w:pPr>
+      <w:r>
+        <w:t>Power cost trends</w:t>
+      </w:r>
+    </w:p>
+    <w:p>
+      <w:pPr>
+        <w:pStyle w:val="NormalWeb"/>
+        <w:numPr>
+          <w:ilvl w:val="0"/>
+          <w:numId w:val="14"/>
+        </w:numPr>
+      </w:pPr>
+      <w:r>
+        <w:t xml:space="preserve">Energy savings through </w:t>
+      </w:r>
+      <w:proofErr w:type="spellStart"/>
+      <w:r>
+        <w:t>Kaizens</w:t>
+      </w:r>
+      <w:proofErr w:type="spellEnd"/>
+    </w:p>
+    <w:p>
+      <w:pPr>
+        <w:pStyle w:val="NormalWeb"/>
+      </w:pPr>
+      <w:r>
+        <w:rPr>
+          <w:rStyle w:val="Strong"/>
+        </w:rPr>
+        <w:t>Observations:</w:t>
+      </w:r>
+      <w:r>
+        <w:br/>
+        <w:t xml:space="preserve">• Energy savings projects and </w:t>
+      </w:r>
+      <w:proofErr w:type="spellStart"/>
+      <w:r>
+        <w:t>Kaizens</w:t>
+      </w:r>
+      <w:proofErr w:type="spellEnd"/>
+      <w:r>
+        <w:t xml:space="preserve"> provide actionable KPI candidates.</w:t>
+      </w:r>
+      <w:r>
+        <w:br/>
+        <w:t>• KPI discovery remains feature-driven and exploratory.</w:t>
+      </w:r>
+    </w:p>
+    <w:p>
+      <w:pPr>
+        <w:pStyle w:val="Heading3"/>
+      </w:pPr>
+      <w:r>
+        <w:rPr>
+          <w:rStyle w:val="Strong"/>
+          <w:b/>
+          <w:bCs/>
+        </w:rPr>
+        <w:t>Day 18 Update</w:t>
+      </w:r>
+    </w:p>
+    <w:p>
+      <w:pPr>
+        <w:pStyle w:val="NormalWeb"/>
+      </w:pPr>
+      <w:r>
+        <w:t>• No new KPIs were finalized.</w:t>
+      </w:r>
+      <w:r>
+        <w:br/>
+        <w:t>• Continued analysis of:</w:t>
+      </w:r>
+    </w:p>
+    <w:p>
+      <w:pPr>
+        <w:pStyle w:val="NormalWeb"/>
+        <w:numPr>
+          <w:ilvl w:val="0"/>
+          <w:numId w:val="15"/>
+        </w:numPr>
+      </w:pPr>
+      <w:r>
+        <w:t>Energy consumption patterns</w:t>
+      </w:r>
+    </w:p>
+    <w:p>
+      <w:pPr>
+        <w:pStyle w:val="NormalWeb"/>
+        <w:numPr>
+          <w:ilvl w:val="0"/>
+          <w:numId w:val="15"/>
+        </w:numPr>
+      </w:pPr>
+      <w:r>
+        <w:t>Power cost trends</w:t>
+      </w:r>
+    </w:p>
+    <w:p>
+      <w:pPr>
+        <w:pStyle w:val="NormalWeb"/>
+        <w:numPr>
+          <w:ilvl w:val="0"/>
+          <w:numId w:val="15"/>
+        </w:numPr>
+      </w:pPr>
+      <w:r>
+        <w:t xml:space="preserve">Energy savings through </w:t>
+      </w:r>
+      <w:proofErr w:type="spellStart"/>
+      <w:r>
+        <w:t>Kaizens</w:t>
+      </w:r>
+      <w:proofErr w:type="spellEnd"/>
+    </w:p>
+    <w:p>
+      <w:pPr>
+        <w:pStyle w:val="NormalWeb"/>
+      </w:pPr>
+      <w:r>
+        <w:rPr>
+          <w:rStyle w:val="Strong"/>
+        </w:rPr>
+        <w:t>Observations:</w:t>
+      </w:r>
+      <w:r>
+        <w:br/>
+        <w:t>• Safety, energy savings, and automation-related metrics are important inputs for future KPI formulation.</w:t>
+      </w:r>
+      <w:r>
+        <w:br/>
+        <w:t>• KPI discovery remains feature-driven and exploratory.</w:t>
+      </w:r>
+    </w:p>
+    <w:p>
+      <w:pPr>
+        <w:pStyle w:val="NormalWeb"/>
+      </w:pPr>
+    </w:p>
+    <w:p>
+      <w:pPr>
+        <w:pStyle w:val="NormalWeb"/>
+      </w:pPr>
+    </w:p>
+    <w:p>
+      <w:pPr>
+        <w:pStyle w:val="NormalWeb"/>
+      </w:pPr>
+    </w:p>
+    <w:p>
+      <w:pPr>
+        <w:pStyle w:val="Heading3"/>
+      </w:pPr>
+      <w:r>
+        <w:rPr>
+          <w:rStyle w:val="Strong"/>
+          <w:b/>
+          <w:bCs/>
+        </w:rPr>
+        <w:lastRenderedPageBreak/>
+        <w:t>Day 19 Update</w:t>
+      </w:r>
+    </w:p>
+    <w:p>
+      <w:pPr>
+        <w:pStyle w:val="NormalWeb"/>
+      </w:pPr>
+      <w:r>
+        <w:t xml:space="preserve">• Continued usage of </w:t>
+      </w:r>
+      <w:r>
+        <w:rPr>
+          <w:rStyle w:val="Strong"/>
+        </w:rPr>
+        <w:t>manual operational Excel sheets</w:t>
+      </w:r>
+      <w:r>
+        <w:t xml:space="preserve"> containing </w:t>
+      </w:r>
+      <w:r>
+        <w:rPr>
+          <w:rStyle w:val="Strong"/>
+        </w:rPr>
+        <w:t xml:space="preserve">kWh and </w:t>
+      </w:r>
+      <w:proofErr w:type="spellStart"/>
+      <w:r>
+        <w:rPr>
+          <w:rStyle w:val="Strong"/>
+        </w:rPr>
+        <w:t>kVAh</w:t>
+      </w:r>
+      <w:proofErr w:type="spellEnd"/>
+      <w:r>
+        <w:rPr>
+          <w:rStyle w:val="Strong"/>
+        </w:rPr>
+        <w:t xml:space="preserve"> energy readings</w:t>
+      </w:r>
+      <w:r>
+        <w:t xml:space="preserve"> for both </w:t>
+      </w:r>
+      <w:r>
+        <w:rPr>
+          <w:rStyle w:val="Strong"/>
+        </w:rPr>
+        <w:t>Driveline</w:t>
+      </w:r>
+      <w:r>
+        <w:t xml:space="preserve"> and </w:t>
+      </w:r>
+      <w:r>
+        <w:rPr>
+          <w:rStyle w:val="Strong"/>
+        </w:rPr>
+        <w:t>SMT Building</w:t>
+      </w:r>
+      <w:r>
+        <w:t>.</w:t>
+      </w:r>
+      <w:r>
+        <w:br/>
+        <w:t>• Power cost analysis sheets were updated based on current consumption values.</w:t>
+      </w:r>
+    </w:p>
+    <w:p>
+      <w:pPr>
+        <w:pStyle w:val="NormalWeb"/>
+      </w:pPr>
+      <w:r>
+        <w:rPr>
+          <w:rStyle w:val="Strong"/>
+        </w:rPr>
+        <w:t>Notes:</w:t>
+      </w:r>
+      <w:r>
+        <w:br/>
+        <w:t>• Energy data remains manually maintained and operational in nature.</w:t>
+      </w:r>
+      <w:r>
+        <w:br/>
+        <w:t>• These datasets continue to be strong candidates for energy efficiency and maintenance analytics dashboards.</w:t>
+      </w:r>
+      <w:r>
+        <w:br/>
+        <w:t>• No new data sources were introduced on this day.</w:t>
+      </w:r>
+    </w:p>
+    <w:p>
+      <w:pPr>
+        <w:pStyle w:val="Heading3"/>
+      </w:pPr>
+      <w:r>
+        <w:rPr>
+          <w:rStyle w:val="Strong"/>
+          <w:b/>
+          <w:bCs/>
+        </w:rPr>
+        <w:t>Day 20 Update</w:t>
+      </w:r>
+    </w:p>
+    <w:p>
+      <w:pPr>
+        <w:pStyle w:val="NormalWeb"/>
+      </w:pPr>
+      <w:r>
+        <w:t>• No new KPIs were finalized.</w:t>
+      </w:r>
+      <w:r>
+        <w:br/>
+        <w:t>• Continued exploration of indicators related to:</w:t>
+      </w:r>
+    </w:p>
+    <w:p>
+      <w:pPr>
+        <w:pStyle w:val="NormalWeb"/>
+        <w:numPr>
+          <w:ilvl w:val="0"/>
+          <w:numId w:val="16"/>
+        </w:numPr>
+      </w:pPr>
+      <w:r>
+        <w:t>Energy consumption and cost</w:t>
+      </w:r>
+    </w:p>
+    <w:p>
+      <w:pPr>
+        <w:pStyle w:val="NormalWeb"/>
+        <w:numPr>
+          <w:ilvl w:val="0"/>
+          <w:numId w:val="16"/>
+        </w:numPr>
+      </w:pPr>
+      <w:r>
+        <w:t>Machine efficiency</w:t>
+      </w:r>
+    </w:p>
+    <w:p>
+      <w:pPr>
+        <w:pStyle w:val="NormalWeb"/>
+        <w:numPr>
+          <w:ilvl w:val="0"/>
+          <w:numId w:val="16"/>
+        </w:numPr>
+      </w:pPr>
+      <w:r>
+        <w:t>Maintenance effectiveness</w:t>
+      </w:r>
+    </w:p>
+    <w:p>
+      <w:pPr>
+        <w:pStyle w:val="NormalWeb"/>
+      </w:pPr>
+      <w:r>
+        <w:rPr>
+          <w:rStyle w:val="Strong"/>
+        </w:rPr>
+        <w:t>Observations:</w:t>
+      </w:r>
+      <w:r>
+        <w:br/>
+        <w:t>• Machine-level efficiency and maintenance improvements are important inputs for future KPI formulation.</w:t>
+      </w:r>
+      <w:r>
+        <w:br/>
+        <w:t>• Energy-related metrics remain strong KPI candidates.</w:t>
+      </w:r>
+    </w:p>
+    <w:p>
+      <w:pPr>
+        <w:pStyle w:val="Heading3"/>
+      </w:pPr>
+      <w:r>
+        <w:rPr>
+          <w:rStyle w:val="Strong"/>
+          <w:b/>
+          <w:bCs/>
+        </w:rPr>
+        <w:t>Day 21 – KPI Discovery</w:t>
+      </w:r>
+    </w:p>
+    <w:p>
+      <w:pPr>
+        <w:pStyle w:val="NormalWeb"/>
+      </w:pPr>
+      <w:r>
+        <w:rPr>
+          <w:rStyle w:val="Strong"/>
+        </w:rPr>
+        <w:t>KPIs Observed / Prepared:</w:t>
+      </w:r>
+    </w:p>
+    <w:p>
+      <w:pPr>
+        <w:pStyle w:val="NormalWeb"/>
+        <w:numPr>
+          <w:ilvl w:val="0"/>
+          <w:numId w:val="20"/>
+        </w:numPr>
+      </w:pPr>
+      <w:r>
+        <w:t>Daily energy consumption (kWh).</w:t>
+      </w:r>
+    </w:p>
+    <w:p>
+      <w:pPr>
+        <w:pStyle w:val="NormalWeb"/>
+        <w:numPr>
+          <w:ilvl w:val="0"/>
+          <w:numId w:val="20"/>
+        </w:numPr>
+      </w:pPr>
+      <w:r>
+        <w:t>Apparent energy usage (</w:t>
+      </w:r>
+      <w:proofErr w:type="spellStart"/>
+      <w:r>
+        <w:t>kVAh</w:t>
+      </w:r>
+      <w:proofErr w:type="spellEnd"/>
+      <w:r>
+        <w:t>).</w:t>
+      </w:r>
+    </w:p>
+    <w:p>
+      <w:pPr>
+        <w:pStyle w:val="NormalWeb"/>
+        <w:numPr>
+          <w:ilvl w:val="0"/>
+          <w:numId w:val="20"/>
+        </w:numPr>
+      </w:pPr>
+      <w:r>
+        <w:t>Power cost contribution by building (Driveline and SMT).</w:t>
+      </w:r>
+    </w:p>
+    <w:p>
+      <w:pPr>
+        <w:pStyle w:val="NormalWeb"/>
+        <w:numPr>
+          <w:ilvl w:val="0"/>
+          <w:numId w:val="20"/>
+        </w:numPr>
+      </w:pPr>
+      <w:r>
+        <w:t>Run availability and system readiness indicators.</w:t>
+      </w:r>
+    </w:p>
+    <w:p>
+      <w:pPr>
+        <w:pStyle w:val="NormalWeb"/>
+      </w:pPr>
+      <w:r>
+        <w:rPr>
+          <w:rStyle w:val="Strong"/>
+        </w:rPr>
+        <w:t>Notes:</w:t>
+      </w:r>
+    </w:p>
+    <w:p>
+      <w:pPr>
+        <w:pStyle w:val="NormalWeb"/>
+        <w:numPr>
+          <w:ilvl w:val="0"/>
+          <w:numId w:val="21"/>
+        </w:numPr>
+      </w:pPr>
+      <w:r>
+        <w:t>KPIs are currently monitored manually and structurally prepared for automated computation through the system.</w:t>
+      </w:r>
+    </w:p>
+    <w:p>
+      <w:pPr>
+        <w:pStyle w:val="NormalWeb"/>
+      </w:pPr>
+      <w:r>
+        <w:rPr>
+          <w:rStyle w:val="Strong"/>
+        </w:rPr>
+        <w:t>Conclusion:</w:t>
+      </w:r>
+    </w:p>
+    <w:p>
+      <w:pPr>
+        <w:pStyle w:val="NormalWeb"/>
+        <w:numPr>
+          <w:ilvl w:val="0"/>
+          <w:numId w:val="22"/>
+        </w:numPr>
+      </w:pPr>
+      <w:r>
+        <w:t>KPI framework remains aligned with system goals and future analytics requirements.</w:t>
+      </w:r>
       <w:bookmarkStart w:id="0" w:name="_GoBack"/>
       <w:bookmarkEnd w:id="0"/>
-    </w:p>
-    <w:p>
-      <w:pPr>
-        <w:pStyle w:val="NormalWeb"/>
-      </w:pPr>
-    </w:p>
-    <w:p>
-      <w:pPr>
-        <w:pStyle w:val="NormalWeb"/>
-      </w:pPr>
     </w:p>
     <w:sectPr>
       <w:pgSz w:w="12240" w:h="15840"/>
@@ -1454,6 +2188,155 @@
 <file path=word/numbering.xml><?xml version="1.0" encoding="utf-8"?>
 <w:numbering xmlns:wpc="http://schemas.microsoft.com/office/word/2010/wordprocessingCanvas" xmlns:cx="http://schemas.microsoft.com/office/drawing/2014/chartex" xmlns:mc="http://schemas.openxmlformats.org/markup-compatibility/2006" xmlns:o="urn:schemas-microsoft-com:office:office" xmlns:r="http://schemas.openxmlformats.org/officeDocument/2006/relationships" xmlns:m="http://schemas.openxmlformats.org/officeDocument/2006/math" xmlns:v="urn:schemas-microsoft-com:vml" xmlns:wp14="http://schemas.microsoft.com/office/word/2010/wordprocessingDrawing" xmlns:wp="http://schemas.openxmlformats.org/drawingml/2006/wordprocessingDrawing" xmlns:w10="urn:schemas-microsoft-com:office:word" xmlns:w="http://schemas.openxmlformats.org/wordprocessingml/2006/main" xmlns:w14="http://schemas.microsoft.com/office/word/2010/wordml" xmlns:w15="http://schemas.microsoft.com/office/word/2012/wordml" xmlns:w16se="http://schemas.microsoft.com/office/word/2015/wordml/symex" xmlns:wpg="http://schemas.microsoft.com/office/word/2010/wordprocessingGroup" xmlns:wpi="http://schemas.microsoft.com/office/word/2010/wordprocessingInk" xmlns:wne="http://schemas.microsoft.com/office/word/2006/wordml" xmlns:wps="http://schemas.microsoft.com/office/word/2010/wordprocessingShape" mc:Ignorable="w14 w15 w16se wp14">
   <w:abstractNum w:abstractNumId="0" w15:restartNumberingAfterBreak="0">
+    <w:nsid w:val="005E4E12"/>
+    <w:multiLevelType w:val="multilevel"/>
+    <w:tmpl w:val="B6EE4308"/>
+    <w:lvl w:ilvl="0">
+      <w:start w:val="1"/>
+      <w:numFmt w:val="bullet"/>
+      <w:lvlText w:val=""/>
+      <w:lvlJc w:val="left"/>
+      <w:pPr>
+        <w:tabs>
+          <w:tab w:val="num" w:pos="720"/>
+        </w:tabs>
+        <w:ind w:left="720" w:hanging="360"/>
+      </w:pPr>
+      <w:rPr>
+        <w:rFonts w:ascii="Symbol" w:hAnsi="Symbol" w:hint="default"/>
+        <w:sz w:val="20"/>
+      </w:rPr>
+    </w:lvl>
+    <w:lvl w:ilvl="1" w:tentative="1">
+      <w:start w:val="1"/>
+      <w:numFmt w:val="bullet"/>
+      <w:lvlText w:val="o"/>
+      <w:lvlJc w:val="left"/>
+      <w:pPr>
+        <w:tabs>
+          <w:tab w:val="num" w:pos="1440"/>
+        </w:tabs>
+        <w:ind w:left="1440" w:hanging="360"/>
+      </w:pPr>
+      <w:rPr>
+        <w:rFonts w:ascii="Courier New" w:hAnsi="Courier New" w:hint="default"/>
+        <w:sz w:val="20"/>
+      </w:rPr>
+    </w:lvl>
+    <w:lvl w:ilvl="2" w:tentative="1">
+      <w:start w:val="1"/>
+      <w:numFmt w:val="bullet"/>
+      <w:lvlText w:val=""/>
+      <w:lvlJc w:val="left"/>
+      <w:pPr>
+        <w:tabs>
+          <w:tab w:val="num" w:pos="2160"/>
+        </w:tabs>
+        <w:ind w:left="2160" w:hanging="360"/>
+      </w:pPr>
+      <w:rPr>
+        <w:rFonts w:ascii="Wingdings" w:hAnsi="Wingdings" w:hint="default"/>
+        <w:sz w:val="20"/>
+      </w:rPr>
+    </w:lvl>
+    <w:lvl w:ilvl="3" w:tentative="1">
+      <w:start w:val="1"/>
+      <w:numFmt w:val="bullet"/>
+      <w:lvlText w:val=""/>
+      <w:lvlJc w:val="left"/>
+      <w:pPr>
+        <w:tabs>
+          <w:tab w:val="num" w:pos="2880"/>
+        </w:tabs>
+        <w:ind w:left="2880" w:hanging="360"/>
+      </w:pPr>
+      <w:rPr>
+        <w:rFonts w:ascii="Wingdings" w:hAnsi="Wingdings" w:hint="default"/>
+        <w:sz w:val="20"/>
+      </w:rPr>
+    </w:lvl>
+    <w:lvl w:ilvl="4" w:tentative="1">
+      <w:start w:val="1"/>
+      <w:numFmt w:val="bullet"/>
+      <w:lvlText w:val=""/>
+      <w:lvlJc w:val="left"/>
+      <w:pPr>
+        <w:tabs>
+          <w:tab w:val="num" w:pos="3600"/>
+        </w:tabs>
+        <w:ind w:left="3600" w:hanging="360"/>
+      </w:pPr>
+      <w:rPr>
+        <w:rFonts w:ascii="Wingdings" w:hAnsi="Wingdings" w:hint="default"/>
+        <w:sz w:val="20"/>
+      </w:rPr>
+    </w:lvl>
+    <w:lvl w:ilvl="5" w:tentative="1">
+      <w:start w:val="1"/>
+      <w:numFmt w:val="bullet"/>
+      <w:lvlText w:val=""/>
+      <w:lvlJc w:val="left"/>
+      <w:pPr>
+        <w:tabs>
+          <w:tab w:val="num" w:pos="4320"/>
+        </w:tabs>
+        <w:ind w:left="4320" w:hanging="360"/>
+      </w:pPr>
+      <w:rPr>
+        <w:rFonts w:ascii="Wingdings" w:hAnsi="Wingdings" w:hint="default"/>
+        <w:sz w:val="20"/>
+      </w:rPr>
+    </w:lvl>
+    <w:lvl w:ilvl="6" w:tentative="1">
+      <w:start w:val="1"/>
+      <w:numFmt w:val="bullet"/>
+      <w:lvlText w:val=""/>
+      <w:lvlJc w:val="left"/>
+      <w:pPr>
+        <w:tabs>
+          <w:tab w:val="num" w:pos="5040"/>
+        </w:tabs>
+        <w:ind w:left="5040" w:hanging="360"/>
+      </w:pPr>
+      <w:rPr>
+        <w:rFonts w:ascii="Wingdings" w:hAnsi="Wingdings" w:hint="default"/>
+        <w:sz w:val="20"/>
+      </w:rPr>
+    </w:lvl>
+    <w:lvl w:ilvl="7" w:tentative="1">
+      <w:start w:val="1"/>
+      <w:numFmt w:val="bullet"/>
+      <w:lvlText w:val=""/>
+      <w:lvlJc w:val="left"/>
+      <w:pPr>
+        <w:tabs>
+          <w:tab w:val="num" w:pos="5760"/>
+        </w:tabs>
+        <w:ind w:left="5760" w:hanging="360"/>
+      </w:pPr>
+      <w:rPr>
+        <w:rFonts w:ascii="Wingdings" w:hAnsi="Wingdings" w:hint="default"/>
+        <w:sz w:val="20"/>
+      </w:rPr>
+    </w:lvl>
+    <w:lvl w:ilvl="8" w:tentative="1">
+      <w:start w:val="1"/>
+      <w:numFmt w:val="bullet"/>
+      <w:lvlText w:val=""/>
+      <w:lvlJc w:val="left"/>
+      <w:pPr>
+        <w:tabs>
+          <w:tab w:val="num" w:pos="6480"/>
+        </w:tabs>
+        <w:ind w:left="6480" w:hanging="360"/>
+      </w:pPr>
+      <w:rPr>
+        <w:rFonts w:ascii="Wingdings" w:hAnsi="Wingdings" w:hint="default"/>
+        <w:sz w:val="20"/>
+      </w:rPr>
+    </w:lvl>
+  </w:abstractNum>
+  <w:abstractNum w:abstractNumId="1" w15:restartNumberingAfterBreak="0">
     <w:nsid w:val="04B23D74"/>
     <w:multiLevelType w:val="multilevel"/>
     <w:tmpl w:val="78E09C62"/>
@@ -1602,7 +2485,7 @@
       </w:rPr>
     </w:lvl>
   </w:abstractNum>
-  <w:abstractNum w:abstractNumId="1" w15:restartNumberingAfterBreak="0">
+  <w:abstractNum w:abstractNumId="2" w15:restartNumberingAfterBreak="0">
     <w:nsid w:val="053D37F7"/>
     <w:multiLevelType w:val="multilevel"/>
     <w:tmpl w:val="965818BA"/>
@@ -1751,7 +2634,7 @@
       </w:rPr>
     </w:lvl>
   </w:abstractNum>
-  <w:abstractNum w:abstractNumId="2" w15:restartNumberingAfterBreak="0">
+  <w:abstractNum w:abstractNumId="3" w15:restartNumberingAfterBreak="0">
     <w:nsid w:val="084903E4"/>
     <w:multiLevelType w:val="multilevel"/>
     <w:tmpl w:val="E490E6A2"/>
@@ -1900,7 +2783,156 @@
       </w:rPr>
     </w:lvl>
   </w:abstractNum>
-  <w:abstractNum w:abstractNumId="3" w15:restartNumberingAfterBreak="0">
+  <w:abstractNum w:abstractNumId="4" w15:restartNumberingAfterBreak="0">
+    <w:nsid w:val="09D72EA7"/>
+    <w:multiLevelType w:val="multilevel"/>
+    <w:tmpl w:val="00168548"/>
+    <w:lvl w:ilvl="0">
+      <w:start w:val="1"/>
+      <w:numFmt w:val="bullet"/>
+      <w:lvlText w:val=""/>
+      <w:lvlJc w:val="left"/>
+      <w:pPr>
+        <w:tabs>
+          <w:tab w:val="num" w:pos="720"/>
+        </w:tabs>
+        <w:ind w:left="720" w:hanging="360"/>
+      </w:pPr>
+      <w:rPr>
+        <w:rFonts w:ascii="Symbol" w:hAnsi="Symbol" w:hint="default"/>
+        <w:sz w:val="20"/>
+      </w:rPr>
+    </w:lvl>
+    <w:lvl w:ilvl="1" w:tentative="1">
+      <w:start w:val="1"/>
+      <w:numFmt w:val="bullet"/>
+      <w:lvlText w:val="o"/>
+      <w:lvlJc w:val="left"/>
+      <w:pPr>
+        <w:tabs>
+          <w:tab w:val="num" w:pos="1440"/>
+        </w:tabs>
+        <w:ind w:left="1440" w:hanging="360"/>
+      </w:pPr>
+      <w:rPr>
+        <w:rFonts w:ascii="Courier New" w:hAnsi="Courier New" w:hint="default"/>
+        <w:sz w:val="20"/>
+      </w:rPr>
+    </w:lvl>
+    <w:lvl w:ilvl="2" w:tentative="1">
+      <w:start w:val="1"/>
+      <w:numFmt w:val="bullet"/>
+      <w:lvlText w:val=""/>
+      <w:lvlJc w:val="left"/>
+      <w:pPr>
+        <w:tabs>
+          <w:tab w:val="num" w:pos="2160"/>
+        </w:tabs>
+        <w:ind w:left="2160" w:hanging="360"/>
+      </w:pPr>
+      <w:rPr>
+        <w:rFonts w:ascii="Wingdings" w:hAnsi="Wingdings" w:hint="default"/>
+        <w:sz w:val="20"/>
+      </w:rPr>
+    </w:lvl>
+    <w:lvl w:ilvl="3" w:tentative="1">
+      <w:start w:val="1"/>
+      <w:numFmt w:val="bullet"/>
+      <w:lvlText w:val=""/>
+      <w:lvlJc w:val="left"/>
+      <w:pPr>
+        <w:tabs>
+          <w:tab w:val="num" w:pos="2880"/>
+        </w:tabs>
+        <w:ind w:left="2880" w:hanging="360"/>
+      </w:pPr>
+      <w:rPr>
+        <w:rFonts w:ascii="Wingdings" w:hAnsi="Wingdings" w:hint="default"/>
+        <w:sz w:val="20"/>
+      </w:rPr>
+    </w:lvl>
+    <w:lvl w:ilvl="4" w:tentative="1">
+      <w:start w:val="1"/>
+      <w:numFmt w:val="bullet"/>
+      <w:lvlText w:val=""/>
+      <w:lvlJc w:val="left"/>
+      <w:pPr>
+        <w:tabs>
+          <w:tab w:val="num" w:pos="3600"/>
+        </w:tabs>
+        <w:ind w:left="3600" w:hanging="360"/>
+      </w:pPr>
+      <w:rPr>
+        <w:rFonts w:ascii="Wingdings" w:hAnsi="Wingdings" w:hint="default"/>
+        <w:sz w:val="20"/>
+      </w:rPr>
+    </w:lvl>
+    <w:lvl w:ilvl="5" w:tentative="1">
+      <w:start w:val="1"/>
+      <w:numFmt w:val="bullet"/>
+      <w:lvlText w:val=""/>
+      <w:lvlJc w:val="left"/>
+      <w:pPr>
+        <w:tabs>
+          <w:tab w:val="num" w:pos="4320"/>
+        </w:tabs>
+        <w:ind w:left="4320" w:hanging="360"/>
+      </w:pPr>
+      <w:rPr>
+        <w:rFonts w:ascii="Wingdings" w:hAnsi="Wingdings" w:hint="default"/>
+        <w:sz w:val="20"/>
+      </w:rPr>
+    </w:lvl>
+    <w:lvl w:ilvl="6" w:tentative="1">
+      <w:start w:val="1"/>
+      <w:numFmt w:val="bullet"/>
+      <w:lvlText w:val=""/>
+      <w:lvlJc w:val="left"/>
+      <w:pPr>
+        <w:tabs>
+          <w:tab w:val="num" w:pos="5040"/>
+        </w:tabs>
+        <w:ind w:left="5040" w:hanging="360"/>
+      </w:pPr>
+      <w:rPr>
+        <w:rFonts w:ascii="Wingdings" w:hAnsi="Wingdings" w:hint="default"/>
+        <w:sz w:val="20"/>
+      </w:rPr>
+    </w:lvl>
+    <w:lvl w:ilvl="7" w:tentative="1">
+      <w:start w:val="1"/>
+      <w:numFmt w:val="bullet"/>
+      <w:lvlText w:val=""/>
+      <w:lvlJc w:val="left"/>
+      <w:pPr>
+        <w:tabs>
+          <w:tab w:val="num" w:pos="5760"/>
+        </w:tabs>
+        <w:ind w:left="5760" w:hanging="360"/>
+      </w:pPr>
+      <w:rPr>
+        <w:rFonts w:ascii="Wingdings" w:hAnsi="Wingdings" w:hint="default"/>
+        <w:sz w:val="20"/>
+      </w:rPr>
+    </w:lvl>
+    <w:lvl w:ilvl="8" w:tentative="1">
+      <w:start w:val="1"/>
+      <w:numFmt w:val="bullet"/>
+      <w:lvlText w:val=""/>
+      <w:lvlJc w:val="left"/>
+      <w:pPr>
+        <w:tabs>
+          <w:tab w:val="num" w:pos="6480"/>
+        </w:tabs>
+        <w:ind w:left="6480" w:hanging="360"/>
+      </w:pPr>
+      <w:rPr>
+        <w:rFonts w:ascii="Wingdings" w:hAnsi="Wingdings" w:hint="default"/>
+        <w:sz w:val="20"/>
+      </w:rPr>
+    </w:lvl>
+  </w:abstractNum>
+  <w:abstractNum w:abstractNumId="5" w15:restartNumberingAfterBreak="0">
     <w:nsid w:val="1D533315"/>
     <w:multiLevelType w:val="multilevel"/>
     <w:tmpl w:val="D79E4132"/>
@@ -2049,7 +3081,156 @@
       </w:rPr>
     </w:lvl>
   </w:abstractNum>
-  <w:abstractNum w:abstractNumId="4" w15:restartNumberingAfterBreak="0">
+  <w:abstractNum w:abstractNumId="6" w15:restartNumberingAfterBreak="0">
+    <w:nsid w:val="2345568F"/>
+    <w:multiLevelType w:val="multilevel"/>
+    <w:tmpl w:val="0A72353C"/>
+    <w:lvl w:ilvl="0">
+      <w:start w:val="1"/>
+      <w:numFmt w:val="bullet"/>
+      <w:lvlText w:val=""/>
+      <w:lvlJc w:val="left"/>
+      <w:pPr>
+        <w:tabs>
+          <w:tab w:val="num" w:pos="720"/>
+        </w:tabs>
+        <w:ind w:left="720" w:hanging="360"/>
+      </w:pPr>
+      <w:rPr>
+        <w:rFonts w:ascii="Symbol" w:hAnsi="Symbol" w:hint="default"/>
+        <w:sz w:val="20"/>
+      </w:rPr>
+    </w:lvl>
+    <w:lvl w:ilvl="1" w:tentative="1">
+      <w:start w:val="1"/>
+      <w:numFmt w:val="bullet"/>
+      <w:lvlText w:val="o"/>
+      <w:lvlJc w:val="left"/>
+      <w:pPr>
+        <w:tabs>
+          <w:tab w:val="num" w:pos="1440"/>
+        </w:tabs>
+        <w:ind w:left="1440" w:hanging="360"/>
+      </w:pPr>
+      <w:rPr>
+        <w:rFonts w:ascii="Courier New" w:hAnsi="Courier New" w:hint="default"/>
+        <w:sz w:val="20"/>
+      </w:rPr>
+    </w:lvl>
+    <w:lvl w:ilvl="2" w:tentative="1">
+      <w:start w:val="1"/>
+      <w:numFmt w:val="bullet"/>
+      <w:lvlText w:val=""/>
+      <w:lvlJc w:val="left"/>
+      <w:pPr>
+        <w:tabs>
+          <w:tab w:val="num" w:pos="2160"/>
+        </w:tabs>
+        <w:ind w:left="2160" w:hanging="360"/>
+      </w:pPr>
+      <w:rPr>
+        <w:rFonts w:ascii="Wingdings" w:hAnsi="Wingdings" w:hint="default"/>
+        <w:sz w:val="20"/>
+      </w:rPr>
+    </w:lvl>
+    <w:lvl w:ilvl="3" w:tentative="1">
+      <w:start w:val="1"/>
+      <w:numFmt w:val="bullet"/>
+      <w:lvlText w:val=""/>
+      <w:lvlJc w:val="left"/>
+      <w:pPr>
+        <w:tabs>
+          <w:tab w:val="num" w:pos="2880"/>
+        </w:tabs>
+        <w:ind w:left="2880" w:hanging="360"/>
+      </w:pPr>
+      <w:rPr>
+        <w:rFonts w:ascii="Wingdings" w:hAnsi="Wingdings" w:hint="default"/>
+        <w:sz w:val="20"/>
+      </w:rPr>
+    </w:lvl>
+    <w:lvl w:ilvl="4" w:tentative="1">
+      <w:start w:val="1"/>
+      <w:numFmt w:val="bullet"/>
+      <w:lvlText w:val=""/>
+      <w:lvlJc w:val="left"/>
+      <w:pPr>
+        <w:tabs>
+          <w:tab w:val="num" w:pos="3600"/>
+        </w:tabs>
+        <w:ind w:left="3600" w:hanging="360"/>
+      </w:pPr>
+      <w:rPr>
+        <w:rFonts w:ascii="Wingdings" w:hAnsi="Wingdings" w:hint="default"/>
+        <w:sz w:val="20"/>
+      </w:rPr>
+    </w:lvl>
+    <w:lvl w:ilvl="5" w:tentative="1">
+      <w:start w:val="1"/>
+      <w:numFmt w:val="bullet"/>
+      <w:lvlText w:val=""/>
+      <w:lvlJc w:val="left"/>
+      <w:pPr>
+        <w:tabs>
+          <w:tab w:val="num" w:pos="4320"/>
+        </w:tabs>
+        <w:ind w:left="4320" w:hanging="360"/>
+      </w:pPr>
+      <w:rPr>
+        <w:rFonts w:ascii="Wingdings" w:hAnsi="Wingdings" w:hint="default"/>
+        <w:sz w:val="20"/>
+      </w:rPr>
+    </w:lvl>
+    <w:lvl w:ilvl="6" w:tentative="1">
+      <w:start w:val="1"/>
+      <w:numFmt w:val="bullet"/>
+      <w:lvlText w:val=""/>
+      <w:lvlJc w:val="left"/>
+      <w:pPr>
+        <w:tabs>
+          <w:tab w:val="num" w:pos="5040"/>
+        </w:tabs>
+        <w:ind w:left="5040" w:hanging="360"/>
+      </w:pPr>
+      <w:rPr>
+        <w:rFonts w:ascii="Wingdings" w:hAnsi="Wingdings" w:hint="default"/>
+        <w:sz w:val="20"/>
+      </w:rPr>
+    </w:lvl>
+    <w:lvl w:ilvl="7" w:tentative="1">
+      <w:start w:val="1"/>
+      <w:numFmt w:val="bullet"/>
+      <w:lvlText w:val=""/>
+      <w:lvlJc w:val="left"/>
+      <w:pPr>
+        <w:tabs>
+          <w:tab w:val="num" w:pos="5760"/>
+        </w:tabs>
+        <w:ind w:left="5760" w:hanging="360"/>
+      </w:pPr>
+      <w:rPr>
+        <w:rFonts w:ascii="Wingdings" w:hAnsi="Wingdings" w:hint="default"/>
+        <w:sz w:val="20"/>
+      </w:rPr>
+    </w:lvl>
+    <w:lvl w:ilvl="8" w:tentative="1">
+      <w:start w:val="1"/>
+      <w:numFmt w:val="bullet"/>
+      <w:lvlText w:val=""/>
+      <w:lvlJc w:val="left"/>
+      <w:pPr>
+        <w:tabs>
+          <w:tab w:val="num" w:pos="6480"/>
+        </w:tabs>
+        <w:ind w:left="6480" w:hanging="360"/>
+      </w:pPr>
+      <w:rPr>
+        <w:rFonts w:ascii="Wingdings" w:hAnsi="Wingdings" w:hint="default"/>
+        <w:sz w:val="20"/>
+      </w:rPr>
+    </w:lvl>
+  </w:abstractNum>
+  <w:abstractNum w:abstractNumId="7" w15:restartNumberingAfterBreak="0">
     <w:nsid w:val="288F3685"/>
     <w:multiLevelType w:val="multilevel"/>
     <w:tmpl w:val="7BBC7DFC"/>
@@ -2198,7 +3379,7 @@
       </w:rPr>
     </w:lvl>
   </w:abstractNum>
-  <w:abstractNum w:abstractNumId="5" w15:restartNumberingAfterBreak="0">
+  <w:abstractNum w:abstractNumId="8" w15:restartNumberingAfterBreak="0">
     <w:nsid w:val="2EE011E6"/>
     <w:multiLevelType w:val="multilevel"/>
     <w:tmpl w:val="909ACFC8"/>
@@ -2347,7 +3528,305 @@
       </w:rPr>
     </w:lvl>
   </w:abstractNum>
-  <w:abstractNum w:abstractNumId="6" w15:restartNumberingAfterBreak="0">
+  <w:abstractNum w:abstractNumId="9" w15:restartNumberingAfterBreak="0">
+    <w:nsid w:val="2F5D316A"/>
+    <w:multiLevelType w:val="multilevel"/>
+    <w:tmpl w:val="BC2EA3D6"/>
+    <w:lvl w:ilvl="0">
+      <w:start w:val="1"/>
+      <w:numFmt w:val="bullet"/>
+      <w:lvlText w:val=""/>
+      <w:lvlJc w:val="left"/>
+      <w:pPr>
+        <w:tabs>
+          <w:tab w:val="num" w:pos="720"/>
+        </w:tabs>
+        <w:ind w:left="720" w:hanging="360"/>
+      </w:pPr>
+      <w:rPr>
+        <w:rFonts w:ascii="Symbol" w:hAnsi="Symbol" w:hint="default"/>
+        <w:sz w:val="20"/>
+      </w:rPr>
+    </w:lvl>
+    <w:lvl w:ilvl="1" w:tentative="1">
+      <w:start w:val="1"/>
+      <w:numFmt w:val="bullet"/>
+      <w:lvlText w:val="o"/>
+      <w:lvlJc w:val="left"/>
+      <w:pPr>
+        <w:tabs>
+          <w:tab w:val="num" w:pos="1440"/>
+        </w:tabs>
+        <w:ind w:left="1440" w:hanging="360"/>
+      </w:pPr>
+      <w:rPr>
+        <w:rFonts w:ascii="Courier New" w:hAnsi="Courier New" w:hint="default"/>
+        <w:sz w:val="20"/>
+      </w:rPr>
+    </w:lvl>
+    <w:lvl w:ilvl="2" w:tentative="1">
+      <w:start w:val="1"/>
+      <w:numFmt w:val="bullet"/>
+      <w:lvlText w:val=""/>
+      <w:lvlJc w:val="left"/>
+      <w:pPr>
+        <w:tabs>
+          <w:tab w:val="num" w:pos="2160"/>
+        </w:tabs>
+        <w:ind w:left="2160" w:hanging="360"/>
+      </w:pPr>
+      <w:rPr>
+        <w:rFonts w:ascii="Wingdings" w:hAnsi="Wingdings" w:hint="default"/>
+        <w:sz w:val="20"/>
+      </w:rPr>
+    </w:lvl>
+    <w:lvl w:ilvl="3" w:tentative="1">
+      <w:start w:val="1"/>
+      <w:numFmt w:val="bullet"/>
+      <w:lvlText w:val=""/>
+      <w:lvlJc w:val="left"/>
+      <w:pPr>
+        <w:tabs>
+          <w:tab w:val="num" w:pos="2880"/>
+        </w:tabs>
+        <w:ind w:left="2880" w:hanging="360"/>
+      </w:pPr>
+      <w:rPr>
+        <w:rFonts w:ascii="Wingdings" w:hAnsi="Wingdings" w:hint="default"/>
+        <w:sz w:val="20"/>
+      </w:rPr>
+    </w:lvl>
+    <w:lvl w:ilvl="4" w:tentative="1">
+      <w:start w:val="1"/>
+      <w:numFmt w:val="bullet"/>
+      <w:lvlText w:val=""/>
+      <w:lvlJc w:val="left"/>
+      <w:pPr>
+        <w:tabs>
+          <w:tab w:val="num" w:pos="3600"/>
+        </w:tabs>
+        <w:ind w:left="3600" w:hanging="360"/>
+      </w:pPr>
+      <w:rPr>
+        <w:rFonts w:ascii="Wingdings" w:hAnsi="Wingdings" w:hint="default"/>
+        <w:sz w:val="20"/>
+      </w:rPr>
+    </w:lvl>
+    <w:lvl w:ilvl="5" w:tentative="1">
+      <w:start w:val="1"/>
+      <w:numFmt w:val="bullet"/>
+      <w:lvlText w:val=""/>
+      <w:lvlJc w:val="left"/>
+      <w:pPr>
+        <w:tabs>
+          <w:tab w:val="num" w:pos="4320"/>
+        </w:tabs>
+        <w:ind w:left="4320" w:hanging="360"/>
+      </w:pPr>
+      <w:rPr>
+        <w:rFonts w:ascii="Wingdings" w:hAnsi="Wingdings" w:hint="default"/>
+        <w:sz w:val="20"/>
+      </w:rPr>
+    </w:lvl>
+    <w:lvl w:ilvl="6" w:tentative="1">
+      <w:start w:val="1"/>
+      <w:numFmt w:val="bullet"/>
+      <w:lvlText w:val=""/>
+      <w:lvlJc w:val="left"/>
+      <w:pPr>
+        <w:tabs>
+          <w:tab w:val="num" w:pos="5040"/>
+        </w:tabs>
+        <w:ind w:left="5040" w:hanging="360"/>
+      </w:pPr>
+      <w:rPr>
+        <w:rFonts w:ascii="Wingdings" w:hAnsi="Wingdings" w:hint="default"/>
+        <w:sz w:val="20"/>
+      </w:rPr>
+    </w:lvl>
+    <w:lvl w:ilvl="7" w:tentative="1">
+      <w:start w:val="1"/>
+      <w:numFmt w:val="bullet"/>
+      <w:lvlText w:val=""/>
+      <w:lvlJc w:val="left"/>
+      <w:pPr>
+        <w:tabs>
+          <w:tab w:val="num" w:pos="5760"/>
+        </w:tabs>
+        <w:ind w:left="5760" w:hanging="360"/>
+      </w:pPr>
+      <w:rPr>
+        <w:rFonts w:ascii="Wingdings" w:hAnsi="Wingdings" w:hint="default"/>
+        <w:sz w:val="20"/>
+      </w:rPr>
+    </w:lvl>
+    <w:lvl w:ilvl="8" w:tentative="1">
+      <w:start w:val="1"/>
+      <w:numFmt w:val="bullet"/>
+      <w:lvlText w:val=""/>
+      <w:lvlJc w:val="left"/>
+      <w:pPr>
+        <w:tabs>
+          <w:tab w:val="num" w:pos="6480"/>
+        </w:tabs>
+        <w:ind w:left="6480" w:hanging="360"/>
+      </w:pPr>
+      <w:rPr>
+        <w:rFonts w:ascii="Wingdings" w:hAnsi="Wingdings" w:hint="default"/>
+        <w:sz w:val="20"/>
+      </w:rPr>
+    </w:lvl>
+  </w:abstractNum>
+  <w:abstractNum w:abstractNumId="10" w15:restartNumberingAfterBreak="0">
+    <w:nsid w:val="36AD5397"/>
+    <w:multiLevelType w:val="multilevel"/>
+    <w:tmpl w:val="17347422"/>
+    <w:lvl w:ilvl="0">
+      <w:start w:val="1"/>
+      <w:numFmt w:val="bullet"/>
+      <w:lvlText w:val=""/>
+      <w:lvlJc w:val="left"/>
+      <w:pPr>
+        <w:tabs>
+          <w:tab w:val="num" w:pos="720"/>
+        </w:tabs>
+        <w:ind w:left="720" w:hanging="360"/>
+      </w:pPr>
+      <w:rPr>
+        <w:rFonts w:ascii="Symbol" w:hAnsi="Symbol" w:hint="default"/>
+        <w:sz w:val="20"/>
+      </w:rPr>
+    </w:lvl>
+    <w:lvl w:ilvl="1" w:tentative="1">
+      <w:start w:val="1"/>
+      <w:numFmt w:val="bullet"/>
+      <w:lvlText w:val="o"/>
+      <w:lvlJc w:val="left"/>
+      <w:pPr>
+        <w:tabs>
+          <w:tab w:val="num" w:pos="1440"/>
+        </w:tabs>
+        <w:ind w:left="1440" w:hanging="360"/>
+      </w:pPr>
+      <w:rPr>
+        <w:rFonts w:ascii="Courier New" w:hAnsi="Courier New" w:hint="default"/>
+        <w:sz w:val="20"/>
+      </w:rPr>
+    </w:lvl>
+    <w:lvl w:ilvl="2" w:tentative="1">
+      <w:start w:val="1"/>
+      <w:numFmt w:val="bullet"/>
+      <w:lvlText w:val=""/>
+      <w:lvlJc w:val="left"/>
+      <w:pPr>
+        <w:tabs>
+          <w:tab w:val="num" w:pos="2160"/>
+        </w:tabs>
+        <w:ind w:left="2160" w:hanging="360"/>
+      </w:pPr>
+      <w:rPr>
+        <w:rFonts w:ascii="Wingdings" w:hAnsi="Wingdings" w:hint="default"/>
+        <w:sz w:val="20"/>
+      </w:rPr>
+    </w:lvl>
+    <w:lvl w:ilvl="3" w:tentative="1">
+      <w:start w:val="1"/>
+      <w:numFmt w:val="bullet"/>
+      <w:lvlText w:val=""/>
+      <w:lvlJc w:val="left"/>
+      <w:pPr>
+        <w:tabs>
+          <w:tab w:val="num" w:pos="2880"/>
+        </w:tabs>
+        <w:ind w:left="2880" w:hanging="360"/>
+      </w:pPr>
+      <w:rPr>
+        <w:rFonts w:ascii="Wingdings" w:hAnsi="Wingdings" w:hint="default"/>
+        <w:sz w:val="20"/>
+      </w:rPr>
+    </w:lvl>
+    <w:lvl w:ilvl="4" w:tentative="1">
+      <w:start w:val="1"/>
+      <w:numFmt w:val="bullet"/>
+      <w:lvlText w:val=""/>
+      <w:lvlJc w:val="left"/>
+      <w:pPr>
+        <w:tabs>
+          <w:tab w:val="num" w:pos="3600"/>
+        </w:tabs>
+        <w:ind w:left="3600" w:hanging="360"/>
+      </w:pPr>
+      <w:rPr>
+        <w:rFonts w:ascii="Wingdings" w:hAnsi="Wingdings" w:hint="default"/>
+        <w:sz w:val="20"/>
+      </w:rPr>
+    </w:lvl>
+    <w:lvl w:ilvl="5" w:tentative="1">
+      <w:start w:val="1"/>
+      <w:numFmt w:val="bullet"/>
+      <w:lvlText w:val=""/>
+      <w:lvlJc w:val="left"/>
+      <w:pPr>
+        <w:tabs>
+          <w:tab w:val="num" w:pos="4320"/>
+        </w:tabs>
+        <w:ind w:left="4320" w:hanging="360"/>
+      </w:pPr>
+      <w:rPr>
+        <w:rFonts w:ascii="Wingdings" w:hAnsi="Wingdings" w:hint="default"/>
+        <w:sz w:val="20"/>
+      </w:rPr>
+    </w:lvl>
+    <w:lvl w:ilvl="6" w:tentative="1">
+      <w:start w:val="1"/>
+      <w:numFmt w:val="bullet"/>
+      <w:lvlText w:val=""/>
+      <w:lvlJc w:val="left"/>
+      <w:pPr>
+        <w:tabs>
+          <w:tab w:val="num" w:pos="5040"/>
+        </w:tabs>
+        <w:ind w:left="5040" w:hanging="360"/>
+      </w:pPr>
+      <w:rPr>
+        <w:rFonts w:ascii="Wingdings" w:hAnsi="Wingdings" w:hint="default"/>
+        <w:sz w:val="20"/>
+      </w:rPr>
+    </w:lvl>
+    <w:lvl w:ilvl="7" w:tentative="1">
+      <w:start w:val="1"/>
+      <w:numFmt w:val="bullet"/>
+      <w:lvlText w:val=""/>
+      <w:lvlJc w:val="left"/>
+      <w:pPr>
+        <w:tabs>
+          <w:tab w:val="num" w:pos="5760"/>
+        </w:tabs>
+        <w:ind w:left="5760" w:hanging="360"/>
+      </w:pPr>
+      <w:rPr>
+        <w:rFonts w:ascii="Wingdings" w:hAnsi="Wingdings" w:hint="default"/>
+        <w:sz w:val="20"/>
+      </w:rPr>
+    </w:lvl>
+    <w:lvl w:ilvl="8" w:tentative="1">
+      <w:start w:val="1"/>
+      <w:numFmt w:val="bullet"/>
+      <w:lvlText w:val=""/>
+      <w:lvlJc w:val="left"/>
+      <w:pPr>
+        <w:tabs>
+          <w:tab w:val="num" w:pos="6480"/>
+        </w:tabs>
+        <w:ind w:left="6480" w:hanging="360"/>
+      </w:pPr>
+      <w:rPr>
+        <w:rFonts w:ascii="Wingdings" w:hAnsi="Wingdings" w:hint="default"/>
+        <w:sz w:val="20"/>
+      </w:rPr>
+    </w:lvl>
+  </w:abstractNum>
+  <w:abstractNum w:abstractNumId="11" w15:restartNumberingAfterBreak="0">
     <w:nsid w:val="374756E6"/>
     <w:multiLevelType w:val="multilevel"/>
     <w:tmpl w:val="F1B2BA7E"/>
@@ -2496,7 +3975,7 @@
       </w:rPr>
     </w:lvl>
   </w:abstractNum>
-  <w:abstractNum w:abstractNumId="7" w15:restartNumberingAfterBreak="0">
+  <w:abstractNum w:abstractNumId="12" w15:restartNumberingAfterBreak="0">
     <w:nsid w:val="3A9828EB"/>
     <w:multiLevelType w:val="multilevel"/>
     <w:tmpl w:val="FAA89AF8"/>
@@ -2645,7 +4124,305 @@
       </w:rPr>
     </w:lvl>
   </w:abstractNum>
-  <w:abstractNum w:abstractNumId="8" w15:restartNumberingAfterBreak="0">
+  <w:abstractNum w:abstractNumId="13" w15:restartNumberingAfterBreak="0">
+    <w:nsid w:val="44095264"/>
+    <w:multiLevelType w:val="multilevel"/>
+    <w:tmpl w:val="2AD6DA8A"/>
+    <w:lvl w:ilvl="0">
+      <w:start w:val="1"/>
+      <w:numFmt w:val="bullet"/>
+      <w:lvlText w:val=""/>
+      <w:lvlJc w:val="left"/>
+      <w:pPr>
+        <w:tabs>
+          <w:tab w:val="num" w:pos="720"/>
+        </w:tabs>
+        <w:ind w:left="720" w:hanging="360"/>
+      </w:pPr>
+      <w:rPr>
+        <w:rFonts w:ascii="Symbol" w:hAnsi="Symbol" w:hint="default"/>
+        <w:sz w:val="20"/>
+      </w:rPr>
+    </w:lvl>
+    <w:lvl w:ilvl="1" w:tentative="1">
+      <w:start w:val="1"/>
+      <w:numFmt w:val="bullet"/>
+      <w:lvlText w:val="o"/>
+      <w:lvlJc w:val="left"/>
+      <w:pPr>
+        <w:tabs>
+          <w:tab w:val="num" w:pos="1440"/>
+        </w:tabs>
+        <w:ind w:left="1440" w:hanging="360"/>
+      </w:pPr>
+      <w:rPr>
+        <w:rFonts w:ascii="Courier New" w:hAnsi="Courier New" w:hint="default"/>
+        <w:sz w:val="20"/>
+      </w:rPr>
+    </w:lvl>
+    <w:lvl w:ilvl="2" w:tentative="1">
+      <w:start w:val="1"/>
+      <w:numFmt w:val="bullet"/>
+      <w:lvlText w:val=""/>
+      <w:lvlJc w:val="left"/>
+      <w:pPr>
+        <w:tabs>
+          <w:tab w:val="num" w:pos="2160"/>
+        </w:tabs>
+        <w:ind w:left="2160" w:hanging="360"/>
+      </w:pPr>
+      <w:rPr>
+        <w:rFonts w:ascii="Wingdings" w:hAnsi="Wingdings" w:hint="default"/>
+        <w:sz w:val="20"/>
+      </w:rPr>
+    </w:lvl>
+    <w:lvl w:ilvl="3" w:tentative="1">
+      <w:start w:val="1"/>
+      <w:numFmt w:val="bullet"/>
+      <w:lvlText w:val=""/>
+      <w:lvlJc w:val="left"/>
+      <w:pPr>
+        <w:tabs>
+          <w:tab w:val="num" w:pos="2880"/>
+        </w:tabs>
+        <w:ind w:left="2880" w:hanging="360"/>
+      </w:pPr>
+      <w:rPr>
+        <w:rFonts w:ascii="Wingdings" w:hAnsi="Wingdings" w:hint="default"/>
+        <w:sz w:val="20"/>
+      </w:rPr>
+    </w:lvl>
+    <w:lvl w:ilvl="4" w:tentative="1">
+      <w:start w:val="1"/>
+      <w:numFmt w:val="bullet"/>
+      <w:lvlText w:val=""/>
+      <w:lvlJc w:val="left"/>
+      <w:pPr>
+        <w:tabs>
+          <w:tab w:val="num" w:pos="3600"/>
+        </w:tabs>
+        <w:ind w:left="3600" w:hanging="360"/>
+      </w:pPr>
+      <w:rPr>
+        <w:rFonts w:ascii="Wingdings" w:hAnsi="Wingdings" w:hint="default"/>
+        <w:sz w:val="20"/>
+      </w:rPr>
+    </w:lvl>
+    <w:lvl w:ilvl="5" w:tentative="1">
+      <w:start w:val="1"/>
+      <w:numFmt w:val="bullet"/>
+      <w:lvlText w:val=""/>
+      <w:lvlJc w:val="left"/>
+      <w:pPr>
+        <w:tabs>
+          <w:tab w:val="num" w:pos="4320"/>
+        </w:tabs>
+        <w:ind w:left="4320" w:hanging="360"/>
+      </w:pPr>
+      <w:rPr>
+        <w:rFonts w:ascii="Wingdings" w:hAnsi="Wingdings" w:hint="default"/>
+        <w:sz w:val="20"/>
+      </w:rPr>
+    </w:lvl>
+    <w:lvl w:ilvl="6" w:tentative="1">
+      <w:start w:val="1"/>
+      <w:numFmt w:val="bullet"/>
+      <w:lvlText w:val=""/>
+      <w:lvlJc w:val="left"/>
+      <w:pPr>
+        <w:tabs>
+          <w:tab w:val="num" w:pos="5040"/>
+        </w:tabs>
+        <w:ind w:left="5040" w:hanging="360"/>
+      </w:pPr>
+      <w:rPr>
+        <w:rFonts w:ascii="Wingdings" w:hAnsi="Wingdings" w:hint="default"/>
+        <w:sz w:val="20"/>
+      </w:rPr>
+    </w:lvl>
+    <w:lvl w:ilvl="7" w:tentative="1">
+      <w:start w:val="1"/>
+      <w:numFmt w:val="bullet"/>
+      <w:lvlText w:val=""/>
+      <w:lvlJc w:val="left"/>
+      <w:pPr>
+        <w:tabs>
+          <w:tab w:val="num" w:pos="5760"/>
+        </w:tabs>
+        <w:ind w:left="5760" w:hanging="360"/>
+      </w:pPr>
+      <w:rPr>
+        <w:rFonts w:ascii="Wingdings" w:hAnsi="Wingdings" w:hint="default"/>
+        <w:sz w:val="20"/>
+      </w:rPr>
+    </w:lvl>
+    <w:lvl w:ilvl="8" w:tentative="1">
+      <w:start w:val="1"/>
+      <w:numFmt w:val="bullet"/>
+      <w:lvlText w:val=""/>
+      <w:lvlJc w:val="left"/>
+      <w:pPr>
+        <w:tabs>
+          <w:tab w:val="num" w:pos="6480"/>
+        </w:tabs>
+        <w:ind w:left="6480" w:hanging="360"/>
+      </w:pPr>
+      <w:rPr>
+        <w:rFonts w:ascii="Wingdings" w:hAnsi="Wingdings" w:hint="default"/>
+        <w:sz w:val="20"/>
+      </w:rPr>
+    </w:lvl>
+  </w:abstractNum>
+  <w:abstractNum w:abstractNumId="14" w15:restartNumberingAfterBreak="0">
+    <w:nsid w:val="48A5184F"/>
+    <w:multiLevelType w:val="multilevel"/>
+    <w:tmpl w:val="82D224DA"/>
+    <w:lvl w:ilvl="0">
+      <w:start w:val="1"/>
+      <w:numFmt w:val="bullet"/>
+      <w:lvlText w:val=""/>
+      <w:lvlJc w:val="left"/>
+      <w:pPr>
+        <w:tabs>
+          <w:tab w:val="num" w:pos="720"/>
+        </w:tabs>
+        <w:ind w:left="720" w:hanging="360"/>
+      </w:pPr>
+      <w:rPr>
+        <w:rFonts w:ascii="Symbol" w:hAnsi="Symbol" w:hint="default"/>
+        <w:sz w:val="20"/>
+      </w:rPr>
+    </w:lvl>
+    <w:lvl w:ilvl="1" w:tentative="1">
+      <w:start w:val="1"/>
+      <w:numFmt w:val="bullet"/>
+      <w:lvlText w:val="o"/>
+      <w:lvlJc w:val="left"/>
+      <w:pPr>
+        <w:tabs>
+          <w:tab w:val="num" w:pos="1440"/>
+        </w:tabs>
+        <w:ind w:left="1440" w:hanging="360"/>
+      </w:pPr>
+      <w:rPr>
+        <w:rFonts w:ascii="Courier New" w:hAnsi="Courier New" w:hint="default"/>
+        <w:sz w:val="20"/>
+      </w:rPr>
+    </w:lvl>
+    <w:lvl w:ilvl="2" w:tentative="1">
+      <w:start w:val="1"/>
+      <w:numFmt w:val="bullet"/>
+      <w:lvlText w:val=""/>
+      <w:lvlJc w:val="left"/>
+      <w:pPr>
+        <w:tabs>
+          <w:tab w:val="num" w:pos="2160"/>
+        </w:tabs>
+        <w:ind w:left="2160" w:hanging="360"/>
+      </w:pPr>
+      <w:rPr>
+        <w:rFonts w:ascii="Wingdings" w:hAnsi="Wingdings" w:hint="default"/>
+        <w:sz w:val="20"/>
+      </w:rPr>
+    </w:lvl>
+    <w:lvl w:ilvl="3" w:tentative="1">
+      <w:start w:val="1"/>
+      <w:numFmt w:val="bullet"/>
+      <w:lvlText w:val=""/>
+      <w:lvlJc w:val="left"/>
+      <w:pPr>
+        <w:tabs>
+          <w:tab w:val="num" w:pos="2880"/>
+        </w:tabs>
+        <w:ind w:left="2880" w:hanging="360"/>
+      </w:pPr>
+      <w:rPr>
+        <w:rFonts w:ascii="Wingdings" w:hAnsi="Wingdings" w:hint="default"/>
+        <w:sz w:val="20"/>
+      </w:rPr>
+    </w:lvl>
+    <w:lvl w:ilvl="4" w:tentative="1">
+      <w:start w:val="1"/>
+      <w:numFmt w:val="bullet"/>
+      <w:lvlText w:val=""/>
+      <w:lvlJc w:val="left"/>
+      <w:pPr>
+        <w:tabs>
+          <w:tab w:val="num" w:pos="3600"/>
+        </w:tabs>
+        <w:ind w:left="3600" w:hanging="360"/>
+      </w:pPr>
+      <w:rPr>
+        <w:rFonts w:ascii="Wingdings" w:hAnsi="Wingdings" w:hint="default"/>
+        <w:sz w:val="20"/>
+      </w:rPr>
+    </w:lvl>
+    <w:lvl w:ilvl="5" w:tentative="1">
+      <w:start w:val="1"/>
+      <w:numFmt w:val="bullet"/>
+      <w:lvlText w:val=""/>
+      <w:lvlJc w:val="left"/>
+      <w:pPr>
+        <w:tabs>
+          <w:tab w:val="num" w:pos="4320"/>
+        </w:tabs>
+        <w:ind w:left="4320" w:hanging="360"/>
+      </w:pPr>
+      <w:rPr>
+        <w:rFonts w:ascii="Wingdings" w:hAnsi="Wingdings" w:hint="default"/>
+        <w:sz w:val="20"/>
+      </w:rPr>
+    </w:lvl>
+    <w:lvl w:ilvl="6" w:tentative="1">
+      <w:start w:val="1"/>
+      <w:numFmt w:val="bullet"/>
+      <w:lvlText w:val=""/>
+      <w:lvlJc w:val="left"/>
+      <w:pPr>
+        <w:tabs>
+          <w:tab w:val="num" w:pos="5040"/>
+        </w:tabs>
+        <w:ind w:left="5040" w:hanging="360"/>
+      </w:pPr>
+      <w:rPr>
+        <w:rFonts w:ascii="Wingdings" w:hAnsi="Wingdings" w:hint="default"/>
+        <w:sz w:val="20"/>
+      </w:rPr>
+    </w:lvl>
+    <w:lvl w:ilvl="7" w:tentative="1">
+      <w:start w:val="1"/>
+      <w:numFmt w:val="bullet"/>
+      <w:lvlText w:val=""/>
+      <w:lvlJc w:val="left"/>
+      <w:pPr>
+        <w:tabs>
+          <w:tab w:val="num" w:pos="5760"/>
+        </w:tabs>
+        <w:ind w:left="5760" w:hanging="360"/>
+      </w:pPr>
+      <w:rPr>
+        <w:rFonts w:ascii="Wingdings" w:hAnsi="Wingdings" w:hint="default"/>
+        <w:sz w:val="20"/>
+      </w:rPr>
+    </w:lvl>
+    <w:lvl w:ilvl="8" w:tentative="1">
+      <w:start w:val="1"/>
+      <w:numFmt w:val="bullet"/>
+      <w:lvlText w:val=""/>
+      <w:lvlJc w:val="left"/>
+      <w:pPr>
+        <w:tabs>
+          <w:tab w:val="num" w:pos="6480"/>
+        </w:tabs>
+        <w:ind w:left="6480" w:hanging="360"/>
+      </w:pPr>
+      <w:rPr>
+        <w:rFonts w:ascii="Wingdings" w:hAnsi="Wingdings" w:hint="default"/>
+        <w:sz w:val="20"/>
+      </w:rPr>
+    </w:lvl>
+  </w:abstractNum>
+  <w:abstractNum w:abstractNumId="15" w15:restartNumberingAfterBreak="0">
     <w:nsid w:val="58527F13"/>
     <w:multiLevelType w:val="multilevel"/>
     <w:tmpl w:val="8DFA1BE8"/>
@@ -2794,7 +4571,7 @@
       </w:rPr>
     </w:lvl>
   </w:abstractNum>
-  <w:abstractNum w:abstractNumId="9" w15:restartNumberingAfterBreak="0">
+  <w:abstractNum w:abstractNumId="16" w15:restartNumberingAfterBreak="0">
     <w:nsid w:val="5A105631"/>
     <w:multiLevelType w:val="multilevel"/>
     <w:tmpl w:val="ADE4ACCA"/>
@@ -2943,7 +4720,603 @@
       </w:rPr>
     </w:lvl>
   </w:abstractNum>
-  <w:abstractNum w:abstractNumId="10" w15:restartNumberingAfterBreak="0">
+  <w:abstractNum w:abstractNumId="17" w15:restartNumberingAfterBreak="0">
+    <w:nsid w:val="604178A8"/>
+    <w:multiLevelType w:val="multilevel"/>
+    <w:tmpl w:val="3F32B406"/>
+    <w:lvl w:ilvl="0">
+      <w:start w:val="1"/>
+      <w:numFmt w:val="bullet"/>
+      <w:lvlText w:val=""/>
+      <w:lvlJc w:val="left"/>
+      <w:pPr>
+        <w:tabs>
+          <w:tab w:val="num" w:pos="720"/>
+        </w:tabs>
+        <w:ind w:left="720" w:hanging="360"/>
+      </w:pPr>
+      <w:rPr>
+        <w:rFonts w:ascii="Symbol" w:hAnsi="Symbol" w:hint="default"/>
+        <w:sz w:val="20"/>
+      </w:rPr>
+    </w:lvl>
+    <w:lvl w:ilvl="1" w:tentative="1">
+      <w:start w:val="1"/>
+      <w:numFmt w:val="bullet"/>
+      <w:lvlText w:val="o"/>
+      <w:lvlJc w:val="left"/>
+      <w:pPr>
+        <w:tabs>
+          <w:tab w:val="num" w:pos="1440"/>
+        </w:tabs>
+        <w:ind w:left="1440" w:hanging="360"/>
+      </w:pPr>
+      <w:rPr>
+        <w:rFonts w:ascii="Courier New" w:hAnsi="Courier New" w:hint="default"/>
+        <w:sz w:val="20"/>
+      </w:rPr>
+    </w:lvl>
+    <w:lvl w:ilvl="2" w:tentative="1">
+      <w:start w:val="1"/>
+      <w:numFmt w:val="bullet"/>
+      <w:lvlText w:val=""/>
+      <w:lvlJc w:val="left"/>
+      <w:pPr>
+        <w:tabs>
+          <w:tab w:val="num" w:pos="2160"/>
+        </w:tabs>
+        <w:ind w:left="2160" w:hanging="360"/>
+      </w:pPr>
+      <w:rPr>
+        <w:rFonts w:ascii="Wingdings" w:hAnsi="Wingdings" w:hint="default"/>
+        <w:sz w:val="20"/>
+      </w:rPr>
+    </w:lvl>
+    <w:lvl w:ilvl="3" w:tentative="1">
+      <w:start w:val="1"/>
+      <w:numFmt w:val="bullet"/>
+      <w:lvlText w:val=""/>
+      <w:lvlJc w:val="left"/>
+      <w:pPr>
+        <w:tabs>
+          <w:tab w:val="num" w:pos="2880"/>
+        </w:tabs>
+        <w:ind w:left="2880" w:hanging="360"/>
+      </w:pPr>
+      <w:rPr>
+        <w:rFonts w:ascii="Wingdings" w:hAnsi="Wingdings" w:hint="default"/>
+        <w:sz w:val="20"/>
+      </w:rPr>
+    </w:lvl>
+    <w:lvl w:ilvl="4" w:tentative="1">
+      <w:start w:val="1"/>
+      <w:numFmt w:val="bullet"/>
+      <w:lvlText w:val=""/>
+      <w:lvlJc w:val="left"/>
+      <w:pPr>
+        <w:tabs>
+          <w:tab w:val="num" w:pos="3600"/>
+        </w:tabs>
+        <w:ind w:left="3600" w:hanging="360"/>
+      </w:pPr>
+      <w:rPr>
+        <w:rFonts w:ascii="Wingdings" w:hAnsi="Wingdings" w:hint="default"/>
+        <w:sz w:val="20"/>
+      </w:rPr>
+    </w:lvl>
+    <w:lvl w:ilvl="5" w:tentative="1">
+      <w:start w:val="1"/>
+      <w:numFmt w:val="bullet"/>
+      <w:lvlText w:val=""/>
+      <w:lvlJc w:val="left"/>
+      <w:pPr>
+        <w:tabs>
+          <w:tab w:val="num" w:pos="4320"/>
+        </w:tabs>
+        <w:ind w:left="4320" w:hanging="360"/>
+      </w:pPr>
+      <w:rPr>
+        <w:rFonts w:ascii="Wingdings" w:hAnsi="Wingdings" w:hint="default"/>
+        <w:sz w:val="20"/>
+      </w:rPr>
+    </w:lvl>
+    <w:lvl w:ilvl="6" w:tentative="1">
+      <w:start w:val="1"/>
+      <w:numFmt w:val="bullet"/>
+      <w:lvlText w:val=""/>
+      <w:lvlJc w:val="left"/>
+      <w:pPr>
+        <w:tabs>
+          <w:tab w:val="num" w:pos="5040"/>
+        </w:tabs>
+        <w:ind w:left="5040" w:hanging="360"/>
+      </w:pPr>
+      <w:rPr>
+        <w:rFonts w:ascii="Wingdings" w:hAnsi="Wingdings" w:hint="default"/>
+        <w:sz w:val="20"/>
+      </w:rPr>
+    </w:lvl>
+    <w:lvl w:ilvl="7" w:tentative="1">
+      <w:start w:val="1"/>
+      <w:numFmt w:val="bullet"/>
+      <w:lvlText w:val=""/>
+      <w:lvlJc w:val="left"/>
+      <w:pPr>
+        <w:tabs>
+          <w:tab w:val="num" w:pos="5760"/>
+        </w:tabs>
+        <w:ind w:left="5760" w:hanging="360"/>
+      </w:pPr>
+      <w:rPr>
+        <w:rFonts w:ascii="Wingdings" w:hAnsi="Wingdings" w:hint="default"/>
+        <w:sz w:val="20"/>
+      </w:rPr>
+    </w:lvl>
+    <w:lvl w:ilvl="8" w:tentative="1">
+      <w:start w:val="1"/>
+      <w:numFmt w:val="bullet"/>
+      <w:lvlText w:val=""/>
+      <w:lvlJc w:val="left"/>
+      <w:pPr>
+        <w:tabs>
+          <w:tab w:val="num" w:pos="6480"/>
+        </w:tabs>
+        <w:ind w:left="6480" w:hanging="360"/>
+      </w:pPr>
+      <w:rPr>
+        <w:rFonts w:ascii="Wingdings" w:hAnsi="Wingdings" w:hint="default"/>
+        <w:sz w:val="20"/>
+      </w:rPr>
+    </w:lvl>
+  </w:abstractNum>
+  <w:abstractNum w:abstractNumId="18" w15:restartNumberingAfterBreak="0">
+    <w:nsid w:val="65A65C63"/>
+    <w:multiLevelType w:val="multilevel"/>
+    <w:tmpl w:val="34FE8150"/>
+    <w:lvl w:ilvl="0">
+      <w:start w:val="1"/>
+      <w:numFmt w:val="bullet"/>
+      <w:lvlText w:val=""/>
+      <w:lvlJc w:val="left"/>
+      <w:pPr>
+        <w:tabs>
+          <w:tab w:val="num" w:pos="720"/>
+        </w:tabs>
+        <w:ind w:left="720" w:hanging="360"/>
+      </w:pPr>
+      <w:rPr>
+        <w:rFonts w:ascii="Symbol" w:hAnsi="Symbol" w:hint="default"/>
+        <w:sz w:val="20"/>
+      </w:rPr>
+    </w:lvl>
+    <w:lvl w:ilvl="1" w:tentative="1">
+      <w:start w:val="1"/>
+      <w:numFmt w:val="bullet"/>
+      <w:lvlText w:val="o"/>
+      <w:lvlJc w:val="left"/>
+      <w:pPr>
+        <w:tabs>
+          <w:tab w:val="num" w:pos="1440"/>
+        </w:tabs>
+        <w:ind w:left="1440" w:hanging="360"/>
+      </w:pPr>
+      <w:rPr>
+        <w:rFonts w:ascii="Courier New" w:hAnsi="Courier New" w:hint="default"/>
+        <w:sz w:val="20"/>
+      </w:rPr>
+    </w:lvl>
+    <w:lvl w:ilvl="2" w:tentative="1">
+      <w:start w:val="1"/>
+      <w:numFmt w:val="bullet"/>
+      <w:lvlText w:val=""/>
+      <w:lvlJc w:val="left"/>
+      <w:pPr>
+        <w:tabs>
+          <w:tab w:val="num" w:pos="2160"/>
+        </w:tabs>
+        <w:ind w:left="2160" w:hanging="360"/>
+      </w:pPr>
+      <w:rPr>
+        <w:rFonts w:ascii="Wingdings" w:hAnsi="Wingdings" w:hint="default"/>
+        <w:sz w:val="20"/>
+      </w:rPr>
+    </w:lvl>
+    <w:lvl w:ilvl="3" w:tentative="1">
+      <w:start w:val="1"/>
+      <w:numFmt w:val="bullet"/>
+      <w:lvlText w:val=""/>
+      <w:lvlJc w:val="left"/>
+      <w:pPr>
+        <w:tabs>
+          <w:tab w:val="num" w:pos="2880"/>
+        </w:tabs>
+        <w:ind w:left="2880" w:hanging="360"/>
+      </w:pPr>
+      <w:rPr>
+        <w:rFonts w:ascii="Wingdings" w:hAnsi="Wingdings" w:hint="default"/>
+        <w:sz w:val="20"/>
+      </w:rPr>
+    </w:lvl>
+    <w:lvl w:ilvl="4" w:tentative="1">
+      <w:start w:val="1"/>
+      <w:numFmt w:val="bullet"/>
+      <w:lvlText w:val=""/>
+      <w:lvlJc w:val="left"/>
+      <w:pPr>
+        <w:tabs>
+          <w:tab w:val="num" w:pos="3600"/>
+        </w:tabs>
+        <w:ind w:left="3600" w:hanging="360"/>
+      </w:pPr>
+      <w:rPr>
+        <w:rFonts w:ascii="Wingdings" w:hAnsi="Wingdings" w:hint="default"/>
+        <w:sz w:val="20"/>
+      </w:rPr>
+    </w:lvl>
+    <w:lvl w:ilvl="5" w:tentative="1">
+      <w:start w:val="1"/>
+      <w:numFmt w:val="bullet"/>
+      <w:lvlText w:val=""/>
+      <w:lvlJc w:val="left"/>
+      <w:pPr>
+        <w:tabs>
+          <w:tab w:val="num" w:pos="4320"/>
+        </w:tabs>
+        <w:ind w:left="4320" w:hanging="360"/>
+      </w:pPr>
+      <w:rPr>
+        <w:rFonts w:ascii="Wingdings" w:hAnsi="Wingdings" w:hint="default"/>
+        <w:sz w:val="20"/>
+      </w:rPr>
+    </w:lvl>
+    <w:lvl w:ilvl="6" w:tentative="1">
+      <w:start w:val="1"/>
+      <w:numFmt w:val="bullet"/>
+      <w:lvlText w:val=""/>
+      <w:lvlJc w:val="left"/>
+      <w:pPr>
+        <w:tabs>
+          <w:tab w:val="num" w:pos="5040"/>
+        </w:tabs>
+        <w:ind w:left="5040" w:hanging="360"/>
+      </w:pPr>
+      <w:rPr>
+        <w:rFonts w:ascii="Wingdings" w:hAnsi="Wingdings" w:hint="default"/>
+        <w:sz w:val="20"/>
+      </w:rPr>
+    </w:lvl>
+    <w:lvl w:ilvl="7" w:tentative="1">
+      <w:start w:val="1"/>
+      <w:numFmt w:val="bullet"/>
+      <w:lvlText w:val=""/>
+      <w:lvlJc w:val="left"/>
+      <w:pPr>
+        <w:tabs>
+          <w:tab w:val="num" w:pos="5760"/>
+        </w:tabs>
+        <w:ind w:left="5760" w:hanging="360"/>
+      </w:pPr>
+      <w:rPr>
+        <w:rFonts w:ascii="Wingdings" w:hAnsi="Wingdings" w:hint="default"/>
+        <w:sz w:val="20"/>
+      </w:rPr>
+    </w:lvl>
+    <w:lvl w:ilvl="8" w:tentative="1">
+      <w:start w:val="1"/>
+      <w:numFmt w:val="bullet"/>
+      <w:lvlText w:val=""/>
+      <w:lvlJc w:val="left"/>
+      <w:pPr>
+        <w:tabs>
+          <w:tab w:val="num" w:pos="6480"/>
+        </w:tabs>
+        <w:ind w:left="6480" w:hanging="360"/>
+      </w:pPr>
+      <w:rPr>
+        <w:rFonts w:ascii="Wingdings" w:hAnsi="Wingdings" w:hint="default"/>
+        <w:sz w:val="20"/>
+      </w:rPr>
+    </w:lvl>
+  </w:abstractNum>
+  <w:abstractNum w:abstractNumId="19" w15:restartNumberingAfterBreak="0">
+    <w:nsid w:val="6A440A92"/>
+    <w:multiLevelType w:val="multilevel"/>
+    <w:tmpl w:val="6C404D46"/>
+    <w:lvl w:ilvl="0">
+      <w:start w:val="1"/>
+      <w:numFmt w:val="bullet"/>
+      <w:lvlText w:val=""/>
+      <w:lvlJc w:val="left"/>
+      <w:pPr>
+        <w:tabs>
+          <w:tab w:val="num" w:pos="720"/>
+        </w:tabs>
+        <w:ind w:left="720" w:hanging="360"/>
+      </w:pPr>
+      <w:rPr>
+        <w:rFonts w:ascii="Symbol" w:hAnsi="Symbol" w:hint="default"/>
+        <w:sz w:val="20"/>
+      </w:rPr>
+    </w:lvl>
+    <w:lvl w:ilvl="1" w:tentative="1">
+      <w:start w:val="1"/>
+      <w:numFmt w:val="bullet"/>
+      <w:lvlText w:val="o"/>
+      <w:lvlJc w:val="left"/>
+      <w:pPr>
+        <w:tabs>
+          <w:tab w:val="num" w:pos="1440"/>
+        </w:tabs>
+        <w:ind w:left="1440" w:hanging="360"/>
+      </w:pPr>
+      <w:rPr>
+        <w:rFonts w:ascii="Courier New" w:hAnsi="Courier New" w:hint="default"/>
+        <w:sz w:val="20"/>
+      </w:rPr>
+    </w:lvl>
+    <w:lvl w:ilvl="2" w:tentative="1">
+      <w:start w:val="1"/>
+      <w:numFmt w:val="bullet"/>
+      <w:lvlText w:val=""/>
+      <w:lvlJc w:val="left"/>
+      <w:pPr>
+        <w:tabs>
+          <w:tab w:val="num" w:pos="2160"/>
+        </w:tabs>
+        <w:ind w:left="2160" w:hanging="360"/>
+      </w:pPr>
+      <w:rPr>
+        <w:rFonts w:ascii="Wingdings" w:hAnsi="Wingdings" w:hint="default"/>
+        <w:sz w:val="20"/>
+      </w:rPr>
+    </w:lvl>
+    <w:lvl w:ilvl="3" w:tentative="1">
+      <w:start w:val="1"/>
+      <w:numFmt w:val="bullet"/>
+      <w:lvlText w:val=""/>
+      <w:lvlJc w:val="left"/>
+      <w:pPr>
+        <w:tabs>
+          <w:tab w:val="num" w:pos="2880"/>
+        </w:tabs>
+        <w:ind w:left="2880" w:hanging="360"/>
+      </w:pPr>
+      <w:rPr>
+        <w:rFonts w:ascii="Wingdings" w:hAnsi="Wingdings" w:hint="default"/>
+        <w:sz w:val="20"/>
+      </w:rPr>
+    </w:lvl>
+    <w:lvl w:ilvl="4" w:tentative="1">
+      <w:start w:val="1"/>
+      <w:numFmt w:val="bullet"/>
+      <w:lvlText w:val=""/>
+      <w:lvlJc w:val="left"/>
+      <w:pPr>
+        <w:tabs>
+          <w:tab w:val="num" w:pos="3600"/>
+        </w:tabs>
+        <w:ind w:left="3600" w:hanging="360"/>
+      </w:pPr>
+      <w:rPr>
+        <w:rFonts w:ascii="Wingdings" w:hAnsi="Wingdings" w:hint="default"/>
+        <w:sz w:val="20"/>
+      </w:rPr>
+    </w:lvl>
+    <w:lvl w:ilvl="5" w:tentative="1">
+      <w:start w:val="1"/>
+      <w:numFmt w:val="bullet"/>
+      <w:lvlText w:val=""/>
+      <w:lvlJc w:val="left"/>
+      <w:pPr>
+        <w:tabs>
+          <w:tab w:val="num" w:pos="4320"/>
+        </w:tabs>
+        <w:ind w:left="4320" w:hanging="360"/>
+      </w:pPr>
+      <w:rPr>
+        <w:rFonts w:ascii="Wingdings" w:hAnsi="Wingdings" w:hint="default"/>
+        <w:sz w:val="20"/>
+      </w:rPr>
+    </w:lvl>
+    <w:lvl w:ilvl="6" w:tentative="1">
+      <w:start w:val="1"/>
+      <w:numFmt w:val="bullet"/>
+      <w:lvlText w:val=""/>
+      <w:lvlJc w:val="left"/>
+      <w:pPr>
+        <w:tabs>
+          <w:tab w:val="num" w:pos="5040"/>
+        </w:tabs>
+        <w:ind w:left="5040" w:hanging="360"/>
+      </w:pPr>
+      <w:rPr>
+        <w:rFonts w:ascii="Wingdings" w:hAnsi="Wingdings" w:hint="default"/>
+        <w:sz w:val="20"/>
+      </w:rPr>
+    </w:lvl>
+    <w:lvl w:ilvl="7" w:tentative="1">
+      <w:start w:val="1"/>
+      <w:numFmt w:val="bullet"/>
+      <w:lvlText w:val=""/>
+      <w:lvlJc w:val="left"/>
+      <w:pPr>
+        <w:tabs>
+          <w:tab w:val="num" w:pos="5760"/>
+        </w:tabs>
+        <w:ind w:left="5760" w:hanging="360"/>
+      </w:pPr>
+      <w:rPr>
+        <w:rFonts w:ascii="Wingdings" w:hAnsi="Wingdings" w:hint="default"/>
+        <w:sz w:val="20"/>
+      </w:rPr>
+    </w:lvl>
+    <w:lvl w:ilvl="8" w:tentative="1">
+      <w:start w:val="1"/>
+      <w:numFmt w:val="bullet"/>
+      <w:lvlText w:val=""/>
+      <w:lvlJc w:val="left"/>
+      <w:pPr>
+        <w:tabs>
+          <w:tab w:val="num" w:pos="6480"/>
+        </w:tabs>
+        <w:ind w:left="6480" w:hanging="360"/>
+      </w:pPr>
+      <w:rPr>
+        <w:rFonts w:ascii="Wingdings" w:hAnsi="Wingdings" w:hint="default"/>
+        <w:sz w:val="20"/>
+      </w:rPr>
+    </w:lvl>
+  </w:abstractNum>
+  <w:abstractNum w:abstractNumId="20" w15:restartNumberingAfterBreak="0">
+    <w:nsid w:val="7153522B"/>
+    <w:multiLevelType w:val="multilevel"/>
+    <w:tmpl w:val="037C25B8"/>
+    <w:lvl w:ilvl="0">
+      <w:start w:val="1"/>
+      <w:numFmt w:val="bullet"/>
+      <w:lvlText w:val=""/>
+      <w:lvlJc w:val="left"/>
+      <w:pPr>
+        <w:tabs>
+          <w:tab w:val="num" w:pos="720"/>
+        </w:tabs>
+        <w:ind w:left="720" w:hanging="360"/>
+      </w:pPr>
+      <w:rPr>
+        <w:rFonts w:ascii="Symbol" w:hAnsi="Symbol" w:hint="default"/>
+        <w:sz w:val="20"/>
+      </w:rPr>
+    </w:lvl>
+    <w:lvl w:ilvl="1" w:tentative="1">
+      <w:start w:val="1"/>
+      <w:numFmt w:val="bullet"/>
+      <w:lvlText w:val="o"/>
+      <w:lvlJc w:val="left"/>
+      <w:pPr>
+        <w:tabs>
+          <w:tab w:val="num" w:pos="1440"/>
+        </w:tabs>
+        <w:ind w:left="1440" w:hanging="360"/>
+      </w:pPr>
+      <w:rPr>
+        <w:rFonts w:ascii="Courier New" w:hAnsi="Courier New" w:hint="default"/>
+        <w:sz w:val="20"/>
+      </w:rPr>
+    </w:lvl>
+    <w:lvl w:ilvl="2" w:tentative="1">
+      <w:start w:val="1"/>
+      <w:numFmt w:val="bullet"/>
+      <w:lvlText w:val=""/>
+      <w:lvlJc w:val="left"/>
+      <w:pPr>
+        <w:tabs>
+          <w:tab w:val="num" w:pos="2160"/>
+        </w:tabs>
+        <w:ind w:left="2160" w:hanging="360"/>
+      </w:pPr>
+      <w:rPr>
+        <w:rFonts w:ascii="Wingdings" w:hAnsi="Wingdings" w:hint="default"/>
+        <w:sz w:val="20"/>
+      </w:rPr>
+    </w:lvl>
+    <w:lvl w:ilvl="3" w:tentative="1">
+      <w:start w:val="1"/>
+      <w:numFmt w:val="bullet"/>
+      <w:lvlText w:val=""/>
+      <w:lvlJc w:val="left"/>
+      <w:pPr>
+        <w:tabs>
+          <w:tab w:val="num" w:pos="2880"/>
+        </w:tabs>
+        <w:ind w:left="2880" w:hanging="360"/>
+      </w:pPr>
+      <w:rPr>
+        <w:rFonts w:ascii="Wingdings" w:hAnsi="Wingdings" w:hint="default"/>
+        <w:sz w:val="20"/>
+      </w:rPr>
+    </w:lvl>
+    <w:lvl w:ilvl="4" w:tentative="1">
+      <w:start w:val="1"/>
+      <w:numFmt w:val="bullet"/>
+      <w:lvlText w:val=""/>
+      <w:lvlJc w:val="left"/>
+      <w:pPr>
+        <w:tabs>
+          <w:tab w:val="num" w:pos="3600"/>
+        </w:tabs>
+        <w:ind w:left="3600" w:hanging="360"/>
+      </w:pPr>
+      <w:rPr>
+        <w:rFonts w:ascii="Wingdings" w:hAnsi="Wingdings" w:hint="default"/>
+        <w:sz w:val="20"/>
+      </w:rPr>
+    </w:lvl>
+    <w:lvl w:ilvl="5" w:tentative="1">
+      <w:start w:val="1"/>
+      <w:numFmt w:val="bullet"/>
+      <w:lvlText w:val=""/>
+      <w:lvlJc w:val="left"/>
+      <w:pPr>
+        <w:tabs>
+          <w:tab w:val="num" w:pos="4320"/>
+        </w:tabs>
+        <w:ind w:left="4320" w:hanging="360"/>
+      </w:pPr>
+      <w:rPr>
+        <w:rFonts w:ascii="Wingdings" w:hAnsi="Wingdings" w:hint="default"/>
+        <w:sz w:val="20"/>
+      </w:rPr>
+    </w:lvl>
+    <w:lvl w:ilvl="6" w:tentative="1">
+      <w:start w:val="1"/>
+      <w:numFmt w:val="bullet"/>
+      <w:lvlText w:val=""/>
+      <w:lvlJc w:val="left"/>
+      <w:pPr>
+        <w:tabs>
+          <w:tab w:val="num" w:pos="5040"/>
+        </w:tabs>
+        <w:ind w:left="5040" w:hanging="360"/>
+      </w:pPr>
+      <w:rPr>
+        <w:rFonts w:ascii="Wingdings" w:hAnsi="Wingdings" w:hint="default"/>
+        <w:sz w:val="20"/>
+      </w:rPr>
+    </w:lvl>
+    <w:lvl w:ilvl="7" w:tentative="1">
+      <w:start w:val="1"/>
+      <w:numFmt w:val="bullet"/>
+      <w:lvlText w:val=""/>
+      <w:lvlJc w:val="left"/>
+      <w:pPr>
+        <w:tabs>
+          <w:tab w:val="num" w:pos="5760"/>
+        </w:tabs>
+        <w:ind w:left="5760" w:hanging="360"/>
+      </w:pPr>
+      <w:rPr>
+        <w:rFonts w:ascii="Wingdings" w:hAnsi="Wingdings" w:hint="default"/>
+        <w:sz w:val="20"/>
+      </w:rPr>
+    </w:lvl>
+    <w:lvl w:ilvl="8" w:tentative="1">
+      <w:start w:val="1"/>
+      <w:numFmt w:val="bullet"/>
+      <w:lvlText w:val=""/>
+      <w:lvlJc w:val="left"/>
+      <w:pPr>
+        <w:tabs>
+          <w:tab w:val="num" w:pos="6480"/>
+        </w:tabs>
+        <w:ind w:left="6480" w:hanging="360"/>
+      </w:pPr>
+      <w:rPr>
+        <w:rFonts w:ascii="Wingdings" w:hAnsi="Wingdings" w:hint="default"/>
+        <w:sz w:val="20"/>
+      </w:rPr>
+    </w:lvl>
+  </w:abstractNum>
+  <w:abstractNum w:abstractNumId="21" w15:restartNumberingAfterBreak="0">
     <w:nsid w:val="7BBA5495"/>
     <w:multiLevelType w:val="multilevel"/>
     <w:tmpl w:val="6018E892"/>
@@ -3093,37 +5466,70 @@
     </w:lvl>
   </w:abstractNum>
   <w:num w:numId="1">
+    <w:abstractNumId w:val="8"/>
+  </w:num>
+  <w:num w:numId="2">
     <w:abstractNumId w:val="5"/>
   </w:num>
-  <w:num w:numId="2">
+  <w:num w:numId="3">
+    <w:abstractNumId w:val="11"/>
+  </w:num>
+  <w:num w:numId="4">
+    <w:abstractNumId w:val="21"/>
+  </w:num>
+  <w:num w:numId="5">
+    <w:abstractNumId w:val="7"/>
+  </w:num>
+  <w:num w:numId="6">
+    <w:abstractNumId w:val="16"/>
+  </w:num>
+  <w:num w:numId="7">
     <w:abstractNumId w:val="3"/>
   </w:num>
-  <w:num w:numId="3">
+  <w:num w:numId="8">
+    <w:abstractNumId w:val="12"/>
+  </w:num>
+  <w:num w:numId="9">
+    <w:abstractNumId w:val="15"/>
+  </w:num>
+  <w:num w:numId="10">
+    <w:abstractNumId w:val="1"/>
+  </w:num>
+  <w:num w:numId="11">
+    <w:abstractNumId w:val="2"/>
+  </w:num>
+  <w:num w:numId="12">
+    <w:abstractNumId w:val="18"/>
+  </w:num>
+  <w:num w:numId="13">
+    <w:abstractNumId w:val="9"/>
+  </w:num>
+  <w:num w:numId="14">
+    <w:abstractNumId w:val="4"/>
+  </w:num>
+  <w:num w:numId="15">
+    <w:abstractNumId w:val="19"/>
+  </w:num>
+  <w:num w:numId="16">
+    <w:abstractNumId w:val="10"/>
+  </w:num>
+  <w:num w:numId="17">
     <w:abstractNumId w:val="6"/>
   </w:num>
-  <w:num w:numId="4">
-    <w:abstractNumId w:val="10"/>
+  <w:num w:numId="18">
+    <w:abstractNumId w:val="14"/>
   </w:num>
-  <w:num w:numId="5">
-    <w:abstractNumId w:val="4"/>
-  </w:num>
-  <w:num w:numId="6">
-    <w:abstractNumId w:val="9"/>
-  </w:num>
-  <w:num w:numId="7">
-    <w:abstractNumId w:val="2"/>
-  </w:num>
-  <w:num w:numId="8">
-    <w:abstractNumId w:val="7"/>
-  </w:num>
-  <w:num w:numId="9">
-    <w:abstractNumId w:val="8"/>
-  </w:num>
-  <w:num w:numId="10">
+  <w:num w:numId="19">
     <w:abstractNumId w:val="0"/>
   </w:num>
-  <w:num w:numId="11">
-    <w:abstractNumId w:val="1"/>
+  <w:num w:numId="20">
+    <w:abstractNumId w:val="17"/>
+  </w:num>
+  <w:num w:numId="21">
+    <w:abstractNumId w:val="20"/>
+  </w:num>
+  <w:num w:numId="22">
+    <w:abstractNumId w:val="13"/>
   </w:num>
 </w:numbering>
 </file>
@@ -3957,7 +6363,7 @@
 </file>
 
 <file path=customXml/itemProps1.xml><?xml version="1.0" encoding="utf-8"?>
-<ds:datastoreItem xmlns:ds="http://schemas.openxmlformats.org/officeDocument/2006/customXml" ds:itemID="{240C17E1-2B20-40FE-A116-62B9E2CD98A9}">
+<ds:datastoreItem xmlns:ds="http://schemas.openxmlformats.org/officeDocument/2006/customXml" ds:itemID="{B4EC1699-5822-401D-9D33-356FC3A7A88F}">
   <ds:schemaRefs>
     <ds:schemaRef ds:uri="http://schemas.openxmlformats.org/officeDocument/2006/bibliography"/>
   </ds:schemaRefs>

--- a/docs/03_KPI_Discovery.docx
+++ b/docs/03_KPI_Discovery.docx
@@ -1466,19 +1466,11 @@
       <w:r>
         <w:t xml:space="preserve">, </w:t>
       </w:r>
-      <w:proofErr w:type="spellStart"/>
       <w:r>
         <w:rPr>
           <w:rStyle w:val="Strong"/>
         </w:rPr>
-        <w:t>kVAh</w:t>
-      </w:r>
-      <w:proofErr w:type="spellEnd"/>
-      <w:r>
-        <w:rPr>
-          <w:rStyle w:val="Strong"/>
-        </w:rPr>
-        <w:t xml:space="preserve"> readings</w:t>
+        <w:t>kVAh readings</w:t>
       </w:r>
       <w:r>
         <w:t xml:space="preserve">, and </w:t>
@@ -1635,13 +1627,8 @@
           <w:numId w:val="13"/>
         </w:numPr>
       </w:pPr>
-      <w:proofErr w:type="spellStart"/>
-      <w:r>
-        <w:t>kVAh</w:t>
-      </w:r>
-      <w:proofErr w:type="spellEnd"/>
-      <w:r>
-        <w:t xml:space="preserve"> readings</w:t>
+      <w:r>
+        <w:t>kVAh readings</w:t>
       </w:r>
     </w:p>
     <w:p>
@@ -1733,13 +1720,8 @@
         </w:numPr>
       </w:pPr>
       <w:r>
-        <w:t xml:space="preserve">Energy savings through </w:t>
-      </w:r>
-      <w:proofErr w:type="spellStart"/>
-      <w:r>
-        <w:t>Kaizens</w:t>
-      </w:r>
-      <w:proofErr w:type="spellEnd"/>
+        <w:t>Energy savings through Kaizens</w:t>
+      </w:r>
     </w:p>
     <w:p>
       <w:pPr>
@@ -1753,15 +1735,7 @@
       </w:r>
       <w:r>
         <w:br/>
-        <w:t xml:space="preserve">• Energy savings projects and </w:t>
-      </w:r>
-      <w:proofErr w:type="spellStart"/>
-      <w:r>
-        <w:t>Kaizens</w:t>
-      </w:r>
-      <w:proofErr w:type="spellEnd"/>
-      <w:r>
-        <w:t xml:space="preserve"> provide actionable KPI candidates.</w:t>
+        <w:t>• Energy savings projects and Kaizens provide actionable KPI candidates.</w:t>
       </w:r>
       <w:r>
         <w:br/>
@@ -1826,13 +1800,8 @@
         </w:numPr>
       </w:pPr>
       <w:r>
-        <w:t xml:space="preserve">Energy savings through </w:t>
-      </w:r>
-      <w:proofErr w:type="spellStart"/>
-      <w:r>
-        <w:t>Kaizens</w:t>
-      </w:r>
-      <w:proofErr w:type="spellEnd"/>
+        <w:t>Energy savings through Kaizens</w:t>
+      </w:r>
     </w:p>
     <w:p>
       <w:pPr>
@@ -1902,21 +1871,7 @@
         <w:rPr>
           <w:rStyle w:val="Strong"/>
         </w:rPr>
-        <w:t xml:space="preserve">kWh and </w:t>
-      </w:r>
-      <w:proofErr w:type="spellStart"/>
-      <w:r>
-        <w:rPr>
-          <w:rStyle w:val="Strong"/>
-        </w:rPr>
-        <w:t>kVAh</w:t>
-      </w:r>
-      <w:proofErr w:type="spellEnd"/>
-      <w:r>
-        <w:rPr>
-          <w:rStyle w:val="Strong"/>
-        </w:rPr>
-        <w:t xml:space="preserve"> energy readings</w:t>
+        <w:t>kWh and kVAh energy readings</w:t>
       </w:r>
       <w:r>
         <w:t xml:space="preserve"> for both </w:t>
@@ -2092,15 +2047,7 @@
         </w:numPr>
       </w:pPr>
       <w:r>
-        <w:t>Apparent energy usage (</w:t>
-      </w:r>
-      <w:proofErr w:type="spellStart"/>
-      <w:r>
-        <w:t>kVAh</w:t>
-      </w:r>
-      <w:proofErr w:type="spellEnd"/>
-      <w:r>
-        <w:t>).</w:t>
+        <w:t>Apparent energy usage (kVAh).</w:t>
       </w:r>
     </w:p>
     <w:p>
@@ -2171,6 +2118,281 @@
       </w:pPr>
       <w:r>
         <w:t>KPI framework remains aligned with system goals and future analytics requirements.</w:t>
+      </w:r>
+    </w:p>
+    <w:p>
+      <w:pPr>
+        <w:pStyle w:val="NormalWeb"/>
+      </w:pPr>
+    </w:p>
+    <w:p>
+      <w:pPr>
+        <w:pStyle w:val="Heading3"/>
+      </w:pPr>
+      <w:r>
+        <w:rPr>
+          <w:rStyle w:val="Strong"/>
+          <w:b/>
+          <w:bCs/>
+        </w:rPr>
+        <w:lastRenderedPageBreak/>
+        <w:t>Day 22 – KPI Discovery</w:t>
+      </w:r>
+    </w:p>
+    <w:p>
+      <w:pPr>
+        <w:pStyle w:val="NormalWeb"/>
+      </w:pPr>
+      <w:r>
+        <w:rPr>
+          <w:rStyle w:val="Strong"/>
+        </w:rPr>
+        <w:t>KPIs Reviewed:</w:t>
+      </w:r>
+    </w:p>
+    <w:p>
+      <w:pPr>
+        <w:pStyle w:val="NormalWeb"/>
+        <w:numPr>
+          <w:ilvl w:val="0"/>
+          <w:numId w:val="23"/>
+        </w:numPr>
+      </w:pPr>
+      <w:r>
+        <w:t>Daily energy consumption (kWh).</w:t>
+      </w:r>
+    </w:p>
+    <w:p>
+      <w:pPr>
+        <w:pStyle w:val="NormalWeb"/>
+        <w:numPr>
+          <w:ilvl w:val="0"/>
+          <w:numId w:val="23"/>
+        </w:numPr>
+      </w:pPr>
+      <w:r>
+        <w:t>Apparent energy usage (</w:t>
+      </w:r>
+      <w:proofErr w:type="spellStart"/>
+      <w:r>
+        <w:t>kVAh</w:t>
+      </w:r>
+      <w:proofErr w:type="spellEnd"/>
+      <w:r>
+        <w:t>).</w:t>
+      </w:r>
+    </w:p>
+    <w:p>
+      <w:pPr>
+        <w:pStyle w:val="NormalWeb"/>
+        <w:numPr>
+          <w:ilvl w:val="0"/>
+          <w:numId w:val="23"/>
+        </w:numPr>
+      </w:pPr>
+      <w:r>
+        <w:t>Power cost contribution by building.</w:t>
+      </w:r>
+    </w:p>
+    <w:p>
+      <w:pPr>
+        <w:pStyle w:val="NormalWeb"/>
+        <w:numPr>
+          <w:ilvl w:val="0"/>
+          <w:numId w:val="23"/>
+        </w:numPr>
+      </w:pPr>
+      <w:r>
+        <w:t>System readiness and completion percentage.</w:t>
+      </w:r>
+    </w:p>
+    <w:p>
+      <w:pPr>
+        <w:pStyle w:val="NormalWeb"/>
+      </w:pPr>
+      <w:r>
+        <w:rPr>
+          <w:rStyle w:val="Strong"/>
+        </w:rPr>
+        <w:t>Notes:</w:t>
+      </w:r>
+    </w:p>
+    <w:p>
+      <w:pPr>
+        <w:pStyle w:val="NormalWeb"/>
+        <w:numPr>
+          <w:ilvl w:val="0"/>
+          <w:numId w:val="24"/>
+        </w:numPr>
+      </w:pPr>
+      <w:r>
+        <w:t>KPIs identified are directly aligned with maintenance and energy efficiency goals.</w:t>
+      </w:r>
+    </w:p>
+    <w:p>
+      <w:pPr>
+        <w:pStyle w:val="NormalWeb"/>
+        <w:numPr>
+          <w:ilvl w:val="0"/>
+          <w:numId w:val="24"/>
+        </w:numPr>
+      </w:pPr>
+      <w:r>
+        <w:t>Backend implementation will enable automated KPI calculation.</w:t>
+      </w:r>
+    </w:p>
+    <w:p>
+      <w:pPr>
+        <w:pStyle w:val="NormalWeb"/>
+      </w:pPr>
+      <w:r>
+        <w:rPr>
+          <w:rStyle w:val="Strong"/>
+        </w:rPr>
+        <w:t>Conclusion:</w:t>
+      </w:r>
+    </w:p>
+    <w:p>
+      <w:pPr>
+        <w:pStyle w:val="NormalWeb"/>
+        <w:numPr>
+          <w:ilvl w:val="0"/>
+          <w:numId w:val="25"/>
+        </w:numPr>
+      </w:pPr>
+      <w:r>
+        <w:t>KPI discovery phase remains stable and ready for analytics integration.</w:t>
+      </w:r>
+    </w:p>
+    <w:p>
+      <w:pPr>
+        <w:pStyle w:val="NormalWeb"/>
+      </w:pPr>
+    </w:p>
+    <w:p>
+      <w:pPr>
+        <w:pStyle w:val="Heading3"/>
+      </w:pPr>
+      <w:r>
+        <w:rPr>
+          <w:rStyle w:val="Strong"/>
+          <w:b/>
+          <w:bCs/>
+        </w:rPr>
+        <w:t>Day 23 – KPI Discovery</w:t>
+      </w:r>
+    </w:p>
+    <w:p>
+      <w:pPr>
+        <w:pStyle w:val="NormalWeb"/>
+      </w:pPr>
+      <w:r>
+        <w:rPr>
+          <w:rStyle w:val="Strong"/>
+        </w:rPr>
+        <w:t>KPIs Reviewed / Considered:</w:t>
+      </w:r>
+    </w:p>
+    <w:p>
+      <w:pPr>
+        <w:pStyle w:val="NormalWeb"/>
+        <w:numPr>
+          <w:ilvl w:val="0"/>
+          <w:numId w:val="26"/>
+        </w:numPr>
+      </w:pPr>
+      <w:r>
+        <w:t>Daily energy consumption (kWh).</w:t>
+      </w:r>
+    </w:p>
+    <w:p>
+      <w:pPr>
+        <w:pStyle w:val="NormalWeb"/>
+        <w:numPr>
+          <w:ilvl w:val="0"/>
+          <w:numId w:val="26"/>
+        </w:numPr>
+      </w:pPr>
+      <w:r>
+        <w:t>Apparent energy usage (</w:t>
+      </w:r>
+      <w:proofErr w:type="spellStart"/>
+      <w:r>
+        <w:t>kVAh</w:t>
+      </w:r>
+      <w:proofErr w:type="spellEnd"/>
+      <w:r>
+        <w:t>).</w:t>
+      </w:r>
+    </w:p>
+    <w:p>
+      <w:pPr>
+        <w:pStyle w:val="NormalWeb"/>
+        <w:numPr>
+          <w:ilvl w:val="0"/>
+          <w:numId w:val="26"/>
+        </w:numPr>
+      </w:pPr>
+      <w:r>
+        <w:t>Power cost impact by building.</w:t>
+      </w:r>
+    </w:p>
+    <w:p>
+      <w:pPr>
+        <w:pStyle w:val="NormalWeb"/>
+        <w:numPr>
+          <w:ilvl w:val="0"/>
+          <w:numId w:val="26"/>
+        </w:numPr>
+      </w:pPr>
+      <w:r>
+        <w:t>System readiness and frontend completion status.</w:t>
+      </w:r>
+    </w:p>
+    <w:p>
+      <w:pPr>
+        <w:pStyle w:val="NormalWeb"/>
+      </w:pPr>
+      <w:r>
+        <w:rPr>
+          <w:rStyle w:val="Strong"/>
+        </w:rPr>
+        <w:t>Notes:</w:t>
+      </w:r>
+    </w:p>
+    <w:p>
+      <w:pPr>
+        <w:pStyle w:val="NormalWeb"/>
+        <w:numPr>
+          <w:ilvl w:val="0"/>
+          <w:numId w:val="27"/>
+        </w:numPr>
+      </w:pPr>
+      <w:r>
+        <w:t>Identified KPIs are relevant to maintenance operations and energy efficiency analysis.</w:t>
+      </w:r>
+    </w:p>
+    <w:p>
+      <w:pPr>
+        <w:pStyle w:val="NormalWeb"/>
+      </w:pPr>
+      <w:r>
+        <w:rPr>
+          <w:rStyle w:val="Strong"/>
+        </w:rPr>
+        <w:t>Conclusion:</w:t>
+      </w:r>
+    </w:p>
+    <w:p>
+      <w:pPr>
+        <w:pStyle w:val="NormalWeb"/>
+        <w:numPr>
+          <w:ilvl w:val="0"/>
+          <w:numId w:val="28"/>
+        </w:numPr>
+      </w:pPr>
+      <w:r>
+        <w:t>KPI discovery remains stable and ready for automation through backend analytics.</w:t>
       </w:r>
       <w:bookmarkStart w:id="0" w:name="_GoBack"/>
       <w:bookmarkEnd w:id="0"/>
@@ -2933,6 +3155,304 @@
     </w:lvl>
   </w:abstractNum>
   <w:abstractNum w:abstractNumId="5" w15:restartNumberingAfterBreak="0">
+    <w:nsid w:val="0EC129AE"/>
+    <w:multiLevelType w:val="multilevel"/>
+    <w:tmpl w:val="451C9C9E"/>
+    <w:lvl w:ilvl="0">
+      <w:start w:val="1"/>
+      <w:numFmt w:val="bullet"/>
+      <w:lvlText w:val=""/>
+      <w:lvlJc w:val="left"/>
+      <w:pPr>
+        <w:tabs>
+          <w:tab w:val="num" w:pos="720"/>
+        </w:tabs>
+        <w:ind w:left="720" w:hanging="360"/>
+      </w:pPr>
+      <w:rPr>
+        <w:rFonts w:ascii="Symbol" w:hAnsi="Symbol" w:hint="default"/>
+        <w:sz w:val="20"/>
+      </w:rPr>
+    </w:lvl>
+    <w:lvl w:ilvl="1" w:tentative="1">
+      <w:start w:val="1"/>
+      <w:numFmt w:val="bullet"/>
+      <w:lvlText w:val="o"/>
+      <w:lvlJc w:val="left"/>
+      <w:pPr>
+        <w:tabs>
+          <w:tab w:val="num" w:pos="1440"/>
+        </w:tabs>
+        <w:ind w:left="1440" w:hanging="360"/>
+      </w:pPr>
+      <w:rPr>
+        <w:rFonts w:ascii="Courier New" w:hAnsi="Courier New" w:hint="default"/>
+        <w:sz w:val="20"/>
+      </w:rPr>
+    </w:lvl>
+    <w:lvl w:ilvl="2" w:tentative="1">
+      <w:start w:val="1"/>
+      <w:numFmt w:val="bullet"/>
+      <w:lvlText w:val=""/>
+      <w:lvlJc w:val="left"/>
+      <w:pPr>
+        <w:tabs>
+          <w:tab w:val="num" w:pos="2160"/>
+        </w:tabs>
+        <w:ind w:left="2160" w:hanging="360"/>
+      </w:pPr>
+      <w:rPr>
+        <w:rFonts w:ascii="Wingdings" w:hAnsi="Wingdings" w:hint="default"/>
+        <w:sz w:val="20"/>
+      </w:rPr>
+    </w:lvl>
+    <w:lvl w:ilvl="3" w:tentative="1">
+      <w:start w:val="1"/>
+      <w:numFmt w:val="bullet"/>
+      <w:lvlText w:val=""/>
+      <w:lvlJc w:val="left"/>
+      <w:pPr>
+        <w:tabs>
+          <w:tab w:val="num" w:pos="2880"/>
+        </w:tabs>
+        <w:ind w:left="2880" w:hanging="360"/>
+      </w:pPr>
+      <w:rPr>
+        <w:rFonts w:ascii="Wingdings" w:hAnsi="Wingdings" w:hint="default"/>
+        <w:sz w:val="20"/>
+      </w:rPr>
+    </w:lvl>
+    <w:lvl w:ilvl="4" w:tentative="1">
+      <w:start w:val="1"/>
+      <w:numFmt w:val="bullet"/>
+      <w:lvlText w:val=""/>
+      <w:lvlJc w:val="left"/>
+      <w:pPr>
+        <w:tabs>
+          <w:tab w:val="num" w:pos="3600"/>
+        </w:tabs>
+        <w:ind w:left="3600" w:hanging="360"/>
+      </w:pPr>
+      <w:rPr>
+        <w:rFonts w:ascii="Wingdings" w:hAnsi="Wingdings" w:hint="default"/>
+        <w:sz w:val="20"/>
+      </w:rPr>
+    </w:lvl>
+    <w:lvl w:ilvl="5" w:tentative="1">
+      <w:start w:val="1"/>
+      <w:numFmt w:val="bullet"/>
+      <w:lvlText w:val=""/>
+      <w:lvlJc w:val="left"/>
+      <w:pPr>
+        <w:tabs>
+          <w:tab w:val="num" w:pos="4320"/>
+        </w:tabs>
+        <w:ind w:left="4320" w:hanging="360"/>
+      </w:pPr>
+      <w:rPr>
+        <w:rFonts w:ascii="Wingdings" w:hAnsi="Wingdings" w:hint="default"/>
+        <w:sz w:val="20"/>
+      </w:rPr>
+    </w:lvl>
+    <w:lvl w:ilvl="6" w:tentative="1">
+      <w:start w:val="1"/>
+      <w:numFmt w:val="bullet"/>
+      <w:lvlText w:val=""/>
+      <w:lvlJc w:val="left"/>
+      <w:pPr>
+        <w:tabs>
+          <w:tab w:val="num" w:pos="5040"/>
+        </w:tabs>
+        <w:ind w:left="5040" w:hanging="360"/>
+      </w:pPr>
+      <w:rPr>
+        <w:rFonts w:ascii="Wingdings" w:hAnsi="Wingdings" w:hint="default"/>
+        <w:sz w:val="20"/>
+      </w:rPr>
+    </w:lvl>
+    <w:lvl w:ilvl="7" w:tentative="1">
+      <w:start w:val="1"/>
+      <w:numFmt w:val="bullet"/>
+      <w:lvlText w:val=""/>
+      <w:lvlJc w:val="left"/>
+      <w:pPr>
+        <w:tabs>
+          <w:tab w:val="num" w:pos="5760"/>
+        </w:tabs>
+        <w:ind w:left="5760" w:hanging="360"/>
+      </w:pPr>
+      <w:rPr>
+        <w:rFonts w:ascii="Wingdings" w:hAnsi="Wingdings" w:hint="default"/>
+        <w:sz w:val="20"/>
+      </w:rPr>
+    </w:lvl>
+    <w:lvl w:ilvl="8" w:tentative="1">
+      <w:start w:val="1"/>
+      <w:numFmt w:val="bullet"/>
+      <w:lvlText w:val=""/>
+      <w:lvlJc w:val="left"/>
+      <w:pPr>
+        <w:tabs>
+          <w:tab w:val="num" w:pos="6480"/>
+        </w:tabs>
+        <w:ind w:left="6480" w:hanging="360"/>
+      </w:pPr>
+      <w:rPr>
+        <w:rFonts w:ascii="Wingdings" w:hAnsi="Wingdings" w:hint="default"/>
+        <w:sz w:val="20"/>
+      </w:rPr>
+    </w:lvl>
+  </w:abstractNum>
+  <w:abstractNum w:abstractNumId="6" w15:restartNumberingAfterBreak="0">
+    <w:nsid w:val="1A2A772B"/>
+    <w:multiLevelType w:val="multilevel"/>
+    <w:tmpl w:val="0172ACF8"/>
+    <w:lvl w:ilvl="0">
+      <w:start w:val="1"/>
+      <w:numFmt w:val="bullet"/>
+      <w:lvlText w:val=""/>
+      <w:lvlJc w:val="left"/>
+      <w:pPr>
+        <w:tabs>
+          <w:tab w:val="num" w:pos="720"/>
+        </w:tabs>
+        <w:ind w:left="720" w:hanging="360"/>
+      </w:pPr>
+      <w:rPr>
+        <w:rFonts w:ascii="Symbol" w:hAnsi="Symbol" w:hint="default"/>
+        <w:sz w:val="20"/>
+      </w:rPr>
+    </w:lvl>
+    <w:lvl w:ilvl="1" w:tentative="1">
+      <w:start w:val="1"/>
+      <w:numFmt w:val="bullet"/>
+      <w:lvlText w:val="o"/>
+      <w:lvlJc w:val="left"/>
+      <w:pPr>
+        <w:tabs>
+          <w:tab w:val="num" w:pos="1440"/>
+        </w:tabs>
+        <w:ind w:left="1440" w:hanging="360"/>
+      </w:pPr>
+      <w:rPr>
+        <w:rFonts w:ascii="Courier New" w:hAnsi="Courier New" w:hint="default"/>
+        <w:sz w:val="20"/>
+      </w:rPr>
+    </w:lvl>
+    <w:lvl w:ilvl="2" w:tentative="1">
+      <w:start w:val="1"/>
+      <w:numFmt w:val="bullet"/>
+      <w:lvlText w:val=""/>
+      <w:lvlJc w:val="left"/>
+      <w:pPr>
+        <w:tabs>
+          <w:tab w:val="num" w:pos="2160"/>
+        </w:tabs>
+        <w:ind w:left="2160" w:hanging="360"/>
+      </w:pPr>
+      <w:rPr>
+        <w:rFonts w:ascii="Wingdings" w:hAnsi="Wingdings" w:hint="default"/>
+        <w:sz w:val="20"/>
+      </w:rPr>
+    </w:lvl>
+    <w:lvl w:ilvl="3" w:tentative="1">
+      <w:start w:val="1"/>
+      <w:numFmt w:val="bullet"/>
+      <w:lvlText w:val=""/>
+      <w:lvlJc w:val="left"/>
+      <w:pPr>
+        <w:tabs>
+          <w:tab w:val="num" w:pos="2880"/>
+        </w:tabs>
+        <w:ind w:left="2880" w:hanging="360"/>
+      </w:pPr>
+      <w:rPr>
+        <w:rFonts w:ascii="Wingdings" w:hAnsi="Wingdings" w:hint="default"/>
+        <w:sz w:val="20"/>
+      </w:rPr>
+    </w:lvl>
+    <w:lvl w:ilvl="4" w:tentative="1">
+      <w:start w:val="1"/>
+      <w:numFmt w:val="bullet"/>
+      <w:lvlText w:val=""/>
+      <w:lvlJc w:val="left"/>
+      <w:pPr>
+        <w:tabs>
+          <w:tab w:val="num" w:pos="3600"/>
+        </w:tabs>
+        <w:ind w:left="3600" w:hanging="360"/>
+      </w:pPr>
+      <w:rPr>
+        <w:rFonts w:ascii="Wingdings" w:hAnsi="Wingdings" w:hint="default"/>
+        <w:sz w:val="20"/>
+      </w:rPr>
+    </w:lvl>
+    <w:lvl w:ilvl="5" w:tentative="1">
+      <w:start w:val="1"/>
+      <w:numFmt w:val="bullet"/>
+      <w:lvlText w:val=""/>
+      <w:lvlJc w:val="left"/>
+      <w:pPr>
+        <w:tabs>
+          <w:tab w:val="num" w:pos="4320"/>
+        </w:tabs>
+        <w:ind w:left="4320" w:hanging="360"/>
+      </w:pPr>
+      <w:rPr>
+        <w:rFonts w:ascii="Wingdings" w:hAnsi="Wingdings" w:hint="default"/>
+        <w:sz w:val="20"/>
+      </w:rPr>
+    </w:lvl>
+    <w:lvl w:ilvl="6" w:tentative="1">
+      <w:start w:val="1"/>
+      <w:numFmt w:val="bullet"/>
+      <w:lvlText w:val=""/>
+      <w:lvlJc w:val="left"/>
+      <w:pPr>
+        <w:tabs>
+          <w:tab w:val="num" w:pos="5040"/>
+        </w:tabs>
+        <w:ind w:left="5040" w:hanging="360"/>
+      </w:pPr>
+      <w:rPr>
+        <w:rFonts w:ascii="Wingdings" w:hAnsi="Wingdings" w:hint="default"/>
+        <w:sz w:val="20"/>
+      </w:rPr>
+    </w:lvl>
+    <w:lvl w:ilvl="7" w:tentative="1">
+      <w:start w:val="1"/>
+      <w:numFmt w:val="bullet"/>
+      <w:lvlText w:val=""/>
+      <w:lvlJc w:val="left"/>
+      <w:pPr>
+        <w:tabs>
+          <w:tab w:val="num" w:pos="5760"/>
+        </w:tabs>
+        <w:ind w:left="5760" w:hanging="360"/>
+      </w:pPr>
+      <w:rPr>
+        <w:rFonts w:ascii="Wingdings" w:hAnsi="Wingdings" w:hint="default"/>
+        <w:sz w:val="20"/>
+      </w:rPr>
+    </w:lvl>
+    <w:lvl w:ilvl="8" w:tentative="1">
+      <w:start w:val="1"/>
+      <w:numFmt w:val="bullet"/>
+      <w:lvlText w:val=""/>
+      <w:lvlJc w:val="left"/>
+      <w:pPr>
+        <w:tabs>
+          <w:tab w:val="num" w:pos="6480"/>
+        </w:tabs>
+        <w:ind w:left="6480" w:hanging="360"/>
+      </w:pPr>
+      <w:rPr>
+        <w:rFonts w:ascii="Wingdings" w:hAnsi="Wingdings" w:hint="default"/>
+        <w:sz w:val="20"/>
+      </w:rPr>
+    </w:lvl>
+  </w:abstractNum>
+  <w:abstractNum w:abstractNumId="7" w15:restartNumberingAfterBreak="0">
     <w:nsid w:val="1D533315"/>
     <w:multiLevelType w:val="multilevel"/>
     <w:tmpl w:val="D79E4132"/>
@@ -3081,7 +3601,156 @@
       </w:rPr>
     </w:lvl>
   </w:abstractNum>
-  <w:abstractNum w:abstractNumId="6" w15:restartNumberingAfterBreak="0">
+  <w:abstractNum w:abstractNumId="8" w15:restartNumberingAfterBreak="0">
+    <w:nsid w:val="23007119"/>
+    <w:multiLevelType w:val="multilevel"/>
+    <w:tmpl w:val="247AB5EA"/>
+    <w:lvl w:ilvl="0">
+      <w:start w:val="1"/>
+      <w:numFmt w:val="bullet"/>
+      <w:lvlText w:val=""/>
+      <w:lvlJc w:val="left"/>
+      <w:pPr>
+        <w:tabs>
+          <w:tab w:val="num" w:pos="720"/>
+        </w:tabs>
+        <w:ind w:left="720" w:hanging="360"/>
+      </w:pPr>
+      <w:rPr>
+        <w:rFonts w:ascii="Symbol" w:hAnsi="Symbol" w:hint="default"/>
+        <w:sz w:val="20"/>
+      </w:rPr>
+    </w:lvl>
+    <w:lvl w:ilvl="1" w:tentative="1">
+      <w:start w:val="1"/>
+      <w:numFmt w:val="bullet"/>
+      <w:lvlText w:val="o"/>
+      <w:lvlJc w:val="left"/>
+      <w:pPr>
+        <w:tabs>
+          <w:tab w:val="num" w:pos="1440"/>
+        </w:tabs>
+        <w:ind w:left="1440" w:hanging="360"/>
+      </w:pPr>
+      <w:rPr>
+        <w:rFonts w:ascii="Courier New" w:hAnsi="Courier New" w:hint="default"/>
+        <w:sz w:val="20"/>
+      </w:rPr>
+    </w:lvl>
+    <w:lvl w:ilvl="2" w:tentative="1">
+      <w:start w:val="1"/>
+      <w:numFmt w:val="bullet"/>
+      <w:lvlText w:val=""/>
+      <w:lvlJc w:val="left"/>
+      <w:pPr>
+        <w:tabs>
+          <w:tab w:val="num" w:pos="2160"/>
+        </w:tabs>
+        <w:ind w:left="2160" w:hanging="360"/>
+      </w:pPr>
+      <w:rPr>
+        <w:rFonts w:ascii="Wingdings" w:hAnsi="Wingdings" w:hint="default"/>
+        <w:sz w:val="20"/>
+      </w:rPr>
+    </w:lvl>
+    <w:lvl w:ilvl="3" w:tentative="1">
+      <w:start w:val="1"/>
+      <w:numFmt w:val="bullet"/>
+      <w:lvlText w:val=""/>
+      <w:lvlJc w:val="left"/>
+      <w:pPr>
+        <w:tabs>
+          <w:tab w:val="num" w:pos="2880"/>
+        </w:tabs>
+        <w:ind w:left="2880" w:hanging="360"/>
+      </w:pPr>
+      <w:rPr>
+        <w:rFonts w:ascii="Wingdings" w:hAnsi="Wingdings" w:hint="default"/>
+        <w:sz w:val="20"/>
+      </w:rPr>
+    </w:lvl>
+    <w:lvl w:ilvl="4" w:tentative="1">
+      <w:start w:val="1"/>
+      <w:numFmt w:val="bullet"/>
+      <w:lvlText w:val=""/>
+      <w:lvlJc w:val="left"/>
+      <w:pPr>
+        <w:tabs>
+          <w:tab w:val="num" w:pos="3600"/>
+        </w:tabs>
+        <w:ind w:left="3600" w:hanging="360"/>
+      </w:pPr>
+      <w:rPr>
+        <w:rFonts w:ascii="Wingdings" w:hAnsi="Wingdings" w:hint="default"/>
+        <w:sz w:val="20"/>
+      </w:rPr>
+    </w:lvl>
+    <w:lvl w:ilvl="5" w:tentative="1">
+      <w:start w:val="1"/>
+      <w:numFmt w:val="bullet"/>
+      <w:lvlText w:val=""/>
+      <w:lvlJc w:val="left"/>
+      <w:pPr>
+        <w:tabs>
+          <w:tab w:val="num" w:pos="4320"/>
+        </w:tabs>
+        <w:ind w:left="4320" w:hanging="360"/>
+      </w:pPr>
+      <w:rPr>
+        <w:rFonts w:ascii="Wingdings" w:hAnsi="Wingdings" w:hint="default"/>
+        <w:sz w:val="20"/>
+      </w:rPr>
+    </w:lvl>
+    <w:lvl w:ilvl="6" w:tentative="1">
+      <w:start w:val="1"/>
+      <w:numFmt w:val="bullet"/>
+      <w:lvlText w:val=""/>
+      <w:lvlJc w:val="left"/>
+      <w:pPr>
+        <w:tabs>
+          <w:tab w:val="num" w:pos="5040"/>
+        </w:tabs>
+        <w:ind w:left="5040" w:hanging="360"/>
+      </w:pPr>
+      <w:rPr>
+        <w:rFonts w:ascii="Wingdings" w:hAnsi="Wingdings" w:hint="default"/>
+        <w:sz w:val="20"/>
+      </w:rPr>
+    </w:lvl>
+    <w:lvl w:ilvl="7" w:tentative="1">
+      <w:start w:val="1"/>
+      <w:numFmt w:val="bullet"/>
+      <w:lvlText w:val=""/>
+      <w:lvlJc w:val="left"/>
+      <w:pPr>
+        <w:tabs>
+          <w:tab w:val="num" w:pos="5760"/>
+        </w:tabs>
+        <w:ind w:left="5760" w:hanging="360"/>
+      </w:pPr>
+      <w:rPr>
+        <w:rFonts w:ascii="Wingdings" w:hAnsi="Wingdings" w:hint="default"/>
+        <w:sz w:val="20"/>
+      </w:rPr>
+    </w:lvl>
+    <w:lvl w:ilvl="8" w:tentative="1">
+      <w:start w:val="1"/>
+      <w:numFmt w:val="bullet"/>
+      <w:lvlText w:val=""/>
+      <w:lvlJc w:val="left"/>
+      <w:pPr>
+        <w:tabs>
+          <w:tab w:val="num" w:pos="6480"/>
+        </w:tabs>
+        <w:ind w:left="6480" w:hanging="360"/>
+      </w:pPr>
+      <w:rPr>
+        <w:rFonts w:ascii="Wingdings" w:hAnsi="Wingdings" w:hint="default"/>
+        <w:sz w:val="20"/>
+      </w:rPr>
+    </w:lvl>
+  </w:abstractNum>
+  <w:abstractNum w:abstractNumId="9" w15:restartNumberingAfterBreak="0">
     <w:nsid w:val="2345568F"/>
     <w:multiLevelType w:val="multilevel"/>
     <w:tmpl w:val="0A72353C"/>
@@ -3230,7 +3899,7 @@
       </w:rPr>
     </w:lvl>
   </w:abstractNum>
-  <w:abstractNum w:abstractNumId="7" w15:restartNumberingAfterBreak="0">
+  <w:abstractNum w:abstractNumId="10" w15:restartNumberingAfterBreak="0">
     <w:nsid w:val="288F3685"/>
     <w:multiLevelType w:val="multilevel"/>
     <w:tmpl w:val="7BBC7DFC"/>
@@ -3379,7 +4048,156 @@
       </w:rPr>
     </w:lvl>
   </w:abstractNum>
-  <w:abstractNum w:abstractNumId="8" w15:restartNumberingAfterBreak="0">
+  <w:abstractNum w:abstractNumId="11" w15:restartNumberingAfterBreak="0">
+    <w:nsid w:val="2D8B70CD"/>
+    <w:multiLevelType w:val="multilevel"/>
+    <w:tmpl w:val="5DC6D3B2"/>
+    <w:lvl w:ilvl="0">
+      <w:start w:val="1"/>
+      <w:numFmt w:val="bullet"/>
+      <w:lvlText w:val=""/>
+      <w:lvlJc w:val="left"/>
+      <w:pPr>
+        <w:tabs>
+          <w:tab w:val="num" w:pos="720"/>
+        </w:tabs>
+        <w:ind w:left="720" w:hanging="360"/>
+      </w:pPr>
+      <w:rPr>
+        <w:rFonts w:ascii="Symbol" w:hAnsi="Symbol" w:hint="default"/>
+        <w:sz w:val="20"/>
+      </w:rPr>
+    </w:lvl>
+    <w:lvl w:ilvl="1" w:tentative="1">
+      <w:start w:val="1"/>
+      <w:numFmt w:val="bullet"/>
+      <w:lvlText w:val="o"/>
+      <w:lvlJc w:val="left"/>
+      <w:pPr>
+        <w:tabs>
+          <w:tab w:val="num" w:pos="1440"/>
+        </w:tabs>
+        <w:ind w:left="1440" w:hanging="360"/>
+      </w:pPr>
+      <w:rPr>
+        <w:rFonts w:ascii="Courier New" w:hAnsi="Courier New" w:hint="default"/>
+        <w:sz w:val="20"/>
+      </w:rPr>
+    </w:lvl>
+    <w:lvl w:ilvl="2" w:tentative="1">
+      <w:start w:val="1"/>
+      <w:numFmt w:val="bullet"/>
+      <w:lvlText w:val=""/>
+      <w:lvlJc w:val="left"/>
+      <w:pPr>
+        <w:tabs>
+          <w:tab w:val="num" w:pos="2160"/>
+        </w:tabs>
+        <w:ind w:left="2160" w:hanging="360"/>
+      </w:pPr>
+      <w:rPr>
+        <w:rFonts w:ascii="Wingdings" w:hAnsi="Wingdings" w:hint="default"/>
+        <w:sz w:val="20"/>
+      </w:rPr>
+    </w:lvl>
+    <w:lvl w:ilvl="3" w:tentative="1">
+      <w:start w:val="1"/>
+      <w:numFmt w:val="bullet"/>
+      <w:lvlText w:val=""/>
+      <w:lvlJc w:val="left"/>
+      <w:pPr>
+        <w:tabs>
+          <w:tab w:val="num" w:pos="2880"/>
+        </w:tabs>
+        <w:ind w:left="2880" w:hanging="360"/>
+      </w:pPr>
+      <w:rPr>
+        <w:rFonts w:ascii="Wingdings" w:hAnsi="Wingdings" w:hint="default"/>
+        <w:sz w:val="20"/>
+      </w:rPr>
+    </w:lvl>
+    <w:lvl w:ilvl="4" w:tentative="1">
+      <w:start w:val="1"/>
+      <w:numFmt w:val="bullet"/>
+      <w:lvlText w:val=""/>
+      <w:lvlJc w:val="left"/>
+      <w:pPr>
+        <w:tabs>
+          <w:tab w:val="num" w:pos="3600"/>
+        </w:tabs>
+        <w:ind w:left="3600" w:hanging="360"/>
+      </w:pPr>
+      <w:rPr>
+        <w:rFonts w:ascii="Wingdings" w:hAnsi="Wingdings" w:hint="default"/>
+        <w:sz w:val="20"/>
+      </w:rPr>
+    </w:lvl>
+    <w:lvl w:ilvl="5" w:tentative="1">
+      <w:start w:val="1"/>
+      <w:numFmt w:val="bullet"/>
+      <w:lvlText w:val=""/>
+      <w:lvlJc w:val="left"/>
+      <w:pPr>
+        <w:tabs>
+          <w:tab w:val="num" w:pos="4320"/>
+        </w:tabs>
+        <w:ind w:left="4320" w:hanging="360"/>
+      </w:pPr>
+      <w:rPr>
+        <w:rFonts w:ascii="Wingdings" w:hAnsi="Wingdings" w:hint="default"/>
+        <w:sz w:val="20"/>
+      </w:rPr>
+    </w:lvl>
+    <w:lvl w:ilvl="6" w:tentative="1">
+      <w:start w:val="1"/>
+      <w:numFmt w:val="bullet"/>
+      <w:lvlText w:val=""/>
+      <w:lvlJc w:val="left"/>
+      <w:pPr>
+        <w:tabs>
+          <w:tab w:val="num" w:pos="5040"/>
+        </w:tabs>
+        <w:ind w:left="5040" w:hanging="360"/>
+      </w:pPr>
+      <w:rPr>
+        <w:rFonts w:ascii="Wingdings" w:hAnsi="Wingdings" w:hint="default"/>
+        <w:sz w:val="20"/>
+      </w:rPr>
+    </w:lvl>
+    <w:lvl w:ilvl="7" w:tentative="1">
+      <w:start w:val="1"/>
+      <w:numFmt w:val="bullet"/>
+      <w:lvlText w:val=""/>
+      <w:lvlJc w:val="left"/>
+      <w:pPr>
+        <w:tabs>
+          <w:tab w:val="num" w:pos="5760"/>
+        </w:tabs>
+        <w:ind w:left="5760" w:hanging="360"/>
+      </w:pPr>
+      <w:rPr>
+        <w:rFonts w:ascii="Wingdings" w:hAnsi="Wingdings" w:hint="default"/>
+        <w:sz w:val="20"/>
+      </w:rPr>
+    </w:lvl>
+    <w:lvl w:ilvl="8" w:tentative="1">
+      <w:start w:val="1"/>
+      <w:numFmt w:val="bullet"/>
+      <w:lvlText w:val=""/>
+      <w:lvlJc w:val="left"/>
+      <w:pPr>
+        <w:tabs>
+          <w:tab w:val="num" w:pos="6480"/>
+        </w:tabs>
+        <w:ind w:left="6480" w:hanging="360"/>
+      </w:pPr>
+      <w:rPr>
+        <w:rFonts w:ascii="Wingdings" w:hAnsi="Wingdings" w:hint="default"/>
+        <w:sz w:val="20"/>
+      </w:rPr>
+    </w:lvl>
+  </w:abstractNum>
+  <w:abstractNum w:abstractNumId="12" w15:restartNumberingAfterBreak="0">
     <w:nsid w:val="2EE011E6"/>
     <w:multiLevelType w:val="multilevel"/>
     <w:tmpl w:val="909ACFC8"/>
@@ -3528,7 +4346,7 @@
       </w:rPr>
     </w:lvl>
   </w:abstractNum>
-  <w:abstractNum w:abstractNumId="9" w15:restartNumberingAfterBreak="0">
+  <w:abstractNum w:abstractNumId="13" w15:restartNumberingAfterBreak="0">
     <w:nsid w:val="2F5D316A"/>
     <w:multiLevelType w:val="multilevel"/>
     <w:tmpl w:val="BC2EA3D6"/>
@@ -3677,7 +4495,7 @@
       </w:rPr>
     </w:lvl>
   </w:abstractNum>
-  <w:abstractNum w:abstractNumId="10" w15:restartNumberingAfterBreak="0">
+  <w:abstractNum w:abstractNumId="14" w15:restartNumberingAfterBreak="0">
     <w:nsid w:val="36AD5397"/>
     <w:multiLevelType w:val="multilevel"/>
     <w:tmpl w:val="17347422"/>
@@ -3826,7 +4644,7 @@
       </w:rPr>
     </w:lvl>
   </w:abstractNum>
-  <w:abstractNum w:abstractNumId="11" w15:restartNumberingAfterBreak="0">
+  <w:abstractNum w:abstractNumId="15" w15:restartNumberingAfterBreak="0">
     <w:nsid w:val="374756E6"/>
     <w:multiLevelType w:val="multilevel"/>
     <w:tmpl w:val="F1B2BA7E"/>
@@ -3975,7 +4793,7 @@
       </w:rPr>
     </w:lvl>
   </w:abstractNum>
-  <w:abstractNum w:abstractNumId="12" w15:restartNumberingAfterBreak="0">
+  <w:abstractNum w:abstractNumId="16" w15:restartNumberingAfterBreak="0">
     <w:nsid w:val="3A9828EB"/>
     <w:multiLevelType w:val="multilevel"/>
     <w:tmpl w:val="FAA89AF8"/>
@@ -4124,7 +4942,7 @@
       </w:rPr>
     </w:lvl>
   </w:abstractNum>
-  <w:abstractNum w:abstractNumId="13" w15:restartNumberingAfterBreak="0">
+  <w:abstractNum w:abstractNumId="17" w15:restartNumberingAfterBreak="0">
     <w:nsid w:val="44095264"/>
     <w:multiLevelType w:val="multilevel"/>
     <w:tmpl w:val="2AD6DA8A"/>
@@ -4273,7 +5091,7 @@
       </w:rPr>
     </w:lvl>
   </w:abstractNum>
-  <w:abstractNum w:abstractNumId="14" w15:restartNumberingAfterBreak="0">
+  <w:abstractNum w:abstractNumId="18" w15:restartNumberingAfterBreak="0">
     <w:nsid w:val="48A5184F"/>
     <w:multiLevelType w:val="multilevel"/>
     <w:tmpl w:val="82D224DA"/>
@@ -4422,7 +5240,7 @@
       </w:rPr>
     </w:lvl>
   </w:abstractNum>
-  <w:abstractNum w:abstractNumId="15" w15:restartNumberingAfterBreak="0">
+  <w:abstractNum w:abstractNumId="19" w15:restartNumberingAfterBreak="0">
     <w:nsid w:val="58527F13"/>
     <w:multiLevelType w:val="multilevel"/>
     <w:tmpl w:val="8DFA1BE8"/>
@@ -4571,7 +5389,7 @@
       </w:rPr>
     </w:lvl>
   </w:abstractNum>
-  <w:abstractNum w:abstractNumId="16" w15:restartNumberingAfterBreak="0">
+  <w:abstractNum w:abstractNumId="20" w15:restartNumberingAfterBreak="0">
     <w:nsid w:val="5A105631"/>
     <w:multiLevelType w:val="multilevel"/>
     <w:tmpl w:val="ADE4ACCA"/>
@@ -4720,7 +5538,7 @@
       </w:rPr>
     </w:lvl>
   </w:abstractNum>
-  <w:abstractNum w:abstractNumId="17" w15:restartNumberingAfterBreak="0">
+  <w:abstractNum w:abstractNumId="21" w15:restartNumberingAfterBreak="0">
     <w:nsid w:val="604178A8"/>
     <w:multiLevelType w:val="multilevel"/>
     <w:tmpl w:val="3F32B406"/>
@@ -4869,7 +5687,7 @@
       </w:rPr>
     </w:lvl>
   </w:abstractNum>
-  <w:abstractNum w:abstractNumId="18" w15:restartNumberingAfterBreak="0">
+  <w:abstractNum w:abstractNumId="22" w15:restartNumberingAfterBreak="0">
     <w:nsid w:val="65A65C63"/>
     <w:multiLevelType w:val="multilevel"/>
     <w:tmpl w:val="34FE8150"/>
@@ -5018,7 +5836,7 @@
       </w:rPr>
     </w:lvl>
   </w:abstractNum>
-  <w:abstractNum w:abstractNumId="19" w15:restartNumberingAfterBreak="0">
+  <w:abstractNum w:abstractNumId="23" w15:restartNumberingAfterBreak="0">
     <w:nsid w:val="6A440A92"/>
     <w:multiLevelType w:val="multilevel"/>
     <w:tmpl w:val="6C404D46"/>
@@ -5167,7 +5985,7 @@
       </w:rPr>
     </w:lvl>
   </w:abstractNum>
-  <w:abstractNum w:abstractNumId="20" w15:restartNumberingAfterBreak="0">
+  <w:abstractNum w:abstractNumId="24" w15:restartNumberingAfterBreak="0">
     <w:nsid w:val="7153522B"/>
     <w:multiLevelType w:val="multilevel"/>
     <w:tmpl w:val="037C25B8"/>
@@ -5316,7 +6134,305 @@
       </w:rPr>
     </w:lvl>
   </w:abstractNum>
-  <w:abstractNum w:abstractNumId="21" w15:restartNumberingAfterBreak="0">
+  <w:abstractNum w:abstractNumId="25" w15:restartNumberingAfterBreak="0">
+    <w:nsid w:val="73530911"/>
+    <w:multiLevelType w:val="multilevel"/>
+    <w:tmpl w:val="20A4AD92"/>
+    <w:lvl w:ilvl="0">
+      <w:start w:val="1"/>
+      <w:numFmt w:val="bullet"/>
+      <w:lvlText w:val=""/>
+      <w:lvlJc w:val="left"/>
+      <w:pPr>
+        <w:tabs>
+          <w:tab w:val="num" w:pos="720"/>
+        </w:tabs>
+        <w:ind w:left="720" w:hanging="360"/>
+      </w:pPr>
+      <w:rPr>
+        <w:rFonts w:ascii="Symbol" w:hAnsi="Symbol" w:hint="default"/>
+        <w:sz w:val="20"/>
+      </w:rPr>
+    </w:lvl>
+    <w:lvl w:ilvl="1" w:tentative="1">
+      <w:start w:val="1"/>
+      <w:numFmt w:val="bullet"/>
+      <w:lvlText w:val="o"/>
+      <w:lvlJc w:val="left"/>
+      <w:pPr>
+        <w:tabs>
+          <w:tab w:val="num" w:pos="1440"/>
+        </w:tabs>
+        <w:ind w:left="1440" w:hanging="360"/>
+      </w:pPr>
+      <w:rPr>
+        <w:rFonts w:ascii="Courier New" w:hAnsi="Courier New" w:hint="default"/>
+        <w:sz w:val="20"/>
+      </w:rPr>
+    </w:lvl>
+    <w:lvl w:ilvl="2" w:tentative="1">
+      <w:start w:val="1"/>
+      <w:numFmt w:val="bullet"/>
+      <w:lvlText w:val=""/>
+      <w:lvlJc w:val="left"/>
+      <w:pPr>
+        <w:tabs>
+          <w:tab w:val="num" w:pos="2160"/>
+        </w:tabs>
+        <w:ind w:left="2160" w:hanging="360"/>
+      </w:pPr>
+      <w:rPr>
+        <w:rFonts w:ascii="Wingdings" w:hAnsi="Wingdings" w:hint="default"/>
+        <w:sz w:val="20"/>
+      </w:rPr>
+    </w:lvl>
+    <w:lvl w:ilvl="3" w:tentative="1">
+      <w:start w:val="1"/>
+      <w:numFmt w:val="bullet"/>
+      <w:lvlText w:val=""/>
+      <w:lvlJc w:val="left"/>
+      <w:pPr>
+        <w:tabs>
+          <w:tab w:val="num" w:pos="2880"/>
+        </w:tabs>
+        <w:ind w:left="2880" w:hanging="360"/>
+      </w:pPr>
+      <w:rPr>
+        <w:rFonts w:ascii="Wingdings" w:hAnsi="Wingdings" w:hint="default"/>
+        <w:sz w:val="20"/>
+      </w:rPr>
+    </w:lvl>
+    <w:lvl w:ilvl="4" w:tentative="1">
+      <w:start w:val="1"/>
+      <w:numFmt w:val="bullet"/>
+      <w:lvlText w:val=""/>
+      <w:lvlJc w:val="left"/>
+      <w:pPr>
+        <w:tabs>
+          <w:tab w:val="num" w:pos="3600"/>
+        </w:tabs>
+        <w:ind w:left="3600" w:hanging="360"/>
+      </w:pPr>
+      <w:rPr>
+        <w:rFonts w:ascii="Wingdings" w:hAnsi="Wingdings" w:hint="default"/>
+        <w:sz w:val="20"/>
+      </w:rPr>
+    </w:lvl>
+    <w:lvl w:ilvl="5" w:tentative="1">
+      <w:start w:val="1"/>
+      <w:numFmt w:val="bullet"/>
+      <w:lvlText w:val=""/>
+      <w:lvlJc w:val="left"/>
+      <w:pPr>
+        <w:tabs>
+          <w:tab w:val="num" w:pos="4320"/>
+        </w:tabs>
+        <w:ind w:left="4320" w:hanging="360"/>
+      </w:pPr>
+      <w:rPr>
+        <w:rFonts w:ascii="Wingdings" w:hAnsi="Wingdings" w:hint="default"/>
+        <w:sz w:val="20"/>
+      </w:rPr>
+    </w:lvl>
+    <w:lvl w:ilvl="6" w:tentative="1">
+      <w:start w:val="1"/>
+      <w:numFmt w:val="bullet"/>
+      <w:lvlText w:val=""/>
+      <w:lvlJc w:val="left"/>
+      <w:pPr>
+        <w:tabs>
+          <w:tab w:val="num" w:pos="5040"/>
+        </w:tabs>
+        <w:ind w:left="5040" w:hanging="360"/>
+      </w:pPr>
+      <w:rPr>
+        <w:rFonts w:ascii="Wingdings" w:hAnsi="Wingdings" w:hint="default"/>
+        <w:sz w:val="20"/>
+      </w:rPr>
+    </w:lvl>
+    <w:lvl w:ilvl="7" w:tentative="1">
+      <w:start w:val="1"/>
+      <w:numFmt w:val="bullet"/>
+      <w:lvlText w:val=""/>
+      <w:lvlJc w:val="left"/>
+      <w:pPr>
+        <w:tabs>
+          <w:tab w:val="num" w:pos="5760"/>
+        </w:tabs>
+        <w:ind w:left="5760" w:hanging="360"/>
+      </w:pPr>
+      <w:rPr>
+        <w:rFonts w:ascii="Wingdings" w:hAnsi="Wingdings" w:hint="default"/>
+        <w:sz w:val="20"/>
+      </w:rPr>
+    </w:lvl>
+    <w:lvl w:ilvl="8" w:tentative="1">
+      <w:start w:val="1"/>
+      <w:numFmt w:val="bullet"/>
+      <w:lvlText w:val=""/>
+      <w:lvlJc w:val="left"/>
+      <w:pPr>
+        <w:tabs>
+          <w:tab w:val="num" w:pos="6480"/>
+        </w:tabs>
+        <w:ind w:left="6480" w:hanging="360"/>
+      </w:pPr>
+      <w:rPr>
+        <w:rFonts w:ascii="Wingdings" w:hAnsi="Wingdings" w:hint="default"/>
+        <w:sz w:val="20"/>
+      </w:rPr>
+    </w:lvl>
+  </w:abstractNum>
+  <w:abstractNum w:abstractNumId="26" w15:restartNumberingAfterBreak="0">
+    <w:nsid w:val="76B554DA"/>
+    <w:multiLevelType w:val="multilevel"/>
+    <w:tmpl w:val="04F47AAA"/>
+    <w:lvl w:ilvl="0">
+      <w:start w:val="1"/>
+      <w:numFmt w:val="bullet"/>
+      <w:lvlText w:val=""/>
+      <w:lvlJc w:val="left"/>
+      <w:pPr>
+        <w:tabs>
+          <w:tab w:val="num" w:pos="720"/>
+        </w:tabs>
+        <w:ind w:left="720" w:hanging="360"/>
+      </w:pPr>
+      <w:rPr>
+        <w:rFonts w:ascii="Symbol" w:hAnsi="Symbol" w:hint="default"/>
+        <w:sz w:val="20"/>
+      </w:rPr>
+    </w:lvl>
+    <w:lvl w:ilvl="1" w:tentative="1">
+      <w:start w:val="1"/>
+      <w:numFmt w:val="bullet"/>
+      <w:lvlText w:val="o"/>
+      <w:lvlJc w:val="left"/>
+      <w:pPr>
+        <w:tabs>
+          <w:tab w:val="num" w:pos="1440"/>
+        </w:tabs>
+        <w:ind w:left="1440" w:hanging="360"/>
+      </w:pPr>
+      <w:rPr>
+        <w:rFonts w:ascii="Courier New" w:hAnsi="Courier New" w:hint="default"/>
+        <w:sz w:val="20"/>
+      </w:rPr>
+    </w:lvl>
+    <w:lvl w:ilvl="2" w:tentative="1">
+      <w:start w:val="1"/>
+      <w:numFmt w:val="bullet"/>
+      <w:lvlText w:val=""/>
+      <w:lvlJc w:val="left"/>
+      <w:pPr>
+        <w:tabs>
+          <w:tab w:val="num" w:pos="2160"/>
+        </w:tabs>
+        <w:ind w:left="2160" w:hanging="360"/>
+      </w:pPr>
+      <w:rPr>
+        <w:rFonts w:ascii="Wingdings" w:hAnsi="Wingdings" w:hint="default"/>
+        <w:sz w:val="20"/>
+      </w:rPr>
+    </w:lvl>
+    <w:lvl w:ilvl="3" w:tentative="1">
+      <w:start w:val="1"/>
+      <w:numFmt w:val="bullet"/>
+      <w:lvlText w:val=""/>
+      <w:lvlJc w:val="left"/>
+      <w:pPr>
+        <w:tabs>
+          <w:tab w:val="num" w:pos="2880"/>
+        </w:tabs>
+        <w:ind w:left="2880" w:hanging="360"/>
+      </w:pPr>
+      <w:rPr>
+        <w:rFonts w:ascii="Wingdings" w:hAnsi="Wingdings" w:hint="default"/>
+        <w:sz w:val="20"/>
+      </w:rPr>
+    </w:lvl>
+    <w:lvl w:ilvl="4" w:tentative="1">
+      <w:start w:val="1"/>
+      <w:numFmt w:val="bullet"/>
+      <w:lvlText w:val=""/>
+      <w:lvlJc w:val="left"/>
+      <w:pPr>
+        <w:tabs>
+          <w:tab w:val="num" w:pos="3600"/>
+        </w:tabs>
+        <w:ind w:left="3600" w:hanging="360"/>
+      </w:pPr>
+      <w:rPr>
+        <w:rFonts w:ascii="Wingdings" w:hAnsi="Wingdings" w:hint="default"/>
+        <w:sz w:val="20"/>
+      </w:rPr>
+    </w:lvl>
+    <w:lvl w:ilvl="5" w:tentative="1">
+      <w:start w:val="1"/>
+      <w:numFmt w:val="bullet"/>
+      <w:lvlText w:val=""/>
+      <w:lvlJc w:val="left"/>
+      <w:pPr>
+        <w:tabs>
+          <w:tab w:val="num" w:pos="4320"/>
+        </w:tabs>
+        <w:ind w:left="4320" w:hanging="360"/>
+      </w:pPr>
+      <w:rPr>
+        <w:rFonts w:ascii="Wingdings" w:hAnsi="Wingdings" w:hint="default"/>
+        <w:sz w:val="20"/>
+      </w:rPr>
+    </w:lvl>
+    <w:lvl w:ilvl="6" w:tentative="1">
+      <w:start w:val="1"/>
+      <w:numFmt w:val="bullet"/>
+      <w:lvlText w:val=""/>
+      <w:lvlJc w:val="left"/>
+      <w:pPr>
+        <w:tabs>
+          <w:tab w:val="num" w:pos="5040"/>
+        </w:tabs>
+        <w:ind w:left="5040" w:hanging="360"/>
+      </w:pPr>
+      <w:rPr>
+        <w:rFonts w:ascii="Wingdings" w:hAnsi="Wingdings" w:hint="default"/>
+        <w:sz w:val="20"/>
+      </w:rPr>
+    </w:lvl>
+    <w:lvl w:ilvl="7" w:tentative="1">
+      <w:start w:val="1"/>
+      <w:numFmt w:val="bullet"/>
+      <w:lvlText w:val=""/>
+      <w:lvlJc w:val="left"/>
+      <w:pPr>
+        <w:tabs>
+          <w:tab w:val="num" w:pos="5760"/>
+        </w:tabs>
+        <w:ind w:left="5760" w:hanging="360"/>
+      </w:pPr>
+      <w:rPr>
+        <w:rFonts w:ascii="Wingdings" w:hAnsi="Wingdings" w:hint="default"/>
+        <w:sz w:val="20"/>
+      </w:rPr>
+    </w:lvl>
+    <w:lvl w:ilvl="8" w:tentative="1">
+      <w:start w:val="1"/>
+      <w:numFmt w:val="bullet"/>
+      <w:lvlText w:val=""/>
+      <w:lvlJc w:val="left"/>
+      <w:pPr>
+        <w:tabs>
+          <w:tab w:val="num" w:pos="6480"/>
+        </w:tabs>
+        <w:ind w:left="6480" w:hanging="360"/>
+      </w:pPr>
+      <w:rPr>
+        <w:rFonts w:ascii="Wingdings" w:hAnsi="Wingdings" w:hint="default"/>
+        <w:sz w:val="20"/>
+      </w:rPr>
+    </w:lvl>
+  </w:abstractNum>
+  <w:abstractNum w:abstractNumId="27" w15:restartNumberingAfterBreak="0">
     <w:nsid w:val="7BBA5495"/>
     <w:multiLevelType w:val="multilevel"/>
     <w:tmpl w:val="6018E892"/>
@@ -5466,31 +6582,31 @@
     </w:lvl>
   </w:abstractNum>
   <w:num w:numId="1">
-    <w:abstractNumId w:val="8"/>
+    <w:abstractNumId w:val="12"/>
   </w:num>
   <w:num w:numId="2">
-    <w:abstractNumId w:val="5"/>
+    <w:abstractNumId w:val="7"/>
   </w:num>
   <w:num w:numId="3">
-    <w:abstractNumId w:val="11"/>
+    <w:abstractNumId w:val="15"/>
   </w:num>
   <w:num w:numId="4">
-    <w:abstractNumId w:val="21"/>
+    <w:abstractNumId w:val="27"/>
   </w:num>
   <w:num w:numId="5">
-    <w:abstractNumId w:val="7"/>
+    <w:abstractNumId w:val="10"/>
   </w:num>
   <w:num w:numId="6">
-    <w:abstractNumId w:val="16"/>
+    <w:abstractNumId w:val="20"/>
   </w:num>
   <w:num w:numId="7">
     <w:abstractNumId w:val="3"/>
   </w:num>
   <w:num w:numId="8">
-    <w:abstractNumId w:val="12"/>
+    <w:abstractNumId w:val="16"/>
   </w:num>
   <w:num w:numId="9">
-    <w:abstractNumId w:val="15"/>
+    <w:abstractNumId w:val="19"/>
   </w:num>
   <w:num w:numId="10">
     <w:abstractNumId w:val="1"/>
@@ -5499,37 +6615,55 @@
     <w:abstractNumId w:val="2"/>
   </w:num>
   <w:num w:numId="12">
-    <w:abstractNumId w:val="18"/>
+    <w:abstractNumId w:val="22"/>
   </w:num>
   <w:num w:numId="13">
-    <w:abstractNumId w:val="9"/>
+    <w:abstractNumId w:val="13"/>
   </w:num>
   <w:num w:numId="14">
     <w:abstractNumId w:val="4"/>
   </w:num>
   <w:num w:numId="15">
-    <w:abstractNumId w:val="19"/>
+    <w:abstractNumId w:val="23"/>
   </w:num>
   <w:num w:numId="16">
-    <w:abstractNumId w:val="10"/>
+    <w:abstractNumId w:val="14"/>
   </w:num>
   <w:num w:numId="17">
-    <w:abstractNumId w:val="6"/>
+    <w:abstractNumId w:val="9"/>
   </w:num>
   <w:num w:numId="18">
-    <w:abstractNumId w:val="14"/>
+    <w:abstractNumId w:val="18"/>
   </w:num>
   <w:num w:numId="19">
     <w:abstractNumId w:val="0"/>
   </w:num>
   <w:num w:numId="20">
+    <w:abstractNumId w:val="21"/>
+  </w:num>
+  <w:num w:numId="21">
+    <w:abstractNumId w:val="24"/>
+  </w:num>
+  <w:num w:numId="22">
     <w:abstractNumId w:val="17"/>
   </w:num>
-  <w:num w:numId="21">
-    <w:abstractNumId w:val="20"/>
+  <w:num w:numId="23">
+    <w:abstractNumId w:val="8"/>
   </w:num>
-  <w:num w:numId="22">
-    <w:abstractNumId w:val="13"/>
+  <w:num w:numId="24">
+    <w:abstractNumId w:val="11"/>
+  </w:num>
+  <w:num w:numId="25">
+    <w:abstractNumId w:val="26"/>
+  </w:num>
+  <w:num w:numId="26">
+    <w:abstractNumId w:val="25"/>
+  </w:num>
+  <w:num w:numId="27">
+    <w:abstractNumId w:val="6"/>
+  </w:num>
+  <w:num w:numId="28">
+    <w:abstractNumId w:val="5"/>
   </w:num>
 </w:numbering>
 </file>
@@ -6363,7 +7497,7 @@
 </file>
 
 <file path=customXml/itemProps1.xml><?xml version="1.0" encoding="utf-8"?>
-<ds:datastoreItem xmlns:ds="http://schemas.openxmlformats.org/officeDocument/2006/customXml" ds:itemID="{B4EC1699-5822-401D-9D33-356FC3A7A88F}">
+<ds:datastoreItem xmlns:ds="http://schemas.openxmlformats.org/officeDocument/2006/customXml" ds:itemID="{92F75193-EE8C-4A28-887C-8F4E02559323}">
   <ds:schemaRefs>
     <ds:schemaRef ds:uri="http://schemas.openxmlformats.org/officeDocument/2006/bibliography"/>
   </ds:schemaRefs>

--- a/docs/03_KPI_Discovery.docx
+++ b/docs/03_KPI_Discovery.docx
@@ -6,14 +6,21 @@
       <w:pPr>
         <w:pStyle w:val="NormalWeb"/>
         <w:spacing w:before="0" w:beforeAutospacing="0" w:after="0" w:afterAutospacing="0"/>
+        <w:rPr>
+          <w:color w:val="000000" w:themeColor="text1"/>
+        </w:rPr>
       </w:pPr>
       <w:r>
         <w:rPr>
           <w:rStyle w:val="Strong"/>
+          <w:color w:val="000000" w:themeColor="text1"/>
         </w:rPr>
         <w:t>Title:</w:t>
       </w:r>
       <w:r>
+        <w:rPr>
+          <w:color w:val="000000" w:themeColor="text1"/>
+        </w:rPr>
         <w:t xml:space="preserve"> Maintenance Indicators – Discovery Phase</w:t>
       </w:r>
     </w:p>
@@ -21,26 +28,40 @@
       <w:pPr>
         <w:pStyle w:val="NormalWeb"/>
         <w:spacing w:before="0" w:beforeAutospacing="0" w:after="0" w:afterAutospacing="0"/>
+        <w:rPr>
+          <w:color w:val="000000" w:themeColor="text1"/>
+        </w:rPr>
       </w:pPr>
       <w:r>
         <w:rPr>
           <w:rStyle w:val="Strong"/>
+          <w:color w:val="000000" w:themeColor="text1"/>
         </w:rPr>
         <w:t>Status:</w:t>
       </w:r>
       <w:r>
+        <w:rPr>
+          <w:color w:val="000000" w:themeColor="text1"/>
+        </w:rPr>
         <w:t xml:space="preserve"> Initial discovery</w:t>
       </w:r>
       <w:r>
+        <w:rPr>
+          <w:color w:val="000000" w:themeColor="text1"/>
+        </w:rPr>
         <w:br/>
       </w:r>
       <w:r>
         <w:rPr>
           <w:rStyle w:val="Strong"/>
+          <w:color w:val="000000" w:themeColor="text1"/>
         </w:rPr>
         <w:t>Observation:</w:t>
       </w:r>
       <w:r>
+        <w:rPr>
+          <w:color w:val="000000" w:themeColor="text1"/>
+        </w:rPr>
         <w:t xml:space="preserve"> KPIs are not formally defined at this stage</w:t>
       </w:r>
     </w:p>
@@ -48,10 +69,14 @@
       <w:pPr>
         <w:pStyle w:val="NormalWeb"/>
         <w:spacing w:before="0" w:beforeAutospacing="0" w:after="0" w:afterAutospacing="0"/>
+        <w:rPr>
+          <w:color w:val="000000" w:themeColor="text1"/>
+        </w:rPr>
       </w:pPr>
       <w:r>
         <w:rPr>
           <w:rStyle w:val="Strong"/>
+          <w:color w:val="000000" w:themeColor="text1"/>
         </w:rPr>
         <w:t>Action Plan:</w:t>
       </w:r>
@@ -64,8 +89,14 @@
           <w:numId w:val="1"/>
         </w:numPr>
         <w:spacing w:before="0" w:beforeAutospacing="0" w:after="0" w:afterAutospacing="0"/>
-      </w:pPr>
-      <w:r>
+        <w:rPr>
+          <w:color w:val="000000" w:themeColor="text1"/>
+        </w:rPr>
+      </w:pPr>
+      <w:r>
+        <w:rPr>
+          <w:color w:val="000000" w:themeColor="text1"/>
+        </w:rPr>
         <w:t>Discuss with maintenance engineers</w:t>
       </w:r>
     </w:p>
@@ -77,8 +108,14 @@
           <w:numId w:val="1"/>
         </w:numPr>
         <w:spacing w:before="0" w:beforeAutospacing="0" w:after="0" w:afterAutospacing="0"/>
-      </w:pPr>
-      <w:r>
+        <w:rPr>
+          <w:color w:val="000000" w:themeColor="text1"/>
+        </w:rPr>
+      </w:pPr>
+      <w:r>
+        <w:rPr>
+          <w:color w:val="000000" w:themeColor="text1"/>
+        </w:rPr>
         <w:t>Consult production / quality teams</w:t>
       </w:r>
     </w:p>
@@ -90,8 +127,14 @@
           <w:numId w:val="1"/>
         </w:numPr>
         <w:spacing w:before="0" w:beforeAutospacing="0" w:after="0" w:afterAutospacing="0"/>
-      </w:pPr>
-      <w:r>
+        <w:rPr>
+          <w:color w:val="000000" w:themeColor="text1"/>
+        </w:rPr>
+      </w:pPr>
+      <w:r>
+        <w:rPr>
+          <w:color w:val="000000" w:themeColor="text1"/>
+        </w:rPr>
         <w:t>Identify indicators used to judge machine performance</w:t>
       </w:r>
     </w:p>
@@ -100,20 +143,30 @@
         <w:pStyle w:val="NormalWeb"/>
         <w:spacing w:before="0" w:beforeAutospacing="0" w:after="0" w:afterAutospacing="0"/>
         <w:ind w:left="720"/>
+        <w:rPr>
+          <w:color w:val="000000" w:themeColor="text1"/>
+        </w:rPr>
       </w:pPr>
     </w:p>
     <w:p>
       <w:pPr>
         <w:pStyle w:val="NormalWeb"/>
         <w:spacing w:before="0" w:beforeAutospacing="0" w:after="0" w:afterAutospacing="0"/>
+        <w:rPr>
+          <w:color w:val="000000" w:themeColor="text1"/>
+        </w:rPr>
       </w:pPr>
       <w:r>
         <w:rPr>
           <w:rStyle w:val="Strong"/>
+          <w:color w:val="000000" w:themeColor="text1"/>
         </w:rPr>
         <w:t>Title:</w:t>
       </w:r>
       <w:r>
+        <w:rPr>
+          <w:color w:val="000000" w:themeColor="text1"/>
+        </w:rPr>
         <w:t xml:space="preserve"> Maintenance Indicators – Study Phase</w:t>
       </w:r>
     </w:p>
@@ -121,32 +174,52 @@
       <w:pPr>
         <w:pStyle w:val="NormalWeb"/>
         <w:spacing w:before="0" w:beforeAutospacing="0" w:after="0" w:afterAutospacing="0"/>
+        <w:rPr>
+          <w:color w:val="000000" w:themeColor="text1"/>
+        </w:rPr>
       </w:pPr>
       <w:r>
         <w:rPr>
           <w:rStyle w:val="Strong"/>
+          <w:color w:val="000000" w:themeColor="text1"/>
         </w:rPr>
         <w:t>Status:</w:t>
       </w:r>
       <w:r>
+        <w:rPr>
+          <w:color w:val="000000" w:themeColor="text1"/>
+        </w:rPr>
         <w:t xml:space="preserve"> KPI discover</w:t>
       </w:r>
       <w:r>
+        <w:rPr>
+          <w:color w:val="000000" w:themeColor="text1"/>
+        </w:rPr>
         <w:br/>
       </w:r>
       <w:r>
         <w:rPr>
           <w:rStyle w:val="Strong"/>
+          <w:color w:val="000000" w:themeColor="text1"/>
         </w:rPr>
         <w:t>Observation:</w:t>
       </w:r>
       <w:r>
+        <w:rPr>
+          <w:color w:val="000000" w:themeColor="text1"/>
+        </w:rPr>
         <w:t xml:space="preserve"> KPIs are</w:t>
       </w:r>
       <w:r>
+        <w:rPr>
+          <w:color w:val="000000" w:themeColor="text1"/>
+        </w:rPr>
         <w:t xml:space="preserve"> d</w:t>
       </w:r>
       <w:r>
+        <w:rPr>
+          <w:color w:val="000000" w:themeColor="text1"/>
+        </w:rPr>
         <w:t>efined at this stage</w:t>
       </w:r>
     </w:p>
@@ -154,10 +227,14 @@
       <w:pPr>
         <w:pStyle w:val="NormalWeb"/>
         <w:spacing w:before="0" w:beforeAutospacing="0" w:after="0" w:afterAutospacing="0"/>
+        <w:rPr>
+          <w:color w:val="000000" w:themeColor="text1"/>
+        </w:rPr>
       </w:pPr>
       <w:r>
         <w:rPr>
           <w:rStyle w:val="Strong"/>
+          <w:color w:val="000000" w:themeColor="text1"/>
         </w:rPr>
         <w:t>Action Plan:</w:t>
       </w:r>
@@ -170,8 +247,14 @@
           <w:numId w:val="1"/>
         </w:numPr>
         <w:spacing w:before="0" w:beforeAutospacing="0" w:after="0" w:afterAutospacing="0"/>
-      </w:pPr>
-      <w:r>
+        <w:rPr>
+          <w:color w:val="000000" w:themeColor="text1"/>
+        </w:rPr>
+      </w:pPr>
+      <w:r>
+        <w:rPr>
+          <w:color w:val="000000" w:themeColor="text1"/>
+        </w:rPr>
         <w:t>Discuss with maintenance engineers</w:t>
       </w:r>
     </w:p>
@@ -183,8 +266,14 @@
           <w:numId w:val="1"/>
         </w:numPr>
         <w:spacing w:before="0" w:beforeAutospacing="0" w:after="0" w:afterAutospacing="0"/>
-      </w:pPr>
-      <w:r>
+        <w:rPr>
+          <w:color w:val="000000" w:themeColor="text1"/>
+        </w:rPr>
+      </w:pPr>
+      <w:r>
+        <w:rPr>
+          <w:color w:val="000000" w:themeColor="text1"/>
+        </w:rPr>
         <w:t>Consult production / quality teams</w:t>
       </w:r>
     </w:p>
@@ -196,8 +285,14 @@
           <w:numId w:val="1"/>
         </w:numPr>
         <w:spacing w:before="0" w:beforeAutospacing="0" w:after="0" w:afterAutospacing="0"/>
-      </w:pPr>
-      <w:r>
+        <w:rPr>
+          <w:color w:val="000000" w:themeColor="text1"/>
+        </w:rPr>
+      </w:pPr>
+      <w:r>
+        <w:rPr>
+          <w:color w:val="000000" w:themeColor="text1"/>
+        </w:rPr>
         <w:t>Identify indicators used to judge machine performance</w:t>
       </w:r>
     </w:p>
@@ -205,6 +300,7 @@
       <w:pPr>
         <w:rPr>
           <w:rFonts w:ascii="Times New Roman" w:eastAsia="Times New Roman" w:hAnsi="Times New Roman" w:cs="Times New Roman"/>
+          <w:color w:val="000000" w:themeColor="text1"/>
           <w:sz w:val="24"/>
           <w:szCs w:val="24"/>
         </w:rPr>
@@ -218,6 +314,7 @@
           <w:rFonts w:ascii="Times New Roman" w:eastAsia="Times New Roman" w:hAnsi="Times New Roman" w:cs="Times New Roman"/>
           <w:b/>
           <w:bCs/>
+          <w:color w:val="000000" w:themeColor="text1"/>
           <w:sz w:val="24"/>
           <w:szCs w:val="24"/>
         </w:rPr>
@@ -227,6 +324,7 @@
           <w:rFonts w:ascii="Times New Roman" w:eastAsia="Times New Roman" w:hAnsi="Times New Roman" w:cs="Times New Roman"/>
           <w:b/>
           <w:bCs/>
+          <w:color w:val="000000" w:themeColor="text1"/>
           <w:sz w:val="24"/>
           <w:szCs w:val="24"/>
         </w:rPr>
@@ -238,6 +336,7 @@
         <w:spacing w:before="100" w:beforeAutospacing="1" w:after="100" w:afterAutospacing="1" w:line="240" w:lineRule="auto"/>
         <w:rPr>
           <w:rFonts w:ascii="Times New Roman" w:eastAsia="Times New Roman" w:hAnsi="Times New Roman" w:cs="Times New Roman"/>
+          <w:color w:val="000000" w:themeColor="text1"/>
           <w:sz w:val="24"/>
           <w:szCs w:val="24"/>
         </w:rPr>
@@ -245,6 +344,7 @@
       <w:r>
         <w:rPr>
           <w:rFonts w:ascii="Times New Roman" w:eastAsia="Times New Roman" w:hAnsi="Times New Roman" w:cs="Times New Roman"/>
+          <w:color w:val="000000" w:themeColor="text1"/>
           <w:sz w:val="24"/>
           <w:szCs w:val="24"/>
         </w:rPr>
@@ -256,6 +356,7 @@
         <w:spacing w:before="100" w:beforeAutospacing="1" w:after="100" w:afterAutospacing="1" w:line="240" w:lineRule="auto"/>
         <w:rPr>
           <w:rFonts w:ascii="Times New Roman" w:eastAsia="Times New Roman" w:hAnsi="Times New Roman" w:cs="Times New Roman"/>
+          <w:color w:val="000000" w:themeColor="text1"/>
           <w:sz w:val="24"/>
           <w:szCs w:val="24"/>
         </w:rPr>
@@ -263,6 +364,7 @@
       <w:r>
         <w:rPr>
           <w:rFonts w:ascii="Times New Roman" w:eastAsia="Times New Roman" w:hAnsi="Times New Roman" w:cs="Times New Roman"/>
+          <w:color w:val="000000" w:themeColor="text1"/>
           <w:sz w:val="24"/>
           <w:szCs w:val="24"/>
         </w:rPr>
@@ -278,6 +380,7 @@
         <w:spacing w:before="100" w:beforeAutospacing="1" w:after="100" w:afterAutospacing="1" w:line="240" w:lineRule="auto"/>
         <w:rPr>
           <w:rFonts w:ascii="Times New Roman" w:eastAsia="Times New Roman" w:hAnsi="Times New Roman" w:cs="Times New Roman"/>
+          <w:color w:val="000000" w:themeColor="text1"/>
           <w:sz w:val="24"/>
           <w:szCs w:val="24"/>
         </w:rPr>
@@ -285,6 +388,7 @@
       <w:r>
         <w:rPr>
           <w:rFonts w:ascii="Times New Roman" w:eastAsia="Times New Roman" w:hAnsi="Times New Roman" w:cs="Times New Roman"/>
+          <w:color w:val="000000" w:themeColor="text1"/>
           <w:sz w:val="24"/>
           <w:szCs w:val="24"/>
         </w:rPr>
@@ -300,6 +404,7 @@
         <w:spacing w:before="100" w:beforeAutospacing="1" w:after="100" w:afterAutospacing="1" w:line="240" w:lineRule="auto"/>
         <w:rPr>
           <w:rFonts w:ascii="Times New Roman" w:eastAsia="Times New Roman" w:hAnsi="Times New Roman" w:cs="Times New Roman"/>
+          <w:color w:val="000000" w:themeColor="text1"/>
           <w:sz w:val="24"/>
           <w:szCs w:val="24"/>
         </w:rPr>
@@ -307,6 +412,7 @@
       <w:r>
         <w:rPr>
           <w:rFonts w:ascii="Times New Roman" w:eastAsia="Times New Roman" w:hAnsi="Times New Roman" w:cs="Times New Roman"/>
+          <w:color w:val="000000" w:themeColor="text1"/>
           <w:sz w:val="24"/>
           <w:szCs w:val="24"/>
         </w:rPr>
@@ -322,6 +428,7 @@
         <w:spacing w:before="100" w:beforeAutospacing="1" w:after="100" w:afterAutospacing="1" w:line="240" w:lineRule="auto"/>
         <w:rPr>
           <w:rFonts w:ascii="Times New Roman" w:eastAsia="Times New Roman" w:hAnsi="Times New Roman" w:cs="Times New Roman"/>
+          <w:color w:val="000000" w:themeColor="text1"/>
           <w:sz w:val="24"/>
           <w:szCs w:val="24"/>
         </w:rPr>
@@ -329,6 +436,7 @@
       <w:r>
         <w:rPr>
           <w:rFonts w:ascii="Times New Roman" w:eastAsia="Times New Roman" w:hAnsi="Times New Roman" w:cs="Times New Roman"/>
+          <w:color w:val="000000" w:themeColor="text1"/>
           <w:sz w:val="24"/>
           <w:szCs w:val="24"/>
         </w:rPr>
@@ -344,6 +452,7 @@
         <w:spacing w:before="100" w:beforeAutospacing="1" w:after="100" w:afterAutospacing="1" w:line="240" w:lineRule="auto"/>
         <w:rPr>
           <w:rFonts w:ascii="Times New Roman" w:eastAsia="Times New Roman" w:hAnsi="Times New Roman" w:cs="Times New Roman"/>
+          <w:color w:val="000000" w:themeColor="text1"/>
           <w:sz w:val="24"/>
           <w:szCs w:val="24"/>
         </w:rPr>
@@ -351,6 +460,7 @@
       <w:r>
         <w:rPr>
           <w:rFonts w:ascii="Times New Roman" w:eastAsia="Times New Roman" w:hAnsi="Times New Roman" w:cs="Times New Roman"/>
+          <w:color w:val="000000" w:themeColor="text1"/>
           <w:sz w:val="24"/>
           <w:szCs w:val="24"/>
         </w:rPr>
@@ -366,6 +476,7 @@
         <w:spacing w:before="100" w:beforeAutospacing="1" w:after="100" w:afterAutospacing="1" w:line="240" w:lineRule="auto"/>
         <w:rPr>
           <w:rFonts w:ascii="Times New Roman" w:eastAsia="Times New Roman" w:hAnsi="Times New Roman" w:cs="Times New Roman"/>
+          <w:color w:val="000000" w:themeColor="text1"/>
           <w:sz w:val="24"/>
           <w:szCs w:val="24"/>
         </w:rPr>
@@ -373,6 +484,7 @@
       <w:r>
         <w:rPr>
           <w:rFonts w:ascii="Times New Roman" w:eastAsia="Times New Roman" w:hAnsi="Times New Roman" w:cs="Times New Roman"/>
+          <w:color w:val="000000" w:themeColor="text1"/>
           <w:sz w:val="24"/>
           <w:szCs w:val="24"/>
         </w:rPr>
@@ -384,6 +496,7 @@
         <w:spacing w:before="100" w:beforeAutospacing="1" w:after="100" w:afterAutospacing="1" w:line="240" w:lineRule="auto"/>
         <w:rPr>
           <w:rFonts w:ascii="Times New Roman" w:eastAsia="Times New Roman" w:hAnsi="Times New Roman" w:cs="Times New Roman"/>
+          <w:color w:val="000000" w:themeColor="text1"/>
           <w:sz w:val="24"/>
           <w:szCs w:val="24"/>
         </w:rPr>
@@ -391,6 +504,7 @@
       <w:r>
         <w:rPr>
           <w:rFonts w:ascii="Times New Roman" w:eastAsia="Times New Roman" w:hAnsi="Times New Roman" w:cs="Times New Roman"/>
+          <w:color w:val="000000" w:themeColor="text1"/>
           <w:sz w:val="24"/>
           <w:szCs w:val="24"/>
         </w:rPr>
@@ -401,6 +515,7 @@
           <w:rFonts w:ascii="Times New Roman" w:eastAsia="Times New Roman" w:hAnsi="Times New Roman" w:cs="Times New Roman"/>
           <w:b/>
           <w:bCs/>
+          <w:color w:val="000000" w:themeColor="text1"/>
           <w:sz w:val="24"/>
           <w:szCs w:val="24"/>
         </w:rPr>
@@ -409,6 +524,7 @@
       <w:r>
         <w:rPr>
           <w:rFonts w:ascii="Times New Roman" w:eastAsia="Times New Roman" w:hAnsi="Times New Roman" w:cs="Times New Roman"/>
+          <w:color w:val="000000" w:themeColor="text1"/>
           <w:sz w:val="24"/>
           <w:szCs w:val="24"/>
         </w:rPr>
@@ -420,6 +536,7 @@
         <w:spacing w:before="100" w:beforeAutospacing="1" w:after="100" w:afterAutospacing="1" w:line="240" w:lineRule="auto"/>
         <w:rPr>
           <w:rFonts w:ascii="Times New Roman" w:eastAsia="Times New Roman" w:hAnsi="Times New Roman" w:cs="Times New Roman"/>
+          <w:color w:val="000000" w:themeColor="text1"/>
           <w:sz w:val="24"/>
           <w:szCs w:val="24"/>
         </w:rPr>
@@ -427,6 +544,7 @@
       <w:r>
         <w:rPr>
           <w:rFonts w:ascii="Times New Roman" w:eastAsia="Times New Roman" w:hAnsi="Times New Roman" w:cs="Times New Roman"/>
+          <w:color w:val="000000" w:themeColor="text1"/>
           <w:sz w:val="24"/>
           <w:szCs w:val="24"/>
         </w:rPr>
@@ -442,6 +560,7 @@
         <w:spacing w:before="100" w:beforeAutospacing="1" w:after="100" w:afterAutospacing="1" w:line="240" w:lineRule="auto"/>
         <w:rPr>
           <w:rFonts w:ascii="Times New Roman" w:eastAsia="Times New Roman" w:hAnsi="Times New Roman" w:cs="Times New Roman"/>
+          <w:color w:val="000000" w:themeColor="text1"/>
           <w:sz w:val="24"/>
           <w:szCs w:val="24"/>
         </w:rPr>
@@ -449,6 +568,7 @@
       <w:r>
         <w:rPr>
           <w:rFonts w:ascii="Times New Roman" w:eastAsia="Times New Roman" w:hAnsi="Times New Roman" w:cs="Times New Roman"/>
+          <w:color w:val="000000" w:themeColor="text1"/>
           <w:sz w:val="24"/>
           <w:szCs w:val="24"/>
         </w:rPr>
@@ -464,6 +584,7 @@
         <w:spacing w:before="100" w:beforeAutospacing="1" w:after="100" w:afterAutospacing="1" w:line="240" w:lineRule="auto"/>
         <w:rPr>
           <w:rFonts w:ascii="Times New Roman" w:eastAsia="Times New Roman" w:hAnsi="Times New Roman" w:cs="Times New Roman"/>
+          <w:color w:val="000000" w:themeColor="text1"/>
           <w:sz w:val="24"/>
           <w:szCs w:val="24"/>
         </w:rPr>
@@ -471,6 +592,7 @@
       <w:r>
         <w:rPr>
           <w:rFonts w:ascii="Times New Roman" w:eastAsia="Times New Roman" w:hAnsi="Times New Roman" w:cs="Times New Roman"/>
+          <w:color w:val="000000" w:themeColor="text1"/>
           <w:sz w:val="24"/>
           <w:szCs w:val="24"/>
         </w:rPr>
@@ -486,6 +608,7 @@
         <w:spacing w:before="100" w:beforeAutospacing="1" w:after="100" w:afterAutospacing="1" w:line="240" w:lineRule="auto"/>
         <w:rPr>
           <w:rFonts w:ascii="Times New Roman" w:eastAsia="Times New Roman" w:hAnsi="Times New Roman" w:cs="Times New Roman"/>
+          <w:color w:val="000000" w:themeColor="text1"/>
           <w:sz w:val="24"/>
           <w:szCs w:val="24"/>
         </w:rPr>
@@ -493,6 +616,7 @@
       <w:r>
         <w:rPr>
           <w:rFonts w:ascii="Times New Roman" w:eastAsia="Times New Roman" w:hAnsi="Times New Roman" w:cs="Times New Roman"/>
+          <w:color w:val="000000" w:themeColor="text1"/>
           <w:sz w:val="24"/>
           <w:szCs w:val="24"/>
         </w:rPr>
@@ -505,6 +629,7 @@
         <w:rPr>
           <w:rFonts w:ascii="Times New Roman" w:hAnsi="Times New Roman" w:cs="Times New Roman"/>
           <w:b/>
+          <w:color w:val="000000" w:themeColor="text1"/>
           <w:sz w:val="24"/>
           <w:szCs w:val="24"/>
         </w:rPr>
@@ -516,6 +641,7 @@
         <w:rPr>
           <w:rFonts w:ascii="Times New Roman" w:hAnsi="Times New Roman" w:cs="Times New Roman"/>
           <w:b/>
+          <w:color w:val="000000" w:themeColor="text1"/>
           <w:sz w:val="24"/>
           <w:szCs w:val="24"/>
         </w:rPr>
@@ -524,6 +650,7 @@
         <w:rPr>
           <w:rFonts w:ascii="Times New Roman" w:hAnsi="Times New Roman" w:cs="Times New Roman"/>
           <w:b/>
+          <w:color w:val="000000" w:themeColor="text1"/>
           <w:sz w:val="24"/>
           <w:szCs w:val="24"/>
         </w:rPr>
@@ -535,6 +662,7 @@
         <w:pStyle w:val="NoSpacing"/>
         <w:rPr>
           <w:rFonts w:ascii="Times New Roman" w:eastAsia="Times New Roman" w:hAnsi="Times New Roman" w:cs="Times New Roman"/>
+          <w:color w:val="000000" w:themeColor="text1"/>
           <w:sz w:val="24"/>
           <w:szCs w:val="24"/>
         </w:rPr>
@@ -542,6 +670,7 @@
       <w:r>
         <w:rPr>
           <w:rFonts w:ascii="Times New Roman" w:eastAsia="Times New Roman" w:hAnsi="Times New Roman" w:cs="Times New Roman"/>
+          <w:color w:val="000000" w:themeColor="text1"/>
           <w:sz w:val="24"/>
           <w:szCs w:val="24"/>
         </w:rPr>
@@ -552,6 +681,7 @@
           <w:rFonts w:ascii="Times New Roman" w:eastAsia="Times New Roman" w:hAnsi="Times New Roman" w:cs="Times New Roman"/>
           <w:b/>
           <w:bCs/>
+          <w:color w:val="000000" w:themeColor="text1"/>
           <w:sz w:val="24"/>
           <w:szCs w:val="24"/>
         </w:rPr>
@@ -560,6 +690,7 @@
       <w:r>
         <w:rPr>
           <w:rFonts w:ascii="Times New Roman" w:eastAsia="Times New Roman" w:hAnsi="Times New Roman" w:cs="Times New Roman"/>
+          <w:color w:val="000000" w:themeColor="text1"/>
           <w:sz w:val="24"/>
           <w:szCs w:val="24"/>
         </w:rPr>
@@ -568,6 +699,7 @@
       <w:r>
         <w:rPr>
           <w:rFonts w:ascii="Times New Roman" w:eastAsia="Times New Roman" w:hAnsi="Times New Roman" w:cs="Times New Roman"/>
+          <w:color w:val="000000" w:themeColor="text1"/>
           <w:sz w:val="24"/>
           <w:szCs w:val="24"/>
         </w:rPr>
@@ -580,7 +712,7 @@
         <w:pStyle w:val="Heading2"/>
         <w:rPr>
           <w:rFonts w:ascii="Times New Roman" w:hAnsi="Times New Roman" w:cs="Times New Roman"/>
-          <w:color w:val="auto"/>
+          <w:color w:val="000000" w:themeColor="text1"/>
           <w:sz w:val="24"/>
           <w:szCs w:val="24"/>
         </w:rPr>
@@ -590,7 +722,7 @@
           <w:rStyle w:val="Strong"/>
           <w:rFonts w:ascii="Times New Roman" w:hAnsi="Times New Roman" w:cs="Times New Roman"/>
           <w:bCs w:val="0"/>
-          <w:color w:val="auto"/>
+          <w:color w:val="000000" w:themeColor="text1"/>
           <w:sz w:val="24"/>
           <w:szCs w:val="24"/>
         </w:rPr>
@@ -601,16 +733,28 @@
     <w:p>
       <w:pPr>
         <w:pStyle w:val="NormalWeb"/>
-      </w:pPr>
-      <w:r>
+        <w:rPr>
+          <w:color w:val="000000" w:themeColor="text1"/>
+        </w:rPr>
+      </w:pPr>
+      <w:r>
+        <w:rPr>
+          <w:color w:val="000000" w:themeColor="text1"/>
+        </w:rPr>
         <w:t>No KPI logic, discovery rules, or analytical assumptions were added on Day-7.</w:t>
       </w:r>
     </w:p>
     <w:p>
       <w:pPr>
         <w:pStyle w:val="NormalWeb"/>
-      </w:pPr>
-      <w:r>
+        <w:rPr>
+          <w:color w:val="000000" w:themeColor="text1"/>
+        </w:rPr>
+      </w:pPr>
+      <w:r>
+        <w:rPr>
+          <w:color w:val="000000" w:themeColor="text1"/>
+        </w:rPr>
         <w:t>Frontend development intentionally avoided introducing new KPI interpretations to preserve analytical correctness.</w:t>
       </w:r>
     </w:p>
@@ -619,7 +763,7 @@
         <w:pStyle w:val="Heading1"/>
         <w:rPr>
           <w:rFonts w:ascii="Times New Roman" w:hAnsi="Times New Roman" w:cs="Times New Roman"/>
-          <w:color w:val="auto"/>
+          <w:color w:val="000000" w:themeColor="text1"/>
           <w:sz w:val="24"/>
           <w:szCs w:val="24"/>
         </w:rPr>
@@ -629,7 +773,7 @@
           <w:rStyle w:val="Strong"/>
           <w:rFonts w:ascii="Times New Roman" w:hAnsi="Times New Roman" w:cs="Times New Roman"/>
           <w:bCs w:val="0"/>
-          <w:color w:val="auto"/>
+          <w:color w:val="000000" w:themeColor="text1"/>
           <w:sz w:val="24"/>
           <w:szCs w:val="24"/>
         </w:rPr>
@@ -642,7 +786,7 @@
         <w:spacing w:before="0"/>
         <w:rPr>
           <w:rFonts w:ascii="Times New Roman" w:hAnsi="Times New Roman" w:cs="Times New Roman"/>
-          <w:color w:val="auto"/>
+          <w:color w:val="000000" w:themeColor="text1"/>
           <w:sz w:val="24"/>
           <w:szCs w:val="24"/>
         </w:rPr>
@@ -650,7 +794,7 @@
       <w:r>
         <w:rPr>
           <w:rFonts w:ascii="Times New Roman" w:hAnsi="Times New Roman" w:cs="Times New Roman"/>
-          <w:color w:val="auto"/>
+          <w:color w:val="000000" w:themeColor="text1"/>
           <w:sz w:val="24"/>
           <w:szCs w:val="24"/>
         </w:rPr>
@@ -665,8 +809,14 @@
           <w:numId w:val="4"/>
         </w:numPr>
         <w:spacing w:before="0" w:beforeAutospacing="0"/>
-      </w:pPr>
-      <w:r>
+        <w:rPr>
+          <w:color w:val="000000" w:themeColor="text1"/>
+        </w:rPr>
+      </w:pPr>
+      <w:r>
+        <w:rPr>
+          <w:color w:val="000000" w:themeColor="text1"/>
+        </w:rPr>
         <w:t>Total ingestion runs</w:t>
       </w:r>
     </w:p>
@@ -678,8 +828,14 @@
           <w:numId w:val="4"/>
         </w:numPr>
         <w:spacing w:before="0" w:beforeAutospacing="0"/>
-      </w:pPr>
-      <w:r>
+        <w:rPr>
+          <w:color w:val="000000" w:themeColor="text1"/>
+        </w:rPr>
+      </w:pPr>
+      <w:r>
+        <w:rPr>
+          <w:color w:val="000000" w:themeColor="text1"/>
+        </w:rPr>
         <w:t>Total insights generated</w:t>
       </w:r>
     </w:p>
@@ -691,8 +847,14 @@
           <w:numId w:val="4"/>
         </w:numPr>
         <w:spacing w:before="0" w:beforeAutospacing="0"/>
-      </w:pPr>
-      <w:r>
+        <w:rPr>
+          <w:color w:val="000000" w:themeColor="text1"/>
+        </w:rPr>
+      </w:pPr>
+      <w:r>
+        <w:rPr>
+          <w:color w:val="000000" w:themeColor="text1"/>
+        </w:rPr>
         <w:t>Total dashboards saved</w:t>
       </w:r>
     </w:p>
@@ -704,25 +866,41 @@
           <w:numId w:val="4"/>
         </w:numPr>
         <w:spacing w:before="0" w:beforeAutospacing="0"/>
-      </w:pPr>
-      <w:r>
+        <w:rPr>
+          <w:color w:val="000000" w:themeColor="text1"/>
+        </w:rPr>
+      </w:pPr>
+      <w:r>
+        <w:rPr>
+          <w:color w:val="000000" w:themeColor="text1"/>
+        </w:rPr>
         <w:t>Total exports generated</w:t>
       </w:r>
     </w:p>
     <w:p>
       <w:pPr>
         <w:pStyle w:val="NormalWeb"/>
-      </w:pPr>
-      <w:r>
+        <w:rPr>
+          <w:color w:val="000000" w:themeColor="text1"/>
+        </w:rPr>
+      </w:pPr>
+      <w:r>
+        <w:rPr>
+          <w:color w:val="000000" w:themeColor="text1"/>
+        </w:rPr>
         <w:t xml:space="preserve">These KPIs are presented as </w:t>
       </w:r>
       <w:r>
         <w:rPr>
           <w:rStyle w:val="Strong"/>
+          <w:color w:val="000000" w:themeColor="text1"/>
         </w:rPr>
         <w:t>operational awareness metrics</w:t>
       </w:r>
       <w:r>
+        <w:rPr>
+          <w:color w:val="000000" w:themeColor="text1"/>
+        </w:rPr>
         <w:t>, not analytical conclusions, and are safe for empty datasets.</w:t>
       </w:r>
     </w:p>
@@ -730,12 +908,16 @@
       <w:pPr>
         <w:pStyle w:val="Heading3"/>
         <w:spacing w:before="0" w:beforeAutospacing="0" w:after="0" w:afterAutospacing="0"/>
+        <w:rPr>
+          <w:color w:val="000000" w:themeColor="text1"/>
+        </w:rPr>
       </w:pPr>
       <w:r>
         <w:rPr>
           <w:rStyle w:val="Strong"/>
           <w:b/>
           <w:bCs/>
+          <w:color w:val="000000" w:themeColor="text1"/>
         </w:rPr>
         <w:t>Day 9 – KPI &amp; Metrics Update</w:t>
       </w:r>
@@ -744,8 +926,14 @@
       <w:pPr>
         <w:pStyle w:val="NormalWeb"/>
         <w:spacing w:before="0" w:beforeAutospacing="0" w:after="0" w:afterAutospacing="0"/>
-      </w:pPr>
-      <w:r>
+        <w:rPr>
+          <w:color w:val="000000" w:themeColor="text1"/>
+        </w:rPr>
+      </w:pPr>
+      <w:r>
+        <w:rPr>
+          <w:color w:val="000000" w:themeColor="text1"/>
+        </w:rPr>
         <w:t>At this stage, no new analytical KPIs were defined.</w:t>
       </w:r>
     </w:p>
@@ -753,12 +941,16 @@
       <w:pPr>
         <w:pStyle w:val="Heading3"/>
         <w:spacing w:before="0" w:beforeAutospacing="0" w:after="0" w:afterAutospacing="0"/>
+        <w:rPr>
+          <w:color w:val="000000" w:themeColor="text1"/>
+        </w:rPr>
       </w:pPr>
       <w:r>
         <w:rPr>
           <w:rStyle w:val="Strong"/>
           <w:b/>
           <w:bCs/>
+          <w:color w:val="000000" w:themeColor="text1"/>
         </w:rPr>
         <w:t>Frontend-Exposed Operational Metrics</w:t>
       </w:r>
@@ -767,8 +959,14 @@
       <w:pPr>
         <w:pStyle w:val="NormalWeb"/>
         <w:spacing w:before="0" w:beforeAutospacing="0" w:after="0" w:afterAutospacing="0"/>
-      </w:pPr>
-      <w:r>
+        <w:rPr>
+          <w:color w:val="000000" w:themeColor="text1"/>
+        </w:rPr>
+      </w:pPr>
+      <w:r>
+        <w:rPr>
+          <w:color w:val="000000" w:themeColor="text1"/>
+        </w:rPr>
         <w:t>The following operational awareness metrics were finalized for UI display:</w:t>
       </w:r>
     </w:p>
@@ -780,8 +978,14 @@
           <w:numId w:val="5"/>
         </w:numPr>
         <w:spacing w:before="0" w:beforeAutospacing="0" w:after="0" w:afterAutospacing="0"/>
-      </w:pPr>
-      <w:r>
+        <w:rPr>
+          <w:color w:val="000000" w:themeColor="text1"/>
+        </w:rPr>
+      </w:pPr>
+      <w:r>
+        <w:rPr>
+          <w:color w:val="000000" w:themeColor="text1"/>
+        </w:rPr>
         <w:t>Total ingestion runs</w:t>
       </w:r>
     </w:p>
@@ -793,8 +997,14 @@
           <w:numId w:val="5"/>
         </w:numPr>
         <w:spacing w:before="0" w:beforeAutospacing="0" w:after="0" w:afterAutospacing="0"/>
-      </w:pPr>
-      <w:r>
+        <w:rPr>
+          <w:color w:val="000000" w:themeColor="text1"/>
+        </w:rPr>
+      </w:pPr>
+      <w:r>
+        <w:rPr>
+          <w:color w:val="000000" w:themeColor="text1"/>
+        </w:rPr>
         <w:t>Total insights generated</w:t>
       </w:r>
     </w:p>
@@ -806,8 +1016,14 @@
           <w:numId w:val="5"/>
         </w:numPr>
         <w:spacing w:before="0" w:beforeAutospacing="0" w:after="0" w:afterAutospacing="0"/>
-      </w:pPr>
-      <w:r>
+        <w:rPr>
+          <w:color w:val="000000" w:themeColor="text1"/>
+        </w:rPr>
+      </w:pPr>
+      <w:r>
+        <w:rPr>
+          <w:color w:val="000000" w:themeColor="text1"/>
+        </w:rPr>
         <w:t>Total dashboards available</w:t>
       </w:r>
     </w:p>
@@ -819,8 +1035,14 @@
           <w:numId w:val="5"/>
         </w:numPr>
         <w:spacing w:before="0" w:beforeAutospacing="0" w:after="0" w:afterAutospacing="0"/>
-      </w:pPr>
-      <w:r>
+        <w:rPr>
+          <w:color w:val="000000" w:themeColor="text1"/>
+        </w:rPr>
+      </w:pPr>
+      <w:r>
+        <w:rPr>
+          <w:color w:val="000000" w:themeColor="text1"/>
+        </w:rPr>
         <w:t>Total exports generated</w:t>
       </w:r>
     </w:p>
@@ -828,12 +1050,16 @@
       <w:pPr>
         <w:pStyle w:val="Heading3"/>
         <w:spacing w:before="0" w:beforeAutospacing="0" w:after="0" w:afterAutospacing="0"/>
+        <w:rPr>
+          <w:color w:val="000000" w:themeColor="text1"/>
+        </w:rPr>
       </w:pPr>
       <w:r>
         <w:rPr>
           <w:rStyle w:val="Strong"/>
           <w:b/>
           <w:bCs/>
+          <w:color w:val="000000" w:themeColor="text1"/>
         </w:rPr>
         <w:t>Important Note</w:t>
       </w:r>
@@ -842,8 +1068,14 @@
       <w:pPr>
         <w:pStyle w:val="NormalWeb"/>
         <w:spacing w:before="0" w:beforeAutospacing="0" w:after="0" w:afterAutospacing="0"/>
-      </w:pPr>
-      <w:r>
+        <w:rPr>
+          <w:color w:val="000000" w:themeColor="text1"/>
+        </w:rPr>
+      </w:pPr>
+      <w:r>
+        <w:rPr>
+          <w:color w:val="000000" w:themeColor="text1"/>
+        </w:rPr>
         <w:t>These metrics:</w:t>
       </w:r>
     </w:p>
@@ -855,8 +1087,14 @@
           <w:numId w:val="6"/>
         </w:numPr>
         <w:spacing w:before="0" w:beforeAutospacing="0" w:after="0" w:afterAutospacing="0"/>
-      </w:pPr>
-      <w:r>
+        <w:rPr>
+          <w:color w:val="000000" w:themeColor="text1"/>
+        </w:rPr>
+      </w:pPr>
+      <w:r>
+        <w:rPr>
+          <w:color w:val="000000" w:themeColor="text1"/>
+        </w:rPr>
         <w:t>Represent system activity and health</w:t>
       </w:r>
     </w:p>
@@ -868,17 +1106,27 @@
           <w:numId w:val="6"/>
         </w:numPr>
         <w:spacing w:before="0" w:beforeAutospacing="0" w:after="0" w:afterAutospacing="0"/>
-      </w:pPr>
-      <w:r>
+        <w:rPr>
+          <w:color w:val="000000" w:themeColor="text1"/>
+        </w:rPr>
+      </w:pPr>
+      <w:r>
+        <w:rPr>
+          <w:color w:val="000000" w:themeColor="text1"/>
+        </w:rPr>
         <w:t xml:space="preserve">Do </w:t>
       </w:r>
       <w:r>
         <w:rPr>
           <w:rStyle w:val="Strong"/>
+          <w:color w:val="000000" w:themeColor="text1"/>
         </w:rPr>
         <w:t>not</w:t>
       </w:r>
       <w:r>
+        <w:rPr>
+          <w:color w:val="000000" w:themeColor="text1"/>
+        </w:rPr>
         <w:t xml:space="preserve"> represent maintenance performance KPIs</w:t>
       </w:r>
     </w:p>
@@ -890,8 +1138,14 @@
           <w:numId w:val="6"/>
         </w:numPr>
         <w:spacing w:before="0" w:beforeAutospacing="0" w:after="0" w:afterAutospacing="0"/>
-      </w:pPr>
-      <w:r>
+        <w:rPr>
+          <w:color w:val="000000" w:themeColor="text1"/>
+        </w:rPr>
+      </w:pPr>
+      <w:r>
+        <w:rPr>
+          <w:color w:val="000000" w:themeColor="text1"/>
+        </w:rPr>
         <w:t>Are safe to display even when analytical data is incomplete or absent</w:t>
       </w:r>
     </w:p>
@@ -899,12 +1153,16 @@
       <w:pPr>
         <w:pStyle w:val="Heading3"/>
         <w:spacing w:before="0" w:beforeAutospacing="0" w:after="0" w:afterAutospacing="0"/>
+        <w:rPr>
+          <w:color w:val="000000" w:themeColor="text1"/>
+        </w:rPr>
       </w:pPr>
       <w:r>
         <w:rPr>
           <w:rStyle w:val="Strong"/>
           <w:b/>
           <w:bCs/>
+          <w:color w:val="000000" w:themeColor="text1"/>
         </w:rPr>
         <w:t>Status</w:t>
       </w:r>
@@ -913,8 +1171,14 @@
       <w:pPr>
         <w:pStyle w:val="NormalWeb"/>
         <w:spacing w:before="0" w:beforeAutospacing="0" w:after="0" w:afterAutospacing="0"/>
-      </w:pPr>
-      <w:r>
+        <w:rPr>
+          <w:color w:val="000000" w:themeColor="text1"/>
+        </w:rPr>
+      </w:pPr>
+      <w:r>
+        <w:rPr>
+          <w:color w:val="000000" w:themeColor="text1"/>
+        </w:rPr>
         <w:t>KPI discovery remains feature-driven and flexible, with final KPI definitions deferred to maintenance and production stakeholders.</w:t>
       </w:r>
     </w:p>
@@ -923,6 +1187,7 @@
         <w:pStyle w:val="NoSpacing"/>
         <w:rPr>
           <w:rFonts w:ascii="Times New Roman" w:eastAsia="Times New Roman" w:hAnsi="Times New Roman" w:cs="Times New Roman"/>
+          <w:color w:val="000000" w:themeColor="text1"/>
           <w:sz w:val="24"/>
           <w:szCs w:val="24"/>
         </w:rPr>
@@ -931,12 +1196,16 @@
     <w:p>
       <w:pPr>
         <w:pStyle w:val="Heading3"/>
+        <w:rPr>
+          <w:color w:val="000000" w:themeColor="text1"/>
+        </w:rPr>
       </w:pPr>
       <w:r>
         <w:rPr>
           <w:rStyle w:val="Strong"/>
           <w:b/>
           <w:bCs/>
+          <w:color w:val="000000" w:themeColor="text1"/>
         </w:rPr>
         <w:t>KPI Visualization Approach – Day 10</w:t>
       </w:r>
@@ -944,28 +1213,44 @@
     <w:p>
       <w:pPr>
         <w:pStyle w:val="NormalWeb"/>
-      </w:pPr>
-      <w:r>
+        <w:rPr>
+          <w:color w:val="000000" w:themeColor="text1"/>
+        </w:rPr>
+      </w:pPr>
+      <w:r>
+        <w:rPr>
+          <w:color w:val="000000" w:themeColor="text1"/>
+        </w:rPr>
         <w:t>On Day 10, the focus was not on identifying new KPIs but on refining how KPIs are visualized and interacted with inside dashboards. KPI widgets were standardized to support multiple visualization types where applicable.</w:t>
       </w:r>
     </w:p>
     <w:p>
       <w:pPr>
         <w:pStyle w:val="NormalWeb"/>
-      </w:pPr>
-      <w:r>
+        <w:rPr>
+          <w:color w:val="000000" w:themeColor="text1"/>
+        </w:rPr>
+      </w:pPr>
+      <w:r>
+        <w:rPr>
+          <w:color w:val="000000" w:themeColor="text1"/>
+        </w:rPr>
         <w:t>Each KPI visualization now supports widget-level visualization switching (for example, line and bar charts), while remaining consistent with global filters applied across the dashboard. This approach ensures flexibility in analysis without compromising consistency across KPIs.</w:t>
       </w:r>
     </w:p>
     <w:p>
       <w:pPr>
         <w:pStyle w:val="Heading3"/>
+        <w:rPr>
+          <w:color w:val="000000" w:themeColor="text1"/>
+        </w:rPr>
       </w:pPr>
       <w:r>
         <w:rPr>
           <w:rStyle w:val="Strong"/>
           <w:b/>
           <w:bCs/>
+          <w:color w:val="000000" w:themeColor="text1"/>
         </w:rPr>
         <w:lastRenderedPageBreak/>
         <w:t>KPI Discovery &amp; Energy Analysis – Day 11</w:t>
@@ -974,42 +1259,70 @@
     <w:p>
       <w:pPr>
         <w:pStyle w:val="NormalWeb"/>
-      </w:pPr>
-      <w:r>
+        <w:rPr>
+          <w:color w:val="000000" w:themeColor="text1"/>
+        </w:rPr>
+      </w:pPr>
+      <w:r>
+        <w:rPr>
+          <w:color w:val="000000" w:themeColor="text1"/>
+        </w:rPr>
         <w:t>Day 11 focused on practical exploration of energy-related indicators rather than formal KPI definition. Metrics such as</w:t>
       </w:r>
       <w:r>
+        <w:rPr>
+          <w:color w:val="000000" w:themeColor="text1"/>
+        </w:rPr>
         <w:t xml:space="preserve"> machine-wise kWh consumption, K</w:t>
       </w:r>
       <w:r>
+        <w:rPr>
+          <w:color w:val="000000" w:themeColor="text1"/>
+        </w:rPr>
         <w:t>VAh readings, and derived power costs were analyzed using Excel.</w:t>
       </w:r>
     </w:p>
     <w:p>
       <w:pPr>
         <w:pStyle w:val="NormalWeb"/>
-      </w:pPr>
-      <w:r>
+        <w:rPr>
+          <w:color w:val="000000" w:themeColor="text1"/>
+        </w:rPr>
+      </w:pPr>
+      <w:r>
+        <w:rPr>
+          <w:color w:val="000000" w:themeColor="text1"/>
+        </w:rPr>
         <w:t>These metrics are strong candidates for future KPIs, including total energy consumption, peak usage trends, and cost per machine or time period. Formal KPI finalization will be performed later in collaboration with maintenance and production stakeholders.</w:t>
       </w:r>
     </w:p>
     <w:p>
       <w:pPr>
         <w:pStyle w:val="NormalWeb"/>
-      </w:pPr>
-      <w:r>
+        <w:rPr>
+          <w:color w:val="000000" w:themeColor="text1"/>
+        </w:rPr>
+      </w:pPr>
+      <w:r>
+        <w:rPr>
+          <w:color w:val="000000" w:themeColor="text1"/>
+        </w:rPr>
         <w:t>The dashboard system remains feature-driven, allowing these indicators to be visualized flexibly once integrated.</w:t>
       </w:r>
     </w:p>
     <w:p>
       <w:pPr>
         <w:pStyle w:val="Heading3"/>
+        <w:rPr>
+          <w:color w:val="000000" w:themeColor="text1"/>
+        </w:rPr>
       </w:pPr>
       <w:r>
         <w:rPr>
           <w:rStyle w:val="Strong"/>
           <w:b/>
           <w:bCs/>
+          <w:color w:val="000000" w:themeColor="text1"/>
         </w:rPr>
         <w:t>KPIs Reviewed and Supported: Day 12</w:t>
       </w:r>
@@ -1021,8 +1334,14 @@
           <w:ilvl w:val="0"/>
           <w:numId w:val="7"/>
         </w:numPr>
-      </w:pPr>
-      <w:r>
+        <w:rPr>
+          <w:color w:val="000000" w:themeColor="text1"/>
+        </w:rPr>
+      </w:pPr>
+      <w:r>
+        <w:rPr>
+          <w:color w:val="000000" w:themeColor="text1"/>
+        </w:rPr>
         <w:t>Energy Consumption Trend (kWh)</w:t>
       </w:r>
     </w:p>
@@ -1033,8 +1352,14 @@
           <w:ilvl w:val="0"/>
           <w:numId w:val="7"/>
         </w:numPr>
-      </w:pPr>
-      <w:r>
+        <w:rPr>
+          <w:color w:val="000000" w:themeColor="text1"/>
+        </w:rPr>
+      </w:pPr>
+      <w:r>
+        <w:rPr>
+          <w:color w:val="000000" w:themeColor="text1"/>
+        </w:rPr>
         <w:t>Power Usage Intensity</w:t>
       </w:r>
     </w:p>
@@ -1045,8 +1370,14 @@
           <w:ilvl w:val="0"/>
           <w:numId w:val="7"/>
         </w:numPr>
-      </w:pPr>
-      <w:r>
+        <w:rPr>
+          <w:color w:val="000000" w:themeColor="text1"/>
+        </w:rPr>
+      </w:pPr>
+      <w:r>
+        <w:rPr>
+          <w:color w:val="000000" w:themeColor="text1"/>
+        </w:rPr>
         <w:t>Equipment-wise Performance Metrics</w:t>
       </w:r>
     </w:p>
@@ -1057,8 +1388,14 @@
           <w:ilvl w:val="0"/>
           <w:numId w:val="7"/>
         </w:numPr>
-      </w:pPr>
-      <w:r>
+        <w:rPr>
+          <w:color w:val="000000" w:themeColor="text1"/>
+        </w:rPr>
+      </w:pPr>
+      <w:r>
+        <w:rPr>
+          <w:color w:val="000000" w:themeColor="text1"/>
+        </w:rPr>
         <w:t>Downtime Trends (time-based)</w:t>
       </w:r>
     </w:p>
@@ -1069,25 +1406,41 @@
           <w:ilvl w:val="0"/>
           <w:numId w:val="7"/>
         </w:numPr>
-      </w:pPr>
-      <w:r>
+        <w:rPr>
+          <w:color w:val="000000" w:themeColor="text1"/>
+        </w:rPr>
+      </w:pPr>
+      <w:r>
+        <w:rPr>
+          <w:color w:val="000000" w:themeColor="text1"/>
+        </w:rPr>
         <w:t>Session-level analytical filtering</w:t>
       </w:r>
     </w:p>
     <w:p>
       <w:pPr>
         <w:pStyle w:val="NormalWeb"/>
-      </w:pPr>
-      <w:r>
+        <w:rPr>
+          <w:color w:val="000000" w:themeColor="text1"/>
+        </w:rPr>
+      </w:pPr>
+      <w:r>
+        <w:rPr>
+          <w:color w:val="000000" w:themeColor="text1"/>
+        </w:rPr>
         <w:t xml:space="preserve">Dashboard design now supports </w:t>
       </w:r>
       <w:r>
         <w:rPr>
           <w:rStyle w:val="Strong"/>
+          <w:color w:val="000000" w:themeColor="text1"/>
         </w:rPr>
         <w:t>interactive KPI exploration</w:t>
       </w:r>
       <w:r>
+        <w:rPr>
+          <w:color w:val="000000" w:themeColor="text1"/>
+        </w:rPr>
         <w:t xml:space="preserve"> using:</w:t>
       </w:r>
     </w:p>
@@ -1098,8 +1451,14 @@
           <w:ilvl w:val="0"/>
           <w:numId w:val="8"/>
         </w:numPr>
-      </w:pPr>
-      <w:r>
+        <w:rPr>
+          <w:color w:val="000000" w:themeColor="text1"/>
+        </w:rPr>
+      </w:pPr>
+      <w:r>
+        <w:rPr>
+          <w:color w:val="000000" w:themeColor="text1"/>
+        </w:rPr>
         <w:t>Time granularity slicers</w:t>
       </w:r>
     </w:p>
@@ -1110,8 +1469,14 @@
           <w:ilvl w:val="0"/>
           <w:numId w:val="8"/>
         </w:numPr>
-      </w:pPr>
-      <w:r>
+        <w:rPr>
+          <w:color w:val="000000" w:themeColor="text1"/>
+        </w:rPr>
+      </w:pPr>
+      <w:r>
+        <w:rPr>
+          <w:color w:val="000000" w:themeColor="text1"/>
+        </w:rPr>
         <w:t>Equipment filters</w:t>
       </w:r>
     </w:p>
@@ -1122,20 +1487,30 @@
           <w:ilvl w:val="0"/>
           <w:numId w:val="8"/>
         </w:numPr>
-      </w:pPr>
-      <w:r>
+        <w:rPr>
+          <w:color w:val="000000" w:themeColor="text1"/>
+        </w:rPr>
+      </w:pPr>
+      <w:r>
+        <w:rPr>
+          <w:color w:val="000000" w:themeColor="text1"/>
+        </w:rPr>
         <w:t>Visualization switching</w:t>
       </w:r>
     </w:p>
     <w:p>
       <w:pPr>
         <w:pStyle w:val="Heading3"/>
+        <w:rPr>
+          <w:color w:val="000000" w:themeColor="text1"/>
+        </w:rPr>
       </w:pPr>
       <w:r>
         <w:rPr>
           <w:rStyle w:val="Strong"/>
           <w:b/>
           <w:bCs/>
+          <w:color w:val="000000" w:themeColor="text1"/>
         </w:rPr>
         <w:t>KPI Status: Day 13</w:t>
       </w:r>
@@ -1147,8 +1522,14 @@
           <w:ilvl w:val="0"/>
           <w:numId w:val="9"/>
         </w:numPr>
-      </w:pPr>
-      <w:r>
+        <w:rPr>
+          <w:color w:val="000000" w:themeColor="text1"/>
+        </w:rPr>
+      </w:pPr>
+      <w:r>
+        <w:rPr>
+          <w:color w:val="000000" w:themeColor="text1"/>
+        </w:rPr>
         <w:t>No new analytical KPIs defined.</w:t>
       </w:r>
     </w:p>
@@ -1159,29 +1540,43 @@
           <w:ilvl w:val="0"/>
           <w:numId w:val="9"/>
         </w:numPr>
-      </w:pPr>
-      <w:r>
+        <w:rPr>
+          <w:color w:val="000000" w:themeColor="text1"/>
+        </w:rPr>
+      </w:pPr>
+      <w:r>
+        <w:rPr>
+          <w:color w:val="000000" w:themeColor="text1"/>
+        </w:rPr>
         <w:t xml:space="preserve">KPI discovery remains </w:t>
       </w:r>
       <w:r>
         <w:rPr>
           <w:rStyle w:val="Strong"/>
+          <w:color w:val="000000" w:themeColor="text1"/>
         </w:rPr>
         <w:t>feature-driven and flexible</w:t>
       </w:r>
       <w:r>
+        <w:rPr>
+          <w:color w:val="000000" w:themeColor="text1"/>
+        </w:rPr>
         <w:t>.</w:t>
       </w:r>
     </w:p>
     <w:p>
       <w:pPr>
         <w:pStyle w:val="Heading3"/>
+        <w:rPr>
+          <w:color w:val="000000" w:themeColor="text1"/>
+        </w:rPr>
       </w:pPr>
       <w:r>
         <w:rPr>
           <w:rStyle w:val="Strong"/>
           <w:b/>
           <w:bCs/>
+          <w:color w:val="000000" w:themeColor="text1"/>
         </w:rPr>
         <w:t>Energy Metrics Review</w:t>
       </w:r>
@@ -1193,8 +1588,14 @@
           <w:ilvl w:val="0"/>
           <w:numId w:val="10"/>
         </w:numPr>
-      </w:pPr>
-      <w:r>
+        <w:rPr>
+          <w:color w:val="000000" w:themeColor="text1"/>
+        </w:rPr>
+      </w:pPr>
+      <w:r>
+        <w:rPr>
+          <w:color w:val="000000" w:themeColor="text1"/>
+        </w:rPr>
         <w:t>Reviewed:</w:t>
       </w:r>
     </w:p>
@@ -1205,8 +1606,14 @@
           <w:ilvl w:val="1"/>
           <w:numId w:val="10"/>
         </w:numPr>
-      </w:pPr>
-      <w:r>
+        <w:rPr>
+          <w:color w:val="000000" w:themeColor="text1"/>
+        </w:rPr>
+      </w:pPr>
+      <w:r>
+        <w:rPr>
+          <w:color w:val="000000" w:themeColor="text1"/>
+        </w:rPr>
         <w:t>Machine-wise kWh consumption.</w:t>
       </w:r>
     </w:p>
@@ -1217,8 +1624,14 @@
           <w:ilvl w:val="1"/>
           <w:numId w:val="10"/>
         </w:numPr>
-      </w:pPr>
-      <w:r>
+        <w:rPr>
+          <w:color w:val="000000" w:themeColor="text1"/>
+        </w:rPr>
+      </w:pPr>
+      <w:r>
+        <w:rPr>
+          <w:color w:val="000000" w:themeColor="text1"/>
+        </w:rPr>
         <w:t>kVAh readings.</w:t>
       </w:r>
     </w:p>
@@ -1229,8 +1642,14 @@
           <w:ilvl w:val="1"/>
           <w:numId w:val="10"/>
         </w:numPr>
-      </w:pPr>
-      <w:r>
+        <w:rPr>
+          <w:color w:val="000000" w:themeColor="text1"/>
+        </w:rPr>
+      </w:pPr>
+      <w:r>
+        <w:rPr>
+          <w:color w:val="000000" w:themeColor="text1"/>
+        </w:rPr>
         <w:t>Derived power costs.</w:t>
       </w:r>
     </w:p>
@@ -1241,29 +1660,43 @@
           <w:ilvl w:val="0"/>
           <w:numId w:val="10"/>
         </w:numPr>
-      </w:pPr>
-      <w:r>
+        <w:rPr>
+          <w:color w:val="000000" w:themeColor="text1"/>
+        </w:rPr>
+      </w:pPr>
+      <w:r>
+        <w:rPr>
+          <w:color w:val="000000" w:themeColor="text1"/>
+        </w:rPr>
         <w:t xml:space="preserve">These metrics are </w:t>
       </w:r>
       <w:r>
         <w:rPr>
           <w:rStyle w:val="Strong"/>
+          <w:color w:val="000000" w:themeColor="text1"/>
         </w:rPr>
         <w:t>strong KPI candidates</w:t>
       </w:r>
       <w:r>
+        <w:rPr>
+          <w:color w:val="000000" w:themeColor="text1"/>
+        </w:rPr>
         <w:t xml:space="preserve"> for future dashboards but not yet finalized.</w:t>
       </w:r>
     </w:p>
     <w:p>
       <w:pPr>
         <w:pStyle w:val="Heading3"/>
+        <w:rPr>
+          <w:color w:val="000000" w:themeColor="text1"/>
+        </w:rPr>
       </w:pPr>
       <w:r>
         <w:rPr>
           <w:rStyle w:val="Strong"/>
           <w:b/>
           <w:bCs/>
+          <w:color w:val="000000" w:themeColor="text1"/>
         </w:rPr>
         <w:t>Design Principle Maintained</w:t>
       </w:r>
@@ -1275,8 +1708,14 @@
           <w:ilvl w:val="0"/>
           <w:numId w:val="11"/>
         </w:numPr>
-      </w:pPr>
-      <w:r>
+        <w:rPr>
+          <w:color w:val="000000" w:themeColor="text1"/>
+        </w:rPr>
+      </w:pPr>
+      <w:r>
+        <w:rPr>
+          <w:color w:val="000000" w:themeColor="text1"/>
+        </w:rPr>
         <w:t>Frontend avoids hardcoded KPI assumptions.</w:t>
       </w:r>
     </w:p>
@@ -1287,14 +1726,23 @@
           <w:ilvl w:val="0"/>
           <w:numId w:val="11"/>
         </w:numPr>
-      </w:pPr>
-      <w:r>
+        <w:rPr>
+          <w:color w:val="000000" w:themeColor="text1"/>
+        </w:rPr>
+      </w:pPr>
+      <w:r>
+        <w:rPr>
+          <w:color w:val="000000" w:themeColor="text1"/>
+        </w:rPr>
         <w:t>KPI interpretation deferred to dashboards and stakeholder validation.</w:t>
       </w:r>
     </w:p>
     <w:p>
       <w:pPr>
         <w:pStyle w:val="NormalWeb"/>
+        <w:rPr>
+          <w:color w:val="000000" w:themeColor="text1"/>
+        </w:rPr>
       </w:pPr>
     </w:p>
     <w:p>
@@ -1305,6 +1753,7 @@
           <w:rStyle w:val="Strong"/>
           <w:b/>
           <w:bCs/>
+          <w:color w:val="000000" w:themeColor="text1"/>
         </w:rPr>
       </w:pPr>
       <w:r>
@@ -1312,6 +1761,7 @@
           <w:rStyle w:val="Strong"/>
           <w:b/>
           <w:bCs/>
+          <w:color w:val="000000" w:themeColor="text1"/>
         </w:rPr>
         <w:lastRenderedPageBreak/>
         <w:t>KPI Status: Day 14</w:t>
@@ -1321,12 +1771,16 @@
       <w:pPr>
         <w:pStyle w:val="Heading3"/>
         <w:spacing w:before="0" w:beforeAutospacing="0" w:after="0" w:afterAutospacing="0"/>
+        <w:rPr>
+          <w:color w:val="000000" w:themeColor="text1"/>
+        </w:rPr>
       </w:pPr>
       <w:r>
         <w:rPr>
           <w:rStyle w:val="Strong"/>
           <w:b/>
           <w:bCs/>
+          <w:color w:val="000000" w:themeColor="text1"/>
         </w:rPr>
         <w:t>Objective</w:t>
       </w:r>
@@ -1335,8 +1789,14 @@
       <w:pPr>
         <w:pStyle w:val="NormalWeb"/>
         <w:spacing w:before="0" w:beforeAutospacing="0" w:after="0" w:afterAutospacing="0"/>
-      </w:pPr>
-      <w:r>
+        <w:rPr>
+          <w:color w:val="000000" w:themeColor="text1"/>
+        </w:rPr>
+      </w:pPr>
+      <w:r>
+        <w:rPr>
+          <w:color w:val="000000" w:themeColor="text1"/>
+        </w:rPr>
         <w:t>To identify and present key performance indicators (KPIs) derived from industrial maintenance and energy datasets.</w:t>
       </w:r>
     </w:p>
@@ -1344,12 +1804,16 @@
       <w:pPr>
         <w:pStyle w:val="Heading3"/>
         <w:spacing w:before="0" w:beforeAutospacing="0" w:after="0" w:afterAutospacing="0"/>
+        <w:rPr>
+          <w:color w:val="000000" w:themeColor="text1"/>
+        </w:rPr>
       </w:pPr>
       <w:r>
         <w:rPr>
           <w:rStyle w:val="Strong"/>
           <w:b/>
           <w:bCs/>
+          <w:color w:val="000000" w:themeColor="text1"/>
         </w:rPr>
         <w:t>Identified KPI Categories</w:t>
       </w:r>
@@ -1358,19 +1822,34 @@
       <w:pPr>
         <w:pStyle w:val="NormalWeb"/>
         <w:spacing w:before="0" w:beforeAutospacing="0" w:after="0" w:afterAutospacing="0"/>
-      </w:pPr>
-      <w:r>
+        <w:rPr>
+          <w:color w:val="000000" w:themeColor="text1"/>
+        </w:rPr>
+      </w:pPr>
+      <w:r>
+        <w:rPr>
+          <w:color w:val="000000" w:themeColor="text1"/>
+        </w:rPr>
         <w:t>• Maintenance efficiency metrics</w:t>
       </w:r>
       <w:r>
+        <w:rPr>
+          <w:color w:val="000000" w:themeColor="text1"/>
+        </w:rPr>
         <w:br/>
         <w:t>• Breakdown frequency and duration</w:t>
       </w:r>
       <w:r>
+        <w:rPr>
+          <w:color w:val="000000" w:themeColor="text1"/>
+        </w:rPr>
         <w:br/>
         <w:t>• Energy consumption trends</w:t>
       </w:r>
       <w:r>
+        <w:rPr>
+          <w:color w:val="000000" w:themeColor="text1"/>
+        </w:rPr>
         <w:br/>
         <w:t>• Equipment-level operational summaries</w:t>
       </w:r>
@@ -1379,12 +1858,16 @@
       <w:pPr>
         <w:pStyle w:val="Heading3"/>
         <w:spacing w:before="0" w:beforeAutospacing="0" w:after="0" w:afterAutospacing="0"/>
+        <w:rPr>
+          <w:color w:val="000000" w:themeColor="text1"/>
+        </w:rPr>
       </w:pPr>
       <w:r>
         <w:rPr>
           <w:rStyle w:val="Strong"/>
           <w:b/>
           <w:bCs/>
+          <w:color w:val="000000" w:themeColor="text1"/>
         </w:rPr>
         <w:t>Frontend Representation</w:t>
       </w:r>
@@ -1393,15 +1876,27 @@
       <w:pPr>
         <w:pStyle w:val="NormalWeb"/>
         <w:spacing w:before="0" w:beforeAutospacing="0" w:after="0" w:afterAutospacing="0"/>
-      </w:pPr>
-      <w:r>
+        <w:rPr>
+          <w:color w:val="000000" w:themeColor="text1"/>
+        </w:rPr>
+      </w:pPr>
+      <w:r>
+        <w:rPr>
+          <w:color w:val="000000" w:themeColor="text1"/>
+        </w:rPr>
         <w:t>• KPIs are summarized in the Insights page.</w:t>
       </w:r>
       <w:r>
+        <w:rPr>
+          <w:color w:val="000000" w:themeColor="text1"/>
+        </w:rPr>
         <w:br/>
         <w:t>• Aggregated KPIs are visualized through auto-generated dashboards.</w:t>
       </w:r>
       <w:r>
+        <w:rPr>
+          <w:color w:val="000000" w:themeColor="text1"/>
+        </w:rPr>
         <w:br/>
         <w:t>• KPI selection and filtering is run-dependent.</w:t>
       </w:r>
@@ -1410,12 +1905,16 @@
       <w:pPr>
         <w:pStyle w:val="Heading3"/>
         <w:spacing w:before="0" w:beforeAutospacing="0" w:after="0" w:afterAutospacing="0"/>
+        <w:rPr>
+          <w:color w:val="000000" w:themeColor="text1"/>
+        </w:rPr>
       </w:pPr>
       <w:r>
         <w:rPr>
           <w:rStyle w:val="Strong"/>
           <w:b/>
           <w:bCs/>
+          <w:color w:val="000000" w:themeColor="text1"/>
         </w:rPr>
         <w:t>Current Status</w:t>
       </w:r>
@@ -1424,11 +1923,20 @@
       <w:pPr>
         <w:pStyle w:val="NormalWeb"/>
         <w:spacing w:before="0" w:beforeAutospacing="0" w:after="0" w:afterAutospacing="0"/>
-      </w:pPr>
-      <w:r>
+        <w:rPr>
+          <w:color w:val="000000" w:themeColor="text1"/>
+        </w:rPr>
+      </w:pPr>
+      <w:r>
+        <w:rPr>
+          <w:color w:val="000000" w:themeColor="text1"/>
+        </w:rPr>
         <w:t>• KPI presentation UX finalized.</w:t>
       </w:r>
       <w:r>
+        <w:rPr>
+          <w:color w:val="000000" w:themeColor="text1"/>
+        </w:rPr>
         <w:br/>
         <w:t>• Backend-driven KPI computation to be integrated.</w:t>
       </w:r>
@@ -1436,12 +1944,16 @@
     <w:p>
       <w:pPr>
         <w:pStyle w:val="Heading3"/>
+        <w:rPr>
+          <w:color w:val="000000" w:themeColor="text1"/>
+        </w:rPr>
       </w:pPr>
       <w:r>
         <w:rPr>
           <w:rStyle w:val="Strong"/>
           <w:b/>
           <w:bCs/>
+          <w:color w:val="000000" w:themeColor="text1"/>
         </w:rPr>
         <w:t>Day 15 Update</w:t>
       </w:r>
@@ -1449,53 +1961,81 @@
     <w:p>
       <w:pPr>
         <w:pStyle w:val="NormalWeb"/>
-      </w:pPr>
-      <w:r>
+        <w:rPr>
+          <w:color w:val="000000" w:themeColor="text1"/>
+        </w:rPr>
+      </w:pPr>
+      <w:r>
+        <w:rPr>
+          <w:color w:val="000000" w:themeColor="text1"/>
+        </w:rPr>
         <w:t>• No new formal KPIs were finalized on this day.</w:t>
       </w:r>
       <w:r>
+        <w:rPr>
+          <w:color w:val="000000" w:themeColor="text1"/>
+        </w:rPr>
         <w:br/>
         <w:t xml:space="preserve">• Energy-related indicators such as </w:t>
       </w:r>
       <w:r>
         <w:rPr>
           <w:rStyle w:val="Strong"/>
+          <w:color w:val="000000" w:themeColor="text1"/>
         </w:rPr>
         <w:t>machine-wise kWh consumption</w:t>
       </w:r>
       <w:r>
+        <w:rPr>
+          <w:color w:val="000000" w:themeColor="text1"/>
+        </w:rPr>
         <w:t xml:space="preserve">, </w:t>
       </w:r>
       <w:r>
         <w:rPr>
           <w:rStyle w:val="Strong"/>
+          <w:color w:val="000000" w:themeColor="text1"/>
         </w:rPr>
         <w:t>kVAh readings</w:t>
       </w:r>
       <w:r>
+        <w:rPr>
+          <w:color w:val="000000" w:themeColor="text1"/>
+        </w:rPr>
         <w:t xml:space="preserve">, and </w:t>
       </w:r>
       <w:r>
         <w:rPr>
           <w:rStyle w:val="Strong"/>
+          <w:color w:val="000000" w:themeColor="text1"/>
         </w:rPr>
         <w:t>derived power costs</w:t>
       </w:r>
       <w:r>
+        <w:rPr>
+          <w:color w:val="000000" w:themeColor="text1"/>
+        </w:rPr>
         <w:t xml:space="preserve"> were actively analyzed using Excel.</w:t>
       </w:r>
     </w:p>
     <w:p>
       <w:pPr>
         <w:pStyle w:val="NormalWeb"/>
+        <w:rPr>
+          <w:color w:val="000000" w:themeColor="text1"/>
+        </w:rPr>
       </w:pPr>
       <w:r>
         <w:rPr>
           <w:rStyle w:val="Strong"/>
+          <w:color w:val="000000" w:themeColor="text1"/>
         </w:rPr>
         <w:t>Observations:</w:t>
       </w:r>
       <w:r>
+        <w:rPr>
+          <w:color w:val="000000" w:themeColor="text1"/>
+        </w:rPr>
         <w:br/>
         <w:t>• These metrics are strong candidates for future KPIs including:</w:t>
       </w:r>
@@ -1507,8 +2047,14 @@
           <w:ilvl w:val="0"/>
           <w:numId w:val="12"/>
         </w:numPr>
-      </w:pPr>
-      <w:r>
+        <w:rPr>
+          <w:color w:val="000000" w:themeColor="text1"/>
+        </w:rPr>
+      </w:pPr>
+      <w:r>
+        <w:rPr>
+          <w:color w:val="000000" w:themeColor="text1"/>
+        </w:rPr>
         <w:t>Energy consumption trends</w:t>
       </w:r>
     </w:p>
@@ -1519,8 +2065,14 @@
           <w:ilvl w:val="0"/>
           <w:numId w:val="12"/>
         </w:numPr>
-      </w:pPr>
-      <w:r>
+        <w:rPr>
+          <w:color w:val="000000" w:themeColor="text1"/>
+        </w:rPr>
+      </w:pPr>
+      <w:r>
+        <w:rPr>
+          <w:color w:val="000000" w:themeColor="text1"/>
+        </w:rPr>
         <w:t>Cost per machine</w:t>
       </w:r>
     </w:p>
@@ -1531,22 +2083,35 @@
           <w:ilvl w:val="0"/>
           <w:numId w:val="12"/>
         </w:numPr>
-      </w:pPr>
-      <w:r>
+        <w:rPr>
+          <w:color w:val="000000" w:themeColor="text1"/>
+        </w:rPr>
+      </w:pPr>
+      <w:r>
+        <w:rPr>
+          <w:color w:val="000000" w:themeColor="text1"/>
+        </w:rPr>
         <w:t>Cost per operational period</w:t>
       </w:r>
     </w:p>
     <w:p>
       <w:pPr>
         <w:pStyle w:val="NormalWeb"/>
+        <w:rPr>
+          <w:color w:val="000000" w:themeColor="text1"/>
+        </w:rPr>
       </w:pPr>
       <w:r>
         <w:rPr>
           <w:rStyle w:val="Strong"/>
+          <w:color w:val="000000" w:themeColor="text1"/>
         </w:rPr>
         <w:t>Status:</w:t>
       </w:r>
       <w:r>
+        <w:rPr>
+          <w:color w:val="000000" w:themeColor="text1"/>
+        </w:rPr>
         <w:br/>
         <w:t>KPI discovery remains feature-driven, with final definitions deferred to maintenance and production stakeholders.</w:t>
       </w:r>
@@ -1554,42 +2119,64 @@
     <w:p>
       <w:pPr>
         <w:pStyle w:val="NormalWeb"/>
-      </w:pPr>
-    </w:p>
-    <w:p>
-      <w:pPr>
-        <w:pStyle w:val="NormalWeb"/>
-      </w:pPr>
-    </w:p>
-    <w:p>
-      <w:pPr>
-        <w:pStyle w:val="NormalWeb"/>
-      </w:pPr>
-    </w:p>
-    <w:p>
-      <w:pPr>
-        <w:pStyle w:val="NormalWeb"/>
-      </w:pPr>
-    </w:p>
-    <w:p>
-      <w:pPr>
-        <w:pStyle w:val="NormalWeb"/>
-      </w:pPr>
-    </w:p>
-    <w:p>
-      <w:pPr>
-        <w:pStyle w:val="NormalWeb"/>
+        <w:rPr>
+          <w:color w:val="000000" w:themeColor="text1"/>
+        </w:rPr>
+      </w:pPr>
+    </w:p>
+    <w:p>
+      <w:pPr>
+        <w:pStyle w:val="NormalWeb"/>
+        <w:rPr>
+          <w:color w:val="000000" w:themeColor="text1"/>
+        </w:rPr>
+      </w:pPr>
+    </w:p>
+    <w:p>
+      <w:pPr>
+        <w:pStyle w:val="NormalWeb"/>
+        <w:rPr>
+          <w:color w:val="000000" w:themeColor="text1"/>
+        </w:rPr>
+      </w:pPr>
+    </w:p>
+    <w:p>
+      <w:pPr>
+        <w:pStyle w:val="NormalWeb"/>
+        <w:rPr>
+          <w:color w:val="000000" w:themeColor="text1"/>
+        </w:rPr>
+      </w:pPr>
+    </w:p>
+    <w:p>
+      <w:pPr>
+        <w:pStyle w:val="NormalWeb"/>
+        <w:rPr>
+          <w:color w:val="000000" w:themeColor="text1"/>
+        </w:rPr>
+      </w:pPr>
+    </w:p>
+    <w:p>
+      <w:pPr>
+        <w:pStyle w:val="NormalWeb"/>
+        <w:rPr>
+          <w:color w:val="000000" w:themeColor="text1"/>
+        </w:rPr>
       </w:pPr>
     </w:p>
     <w:p>
       <w:pPr>
         <w:pStyle w:val="Heading3"/>
+        <w:rPr>
+          <w:color w:val="000000" w:themeColor="text1"/>
+        </w:rPr>
       </w:pPr>
       <w:r>
         <w:rPr>
           <w:rStyle w:val="Strong"/>
           <w:b/>
           <w:bCs/>
+          <w:color w:val="000000" w:themeColor="text1"/>
         </w:rPr>
         <w:lastRenderedPageBreak/>
         <w:t>Day 16 Update</w:t>
@@ -1598,11 +2185,20 @@
     <w:p>
       <w:pPr>
         <w:pStyle w:val="NormalWeb"/>
-      </w:pPr>
-      <w:r>
+        <w:rPr>
+          <w:color w:val="000000" w:themeColor="text1"/>
+        </w:rPr>
+      </w:pPr>
+      <w:r>
+        <w:rPr>
+          <w:color w:val="000000" w:themeColor="text1"/>
+        </w:rPr>
         <w:t>• No new KPIs were finalized.</w:t>
       </w:r>
       <w:r>
+        <w:rPr>
+          <w:color w:val="000000" w:themeColor="text1"/>
+        </w:rPr>
         <w:br/>
         <w:t>• Continued analysis of:</w:t>
       </w:r>
@@ -1614,8 +2210,14 @@
           <w:ilvl w:val="0"/>
           <w:numId w:val="13"/>
         </w:numPr>
-      </w:pPr>
-      <w:r>
+        <w:rPr>
+          <w:color w:val="000000" w:themeColor="text1"/>
+        </w:rPr>
+      </w:pPr>
+      <w:r>
+        <w:rPr>
+          <w:color w:val="000000" w:themeColor="text1"/>
+        </w:rPr>
         <w:t>Machine-wise kWh consumption</w:t>
       </w:r>
     </w:p>
@@ -1626,8 +2228,14 @@
           <w:ilvl w:val="0"/>
           <w:numId w:val="13"/>
         </w:numPr>
-      </w:pPr>
-      <w:r>
+        <w:rPr>
+          <w:color w:val="000000" w:themeColor="text1"/>
+        </w:rPr>
+      </w:pPr>
+      <w:r>
+        <w:rPr>
+          <w:color w:val="000000" w:themeColor="text1"/>
+        </w:rPr>
         <w:t>kVAh readings</w:t>
       </w:r>
     </w:p>
@@ -1638,26 +2246,42 @@
           <w:ilvl w:val="0"/>
           <w:numId w:val="13"/>
         </w:numPr>
-      </w:pPr>
-      <w:r>
+        <w:rPr>
+          <w:color w:val="000000" w:themeColor="text1"/>
+        </w:rPr>
+      </w:pPr>
+      <w:r>
+        <w:rPr>
+          <w:color w:val="000000" w:themeColor="text1"/>
+        </w:rPr>
         <w:t>Power cost values</w:t>
       </w:r>
     </w:p>
     <w:p>
       <w:pPr>
         <w:pStyle w:val="NormalWeb"/>
+        <w:rPr>
+          <w:color w:val="000000" w:themeColor="text1"/>
+        </w:rPr>
       </w:pPr>
       <w:r>
         <w:rPr>
           <w:rStyle w:val="Strong"/>
+          <w:color w:val="000000" w:themeColor="text1"/>
         </w:rPr>
         <w:t>Observations:</w:t>
       </w:r>
       <w:r>
+        <w:rPr>
+          <w:color w:val="000000" w:themeColor="text1"/>
+        </w:rPr>
         <w:br/>
         <w:t>• Energy savings and utility efficiency metrics are emerging as high-impact KPI candidates.</w:t>
       </w:r>
       <w:r>
+        <w:rPr>
+          <w:color w:val="000000" w:themeColor="text1"/>
+        </w:rPr>
         <w:br/>
         <w:t>• KPI discovery remains feature-driven and exploratory.</w:t>
       </w:r>
@@ -1665,12 +2289,16 @@
     <w:p>
       <w:pPr>
         <w:pStyle w:val="Heading3"/>
+        <w:rPr>
+          <w:color w:val="000000" w:themeColor="text1"/>
+        </w:rPr>
       </w:pPr>
       <w:r>
         <w:rPr>
           <w:rStyle w:val="Strong"/>
           <w:b/>
           <w:bCs/>
+          <w:color w:val="000000" w:themeColor="text1"/>
         </w:rPr>
         <w:t>Day 17 Update</w:t>
       </w:r>
@@ -1678,11 +2306,20 @@
     <w:p>
       <w:pPr>
         <w:pStyle w:val="NormalWeb"/>
-      </w:pPr>
-      <w:r>
+        <w:rPr>
+          <w:color w:val="000000" w:themeColor="text1"/>
+        </w:rPr>
+      </w:pPr>
+      <w:r>
+        <w:rPr>
+          <w:color w:val="000000" w:themeColor="text1"/>
+        </w:rPr>
         <w:t>• No new KPIs were finalized.</w:t>
       </w:r>
       <w:r>
+        <w:rPr>
+          <w:color w:val="000000" w:themeColor="text1"/>
+        </w:rPr>
         <w:br/>
         <w:t>• Continued exploration of energy-related indicators including:</w:t>
       </w:r>
@@ -1694,8 +2331,14 @@
           <w:ilvl w:val="0"/>
           <w:numId w:val="14"/>
         </w:numPr>
-      </w:pPr>
-      <w:r>
+        <w:rPr>
+          <w:color w:val="000000" w:themeColor="text1"/>
+        </w:rPr>
+      </w:pPr>
+      <w:r>
+        <w:rPr>
+          <w:color w:val="000000" w:themeColor="text1"/>
+        </w:rPr>
         <w:t>Machine-wise energy consumption</w:t>
       </w:r>
     </w:p>
@@ -1706,8 +2349,14 @@
           <w:ilvl w:val="0"/>
           <w:numId w:val="14"/>
         </w:numPr>
-      </w:pPr>
-      <w:r>
+        <w:rPr>
+          <w:color w:val="000000" w:themeColor="text1"/>
+        </w:rPr>
+      </w:pPr>
+      <w:r>
+        <w:rPr>
+          <w:color w:val="000000" w:themeColor="text1"/>
+        </w:rPr>
         <w:t>Power cost trends</w:t>
       </w:r>
     </w:p>
@@ -1718,26 +2367,42 @@
           <w:ilvl w:val="0"/>
           <w:numId w:val="14"/>
         </w:numPr>
-      </w:pPr>
-      <w:r>
+        <w:rPr>
+          <w:color w:val="000000" w:themeColor="text1"/>
+        </w:rPr>
+      </w:pPr>
+      <w:r>
+        <w:rPr>
+          <w:color w:val="000000" w:themeColor="text1"/>
+        </w:rPr>
         <w:t>Energy savings through Kaizens</w:t>
       </w:r>
     </w:p>
     <w:p>
       <w:pPr>
         <w:pStyle w:val="NormalWeb"/>
+        <w:rPr>
+          <w:color w:val="000000" w:themeColor="text1"/>
+        </w:rPr>
       </w:pPr>
       <w:r>
         <w:rPr>
           <w:rStyle w:val="Strong"/>
+          <w:color w:val="000000" w:themeColor="text1"/>
         </w:rPr>
         <w:t>Observations:</w:t>
       </w:r>
       <w:r>
+        <w:rPr>
+          <w:color w:val="000000" w:themeColor="text1"/>
+        </w:rPr>
         <w:br/>
         <w:t>• Energy savings projects and Kaizens provide actionable KPI candidates.</w:t>
       </w:r>
       <w:r>
+        <w:rPr>
+          <w:color w:val="000000" w:themeColor="text1"/>
+        </w:rPr>
         <w:br/>
         <w:t>• KPI discovery remains feature-driven and exploratory.</w:t>
       </w:r>
@@ -1745,12 +2410,16 @@
     <w:p>
       <w:pPr>
         <w:pStyle w:val="Heading3"/>
+        <w:rPr>
+          <w:color w:val="000000" w:themeColor="text1"/>
+        </w:rPr>
       </w:pPr>
       <w:r>
         <w:rPr>
           <w:rStyle w:val="Strong"/>
           <w:b/>
           <w:bCs/>
+          <w:color w:val="000000" w:themeColor="text1"/>
         </w:rPr>
         <w:t>Day 18 Update</w:t>
       </w:r>
@@ -1758,11 +2427,20 @@
     <w:p>
       <w:pPr>
         <w:pStyle w:val="NormalWeb"/>
-      </w:pPr>
-      <w:r>
+        <w:rPr>
+          <w:color w:val="000000" w:themeColor="text1"/>
+        </w:rPr>
+      </w:pPr>
+      <w:r>
+        <w:rPr>
+          <w:color w:val="000000" w:themeColor="text1"/>
+        </w:rPr>
         <w:t>• No new KPIs were finalized.</w:t>
       </w:r>
       <w:r>
+        <w:rPr>
+          <w:color w:val="000000" w:themeColor="text1"/>
+        </w:rPr>
         <w:br/>
         <w:t>• Continued analysis of:</w:t>
       </w:r>
@@ -1774,8 +2452,14 @@
           <w:ilvl w:val="0"/>
           <w:numId w:val="15"/>
         </w:numPr>
-      </w:pPr>
-      <w:r>
+        <w:rPr>
+          <w:color w:val="000000" w:themeColor="text1"/>
+        </w:rPr>
+      </w:pPr>
+      <w:r>
+        <w:rPr>
+          <w:color w:val="000000" w:themeColor="text1"/>
+        </w:rPr>
         <w:t>Energy consumption patterns</w:t>
       </w:r>
     </w:p>
@@ -1786,8 +2470,14 @@
           <w:ilvl w:val="0"/>
           <w:numId w:val="15"/>
         </w:numPr>
-      </w:pPr>
-      <w:r>
+        <w:rPr>
+          <w:color w:val="000000" w:themeColor="text1"/>
+        </w:rPr>
+      </w:pPr>
+      <w:r>
+        <w:rPr>
+          <w:color w:val="000000" w:themeColor="text1"/>
+        </w:rPr>
         <w:t>Power cost trends</w:t>
       </w:r>
     </w:p>
@@ -1798,26 +2488,42 @@
           <w:ilvl w:val="0"/>
           <w:numId w:val="15"/>
         </w:numPr>
-      </w:pPr>
-      <w:r>
+        <w:rPr>
+          <w:color w:val="000000" w:themeColor="text1"/>
+        </w:rPr>
+      </w:pPr>
+      <w:r>
+        <w:rPr>
+          <w:color w:val="000000" w:themeColor="text1"/>
+        </w:rPr>
         <w:t>Energy savings through Kaizens</w:t>
       </w:r>
     </w:p>
     <w:p>
       <w:pPr>
         <w:pStyle w:val="NormalWeb"/>
+        <w:rPr>
+          <w:color w:val="000000" w:themeColor="text1"/>
+        </w:rPr>
       </w:pPr>
       <w:r>
         <w:rPr>
           <w:rStyle w:val="Strong"/>
+          <w:color w:val="000000" w:themeColor="text1"/>
         </w:rPr>
         <w:t>Observations:</w:t>
       </w:r>
       <w:r>
+        <w:rPr>
+          <w:color w:val="000000" w:themeColor="text1"/>
+        </w:rPr>
         <w:br/>
         <w:t>• Safety, energy savings, and automation-related metrics are important inputs for future KPI formulation.</w:t>
       </w:r>
       <w:r>
+        <w:rPr>
+          <w:color w:val="000000" w:themeColor="text1"/>
+        </w:rPr>
         <w:br/>
         <w:t>• KPI discovery remains feature-driven and exploratory.</w:t>
       </w:r>
@@ -1825,27 +2531,40 @@
     <w:p>
       <w:pPr>
         <w:pStyle w:val="NormalWeb"/>
-      </w:pPr>
-    </w:p>
-    <w:p>
-      <w:pPr>
-        <w:pStyle w:val="NormalWeb"/>
-      </w:pPr>
-    </w:p>
-    <w:p>
-      <w:pPr>
-        <w:pStyle w:val="NormalWeb"/>
+        <w:rPr>
+          <w:color w:val="000000" w:themeColor="text1"/>
+        </w:rPr>
+      </w:pPr>
+    </w:p>
+    <w:p>
+      <w:pPr>
+        <w:pStyle w:val="NormalWeb"/>
+        <w:rPr>
+          <w:color w:val="000000" w:themeColor="text1"/>
+        </w:rPr>
+      </w:pPr>
+    </w:p>
+    <w:p>
+      <w:pPr>
+        <w:pStyle w:val="NormalWeb"/>
+        <w:rPr>
+          <w:color w:val="000000" w:themeColor="text1"/>
+        </w:rPr>
       </w:pPr>
     </w:p>
     <w:p>
       <w:pPr>
         <w:pStyle w:val="Heading3"/>
+        <w:rPr>
+          <w:color w:val="000000" w:themeColor="text1"/>
+        </w:rPr>
       </w:pPr>
       <w:r>
         <w:rPr>
           <w:rStyle w:val="Strong"/>
           <w:b/>
           <w:bCs/>
+          <w:color w:val="000000" w:themeColor="text1"/>
         </w:rPr>
         <w:lastRenderedPageBreak/>
         <w:t>Day 19 Update</w:t>
@@ -1854,47 +2573,72 @@
     <w:p>
       <w:pPr>
         <w:pStyle w:val="NormalWeb"/>
-      </w:pPr>
-      <w:r>
+        <w:rPr>
+          <w:color w:val="000000" w:themeColor="text1"/>
+        </w:rPr>
+      </w:pPr>
+      <w:r>
+        <w:rPr>
+          <w:color w:val="000000" w:themeColor="text1"/>
+        </w:rPr>
         <w:t xml:space="preserve">• Continued usage of </w:t>
       </w:r>
       <w:r>
         <w:rPr>
           <w:rStyle w:val="Strong"/>
+          <w:color w:val="000000" w:themeColor="text1"/>
         </w:rPr>
         <w:t>manual operational Excel sheets</w:t>
       </w:r>
       <w:r>
+        <w:rPr>
+          <w:color w:val="000000" w:themeColor="text1"/>
+        </w:rPr>
         <w:t xml:space="preserve"> containing </w:t>
       </w:r>
       <w:r>
         <w:rPr>
           <w:rStyle w:val="Strong"/>
+          <w:color w:val="000000" w:themeColor="text1"/>
         </w:rPr>
         <w:t>kWh and kVAh energy readings</w:t>
       </w:r>
       <w:r>
+        <w:rPr>
+          <w:color w:val="000000" w:themeColor="text1"/>
+        </w:rPr>
         <w:t xml:space="preserve"> for both </w:t>
       </w:r>
       <w:r>
         <w:rPr>
           <w:rStyle w:val="Strong"/>
+          <w:color w:val="000000" w:themeColor="text1"/>
         </w:rPr>
         <w:t>Driveline</w:t>
       </w:r>
       <w:r>
+        <w:rPr>
+          <w:color w:val="000000" w:themeColor="text1"/>
+        </w:rPr>
         <w:t xml:space="preserve"> and </w:t>
       </w:r>
       <w:r>
         <w:rPr>
           <w:rStyle w:val="Strong"/>
+          <w:color w:val="000000" w:themeColor="text1"/>
         </w:rPr>
         <w:t>SMT Building</w:t>
       </w:r>
       <w:r>
+        <w:rPr>
+          <w:color w:val="000000" w:themeColor="text1"/>
+        </w:rPr>
         <w:t>.</w:t>
       </w:r>
       <w:r>
+        <w:rPr>
+          <w:color w:val="000000" w:themeColor="text1"/>
+        </w:rPr>
         <w:br/>
         <w:t>• Power cost analysis sheets were updated based on current consumption values.</w:t>
       </w:r>
@@ -1902,22 +2646,35 @@
     <w:p>
       <w:pPr>
         <w:pStyle w:val="NormalWeb"/>
+        <w:rPr>
+          <w:color w:val="000000" w:themeColor="text1"/>
+        </w:rPr>
       </w:pPr>
       <w:r>
         <w:rPr>
           <w:rStyle w:val="Strong"/>
+          <w:color w:val="000000" w:themeColor="text1"/>
         </w:rPr>
         <w:t>Notes:</w:t>
       </w:r>
       <w:r>
+        <w:rPr>
+          <w:color w:val="000000" w:themeColor="text1"/>
+        </w:rPr>
         <w:br/>
         <w:t>• Energy data remains manually maintained and operational in nature.</w:t>
       </w:r>
       <w:r>
+        <w:rPr>
+          <w:color w:val="000000" w:themeColor="text1"/>
+        </w:rPr>
         <w:br/>
         <w:t>• These datasets continue to be strong candidates for energy efficiency and maintenance analytics dashboards.</w:t>
       </w:r>
       <w:r>
+        <w:rPr>
+          <w:color w:val="000000" w:themeColor="text1"/>
+        </w:rPr>
         <w:br/>
         <w:t>• No new data sources were introduced on this day.</w:t>
       </w:r>
@@ -1925,12 +2682,16 @@
     <w:p>
       <w:pPr>
         <w:pStyle w:val="Heading3"/>
+        <w:rPr>
+          <w:color w:val="000000" w:themeColor="text1"/>
+        </w:rPr>
       </w:pPr>
       <w:r>
         <w:rPr>
           <w:rStyle w:val="Strong"/>
           <w:b/>
           <w:bCs/>
+          <w:color w:val="000000" w:themeColor="text1"/>
         </w:rPr>
         <w:t>Day 20 Update</w:t>
       </w:r>
@@ -1938,11 +2699,20 @@
     <w:p>
       <w:pPr>
         <w:pStyle w:val="NormalWeb"/>
-      </w:pPr>
-      <w:r>
+        <w:rPr>
+          <w:color w:val="000000" w:themeColor="text1"/>
+        </w:rPr>
+      </w:pPr>
+      <w:r>
+        <w:rPr>
+          <w:color w:val="000000" w:themeColor="text1"/>
+        </w:rPr>
         <w:t>• No new KPIs were finalized.</w:t>
       </w:r>
       <w:r>
+        <w:rPr>
+          <w:color w:val="000000" w:themeColor="text1"/>
+        </w:rPr>
         <w:br/>
         <w:t>• Continued exploration of indicators related to:</w:t>
       </w:r>
@@ -1954,8 +2724,14 @@
           <w:ilvl w:val="0"/>
           <w:numId w:val="16"/>
         </w:numPr>
-      </w:pPr>
-      <w:r>
+        <w:rPr>
+          <w:color w:val="000000" w:themeColor="text1"/>
+        </w:rPr>
+      </w:pPr>
+      <w:r>
+        <w:rPr>
+          <w:color w:val="000000" w:themeColor="text1"/>
+        </w:rPr>
         <w:t>Energy consumption and cost</w:t>
       </w:r>
     </w:p>
@@ -1966,8 +2742,14 @@
           <w:ilvl w:val="0"/>
           <w:numId w:val="16"/>
         </w:numPr>
-      </w:pPr>
-      <w:r>
+        <w:rPr>
+          <w:color w:val="000000" w:themeColor="text1"/>
+        </w:rPr>
+      </w:pPr>
+      <w:r>
+        <w:rPr>
+          <w:color w:val="000000" w:themeColor="text1"/>
+        </w:rPr>
         <w:t>Machine efficiency</w:t>
       </w:r>
     </w:p>
@@ -1978,26 +2760,42 @@
           <w:ilvl w:val="0"/>
           <w:numId w:val="16"/>
         </w:numPr>
-      </w:pPr>
-      <w:r>
+        <w:rPr>
+          <w:color w:val="000000" w:themeColor="text1"/>
+        </w:rPr>
+      </w:pPr>
+      <w:r>
+        <w:rPr>
+          <w:color w:val="000000" w:themeColor="text1"/>
+        </w:rPr>
         <w:t>Maintenance effectiveness</w:t>
       </w:r>
     </w:p>
     <w:p>
       <w:pPr>
         <w:pStyle w:val="NormalWeb"/>
+        <w:rPr>
+          <w:color w:val="000000" w:themeColor="text1"/>
+        </w:rPr>
       </w:pPr>
       <w:r>
         <w:rPr>
           <w:rStyle w:val="Strong"/>
+          <w:color w:val="000000" w:themeColor="text1"/>
         </w:rPr>
         <w:t>Observations:</w:t>
       </w:r>
       <w:r>
+        <w:rPr>
+          <w:color w:val="000000" w:themeColor="text1"/>
+        </w:rPr>
         <w:br/>
         <w:t>• Machine-level efficiency and maintenance improvements are important inputs for future KPI formulation.</w:t>
       </w:r>
       <w:r>
+        <w:rPr>
+          <w:color w:val="000000" w:themeColor="text1"/>
+        </w:rPr>
         <w:br/>
         <w:t>• Energy-related metrics remain strong KPI candidates.</w:t>
       </w:r>
@@ -2005,12 +2803,16 @@
     <w:p>
       <w:pPr>
         <w:pStyle w:val="Heading3"/>
+        <w:rPr>
+          <w:color w:val="000000" w:themeColor="text1"/>
+        </w:rPr>
       </w:pPr>
       <w:r>
         <w:rPr>
           <w:rStyle w:val="Strong"/>
           <w:b/>
           <w:bCs/>
+          <w:color w:val="000000" w:themeColor="text1"/>
         </w:rPr>
         <w:t>Day 21 – KPI Discovery</w:t>
       </w:r>
@@ -2018,10 +2820,14 @@
     <w:p>
       <w:pPr>
         <w:pStyle w:val="NormalWeb"/>
+        <w:rPr>
+          <w:color w:val="000000" w:themeColor="text1"/>
+        </w:rPr>
       </w:pPr>
       <w:r>
         <w:rPr>
           <w:rStyle w:val="Strong"/>
+          <w:color w:val="000000" w:themeColor="text1"/>
         </w:rPr>
         <w:t>KPIs Observed / Prepared:</w:t>
       </w:r>
@@ -2033,8 +2839,14 @@
           <w:ilvl w:val="0"/>
           <w:numId w:val="20"/>
         </w:numPr>
-      </w:pPr>
-      <w:r>
+        <w:rPr>
+          <w:color w:val="000000" w:themeColor="text1"/>
+        </w:rPr>
+      </w:pPr>
+      <w:r>
+        <w:rPr>
+          <w:color w:val="000000" w:themeColor="text1"/>
+        </w:rPr>
         <w:t>Daily energy consumption (kWh).</w:t>
       </w:r>
     </w:p>
@@ -2045,8 +2857,14 @@
           <w:ilvl w:val="0"/>
           <w:numId w:val="20"/>
         </w:numPr>
-      </w:pPr>
-      <w:r>
+        <w:rPr>
+          <w:color w:val="000000" w:themeColor="text1"/>
+        </w:rPr>
+      </w:pPr>
+      <w:r>
+        <w:rPr>
+          <w:color w:val="000000" w:themeColor="text1"/>
+        </w:rPr>
         <w:t>Apparent energy usage (kVAh).</w:t>
       </w:r>
     </w:p>
@@ -2057,8 +2875,14 @@
           <w:ilvl w:val="0"/>
           <w:numId w:val="20"/>
         </w:numPr>
-      </w:pPr>
-      <w:r>
+        <w:rPr>
+          <w:color w:val="000000" w:themeColor="text1"/>
+        </w:rPr>
+      </w:pPr>
+      <w:r>
+        <w:rPr>
+          <w:color w:val="000000" w:themeColor="text1"/>
+        </w:rPr>
         <w:t>Power cost contribution by building (Driveline and SMT).</w:t>
       </w:r>
     </w:p>
@@ -2069,18 +2893,28 @@
           <w:ilvl w:val="0"/>
           <w:numId w:val="20"/>
         </w:numPr>
-      </w:pPr>
-      <w:r>
+        <w:rPr>
+          <w:color w:val="000000" w:themeColor="text1"/>
+        </w:rPr>
+      </w:pPr>
+      <w:r>
+        <w:rPr>
+          <w:color w:val="000000" w:themeColor="text1"/>
+        </w:rPr>
         <w:t>Run availability and system readiness indicators.</w:t>
       </w:r>
     </w:p>
     <w:p>
       <w:pPr>
         <w:pStyle w:val="NormalWeb"/>
+        <w:rPr>
+          <w:color w:val="000000" w:themeColor="text1"/>
+        </w:rPr>
       </w:pPr>
       <w:r>
         <w:rPr>
           <w:rStyle w:val="Strong"/>
+          <w:color w:val="000000" w:themeColor="text1"/>
         </w:rPr>
         <w:t>Notes:</w:t>
       </w:r>
@@ -2092,18 +2926,28 @@
           <w:ilvl w:val="0"/>
           <w:numId w:val="21"/>
         </w:numPr>
-      </w:pPr>
-      <w:r>
+        <w:rPr>
+          <w:color w:val="000000" w:themeColor="text1"/>
+        </w:rPr>
+      </w:pPr>
+      <w:r>
+        <w:rPr>
+          <w:color w:val="000000" w:themeColor="text1"/>
+        </w:rPr>
         <w:t>KPIs are currently monitored manually and structurally prepared for automated computation through the system.</w:t>
       </w:r>
     </w:p>
     <w:p>
       <w:pPr>
         <w:pStyle w:val="NormalWeb"/>
+        <w:rPr>
+          <w:color w:val="000000" w:themeColor="text1"/>
+        </w:rPr>
       </w:pPr>
       <w:r>
         <w:rPr>
           <w:rStyle w:val="Strong"/>
+          <w:color w:val="000000" w:themeColor="text1"/>
         </w:rPr>
         <w:t>Conclusion:</w:t>
       </w:r>
@@ -2115,25 +2959,38 @@
           <w:ilvl w:val="0"/>
           <w:numId w:val="22"/>
         </w:numPr>
-      </w:pPr>
-      <w:r>
+        <w:rPr>
+          <w:color w:val="000000" w:themeColor="text1"/>
+        </w:rPr>
+      </w:pPr>
+      <w:r>
+        <w:rPr>
+          <w:color w:val="000000" w:themeColor="text1"/>
+        </w:rPr>
         <w:t>KPI framework remains aligned with system goals and future analytics requirements.</w:t>
       </w:r>
     </w:p>
     <w:p>
       <w:pPr>
         <w:pStyle w:val="NormalWeb"/>
+        <w:rPr>
+          <w:color w:val="000000" w:themeColor="text1"/>
+        </w:rPr>
       </w:pPr>
     </w:p>
     <w:p>
       <w:pPr>
         <w:pStyle w:val="Heading3"/>
+        <w:rPr>
+          <w:color w:val="000000" w:themeColor="text1"/>
+        </w:rPr>
       </w:pPr>
       <w:r>
         <w:rPr>
           <w:rStyle w:val="Strong"/>
           <w:b/>
           <w:bCs/>
+          <w:color w:val="000000" w:themeColor="text1"/>
         </w:rPr>
         <w:lastRenderedPageBreak/>
         <w:t>Day 22 – KPI Discovery</w:t>
@@ -2142,10 +2999,14 @@
     <w:p>
       <w:pPr>
         <w:pStyle w:val="NormalWeb"/>
+        <w:rPr>
+          <w:color w:val="000000" w:themeColor="text1"/>
+        </w:rPr>
       </w:pPr>
       <w:r>
         <w:rPr>
           <w:rStyle w:val="Strong"/>
+          <w:color w:val="000000" w:themeColor="text1"/>
         </w:rPr>
         <w:t>KPIs Reviewed:</w:t>
       </w:r>
@@ -2157,8 +3018,14 @@
           <w:ilvl w:val="0"/>
           <w:numId w:val="23"/>
         </w:numPr>
-      </w:pPr>
-      <w:r>
+        <w:rPr>
+          <w:color w:val="000000" w:themeColor="text1"/>
+        </w:rPr>
+      </w:pPr>
+      <w:r>
+        <w:rPr>
+          <w:color w:val="000000" w:themeColor="text1"/>
+        </w:rPr>
         <w:t>Daily energy consumption (kWh).</w:t>
       </w:r>
     </w:p>
@@ -2169,16 +3036,28 @@
           <w:ilvl w:val="0"/>
           <w:numId w:val="23"/>
         </w:numPr>
-      </w:pPr>
-      <w:r>
+        <w:rPr>
+          <w:color w:val="000000" w:themeColor="text1"/>
+        </w:rPr>
+      </w:pPr>
+      <w:r>
+        <w:rPr>
+          <w:color w:val="000000" w:themeColor="text1"/>
+        </w:rPr>
         <w:t>Apparent energy usage (</w:t>
       </w:r>
       <w:proofErr w:type="spellStart"/>
       <w:r>
+        <w:rPr>
+          <w:color w:val="000000" w:themeColor="text1"/>
+        </w:rPr>
         <w:t>kVAh</w:t>
       </w:r>
       <w:proofErr w:type="spellEnd"/>
       <w:r>
+        <w:rPr>
+          <w:color w:val="000000" w:themeColor="text1"/>
+        </w:rPr>
         <w:t>).</w:t>
       </w:r>
     </w:p>
@@ -2189,8 +3068,14 @@
           <w:ilvl w:val="0"/>
           <w:numId w:val="23"/>
         </w:numPr>
-      </w:pPr>
-      <w:r>
+        <w:rPr>
+          <w:color w:val="000000" w:themeColor="text1"/>
+        </w:rPr>
+      </w:pPr>
+      <w:r>
+        <w:rPr>
+          <w:color w:val="000000" w:themeColor="text1"/>
+        </w:rPr>
         <w:t>Power cost contribution by building.</w:t>
       </w:r>
     </w:p>
@@ -2201,18 +3086,28 @@
           <w:ilvl w:val="0"/>
           <w:numId w:val="23"/>
         </w:numPr>
-      </w:pPr>
-      <w:r>
+        <w:rPr>
+          <w:color w:val="000000" w:themeColor="text1"/>
+        </w:rPr>
+      </w:pPr>
+      <w:r>
+        <w:rPr>
+          <w:color w:val="000000" w:themeColor="text1"/>
+        </w:rPr>
         <w:t>System readiness and completion percentage.</w:t>
       </w:r>
     </w:p>
     <w:p>
       <w:pPr>
         <w:pStyle w:val="NormalWeb"/>
+        <w:rPr>
+          <w:color w:val="000000" w:themeColor="text1"/>
+        </w:rPr>
       </w:pPr>
       <w:r>
         <w:rPr>
           <w:rStyle w:val="Strong"/>
+          <w:color w:val="000000" w:themeColor="text1"/>
         </w:rPr>
         <w:t>Notes:</w:t>
       </w:r>
@@ -2224,8 +3119,14 @@
           <w:ilvl w:val="0"/>
           <w:numId w:val="24"/>
         </w:numPr>
-      </w:pPr>
-      <w:r>
+        <w:rPr>
+          <w:color w:val="000000" w:themeColor="text1"/>
+        </w:rPr>
+      </w:pPr>
+      <w:r>
+        <w:rPr>
+          <w:color w:val="000000" w:themeColor="text1"/>
+        </w:rPr>
         <w:t>KPIs identified are directly aligned with maintenance and energy efficiency goals.</w:t>
       </w:r>
     </w:p>
@@ -2236,18 +3137,28 @@
           <w:ilvl w:val="0"/>
           <w:numId w:val="24"/>
         </w:numPr>
-      </w:pPr>
-      <w:r>
+        <w:rPr>
+          <w:color w:val="000000" w:themeColor="text1"/>
+        </w:rPr>
+      </w:pPr>
+      <w:r>
+        <w:rPr>
+          <w:color w:val="000000" w:themeColor="text1"/>
+        </w:rPr>
         <w:t>Backend implementation will enable automated KPI calculation.</w:t>
       </w:r>
     </w:p>
     <w:p>
       <w:pPr>
         <w:pStyle w:val="NormalWeb"/>
+        <w:rPr>
+          <w:color w:val="000000" w:themeColor="text1"/>
+        </w:rPr>
       </w:pPr>
       <w:r>
         <w:rPr>
           <w:rStyle w:val="Strong"/>
+          <w:color w:val="000000" w:themeColor="text1"/>
         </w:rPr>
         <w:t>Conclusion:</w:t>
       </w:r>
@@ -2259,25 +3170,38 @@
           <w:ilvl w:val="0"/>
           <w:numId w:val="25"/>
         </w:numPr>
-      </w:pPr>
-      <w:r>
+        <w:rPr>
+          <w:color w:val="000000" w:themeColor="text1"/>
+        </w:rPr>
+      </w:pPr>
+      <w:r>
+        <w:rPr>
+          <w:color w:val="000000" w:themeColor="text1"/>
+        </w:rPr>
         <w:t>KPI discovery phase remains stable and ready for analytics integration.</w:t>
       </w:r>
     </w:p>
     <w:p>
       <w:pPr>
         <w:pStyle w:val="NormalWeb"/>
+        <w:rPr>
+          <w:color w:val="000000" w:themeColor="text1"/>
+        </w:rPr>
       </w:pPr>
     </w:p>
     <w:p>
       <w:pPr>
         <w:pStyle w:val="Heading3"/>
+        <w:rPr>
+          <w:color w:val="000000" w:themeColor="text1"/>
+        </w:rPr>
       </w:pPr>
       <w:r>
         <w:rPr>
           <w:rStyle w:val="Strong"/>
           <w:b/>
           <w:bCs/>
+          <w:color w:val="000000" w:themeColor="text1"/>
         </w:rPr>
         <w:t>Day 23 – KPI Discovery</w:t>
       </w:r>
@@ -2285,10 +3209,14 @@
     <w:p>
       <w:pPr>
         <w:pStyle w:val="NormalWeb"/>
+        <w:rPr>
+          <w:color w:val="000000" w:themeColor="text1"/>
+        </w:rPr>
       </w:pPr>
       <w:r>
         <w:rPr>
           <w:rStyle w:val="Strong"/>
+          <w:color w:val="000000" w:themeColor="text1"/>
         </w:rPr>
         <w:t>KPIs Reviewed / Considered:</w:t>
       </w:r>
@@ -2300,8 +3228,14 @@
           <w:ilvl w:val="0"/>
           <w:numId w:val="26"/>
         </w:numPr>
-      </w:pPr>
-      <w:r>
+        <w:rPr>
+          <w:color w:val="000000" w:themeColor="text1"/>
+        </w:rPr>
+      </w:pPr>
+      <w:r>
+        <w:rPr>
+          <w:color w:val="000000" w:themeColor="text1"/>
+        </w:rPr>
         <w:t>Daily energy consumption (kWh).</w:t>
       </w:r>
     </w:p>
@@ -2312,16 +3246,28 @@
           <w:ilvl w:val="0"/>
           <w:numId w:val="26"/>
         </w:numPr>
-      </w:pPr>
-      <w:r>
+        <w:rPr>
+          <w:color w:val="000000" w:themeColor="text1"/>
+        </w:rPr>
+      </w:pPr>
+      <w:r>
+        <w:rPr>
+          <w:color w:val="000000" w:themeColor="text1"/>
+        </w:rPr>
         <w:t>Apparent energy usage (</w:t>
       </w:r>
       <w:proofErr w:type="spellStart"/>
       <w:r>
+        <w:rPr>
+          <w:color w:val="000000" w:themeColor="text1"/>
+        </w:rPr>
         <w:t>kVAh</w:t>
       </w:r>
       <w:proofErr w:type="spellEnd"/>
       <w:r>
+        <w:rPr>
+          <w:color w:val="000000" w:themeColor="text1"/>
+        </w:rPr>
         <w:t>).</w:t>
       </w:r>
     </w:p>
@@ -2332,8 +3278,14 @@
           <w:ilvl w:val="0"/>
           <w:numId w:val="26"/>
         </w:numPr>
-      </w:pPr>
-      <w:r>
+        <w:rPr>
+          <w:color w:val="000000" w:themeColor="text1"/>
+        </w:rPr>
+      </w:pPr>
+      <w:r>
+        <w:rPr>
+          <w:color w:val="000000" w:themeColor="text1"/>
+        </w:rPr>
         <w:t>Power cost impact by building.</w:t>
       </w:r>
     </w:p>
@@ -2344,18 +3296,28 @@
           <w:ilvl w:val="0"/>
           <w:numId w:val="26"/>
         </w:numPr>
-      </w:pPr>
-      <w:r>
+        <w:rPr>
+          <w:color w:val="000000" w:themeColor="text1"/>
+        </w:rPr>
+      </w:pPr>
+      <w:r>
+        <w:rPr>
+          <w:color w:val="000000" w:themeColor="text1"/>
+        </w:rPr>
         <w:t>System readiness and frontend completion status.</w:t>
       </w:r>
     </w:p>
     <w:p>
       <w:pPr>
         <w:pStyle w:val="NormalWeb"/>
+        <w:rPr>
+          <w:color w:val="000000" w:themeColor="text1"/>
+        </w:rPr>
       </w:pPr>
       <w:r>
         <w:rPr>
           <w:rStyle w:val="Strong"/>
+          <w:color w:val="000000" w:themeColor="text1"/>
         </w:rPr>
         <w:t>Notes:</w:t>
       </w:r>
@@ -2367,18 +3329,28 @@
           <w:ilvl w:val="0"/>
           <w:numId w:val="27"/>
         </w:numPr>
-      </w:pPr>
-      <w:r>
+        <w:rPr>
+          <w:color w:val="000000" w:themeColor="text1"/>
+        </w:rPr>
+      </w:pPr>
+      <w:r>
+        <w:rPr>
+          <w:color w:val="000000" w:themeColor="text1"/>
+        </w:rPr>
         <w:t>Identified KPIs are relevant to maintenance operations and energy efficiency analysis.</w:t>
       </w:r>
     </w:p>
     <w:p>
       <w:pPr>
         <w:pStyle w:val="NormalWeb"/>
+        <w:rPr>
+          <w:color w:val="000000" w:themeColor="text1"/>
+        </w:rPr>
       </w:pPr>
       <w:r>
         <w:rPr>
           <w:rStyle w:val="Strong"/>
+          <w:color w:val="000000" w:themeColor="text1"/>
         </w:rPr>
         <w:t>Conclusion:</w:t>
       </w:r>
@@ -2390,12 +3362,355 @@
           <w:ilvl w:val="0"/>
           <w:numId w:val="28"/>
         </w:numPr>
-      </w:pPr>
-      <w:r>
+        <w:rPr>
+          <w:color w:val="000000" w:themeColor="text1"/>
+        </w:rPr>
+      </w:pPr>
+      <w:r>
+        <w:rPr>
+          <w:color w:val="000000" w:themeColor="text1"/>
+        </w:rPr>
         <w:t>KPI discovery remains stable and ready for automation through backend analytics.</w:t>
+      </w:r>
+    </w:p>
+    <w:p>
+      <w:pPr>
+        <w:pStyle w:val="NormalWeb"/>
+        <w:rPr>
+          <w:color w:val="000000" w:themeColor="text1"/>
+        </w:rPr>
+      </w:pPr>
+    </w:p>
+    <w:p>
+      <w:pPr>
+        <w:pStyle w:val="NormalWeb"/>
+        <w:rPr>
+          <w:color w:val="000000" w:themeColor="text1"/>
+        </w:rPr>
+      </w:pPr>
+    </w:p>
+    <w:p>
+      <w:pPr>
+        <w:pStyle w:val="NormalWeb"/>
+        <w:rPr>
+          <w:color w:val="000000" w:themeColor="text1"/>
+        </w:rPr>
+      </w:pPr>
+    </w:p>
+    <w:p>
+      <w:pPr>
+        <w:pStyle w:val="NormalWeb"/>
+        <w:rPr>
+          <w:color w:val="000000" w:themeColor="text1"/>
+        </w:rPr>
+      </w:pPr>
+    </w:p>
+    <w:p>
+      <w:pPr>
+        <w:pStyle w:val="Heading2"/>
+        <w:rPr>
+          <w:rFonts w:ascii="Times New Roman" w:hAnsi="Times New Roman" w:cs="Times New Roman"/>
+          <w:color w:val="000000" w:themeColor="text1"/>
+        </w:rPr>
+      </w:pPr>
+      <w:r>
+        <w:rPr>
+          <w:rStyle w:val="Strong"/>
+          <w:rFonts w:ascii="Times New Roman" w:hAnsi="Times New Roman" w:cs="Times New Roman"/>
+          <w:bCs w:val="0"/>
+          <w:color w:val="000000" w:themeColor="text1"/>
+        </w:rPr>
+        <w:lastRenderedPageBreak/>
+        <w:t>Day 24 – KPI Alignment &amp; Backend Planning</w:t>
+      </w:r>
+    </w:p>
+    <w:p>
+      <w:pPr>
+        <w:pStyle w:val="NormalWeb"/>
+        <w:numPr>
+          <w:ilvl w:val="0"/>
+          <w:numId w:val="29"/>
+        </w:numPr>
+        <w:rPr>
+          <w:color w:val="000000" w:themeColor="text1"/>
+        </w:rPr>
+      </w:pPr>
+      <w:r>
+        <w:rPr>
+          <w:color w:val="000000" w:themeColor="text1"/>
+        </w:rPr>
+        <w:t>Reviewed KPI calculation flow alignment with backend architecture.</w:t>
+      </w:r>
+    </w:p>
+    <w:p>
+      <w:pPr>
+        <w:pStyle w:val="NormalWeb"/>
+        <w:numPr>
+          <w:ilvl w:val="0"/>
+          <w:numId w:val="29"/>
+        </w:numPr>
+        <w:rPr>
+          <w:color w:val="000000" w:themeColor="text1"/>
+        </w:rPr>
+      </w:pPr>
+      <w:r>
+        <w:rPr>
+          <w:color w:val="000000" w:themeColor="text1"/>
+        </w:rPr>
+        <w:t>Confirmed that backend layers now support:</w:t>
+      </w:r>
+    </w:p>
+    <w:p>
+      <w:pPr>
+        <w:pStyle w:val="NormalWeb"/>
+        <w:numPr>
+          <w:ilvl w:val="1"/>
+          <w:numId w:val="29"/>
+        </w:numPr>
+        <w:rPr>
+          <w:color w:val="000000" w:themeColor="text1"/>
+        </w:rPr>
+      </w:pPr>
+      <w:r>
+        <w:rPr>
+          <w:color w:val="000000" w:themeColor="text1"/>
+        </w:rPr>
+        <w:t>Energy-based cost computation</w:t>
+      </w:r>
+    </w:p>
+    <w:p>
+      <w:pPr>
+        <w:pStyle w:val="NormalWeb"/>
+        <w:numPr>
+          <w:ilvl w:val="1"/>
+          <w:numId w:val="29"/>
+        </w:numPr>
+        <w:rPr>
+          <w:color w:val="000000" w:themeColor="text1"/>
+        </w:rPr>
+      </w:pPr>
+      <w:r>
+        <w:rPr>
+          <w:color w:val="000000" w:themeColor="text1"/>
+        </w:rPr>
+        <w:t>Run-based ingestion tracking</w:t>
+      </w:r>
+    </w:p>
+    <w:p>
+      <w:pPr>
+        <w:pStyle w:val="NormalWeb"/>
+        <w:numPr>
+          <w:ilvl w:val="1"/>
+          <w:numId w:val="29"/>
+        </w:numPr>
+        <w:rPr>
+          <w:color w:val="000000" w:themeColor="text1"/>
+        </w:rPr>
+      </w:pPr>
+      <w:r>
+        <w:rPr>
+          <w:color w:val="000000" w:themeColor="text1"/>
+        </w:rPr>
+        <w:t>Analytical run separation</w:t>
+      </w:r>
+    </w:p>
+    <w:p>
+      <w:pPr>
+        <w:pStyle w:val="NormalWeb"/>
+        <w:numPr>
+          <w:ilvl w:val="0"/>
+          <w:numId w:val="29"/>
+        </w:numPr>
+        <w:rPr>
+          <w:color w:val="000000" w:themeColor="text1"/>
+        </w:rPr>
+      </w:pPr>
+      <w:r>
+        <w:rPr>
+          <w:color w:val="000000" w:themeColor="text1"/>
+        </w:rPr>
+        <w:t>Ensured architecture supports:</w:t>
+      </w:r>
+    </w:p>
+    <w:p>
+      <w:pPr>
+        <w:pStyle w:val="NormalWeb"/>
+        <w:numPr>
+          <w:ilvl w:val="1"/>
+          <w:numId w:val="29"/>
+        </w:numPr>
+        <w:rPr>
+          <w:color w:val="000000" w:themeColor="text1"/>
+        </w:rPr>
+      </w:pPr>
+      <w:r>
+        <w:rPr>
+          <w:color w:val="000000" w:themeColor="text1"/>
+        </w:rPr>
+        <w:t>Future predictive KPIs</w:t>
+      </w:r>
+    </w:p>
+    <w:p>
+      <w:pPr>
+        <w:pStyle w:val="NormalWeb"/>
+        <w:numPr>
+          <w:ilvl w:val="1"/>
+          <w:numId w:val="29"/>
+        </w:numPr>
+        <w:rPr>
+          <w:color w:val="000000" w:themeColor="text1"/>
+        </w:rPr>
+      </w:pPr>
+      <w:r>
+        <w:rPr>
+          <w:color w:val="000000" w:themeColor="text1"/>
+        </w:rPr>
+        <w:t>Data health indicators</w:t>
+      </w:r>
+    </w:p>
+    <w:p>
+      <w:pPr>
+        <w:pStyle w:val="NormalWeb"/>
+        <w:numPr>
+          <w:ilvl w:val="1"/>
+          <w:numId w:val="29"/>
+        </w:numPr>
+        <w:rPr>
+          <w:color w:val="000000" w:themeColor="text1"/>
+        </w:rPr>
+      </w:pPr>
+      <w:r>
+        <w:rPr>
+          <w:color w:val="000000" w:themeColor="text1"/>
+        </w:rPr>
+        <w:t>Run-wise performance metrics</w:t>
+      </w:r>
+    </w:p>
+    <w:p>
+      <w:pPr>
+        <w:pStyle w:val="Heading3"/>
+      </w:pPr>
+      <w:r>
+        <w:t>Day 25 Update</w:t>
+      </w:r>
+    </w:p>
+    <w:p>
+      <w:pPr>
+        <w:pStyle w:val="NormalWeb"/>
+        <w:numPr>
+          <w:ilvl w:val="0"/>
+          <w:numId w:val="30"/>
+        </w:numPr>
+      </w:pPr>
+      <w:r>
+        <w:t>Confirmed that analytical runs act as KPI computation boundaries</w:t>
+      </w:r>
+    </w:p>
+    <w:p>
+      <w:pPr>
+        <w:pStyle w:val="NormalWeb"/>
+        <w:numPr>
+          <w:ilvl w:val="0"/>
+          <w:numId w:val="30"/>
+        </w:numPr>
+      </w:pPr>
+      <w:r>
+        <w:t>Validated run-level isolation for:</w:t>
+      </w:r>
+    </w:p>
+    <w:p>
+      <w:pPr>
+        <w:pStyle w:val="NormalWeb"/>
+        <w:numPr>
+          <w:ilvl w:val="1"/>
+          <w:numId w:val="30"/>
+        </w:numPr>
+      </w:pPr>
+      <w:r>
+        <w:t>Insights</w:t>
+      </w:r>
+    </w:p>
+    <w:p>
+      <w:pPr>
+        <w:pStyle w:val="NormalWeb"/>
+        <w:numPr>
+          <w:ilvl w:val="1"/>
+          <w:numId w:val="30"/>
+        </w:numPr>
+      </w:pPr>
+      <w:r>
+        <w:t>Dashboards</w:t>
+      </w:r>
+    </w:p>
+    <w:p>
+      <w:pPr>
+        <w:pStyle w:val="NormalWeb"/>
+        <w:numPr>
+          <w:ilvl w:val="1"/>
+          <w:numId w:val="30"/>
+        </w:numPr>
+      </w:pPr>
+      <w:r>
+        <w:t>Exports</w:t>
+      </w:r>
+    </w:p>
+    <w:p>
+      <w:pPr>
+        <w:pStyle w:val="NormalWeb"/>
+        <w:numPr>
+          <w:ilvl w:val="0"/>
+          <w:numId w:val="30"/>
+        </w:numPr>
+      </w:pPr>
+      <w:r>
+        <w:t>Identified need for:</w:t>
+      </w:r>
+    </w:p>
+    <w:p>
+      <w:pPr>
+        <w:pStyle w:val="NormalWeb"/>
+        <w:numPr>
+          <w:ilvl w:val="1"/>
+          <w:numId w:val="30"/>
+        </w:numPr>
+      </w:pPr>
+      <w:r>
+        <w:t>Rule-based KPI engine</w:t>
+      </w:r>
+    </w:p>
+    <w:p>
+      <w:pPr>
+        <w:pStyle w:val="NormalWeb"/>
+        <w:numPr>
+          <w:ilvl w:val="1"/>
+          <w:numId w:val="30"/>
+        </w:numPr>
+      </w:pPr>
+      <w:r>
+        <w:t>ML-based anomaly detection KPIs</w:t>
+      </w:r>
+    </w:p>
+    <w:p>
+      <w:pPr>
+        <w:pStyle w:val="NormalWeb"/>
+        <w:numPr>
+          <w:ilvl w:val="0"/>
+          <w:numId w:val="30"/>
+        </w:numPr>
+      </w:pPr>
+      <w:r>
+        <w:t>Established run lifecycle as KPI computation trigger</w:t>
       </w:r>
       <w:bookmarkStart w:id="0" w:name="_GoBack"/>
       <w:bookmarkEnd w:id="0"/>
+    </w:p>
+    <w:p>
+      <w:pPr>
+        <w:pStyle w:val="NormalWeb"/>
+        <w:rPr>
+          <w:color w:val="000000" w:themeColor="text1"/>
+        </w:rPr>
+      </w:pPr>
     </w:p>
     <w:sectPr>
       <w:pgSz w:w="12240" w:h="15840"/>
@@ -4943,6 +6258,155 @@
     </w:lvl>
   </w:abstractNum>
   <w:abstractNum w:abstractNumId="17" w15:restartNumberingAfterBreak="0">
+    <w:nsid w:val="3CAE1409"/>
+    <w:multiLevelType w:val="multilevel"/>
+    <w:tmpl w:val="ABC65A70"/>
+    <w:lvl w:ilvl="0">
+      <w:start w:val="1"/>
+      <w:numFmt w:val="bullet"/>
+      <w:lvlText w:val=""/>
+      <w:lvlJc w:val="left"/>
+      <w:pPr>
+        <w:tabs>
+          <w:tab w:val="num" w:pos="720"/>
+        </w:tabs>
+        <w:ind w:left="720" w:hanging="360"/>
+      </w:pPr>
+      <w:rPr>
+        <w:rFonts w:ascii="Symbol" w:hAnsi="Symbol" w:hint="default"/>
+        <w:sz w:val="20"/>
+      </w:rPr>
+    </w:lvl>
+    <w:lvl w:ilvl="1">
+      <w:start w:val="1"/>
+      <w:numFmt w:val="bullet"/>
+      <w:lvlText w:val="o"/>
+      <w:lvlJc w:val="left"/>
+      <w:pPr>
+        <w:tabs>
+          <w:tab w:val="num" w:pos="1440"/>
+        </w:tabs>
+        <w:ind w:left="1440" w:hanging="360"/>
+      </w:pPr>
+      <w:rPr>
+        <w:rFonts w:ascii="Courier New" w:hAnsi="Courier New" w:hint="default"/>
+        <w:sz w:val="20"/>
+      </w:rPr>
+    </w:lvl>
+    <w:lvl w:ilvl="2" w:tentative="1">
+      <w:start w:val="1"/>
+      <w:numFmt w:val="bullet"/>
+      <w:lvlText w:val=""/>
+      <w:lvlJc w:val="left"/>
+      <w:pPr>
+        <w:tabs>
+          <w:tab w:val="num" w:pos="2160"/>
+        </w:tabs>
+        <w:ind w:left="2160" w:hanging="360"/>
+      </w:pPr>
+      <w:rPr>
+        <w:rFonts w:ascii="Wingdings" w:hAnsi="Wingdings" w:hint="default"/>
+        <w:sz w:val="20"/>
+      </w:rPr>
+    </w:lvl>
+    <w:lvl w:ilvl="3" w:tentative="1">
+      <w:start w:val="1"/>
+      <w:numFmt w:val="bullet"/>
+      <w:lvlText w:val=""/>
+      <w:lvlJc w:val="left"/>
+      <w:pPr>
+        <w:tabs>
+          <w:tab w:val="num" w:pos="2880"/>
+        </w:tabs>
+        <w:ind w:left="2880" w:hanging="360"/>
+      </w:pPr>
+      <w:rPr>
+        <w:rFonts w:ascii="Wingdings" w:hAnsi="Wingdings" w:hint="default"/>
+        <w:sz w:val="20"/>
+      </w:rPr>
+    </w:lvl>
+    <w:lvl w:ilvl="4" w:tentative="1">
+      <w:start w:val="1"/>
+      <w:numFmt w:val="bullet"/>
+      <w:lvlText w:val=""/>
+      <w:lvlJc w:val="left"/>
+      <w:pPr>
+        <w:tabs>
+          <w:tab w:val="num" w:pos="3600"/>
+        </w:tabs>
+        <w:ind w:left="3600" w:hanging="360"/>
+      </w:pPr>
+      <w:rPr>
+        <w:rFonts w:ascii="Wingdings" w:hAnsi="Wingdings" w:hint="default"/>
+        <w:sz w:val="20"/>
+      </w:rPr>
+    </w:lvl>
+    <w:lvl w:ilvl="5" w:tentative="1">
+      <w:start w:val="1"/>
+      <w:numFmt w:val="bullet"/>
+      <w:lvlText w:val=""/>
+      <w:lvlJc w:val="left"/>
+      <w:pPr>
+        <w:tabs>
+          <w:tab w:val="num" w:pos="4320"/>
+        </w:tabs>
+        <w:ind w:left="4320" w:hanging="360"/>
+      </w:pPr>
+      <w:rPr>
+        <w:rFonts w:ascii="Wingdings" w:hAnsi="Wingdings" w:hint="default"/>
+        <w:sz w:val="20"/>
+      </w:rPr>
+    </w:lvl>
+    <w:lvl w:ilvl="6" w:tentative="1">
+      <w:start w:val="1"/>
+      <w:numFmt w:val="bullet"/>
+      <w:lvlText w:val=""/>
+      <w:lvlJc w:val="left"/>
+      <w:pPr>
+        <w:tabs>
+          <w:tab w:val="num" w:pos="5040"/>
+        </w:tabs>
+        <w:ind w:left="5040" w:hanging="360"/>
+      </w:pPr>
+      <w:rPr>
+        <w:rFonts w:ascii="Wingdings" w:hAnsi="Wingdings" w:hint="default"/>
+        <w:sz w:val="20"/>
+      </w:rPr>
+    </w:lvl>
+    <w:lvl w:ilvl="7" w:tentative="1">
+      <w:start w:val="1"/>
+      <w:numFmt w:val="bullet"/>
+      <w:lvlText w:val=""/>
+      <w:lvlJc w:val="left"/>
+      <w:pPr>
+        <w:tabs>
+          <w:tab w:val="num" w:pos="5760"/>
+        </w:tabs>
+        <w:ind w:left="5760" w:hanging="360"/>
+      </w:pPr>
+      <w:rPr>
+        <w:rFonts w:ascii="Wingdings" w:hAnsi="Wingdings" w:hint="default"/>
+        <w:sz w:val="20"/>
+      </w:rPr>
+    </w:lvl>
+    <w:lvl w:ilvl="8" w:tentative="1">
+      <w:start w:val="1"/>
+      <w:numFmt w:val="bullet"/>
+      <w:lvlText w:val=""/>
+      <w:lvlJc w:val="left"/>
+      <w:pPr>
+        <w:tabs>
+          <w:tab w:val="num" w:pos="6480"/>
+        </w:tabs>
+        <w:ind w:left="6480" w:hanging="360"/>
+      </w:pPr>
+      <w:rPr>
+        <w:rFonts w:ascii="Wingdings" w:hAnsi="Wingdings" w:hint="default"/>
+        <w:sz w:val="20"/>
+      </w:rPr>
+    </w:lvl>
+  </w:abstractNum>
+  <w:abstractNum w:abstractNumId="18" w15:restartNumberingAfterBreak="0">
     <w:nsid w:val="44095264"/>
     <w:multiLevelType w:val="multilevel"/>
     <w:tmpl w:val="2AD6DA8A"/>
@@ -5091,7 +6555,7 @@
       </w:rPr>
     </w:lvl>
   </w:abstractNum>
-  <w:abstractNum w:abstractNumId="18" w15:restartNumberingAfterBreak="0">
+  <w:abstractNum w:abstractNumId="19" w15:restartNumberingAfterBreak="0">
     <w:nsid w:val="48A5184F"/>
     <w:multiLevelType w:val="multilevel"/>
     <w:tmpl w:val="82D224DA"/>
@@ -5240,7 +6704,7 @@
       </w:rPr>
     </w:lvl>
   </w:abstractNum>
-  <w:abstractNum w:abstractNumId="19" w15:restartNumberingAfterBreak="0">
+  <w:abstractNum w:abstractNumId="20" w15:restartNumberingAfterBreak="0">
     <w:nsid w:val="58527F13"/>
     <w:multiLevelType w:val="multilevel"/>
     <w:tmpl w:val="8DFA1BE8"/>
@@ -5389,7 +6853,7 @@
       </w:rPr>
     </w:lvl>
   </w:abstractNum>
-  <w:abstractNum w:abstractNumId="20" w15:restartNumberingAfterBreak="0">
+  <w:abstractNum w:abstractNumId="21" w15:restartNumberingAfterBreak="0">
     <w:nsid w:val="5A105631"/>
     <w:multiLevelType w:val="multilevel"/>
     <w:tmpl w:val="ADE4ACCA"/>
@@ -5538,7 +7002,7 @@
       </w:rPr>
     </w:lvl>
   </w:abstractNum>
-  <w:abstractNum w:abstractNumId="21" w15:restartNumberingAfterBreak="0">
+  <w:abstractNum w:abstractNumId="22" w15:restartNumberingAfterBreak="0">
     <w:nsid w:val="604178A8"/>
     <w:multiLevelType w:val="multilevel"/>
     <w:tmpl w:val="3F32B406"/>
@@ -5687,7 +7151,7 @@
       </w:rPr>
     </w:lvl>
   </w:abstractNum>
-  <w:abstractNum w:abstractNumId="22" w15:restartNumberingAfterBreak="0">
+  <w:abstractNum w:abstractNumId="23" w15:restartNumberingAfterBreak="0">
     <w:nsid w:val="65A65C63"/>
     <w:multiLevelType w:val="multilevel"/>
     <w:tmpl w:val="34FE8150"/>
@@ -5836,7 +7300,7 @@
       </w:rPr>
     </w:lvl>
   </w:abstractNum>
-  <w:abstractNum w:abstractNumId="23" w15:restartNumberingAfterBreak="0">
+  <w:abstractNum w:abstractNumId="24" w15:restartNumberingAfterBreak="0">
     <w:nsid w:val="6A440A92"/>
     <w:multiLevelType w:val="multilevel"/>
     <w:tmpl w:val="6C404D46"/>
@@ -5985,7 +7449,7 @@
       </w:rPr>
     </w:lvl>
   </w:abstractNum>
-  <w:abstractNum w:abstractNumId="24" w15:restartNumberingAfterBreak="0">
+  <w:abstractNum w:abstractNumId="25" w15:restartNumberingAfterBreak="0">
     <w:nsid w:val="7153522B"/>
     <w:multiLevelType w:val="multilevel"/>
     <w:tmpl w:val="037C25B8"/>
@@ -6134,7 +7598,7 @@
       </w:rPr>
     </w:lvl>
   </w:abstractNum>
-  <w:abstractNum w:abstractNumId="25" w15:restartNumberingAfterBreak="0">
+  <w:abstractNum w:abstractNumId="26" w15:restartNumberingAfterBreak="0">
     <w:nsid w:val="73530911"/>
     <w:multiLevelType w:val="multilevel"/>
     <w:tmpl w:val="20A4AD92"/>
@@ -6283,7 +7747,7 @@
       </w:rPr>
     </w:lvl>
   </w:abstractNum>
-  <w:abstractNum w:abstractNumId="26" w15:restartNumberingAfterBreak="0">
+  <w:abstractNum w:abstractNumId="27" w15:restartNumberingAfterBreak="0">
     <w:nsid w:val="76B554DA"/>
     <w:multiLevelType w:val="multilevel"/>
     <w:tmpl w:val="04F47AAA"/>
@@ -6432,7 +7896,156 @@
       </w:rPr>
     </w:lvl>
   </w:abstractNum>
-  <w:abstractNum w:abstractNumId="27" w15:restartNumberingAfterBreak="0">
+  <w:abstractNum w:abstractNumId="28" w15:restartNumberingAfterBreak="0">
+    <w:nsid w:val="78650B52"/>
+    <w:multiLevelType w:val="multilevel"/>
+    <w:tmpl w:val="D27A3AF8"/>
+    <w:lvl w:ilvl="0">
+      <w:start w:val="1"/>
+      <w:numFmt w:val="bullet"/>
+      <w:lvlText w:val=""/>
+      <w:lvlJc w:val="left"/>
+      <w:pPr>
+        <w:tabs>
+          <w:tab w:val="num" w:pos="720"/>
+        </w:tabs>
+        <w:ind w:left="720" w:hanging="360"/>
+      </w:pPr>
+      <w:rPr>
+        <w:rFonts w:ascii="Symbol" w:hAnsi="Symbol" w:hint="default"/>
+        <w:sz w:val="20"/>
+      </w:rPr>
+    </w:lvl>
+    <w:lvl w:ilvl="1">
+      <w:start w:val="1"/>
+      <w:numFmt w:val="bullet"/>
+      <w:lvlText w:val="o"/>
+      <w:lvlJc w:val="left"/>
+      <w:pPr>
+        <w:tabs>
+          <w:tab w:val="num" w:pos="1440"/>
+        </w:tabs>
+        <w:ind w:left="1440" w:hanging="360"/>
+      </w:pPr>
+      <w:rPr>
+        <w:rFonts w:ascii="Courier New" w:hAnsi="Courier New" w:hint="default"/>
+        <w:sz w:val="20"/>
+      </w:rPr>
+    </w:lvl>
+    <w:lvl w:ilvl="2" w:tentative="1">
+      <w:start w:val="1"/>
+      <w:numFmt w:val="bullet"/>
+      <w:lvlText w:val=""/>
+      <w:lvlJc w:val="left"/>
+      <w:pPr>
+        <w:tabs>
+          <w:tab w:val="num" w:pos="2160"/>
+        </w:tabs>
+        <w:ind w:left="2160" w:hanging="360"/>
+      </w:pPr>
+      <w:rPr>
+        <w:rFonts w:ascii="Wingdings" w:hAnsi="Wingdings" w:hint="default"/>
+        <w:sz w:val="20"/>
+      </w:rPr>
+    </w:lvl>
+    <w:lvl w:ilvl="3" w:tentative="1">
+      <w:start w:val="1"/>
+      <w:numFmt w:val="bullet"/>
+      <w:lvlText w:val=""/>
+      <w:lvlJc w:val="left"/>
+      <w:pPr>
+        <w:tabs>
+          <w:tab w:val="num" w:pos="2880"/>
+        </w:tabs>
+        <w:ind w:left="2880" w:hanging="360"/>
+      </w:pPr>
+      <w:rPr>
+        <w:rFonts w:ascii="Wingdings" w:hAnsi="Wingdings" w:hint="default"/>
+        <w:sz w:val="20"/>
+      </w:rPr>
+    </w:lvl>
+    <w:lvl w:ilvl="4" w:tentative="1">
+      <w:start w:val="1"/>
+      <w:numFmt w:val="bullet"/>
+      <w:lvlText w:val=""/>
+      <w:lvlJc w:val="left"/>
+      <w:pPr>
+        <w:tabs>
+          <w:tab w:val="num" w:pos="3600"/>
+        </w:tabs>
+        <w:ind w:left="3600" w:hanging="360"/>
+      </w:pPr>
+      <w:rPr>
+        <w:rFonts w:ascii="Wingdings" w:hAnsi="Wingdings" w:hint="default"/>
+        <w:sz w:val="20"/>
+      </w:rPr>
+    </w:lvl>
+    <w:lvl w:ilvl="5" w:tentative="1">
+      <w:start w:val="1"/>
+      <w:numFmt w:val="bullet"/>
+      <w:lvlText w:val=""/>
+      <w:lvlJc w:val="left"/>
+      <w:pPr>
+        <w:tabs>
+          <w:tab w:val="num" w:pos="4320"/>
+        </w:tabs>
+        <w:ind w:left="4320" w:hanging="360"/>
+      </w:pPr>
+      <w:rPr>
+        <w:rFonts w:ascii="Wingdings" w:hAnsi="Wingdings" w:hint="default"/>
+        <w:sz w:val="20"/>
+      </w:rPr>
+    </w:lvl>
+    <w:lvl w:ilvl="6" w:tentative="1">
+      <w:start w:val="1"/>
+      <w:numFmt w:val="bullet"/>
+      <w:lvlText w:val=""/>
+      <w:lvlJc w:val="left"/>
+      <w:pPr>
+        <w:tabs>
+          <w:tab w:val="num" w:pos="5040"/>
+        </w:tabs>
+        <w:ind w:left="5040" w:hanging="360"/>
+      </w:pPr>
+      <w:rPr>
+        <w:rFonts w:ascii="Wingdings" w:hAnsi="Wingdings" w:hint="default"/>
+        <w:sz w:val="20"/>
+      </w:rPr>
+    </w:lvl>
+    <w:lvl w:ilvl="7" w:tentative="1">
+      <w:start w:val="1"/>
+      <w:numFmt w:val="bullet"/>
+      <w:lvlText w:val=""/>
+      <w:lvlJc w:val="left"/>
+      <w:pPr>
+        <w:tabs>
+          <w:tab w:val="num" w:pos="5760"/>
+        </w:tabs>
+        <w:ind w:left="5760" w:hanging="360"/>
+      </w:pPr>
+      <w:rPr>
+        <w:rFonts w:ascii="Wingdings" w:hAnsi="Wingdings" w:hint="default"/>
+        <w:sz w:val="20"/>
+      </w:rPr>
+    </w:lvl>
+    <w:lvl w:ilvl="8" w:tentative="1">
+      <w:start w:val="1"/>
+      <w:numFmt w:val="bullet"/>
+      <w:lvlText w:val=""/>
+      <w:lvlJc w:val="left"/>
+      <w:pPr>
+        <w:tabs>
+          <w:tab w:val="num" w:pos="6480"/>
+        </w:tabs>
+        <w:ind w:left="6480" w:hanging="360"/>
+      </w:pPr>
+      <w:rPr>
+        <w:rFonts w:ascii="Wingdings" w:hAnsi="Wingdings" w:hint="default"/>
+        <w:sz w:val="20"/>
+      </w:rPr>
+    </w:lvl>
+  </w:abstractNum>
+  <w:abstractNum w:abstractNumId="29" w15:restartNumberingAfterBreak="0">
     <w:nsid w:val="7BBA5495"/>
     <w:multiLevelType w:val="multilevel"/>
     <w:tmpl w:val="6018E892"/>
@@ -6591,13 +8204,13 @@
     <w:abstractNumId w:val="15"/>
   </w:num>
   <w:num w:numId="4">
-    <w:abstractNumId w:val="27"/>
+    <w:abstractNumId w:val="29"/>
   </w:num>
   <w:num w:numId="5">
     <w:abstractNumId w:val="10"/>
   </w:num>
   <w:num w:numId="6">
-    <w:abstractNumId w:val="20"/>
+    <w:abstractNumId w:val="21"/>
   </w:num>
   <w:num w:numId="7">
     <w:abstractNumId w:val="3"/>
@@ -6606,7 +8219,7 @@
     <w:abstractNumId w:val="16"/>
   </w:num>
   <w:num w:numId="9">
-    <w:abstractNumId w:val="19"/>
+    <w:abstractNumId w:val="20"/>
   </w:num>
   <w:num w:numId="10">
     <w:abstractNumId w:val="1"/>
@@ -6615,7 +8228,7 @@
     <w:abstractNumId w:val="2"/>
   </w:num>
   <w:num w:numId="12">
-    <w:abstractNumId w:val="22"/>
+    <w:abstractNumId w:val="23"/>
   </w:num>
   <w:num w:numId="13">
     <w:abstractNumId w:val="13"/>
@@ -6624,7 +8237,7 @@
     <w:abstractNumId w:val="4"/>
   </w:num>
   <w:num w:numId="15">
-    <w:abstractNumId w:val="23"/>
+    <w:abstractNumId w:val="24"/>
   </w:num>
   <w:num w:numId="16">
     <w:abstractNumId w:val="14"/>
@@ -6633,19 +8246,19 @@
     <w:abstractNumId w:val="9"/>
   </w:num>
   <w:num w:numId="18">
-    <w:abstractNumId w:val="18"/>
+    <w:abstractNumId w:val="19"/>
   </w:num>
   <w:num w:numId="19">
     <w:abstractNumId w:val="0"/>
   </w:num>
   <w:num w:numId="20">
-    <w:abstractNumId w:val="21"/>
+    <w:abstractNumId w:val="22"/>
   </w:num>
   <w:num w:numId="21">
-    <w:abstractNumId w:val="24"/>
+    <w:abstractNumId w:val="25"/>
   </w:num>
   <w:num w:numId="22">
-    <w:abstractNumId w:val="17"/>
+    <w:abstractNumId w:val="18"/>
   </w:num>
   <w:num w:numId="23">
     <w:abstractNumId w:val="8"/>
@@ -6654,16 +8267,22 @@
     <w:abstractNumId w:val="11"/>
   </w:num>
   <w:num w:numId="25">
-    <w:abstractNumId w:val="26"/>
+    <w:abstractNumId w:val="27"/>
   </w:num>
   <w:num w:numId="26">
-    <w:abstractNumId w:val="25"/>
+    <w:abstractNumId w:val="26"/>
   </w:num>
   <w:num w:numId="27">
     <w:abstractNumId w:val="6"/>
   </w:num>
   <w:num w:numId="28">
     <w:abstractNumId w:val="5"/>
+  </w:num>
+  <w:num w:numId="29">
+    <w:abstractNumId w:val="28"/>
+  </w:num>
+  <w:num w:numId="30">
+    <w:abstractNumId w:val="17"/>
   </w:num>
 </w:numbering>
 </file>
@@ -7497,7 +9116,7 @@
 </file>
 
 <file path=customXml/itemProps1.xml><?xml version="1.0" encoding="utf-8"?>
-<ds:datastoreItem xmlns:ds="http://schemas.openxmlformats.org/officeDocument/2006/customXml" ds:itemID="{92F75193-EE8C-4A28-887C-8F4E02559323}">
+<ds:datastoreItem xmlns:ds="http://schemas.openxmlformats.org/officeDocument/2006/customXml" ds:itemID="{CE2891B6-EF92-421E-A910-26BE2A709D82}">
   <ds:schemaRefs>
     <ds:schemaRef ds:uri="http://schemas.openxmlformats.org/officeDocument/2006/bibliography"/>
   </ds:schemaRefs>

--- a/docs/03_KPI_Discovery.docx
+++ b/docs/03_KPI_Discovery.docx
@@ -3701,8 +3701,176 @@
       <w:r>
         <w:t>Established run lifecycle as KPI computation trigger</w:t>
       </w:r>
+    </w:p>
+    <w:p>
+      <w:pPr>
+        <w:pStyle w:val="Heading3"/>
+      </w:pPr>
+      <w:r>
+        <w:t>Day 26 Update</w:t>
+      </w:r>
+    </w:p>
+    <w:p>
+      <w:pPr>
+        <w:pStyle w:val="NormalWeb"/>
+      </w:pPr>
+      <w:r>
+        <w:t>No new analytical KPIs were introduced.</w:t>
+      </w:r>
+    </w:p>
+    <w:p>
+      <w:pPr>
+        <w:pStyle w:val="NormalWeb"/>
+      </w:pPr>
+      <w:r>
+        <w:t>Operational Metrics Exposed via API:</w:t>
+      </w:r>
+    </w:p>
+    <w:p>
+      <w:pPr>
+        <w:pStyle w:val="NormalWeb"/>
+        <w:numPr>
+          <w:ilvl w:val="0"/>
+          <w:numId w:val="31"/>
+        </w:numPr>
+      </w:pPr>
+      <w:r>
+        <w:t>Total runs</w:t>
+      </w:r>
+    </w:p>
+    <w:p>
+      <w:pPr>
+        <w:pStyle w:val="NormalWeb"/>
+        <w:numPr>
+          <w:ilvl w:val="0"/>
+          <w:numId w:val="31"/>
+        </w:numPr>
+      </w:pPr>
+      <w:r>
+        <w:t>Ingestion status</w:t>
+      </w:r>
+    </w:p>
+    <w:p>
+      <w:pPr>
+        <w:pStyle w:val="NormalWeb"/>
+        <w:numPr>
+          <w:ilvl w:val="0"/>
+          <w:numId w:val="31"/>
+        </w:numPr>
+      </w:pPr>
+      <w:r>
+        <w:t>Dashboard availability</w:t>
+      </w:r>
+    </w:p>
+    <w:p>
+      <w:pPr>
+        <w:pStyle w:val="NormalWeb"/>
+        <w:numPr>
+          <w:ilvl w:val="0"/>
+          <w:numId w:val="31"/>
+        </w:numPr>
+      </w:pPr>
+      <w:r>
+        <w:t>Data health indicators</w:t>
+      </w:r>
+    </w:p>
+    <w:p>
+      <w:pPr>
+        <w:pStyle w:val="NormalWeb"/>
+      </w:pPr>
+      <w:r>
+        <w:t>These metrics remain operational in nature and do not alter formal KPI definitions.</w:t>
+      </w:r>
+    </w:p>
+    <w:p>
+      <w:pPr>
+        <w:pStyle w:val="NormalWeb"/>
+      </w:pPr>
+      <w:r>
+        <w:t>Future KPI automation may emerge from digitized handwritten sheets via SCANKAR.</w:t>
+      </w:r>
       <w:bookmarkStart w:id="0" w:name="_GoBack"/>
       <w:bookmarkEnd w:id="0"/>
+    </w:p>
+    <w:p>
+      <w:pPr>
+        <w:pStyle w:val="NormalWeb"/>
+        <w:rPr>
+          <w:color w:val="000000" w:themeColor="text1"/>
+        </w:rPr>
+      </w:pPr>
+    </w:p>
+    <w:p>
+      <w:pPr>
+        <w:pStyle w:val="NormalWeb"/>
+        <w:rPr>
+          <w:color w:val="000000" w:themeColor="text1"/>
+        </w:rPr>
+      </w:pPr>
+    </w:p>
+    <w:p>
+      <w:pPr>
+        <w:pStyle w:val="NormalWeb"/>
+        <w:rPr>
+          <w:color w:val="000000" w:themeColor="text1"/>
+        </w:rPr>
+      </w:pPr>
+    </w:p>
+    <w:p>
+      <w:pPr>
+        <w:pStyle w:val="NormalWeb"/>
+        <w:rPr>
+          <w:color w:val="000000" w:themeColor="text1"/>
+        </w:rPr>
+      </w:pPr>
+    </w:p>
+    <w:p>
+      <w:pPr>
+        <w:pStyle w:val="NormalWeb"/>
+        <w:rPr>
+          <w:color w:val="000000" w:themeColor="text1"/>
+        </w:rPr>
+      </w:pPr>
+    </w:p>
+    <w:p>
+      <w:pPr>
+        <w:pStyle w:val="NormalWeb"/>
+        <w:rPr>
+          <w:color w:val="000000" w:themeColor="text1"/>
+        </w:rPr>
+      </w:pPr>
+    </w:p>
+    <w:p>
+      <w:pPr>
+        <w:pStyle w:val="NormalWeb"/>
+        <w:rPr>
+          <w:color w:val="000000" w:themeColor="text1"/>
+        </w:rPr>
+      </w:pPr>
+    </w:p>
+    <w:p>
+      <w:pPr>
+        <w:pStyle w:val="NormalWeb"/>
+        <w:rPr>
+          <w:color w:val="000000" w:themeColor="text1"/>
+        </w:rPr>
+      </w:pPr>
+    </w:p>
+    <w:p>
+      <w:pPr>
+        <w:pStyle w:val="NormalWeb"/>
+        <w:rPr>
+          <w:color w:val="000000" w:themeColor="text1"/>
+        </w:rPr>
+      </w:pPr>
+    </w:p>
+    <w:p>
+      <w:pPr>
+        <w:pStyle w:val="NormalWeb"/>
+        <w:rPr>
+          <w:color w:val="000000" w:themeColor="text1"/>
+        </w:rPr>
+      </w:pPr>
     </w:p>
     <w:p>
       <w:pPr>
@@ -7152,6 +7320,155 @@
     </w:lvl>
   </w:abstractNum>
   <w:abstractNum w:abstractNumId="23" w15:restartNumberingAfterBreak="0">
+    <w:nsid w:val="61BB0624"/>
+    <w:multiLevelType w:val="multilevel"/>
+    <w:tmpl w:val="A1B64B32"/>
+    <w:lvl w:ilvl="0">
+      <w:start w:val="1"/>
+      <w:numFmt w:val="bullet"/>
+      <w:lvlText w:val=""/>
+      <w:lvlJc w:val="left"/>
+      <w:pPr>
+        <w:tabs>
+          <w:tab w:val="num" w:pos="720"/>
+        </w:tabs>
+        <w:ind w:left="720" w:hanging="360"/>
+      </w:pPr>
+      <w:rPr>
+        <w:rFonts w:ascii="Symbol" w:hAnsi="Symbol" w:hint="default"/>
+        <w:sz w:val="20"/>
+      </w:rPr>
+    </w:lvl>
+    <w:lvl w:ilvl="1" w:tentative="1">
+      <w:start w:val="1"/>
+      <w:numFmt w:val="bullet"/>
+      <w:lvlText w:val="o"/>
+      <w:lvlJc w:val="left"/>
+      <w:pPr>
+        <w:tabs>
+          <w:tab w:val="num" w:pos="1440"/>
+        </w:tabs>
+        <w:ind w:left="1440" w:hanging="360"/>
+      </w:pPr>
+      <w:rPr>
+        <w:rFonts w:ascii="Courier New" w:hAnsi="Courier New" w:hint="default"/>
+        <w:sz w:val="20"/>
+      </w:rPr>
+    </w:lvl>
+    <w:lvl w:ilvl="2" w:tentative="1">
+      <w:start w:val="1"/>
+      <w:numFmt w:val="bullet"/>
+      <w:lvlText w:val=""/>
+      <w:lvlJc w:val="left"/>
+      <w:pPr>
+        <w:tabs>
+          <w:tab w:val="num" w:pos="2160"/>
+        </w:tabs>
+        <w:ind w:left="2160" w:hanging="360"/>
+      </w:pPr>
+      <w:rPr>
+        <w:rFonts w:ascii="Wingdings" w:hAnsi="Wingdings" w:hint="default"/>
+        <w:sz w:val="20"/>
+      </w:rPr>
+    </w:lvl>
+    <w:lvl w:ilvl="3" w:tentative="1">
+      <w:start w:val="1"/>
+      <w:numFmt w:val="bullet"/>
+      <w:lvlText w:val=""/>
+      <w:lvlJc w:val="left"/>
+      <w:pPr>
+        <w:tabs>
+          <w:tab w:val="num" w:pos="2880"/>
+        </w:tabs>
+        <w:ind w:left="2880" w:hanging="360"/>
+      </w:pPr>
+      <w:rPr>
+        <w:rFonts w:ascii="Wingdings" w:hAnsi="Wingdings" w:hint="default"/>
+        <w:sz w:val="20"/>
+      </w:rPr>
+    </w:lvl>
+    <w:lvl w:ilvl="4" w:tentative="1">
+      <w:start w:val="1"/>
+      <w:numFmt w:val="bullet"/>
+      <w:lvlText w:val=""/>
+      <w:lvlJc w:val="left"/>
+      <w:pPr>
+        <w:tabs>
+          <w:tab w:val="num" w:pos="3600"/>
+        </w:tabs>
+        <w:ind w:left="3600" w:hanging="360"/>
+      </w:pPr>
+      <w:rPr>
+        <w:rFonts w:ascii="Wingdings" w:hAnsi="Wingdings" w:hint="default"/>
+        <w:sz w:val="20"/>
+      </w:rPr>
+    </w:lvl>
+    <w:lvl w:ilvl="5" w:tentative="1">
+      <w:start w:val="1"/>
+      <w:numFmt w:val="bullet"/>
+      <w:lvlText w:val=""/>
+      <w:lvlJc w:val="left"/>
+      <w:pPr>
+        <w:tabs>
+          <w:tab w:val="num" w:pos="4320"/>
+        </w:tabs>
+        <w:ind w:left="4320" w:hanging="360"/>
+      </w:pPr>
+      <w:rPr>
+        <w:rFonts w:ascii="Wingdings" w:hAnsi="Wingdings" w:hint="default"/>
+        <w:sz w:val="20"/>
+      </w:rPr>
+    </w:lvl>
+    <w:lvl w:ilvl="6" w:tentative="1">
+      <w:start w:val="1"/>
+      <w:numFmt w:val="bullet"/>
+      <w:lvlText w:val=""/>
+      <w:lvlJc w:val="left"/>
+      <w:pPr>
+        <w:tabs>
+          <w:tab w:val="num" w:pos="5040"/>
+        </w:tabs>
+        <w:ind w:left="5040" w:hanging="360"/>
+      </w:pPr>
+      <w:rPr>
+        <w:rFonts w:ascii="Wingdings" w:hAnsi="Wingdings" w:hint="default"/>
+        <w:sz w:val="20"/>
+      </w:rPr>
+    </w:lvl>
+    <w:lvl w:ilvl="7" w:tentative="1">
+      <w:start w:val="1"/>
+      <w:numFmt w:val="bullet"/>
+      <w:lvlText w:val=""/>
+      <w:lvlJc w:val="left"/>
+      <w:pPr>
+        <w:tabs>
+          <w:tab w:val="num" w:pos="5760"/>
+        </w:tabs>
+        <w:ind w:left="5760" w:hanging="360"/>
+      </w:pPr>
+      <w:rPr>
+        <w:rFonts w:ascii="Wingdings" w:hAnsi="Wingdings" w:hint="default"/>
+        <w:sz w:val="20"/>
+      </w:rPr>
+    </w:lvl>
+    <w:lvl w:ilvl="8" w:tentative="1">
+      <w:start w:val="1"/>
+      <w:numFmt w:val="bullet"/>
+      <w:lvlText w:val=""/>
+      <w:lvlJc w:val="left"/>
+      <w:pPr>
+        <w:tabs>
+          <w:tab w:val="num" w:pos="6480"/>
+        </w:tabs>
+        <w:ind w:left="6480" w:hanging="360"/>
+      </w:pPr>
+      <w:rPr>
+        <w:rFonts w:ascii="Wingdings" w:hAnsi="Wingdings" w:hint="default"/>
+        <w:sz w:val="20"/>
+      </w:rPr>
+    </w:lvl>
+  </w:abstractNum>
+  <w:abstractNum w:abstractNumId="24" w15:restartNumberingAfterBreak="0">
     <w:nsid w:val="65A65C63"/>
     <w:multiLevelType w:val="multilevel"/>
     <w:tmpl w:val="34FE8150"/>
@@ -7300,7 +7617,7 @@
       </w:rPr>
     </w:lvl>
   </w:abstractNum>
-  <w:abstractNum w:abstractNumId="24" w15:restartNumberingAfterBreak="0">
+  <w:abstractNum w:abstractNumId="25" w15:restartNumberingAfterBreak="0">
     <w:nsid w:val="6A440A92"/>
     <w:multiLevelType w:val="multilevel"/>
     <w:tmpl w:val="6C404D46"/>
@@ -7449,7 +7766,7 @@
       </w:rPr>
     </w:lvl>
   </w:abstractNum>
-  <w:abstractNum w:abstractNumId="25" w15:restartNumberingAfterBreak="0">
+  <w:abstractNum w:abstractNumId="26" w15:restartNumberingAfterBreak="0">
     <w:nsid w:val="7153522B"/>
     <w:multiLevelType w:val="multilevel"/>
     <w:tmpl w:val="037C25B8"/>
@@ -7598,7 +7915,7 @@
       </w:rPr>
     </w:lvl>
   </w:abstractNum>
-  <w:abstractNum w:abstractNumId="26" w15:restartNumberingAfterBreak="0">
+  <w:abstractNum w:abstractNumId="27" w15:restartNumberingAfterBreak="0">
     <w:nsid w:val="73530911"/>
     <w:multiLevelType w:val="multilevel"/>
     <w:tmpl w:val="20A4AD92"/>
@@ -7747,7 +8064,7 @@
       </w:rPr>
     </w:lvl>
   </w:abstractNum>
-  <w:abstractNum w:abstractNumId="27" w15:restartNumberingAfterBreak="0">
+  <w:abstractNum w:abstractNumId="28" w15:restartNumberingAfterBreak="0">
     <w:nsid w:val="76B554DA"/>
     <w:multiLevelType w:val="multilevel"/>
     <w:tmpl w:val="04F47AAA"/>
@@ -7896,7 +8213,7 @@
       </w:rPr>
     </w:lvl>
   </w:abstractNum>
-  <w:abstractNum w:abstractNumId="28" w15:restartNumberingAfterBreak="0">
+  <w:abstractNum w:abstractNumId="29" w15:restartNumberingAfterBreak="0">
     <w:nsid w:val="78650B52"/>
     <w:multiLevelType w:val="multilevel"/>
     <w:tmpl w:val="D27A3AF8"/>
@@ -8045,7 +8362,7 @@
       </w:rPr>
     </w:lvl>
   </w:abstractNum>
-  <w:abstractNum w:abstractNumId="29" w15:restartNumberingAfterBreak="0">
+  <w:abstractNum w:abstractNumId="30" w15:restartNumberingAfterBreak="0">
     <w:nsid w:val="7BBA5495"/>
     <w:multiLevelType w:val="multilevel"/>
     <w:tmpl w:val="6018E892"/>
@@ -8204,7 +8521,7 @@
     <w:abstractNumId w:val="15"/>
   </w:num>
   <w:num w:numId="4">
-    <w:abstractNumId w:val="29"/>
+    <w:abstractNumId w:val="30"/>
   </w:num>
   <w:num w:numId="5">
     <w:abstractNumId w:val="10"/>
@@ -8228,7 +8545,7 @@
     <w:abstractNumId w:val="2"/>
   </w:num>
   <w:num w:numId="12">
-    <w:abstractNumId w:val="23"/>
+    <w:abstractNumId w:val="24"/>
   </w:num>
   <w:num w:numId="13">
     <w:abstractNumId w:val="13"/>
@@ -8237,7 +8554,7 @@
     <w:abstractNumId w:val="4"/>
   </w:num>
   <w:num w:numId="15">
-    <w:abstractNumId w:val="24"/>
+    <w:abstractNumId w:val="25"/>
   </w:num>
   <w:num w:numId="16">
     <w:abstractNumId w:val="14"/>
@@ -8255,7 +8572,7 @@
     <w:abstractNumId w:val="22"/>
   </w:num>
   <w:num w:numId="21">
-    <w:abstractNumId w:val="25"/>
+    <w:abstractNumId w:val="26"/>
   </w:num>
   <w:num w:numId="22">
     <w:abstractNumId w:val="18"/>
@@ -8267,10 +8584,10 @@
     <w:abstractNumId w:val="11"/>
   </w:num>
   <w:num w:numId="25">
-    <w:abstractNumId w:val="27"/>
+    <w:abstractNumId w:val="28"/>
   </w:num>
   <w:num w:numId="26">
-    <w:abstractNumId w:val="26"/>
+    <w:abstractNumId w:val="27"/>
   </w:num>
   <w:num w:numId="27">
     <w:abstractNumId w:val="6"/>
@@ -8279,10 +8596,13 @@
     <w:abstractNumId w:val="5"/>
   </w:num>
   <w:num w:numId="29">
-    <w:abstractNumId w:val="28"/>
+    <w:abstractNumId w:val="29"/>
   </w:num>
   <w:num w:numId="30">
     <w:abstractNumId w:val="17"/>
+  </w:num>
+  <w:num w:numId="31">
+    <w:abstractNumId w:val="23"/>
   </w:num>
 </w:numbering>
 </file>
@@ -9116,7 +9436,7 @@
 </file>
 
 <file path=customXml/itemProps1.xml><?xml version="1.0" encoding="utf-8"?>
-<ds:datastoreItem xmlns:ds="http://schemas.openxmlformats.org/officeDocument/2006/customXml" ds:itemID="{CE2891B6-EF92-421E-A910-26BE2A709D82}">
+<ds:datastoreItem xmlns:ds="http://schemas.openxmlformats.org/officeDocument/2006/customXml" ds:itemID="{CB48B761-D63B-4238-B85F-A97C9F4B258F}">
   <ds:schemaRefs>
     <ds:schemaRef ds:uri="http://schemas.openxmlformats.org/officeDocument/2006/bibliography"/>
   </ds:schemaRefs>

--- a/docs/03_KPI_Discovery.docx
+++ b/docs/03_KPI_Discovery.docx
@@ -3789,48 +3789,354 @@
       <w:r>
         <w:t>Future KPI automation may emerge from digitized handwritten sheets via SCANKAR.</w:t>
       </w:r>
+    </w:p>
+    <w:p>
+      <w:pPr>
+        <w:pStyle w:val="NormalWeb"/>
+        <w:rPr>
+          <w:color w:val="000000" w:themeColor="text1"/>
+        </w:rPr>
+      </w:pPr>
+    </w:p>
+    <w:p>
+      <w:pPr>
+        <w:pStyle w:val="NormalWeb"/>
+        <w:rPr>
+          <w:color w:val="000000" w:themeColor="text1"/>
+        </w:rPr>
+      </w:pPr>
+    </w:p>
+    <w:p>
+      <w:pPr>
+        <w:pStyle w:val="NormalWeb"/>
+        <w:rPr>
+          <w:color w:val="000000" w:themeColor="text1"/>
+        </w:rPr>
+      </w:pPr>
+    </w:p>
+    <w:p>
+      <w:pPr>
+        <w:pStyle w:val="NormalWeb"/>
+        <w:rPr>
+          <w:color w:val="000000" w:themeColor="text1"/>
+        </w:rPr>
+      </w:pPr>
+    </w:p>
+    <w:p>
+      <w:pPr>
+        <w:pStyle w:val="Heading3"/>
+      </w:pPr>
+      <w:r>
+        <w:lastRenderedPageBreak/>
+        <w:t>Day 27&amp;28</w:t>
+      </w:r>
+      <w:r>
+        <w:t xml:space="preserve"> Update</w:t>
+      </w:r>
+    </w:p>
+    <w:p>
+      <w:pPr>
+        <w:pStyle w:val="NormalWeb"/>
+        <w:numPr>
+          <w:ilvl w:val="0"/>
+          <w:numId w:val="31"/>
+        </w:numPr>
+        <w:spacing w:before="0" w:beforeAutospacing="0" w:after="0" w:afterAutospacing="0"/>
+      </w:pPr>
+      <w:r>
+        <w:t>Identified UX improvements necessary for better KPI visualization</w:t>
+      </w:r>
+    </w:p>
+    <w:p>
+      <w:pPr>
+        <w:pStyle w:val="NormalWeb"/>
+        <w:numPr>
+          <w:ilvl w:val="0"/>
+          <w:numId w:val="31"/>
+        </w:numPr>
+        <w:spacing w:before="0" w:beforeAutospacing="0" w:after="0" w:afterAutospacing="0"/>
+      </w:pPr>
+      <w:r>
+        <w:t>Reinforced run-based isolation for KPI computation</w:t>
+      </w:r>
+    </w:p>
+    <w:p>
+      <w:pPr>
+        <w:pStyle w:val="NormalWeb"/>
+        <w:numPr>
+          <w:ilvl w:val="0"/>
+          <w:numId w:val="31"/>
+        </w:numPr>
+        <w:spacing w:before="0" w:beforeAutospacing="0" w:after="0" w:afterAutospacing="0"/>
+      </w:pPr>
+      <w:r>
+        <w:t>Recognized need for rule-based engine to automate KPI triggers</w:t>
+      </w:r>
+    </w:p>
+    <w:p>
+      <w:pPr>
+        <w:pStyle w:val="NormalWeb"/>
+        <w:numPr>
+          <w:ilvl w:val="0"/>
+          <w:numId w:val="31"/>
+        </w:numPr>
+        <w:spacing w:before="0" w:beforeAutospacing="0" w:after="0" w:afterAutospacing="0"/>
+      </w:pPr>
+      <w:proofErr w:type="spellStart"/>
+      <w:r>
+        <w:t>ScanKar</w:t>
+      </w:r>
+      <w:proofErr w:type="spellEnd"/>
+      <w:r>
+        <w:t xml:space="preserve"> concept includes structured data capture KPIs</w:t>
+      </w:r>
+    </w:p>
+    <w:p>
+      <w:pPr>
+        <w:pStyle w:val="Heading3"/>
+      </w:pPr>
+    </w:p>
+    <w:p>
+      <w:pPr>
+        <w:spacing w:before="100" w:beforeAutospacing="1" w:after="100" w:afterAutospacing="1" w:line="240" w:lineRule="auto"/>
+        <w:rPr>
+          <w:rFonts w:ascii="Times New Roman" w:eastAsia="Times New Roman" w:hAnsi="Times New Roman" w:cs="Times New Roman"/>
+          <w:sz w:val="24"/>
+          <w:szCs w:val="24"/>
+        </w:rPr>
+      </w:pPr>
+      <w:proofErr w:type="gramStart"/>
+      <w:r>
+        <w:rPr>
+          <w:rFonts w:ascii="Times New Roman" w:eastAsia="Times New Roman" w:hAnsi="Symbol" w:cs="Times New Roman"/>
+          <w:sz w:val="24"/>
+          <w:szCs w:val="24"/>
+        </w:rPr>
+        <w:t></w:t>
+      </w:r>
+      <w:r>
+        <w:rPr>
+          <w:rFonts w:ascii="Times New Roman" w:eastAsia="Times New Roman" w:hAnsi="Times New Roman" w:cs="Times New Roman"/>
+          <w:sz w:val="24"/>
+          <w:szCs w:val="24"/>
+        </w:rPr>
+        <w:t xml:space="preserve">  Health</w:t>
+      </w:r>
+      <w:proofErr w:type="gramEnd"/>
+      <w:r>
+        <w:rPr>
+          <w:rFonts w:ascii="Times New Roman" w:eastAsia="Times New Roman" w:hAnsi="Times New Roman" w:cs="Times New Roman"/>
+          <w:sz w:val="24"/>
+          <w:szCs w:val="24"/>
+        </w:rPr>
+        <w:t xml:space="preserve"> score established as immediate run-level KPI</w:t>
+      </w:r>
+    </w:p>
+    <w:p>
+      <w:pPr>
+        <w:spacing w:before="100" w:beforeAutospacing="1" w:after="100" w:afterAutospacing="1" w:line="240" w:lineRule="auto"/>
+        <w:rPr>
+          <w:rFonts w:ascii="Times New Roman" w:eastAsia="Times New Roman" w:hAnsi="Times New Roman" w:cs="Times New Roman"/>
+          <w:sz w:val="24"/>
+          <w:szCs w:val="24"/>
+        </w:rPr>
+      </w:pPr>
+      <w:proofErr w:type="gramStart"/>
+      <w:r>
+        <w:rPr>
+          <w:rFonts w:ascii="Times New Roman" w:eastAsia="Times New Roman" w:hAnsi="Symbol" w:cs="Times New Roman"/>
+          <w:sz w:val="24"/>
+          <w:szCs w:val="24"/>
+        </w:rPr>
+        <w:t></w:t>
+      </w:r>
+      <w:r>
+        <w:rPr>
+          <w:rFonts w:ascii="Times New Roman" w:eastAsia="Times New Roman" w:hAnsi="Times New Roman" w:cs="Times New Roman"/>
+          <w:sz w:val="24"/>
+          <w:szCs w:val="24"/>
+        </w:rPr>
+        <w:t xml:space="preserve">  Identified</w:t>
+      </w:r>
+      <w:proofErr w:type="gramEnd"/>
+      <w:r>
+        <w:rPr>
+          <w:rFonts w:ascii="Times New Roman" w:eastAsia="Times New Roman" w:hAnsi="Times New Roman" w:cs="Times New Roman"/>
+          <w:sz w:val="24"/>
+          <w:szCs w:val="24"/>
+        </w:rPr>
+        <w:t xml:space="preserve"> deterministic KPIs from:</w:t>
+      </w:r>
+    </w:p>
+    <w:p>
+      <w:pPr>
+        <w:numPr>
+          <w:ilvl w:val="0"/>
+          <w:numId w:val="33"/>
+        </w:numPr>
+        <w:spacing w:before="100" w:beforeAutospacing="1" w:after="100" w:afterAutospacing="1" w:line="240" w:lineRule="auto"/>
+        <w:rPr>
+          <w:rFonts w:ascii="Times New Roman" w:eastAsia="Times New Roman" w:hAnsi="Times New Roman" w:cs="Times New Roman"/>
+          <w:sz w:val="24"/>
+          <w:szCs w:val="24"/>
+        </w:rPr>
+      </w:pPr>
+      <w:r>
+        <w:rPr>
+          <w:rFonts w:ascii="Times New Roman" w:eastAsia="Times New Roman" w:hAnsi="Times New Roman" w:cs="Times New Roman"/>
+          <w:sz w:val="24"/>
+          <w:szCs w:val="24"/>
+        </w:rPr>
+        <w:t>Missing percentage</w:t>
+      </w:r>
+    </w:p>
+    <w:p>
+      <w:pPr>
+        <w:numPr>
+          <w:ilvl w:val="0"/>
+          <w:numId w:val="33"/>
+        </w:numPr>
+        <w:spacing w:before="100" w:beforeAutospacing="1" w:after="100" w:afterAutospacing="1" w:line="240" w:lineRule="auto"/>
+        <w:rPr>
+          <w:rFonts w:ascii="Times New Roman" w:eastAsia="Times New Roman" w:hAnsi="Times New Roman" w:cs="Times New Roman"/>
+          <w:sz w:val="24"/>
+          <w:szCs w:val="24"/>
+        </w:rPr>
+      </w:pPr>
+      <w:r>
+        <w:rPr>
+          <w:rFonts w:ascii="Times New Roman" w:eastAsia="Times New Roman" w:hAnsi="Times New Roman" w:cs="Times New Roman"/>
+          <w:sz w:val="24"/>
+          <w:szCs w:val="24"/>
+        </w:rPr>
+        <w:t>Outlier count</w:t>
+      </w:r>
+    </w:p>
+    <w:p>
+      <w:pPr>
+        <w:numPr>
+          <w:ilvl w:val="0"/>
+          <w:numId w:val="33"/>
+        </w:numPr>
+        <w:spacing w:before="100" w:beforeAutospacing="1" w:after="100" w:afterAutospacing="1" w:line="240" w:lineRule="auto"/>
+        <w:rPr>
+          <w:rFonts w:ascii="Times New Roman" w:eastAsia="Times New Roman" w:hAnsi="Times New Roman" w:cs="Times New Roman"/>
+          <w:sz w:val="24"/>
+          <w:szCs w:val="24"/>
+        </w:rPr>
+      </w:pPr>
+      <w:r>
+        <w:rPr>
+          <w:rFonts w:ascii="Times New Roman" w:eastAsia="Times New Roman" w:hAnsi="Times New Roman" w:cs="Times New Roman"/>
+          <w:sz w:val="24"/>
+          <w:szCs w:val="24"/>
+        </w:rPr>
+        <w:t>Threshold violations</w:t>
+      </w:r>
+    </w:p>
+    <w:p>
+      <w:pPr>
+        <w:numPr>
+          <w:ilvl w:val="0"/>
+          <w:numId w:val="33"/>
+        </w:numPr>
+        <w:spacing w:before="100" w:beforeAutospacing="1" w:after="100" w:afterAutospacing="1" w:line="240" w:lineRule="auto"/>
+        <w:rPr>
+          <w:rFonts w:ascii="Times New Roman" w:eastAsia="Times New Roman" w:hAnsi="Times New Roman" w:cs="Times New Roman"/>
+          <w:sz w:val="24"/>
+          <w:szCs w:val="24"/>
+        </w:rPr>
+      </w:pPr>
+      <w:r>
+        <w:rPr>
+          <w:rFonts w:ascii="Times New Roman" w:eastAsia="Times New Roman" w:hAnsi="Times New Roman" w:cs="Times New Roman"/>
+          <w:sz w:val="24"/>
+          <w:szCs w:val="24"/>
+        </w:rPr>
+        <w:t>Domain rule triggers</w:t>
+      </w:r>
+    </w:p>
+    <w:p>
+      <w:pPr>
+        <w:spacing w:before="100" w:beforeAutospacing="1" w:after="100" w:afterAutospacing="1" w:line="240" w:lineRule="auto"/>
+        <w:rPr>
+          <w:rFonts w:ascii="Times New Roman" w:eastAsia="Times New Roman" w:hAnsi="Times New Roman" w:cs="Times New Roman"/>
+          <w:sz w:val="24"/>
+          <w:szCs w:val="24"/>
+        </w:rPr>
+      </w:pPr>
+      <w:proofErr w:type="gramStart"/>
+      <w:r>
+        <w:rPr>
+          <w:rFonts w:ascii="Times New Roman" w:eastAsia="Times New Roman" w:hAnsi="Symbol" w:cs="Times New Roman"/>
+          <w:sz w:val="24"/>
+          <w:szCs w:val="24"/>
+        </w:rPr>
+        <w:t></w:t>
+      </w:r>
+      <w:r>
+        <w:rPr>
+          <w:rFonts w:ascii="Times New Roman" w:eastAsia="Times New Roman" w:hAnsi="Times New Roman" w:cs="Times New Roman"/>
+          <w:sz w:val="24"/>
+          <w:szCs w:val="24"/>
+        </w:rPr>
+        <w:t xml:space="preserve">  Rule</w:t>
+      </w:r>
+      <w:proofErr w:type="gramEnd"/>
+      <w:r>
+        <w:rPr>
+          <w:rFonts w:ascii="Times New Roman" w:eastAsia="Times New Roman" w:hAnsi="Times New Roman" w:cs="Times New Roman"/>
+          <w:sz w:val="24"/>
+          <w:szCs w:val="24"/>
+        </w:rPr>
+        <w:t>-based insight generation identified as next KPI layer</w:t>
+      </w:r>
+    </w:p>
+    <w:p>
+      <w:pPr>
+        <w:spacing w:before="100" w:beforeAutospacing="1" w:after="100" w:afterAutospacing="1" w:line="240" w:lineRule="auto"/>
+        <w:rPr>
+          <w:rFonts w:ascii="Times New Roman" w:eastAsia="Times New Roman" w:hAnsi="Times New Roman" w:cs="Times New Roman"/>
+          <w:sz w:val="24"/>
+          <w:szCs w:val="24"/>
+        </w:rPr>
+      </w:pPr>
+      <w:proofErr w:type="gramStart"/>
+      <w:r>
+        <w:rPr>
+          <w:rFonts w:ascii="Times New Roman" w:eastAsia="Times New Roman" w:hAnsi="Symbol" w:cs="Times New Roman"/>
+          <w:sz w:val="24"/>
+          <w:szCs w:val="24"/>
+        </w:rPr>
+        <w:t></w:t>
+      </w:r>
+      <w:r>
+        <w:rPr>
+          <w:rFonts w:ascii="Times New Roman" w:eastAsia="Times New Roman" w:hAnsi="Times New Roman" w:cs="Times New Roman"/>
+          <w:sz w:val="24"/>
+          <w:szCs w:val="24"/>
+        </w:rPr>
+        <w:t xml:space="preserve">  ML</w:t>
+      </w:r>
+      <w:proofErr w:type="gramEnd"/>
+      <w:r>
+        <w:rPr>
+          <w:rFonts w:ascii="Times New Roman" w:eastAsia="Times New Roman" w:hAnsi="Times New Roman" w:cs="Times New Roman"/>
+          <w:sz w:val="24"/>
+          <w:szCs w:val="24"/>
+        </w:rPr>
+        <w:t xml:space="preserve"> anomaly scoring planned as secondary intelligence KPI layer</w:t>
+      </w:r>
+    </w:p>
+    <w:p>
+      <w:pPr>
+        <w:pStyle w:val="NormalWeb"/>
+        <w:rPr>
+          <w:color w:val="000000" w:themeColor="text1"/>
+        </w:rPr>
+      </w:pPr>
       <w:bookmarkStart w:id="0" w:name="_GoBack"/>
       <w:bookmarkEnd w:id="0"/>
-    </w:p>
-    <w:p>
-      <w:pPr>
-        <w:pStyle w:val="NormalWeb"/>
-        <w:rPr>
-          <w:color w:val="000000" w:themeColor="text1"/>
-        </w:rPr>
-      </w:pPr>
-    </w:p>
-    <w:p>
-      <w:pPr>
-        <w:pStyle w:val="NormalWeb"/>
-        <w:rPr>
-          <w:color w:val="000000" w:themeColor="text1"/>
-        </w:rPr>
-      </w:pPr>
-    </w:p>
-    <w:p>
-      <w:pPr>
-        <w:pStyle w:val="NormalWeb"/>
-        <w:rPr>
-          <w:color w:val="000000" w:themeColor="text1"/>
-        </w:rPr>
-      </w:pPr>
-    </w:p>
-    <w:p>
-      <w:pPr>
-        <w:pStyle w:val="NormalWeb"/>
-        <w:rPr>
-          <w:color w:val="000000" w:themeColor="text1"/>
-        </w:rPr>
-      </w:pPr>
-    </w:p>
-    <w:p>
-      <w:pPr>
-        <w:pStyle w:val="NormalWeb"/>
-        <w:rPr>
-          <w:color w:val="000000" w:themeColor="text1"/>
-        </w:rPr>
-      </w:pPr>
     </w:p>
     <w:p>
       <w:pPr>
@@ -7171,6 +7477,119 @@
     </w:lvl>
   </w:abstractNum>
   <w:abstractNum w:abstractNumId="22" w15:restartNumberingAfterBreak="0">
+    <w:nsid w:val="5A9D04EB"/>
+    <w:multiLevelType w:val="hybridMultilevel"/>
+    <w:tmpl w:val="ACE67466"/>
+    <w:lvl w:ilvl="0" w:tplc="04090001">
+      <w:start w:val="1"/>
+      <w:numFmt w:val="bullet"/>
+      <w:lvlText w:val=""/>
+      <w:lvlJc w:val="left"/>
+      <w:pPr>
+        <w:ind w:left="720" w:hanging="360"/>
+      </w:pPr>
+      <w:rPr>
+        <w:rFonts w:ascii="Symbol" w:hAnsi="Symbol" w:hint="default"/>
+      </w:rPr>
+    </w:lvl>
+    <w:lvl w:ilvl="1" w:tplc="04090003" w:tentative="1">
+      <w:start w:val="1"/>
+      <w:numFmt w:val="bullet"/>
+      <w:lvlText w:val="o"/>
+      <w:lvlJc w:val="left"/>
+      <w:pPr>
+        <w:ind w:left="1440" w:hanging="360"/>
+      </w:pPr>
+      <w:rPr>
+        <w:rFonts w:ascii="Courier New" w:hAnsi="Courier New" w:cs="Courier New" w:hint="default"/>
+      </w:rPr>
+    </w:lvl>
+    <w:lvl w:ilvl="2" w:tplc="04090005" w:tentative="1">
+      <w:start w:val="1"/>
+      <w:numFmt w:val="bullet"/>
+      <w:lvlText w:val=""/>
+      <w:lvlJc w:val="left"/>
+      <w:pPr>
+        <w:ind w:left="2160" w:hanging="360"/>
+      </w:pPr>
+      <w:rPr>
+        <w:rFonts w:ascii="Wingdings" w:hAnsi="Wingdings" w:hint="default"/>
+      </w:rPr>
+    </w:lvl>
+    <w:lvl w:ilvl="3" w:tplc="04090001" w:tentative="1">
+      <w:start w:val="1"/>
+      <w:numFmt w:val="bullet"/>
+      <w:lvlText w:val=""/>
+      <w:lvlJc w:val="left"/>
+      <w:pPr>
+        <w:ind w:left="2880" w:hanging="360"/>
+      </w:pPr>
+      <w:rPr>
+        <w:rFonts w:ascii="Symbol" w:hAnsi="Symbol" w:hint="default"/>
+      </w:rPr>
+    </w:lvl>
+    <w:lvl w:ilvl="4" w:tplc="04090003" w:tentative="1">
+      <w:start w:val="1"/>
+      <w:numFmt w:val="bullet"/>
+      <w:lvlText w:val="o"/>
+      <w:lvlJc w:val="left"/>
+      <w:pPr>
+        <w:ind w:left="3600" w:hanging="360"/>
+      </w:pPr>
+      <w:rPr>
+        <w:rFonts w:ascii="Courier New" w:hAnsi="Courier New" w:cs="Courier New" w:hint="default"/>
+      </w:rPr>
+    </w:lvl>
+    <w:lvl w:ilvl="5" w:tplc="04090005" w:tentative="1">
+      <w:start w:val="1"/>
+      <w:numFmt w:val="bullet"/>
+      <w:lvlText w:val=""/>
+      <w:lvlJc w:val="left"/>
+      <w:pPr>
+        <w:ind w:left="4320" w:hanging="360"/>
+      </w:pPr>
+      <w:rPr>
+        <w:rFonts w:ascii="Wingdings" w:hAnsi="Wingdings" w:hint="default"/>
+      </w:rPr>
+    </w:lvl>
+    <w:lvl w:ilvl="6" w:tplc="04090001" w:tentative="1">
+      <w:start w:val="1"/>
+      <w:numFmt w:val="bullet"/>
+      <w:lvlText w:val=""/>
+      <w:lvlJc w:val="left"/>
+      <w:pPr>
+        <w:ind w:left="5040" w:hanging="360"/>
+      </w:pPr>
+      <w:rPr>
+        <w:rFonts w:ascii="Symbol" w:hAnsi="Symbol" w:hint="default"/>
+      </w:rPr>
+    </w:lvl>
+    <w:lvl w:ilvl="7" w:tplc="04090003" w:tentative="1">
+      <w:start w:val="1"/>
+      <w:numFmt w:val="bullet"/>
+      <w:lvlText w:val="o"/>
+      <w:lvlJc w:val="left"/>
+      <w:pPr>
+        <w:ind w:left="5760" w:hanging="360"/>
+      </w:pPr>
+      <w:rPr>
+        <w:rFonts w:ascii="Courier New" w:hAnsi="Courier New" w:cs="Courier New" w:hint="default"/>
+      </w:rPr>
+    </w:lvl>
+    <w:lvl w:ilvl="8" w:tplc="04090005" w:tentative="1">
+      <w:start w:val="1"/>
+      <w:numFmt w:val="bullet"/>
+      <w:lvlText w:val=""/>
+      <w:lvlJc w:val="left"/>
+      <w:pPr>
+        <w:ind w:left="6480" w:hanging="360"/>
+      </w:pPr>
+      <w:rPr>
+        <w:rFonts w:ascii="Wingdings" w:hAnsi="Wingdings" w:hint="default"/>
+      </w:rPr>
+    </w:lvl>
+  </w:abstractNum>
+  <w:abstractNum w:abstractNumId="23" w15:restartNumberingAfterBreak="0">
     <w:nsid w:val="604178A8"/>
     <w:multiLevelType w:val="multilevel"/>
     <w:tmpl w:val="3F32B406"/>
@@ -7319,7 +7738,7 @@
       </w:rPr>
     </w:lvl>
   </w:abstractNum>
-  <w:abstractNum w:abstractNumId="23" w15:restartNumberingAfterBreak="0">
+  <w:abstractNum w:abstractNumId="24" w15:restartNumberingAfterBreak="0">
     <w:nsid w:val="61BB0624"/>
     <w:multiLevelType w:val="multilevel"/>
     <w:tmpl w:val="A1B64B32"/>
@@ -7468,7 +7887,7 @@
       </w:rPr>
     </w:lvl>
   </w:abstractNum>
-  <w:abstractNum w:abstractNumId="24" w15:restartNumberingAfterBreak="0">
+  <w:abstractNum w:abstractNumId="25" w15:restartNumberingAfterBreak="0">
     <w:nsid w:val="65A65C63"/>
     <w:multiLevelType w:val="multilevel"/>
     <w:tmpl w:val="34FE8150"/>
@@ -7617,7 +8036,156 @@
       </w:rPr>
     </w:lvl>
   </w:abstractNum>
-  <w:abstractNum w:abstractNumId="25" w15:restartNumberingAfterBreak="0">
+  <w:abstractNum w:abstractNumId="26" w15:restartNumberingAfterBreak="0">
+    <w:nsid w:val="67002B9A"/>
+    <w:multiLevelType w:val="multilevel"/>
+    <w:tmpl w:val="DBFA834C"/>
+    <w:lvl w:ilvl="0">
+      <w:start w:val="1"/>
+      <w:numFmt w:val="bullet"/>
+      <w:lvlText w:val=""/>
+      <w:lvlJc w:val="left"/>
+      <w:pPr>
+        <w:tabs>
+          <w:tab w:val="num" w:pos="720"/>
+        </w:tabs>
+        <w:ind w:left="720" w:hanging="360"/>
+      </w:pPr>
+      <w:rPr>
+        <w:rFonts w:ascii="Symbol" w:hAnsi="Symbol" w:hint="default"/>
+        <w:sz w:val="20"/>
+      </w:rPr>
+    </w:lvl>
+    <w:lvl w:ilvl="1" w:tentative="1">
+      <w:start w:val="1"/>
+      <w:numFmt w:val="bullet"/>
+      <w:lvlText w:val="o"/>
+      <w:lvlJc w:val="left"/>
+      <w:pPr>
+        <w:tabs>
+          <w:tab w:val="num" w:pos="1440"/>
+        </w:tabs>
+        <w:ind w:left="1440" w:hanging="360"/>
+      </w:pPr>
+      <w:rPr>
+        <w:rFonts w:ascii="Courier New" w:hAnsi="Courier New" w:hint="default"/>
+        <w:sz w:val="20"/>
+      </w:rPr>
+    </w:lvl>
+    <w:lvl w:ilvl="2" w:tentative="1">
+      <w:start w:val="1"/>
+      <w:numFmt w:val="bullet"/>
+      <w:lvlText w:val=""/>
+      <w:lvlJc w:val="left"/>
+      <w:pPr>
+        <w:tabs>
+          <w:tab w:val="num" w:pos="2160"/>
+        </w:tabs>
+        <w:ind w:left="2160" w:hanging="360"/>
+      </w:pPr>
+      <w:rPr>
+        <w:rFonts w:ascii="Wingdings" w:hAnsi="Wingdings" w:hint="default"/>
+        <w:sz w:val="20"/>
+      </w:rPr>
+    </w:lvl>
+    <w:lvl w:ilvl="3" w:tentative="1">
+      <w:start w:val="1"/>
+      <w:numFmt w:val="bullet"/>
+      <w:lvlText w:val=""/>
+      <w:lvlJc w:val="left"/>
+      <w:pPr>
+        <w:tabs>
+          <w:tab w:val="num" w:pos="2880"/>
+        </w:tabs>
+        <w:ind w:left="2880" w:hanging="360"/>
+      </w:pPr>
+      <w:rPr>
+        <w:rFonts w:ascii="Wingdings" w:hAnsi="Wingdings" w:hint="default"/>
+        <w:sz w:val="20"/>
+      </w:rPr>
+    </w:lvl>
+    <w:lvl w:ilvl="4" w:tentative="1">
+      <w:start w:val="1"/>
+      <w:numFmt w:val="bullet"/>
+      <w:lvlText w:val=""/>
+      <w:lvlJc w:val="left"/>
+      <w:pPr>
+        <w:tabs>
+          <w:tab w:val="num" w:pos="3600"/>
+        </w:tabs>
+        <w:ind w:left="3600" w:hanging="360"/>
+      </w:pPr>
+      <w:rPr>
+        <w:rFonts w:ascii="Wingdings" w:hAnsi="Wingdings" w:hint="default"/>
+        <w:sz w:val="20"/>
+      </w:rPr>
+    </w:lvl>
+    <w:lvl w:ilvl="5" w:tentative="1">
+      <w:start w:val="1"/>
+      <w:numFmt w:val="bullet"/>
+      <w:lvlText w:val=""/>
+      <w:lvlJc w:val="left"/>
+      <w:pPr>
+        <w:tabs>
+          <w:tab w:val="num" w:pos="4320"/>
+        </w:tabs>
+        <w:ind w:left="4320" w:hanging="360"/>
+      </w:pPr>
+      <w:rPr>
+        <w:rFonts w:ascii="Wingdings" w:hAnsi="Wingdings" w:hint="default"/>
+        <w:sz w:val="20"/>
+      </w:rPr>
+    </w:lvl>
+    <w:lvl w:ilvl="6" w:tentative="1">
+      <w:start w:val="1"/>
+      <w:numFmt w:val="bullet"/>
+      <w:lvlText w:val=""/>
+      <w:lvlJc w:val="left"/>
+      <w:pPr>
+        <w:tabs>
+          <w:tab w:val="num" w:pos="5040"/>
+        </w:tabs>
+        <w:ind w:left="5040" w:hanging="360"/>
+      </w:pPr>
+      <w:rPr>
+        <w:rFonts w:ascii="Wingdings" w:hAnsi="Wingdings" w:hint="default"/>
+        <w:sz w:val="20"/>
+      </w:rPr>
+    </w:lvl>
+    <w:lvl w:ilvl="7" w:tentative="1">
+      <w:start w:val="1"/>
+      <w:numFmt w:val="bullet"/>
+      <w:lvlText w:val=""/>
+      <w:lvlJc w:val="left"/>
+      <w:pPr>
+        <w:tabs>
+          <w:tab w:val="num" w:pos="5760"/>
+        </w:tabs>
+        <w:ind w:left="5760" w:hanging="360"/>
+      </w:pPr>
+      <w:rPr>
+        <w:rFonts w:ascii="Wingdings" w:hAnsi="Wingdings" w:hint="default"/>
+        <w:sz w:val="20"/>
+      </w:rPr>
+    </w:lvl>
+    <w:lvl w:ilvl="8" w:tentative="1">
+      <w:start w:val="1"/>
+      <w:numFmt w:val="bullet"/>
+      <w:lvlText w:val=""/>
+      <w:lvlJc w:val="left"/>
+      <w:pPr>
+        <w:tabs>
+          <w:tab w:val="num" w:pos="6480"/>
+        </w:tabs>
+        <w:ind w:left="6480" w:hanging="360"/>
+      </w:pPr>
+      <w:rPr>
+        <w:rFonts w:ascii="Wingdings" w:hAnsi="Wingdings" w:hint="default"/>
+        <w:sz w:val="20"/>
+      </w:rPr>
+    </w:lvl>
+  </w:abstractNum>
+  <w:abstractNum w:abstractNumId="27" w15:restartNumberingAfterBreak="0">
     <w:nsid w:val="6A440A92"/>
     <w:multiLevelType w:val="multilevel"/>
     <w:tmpl w:val="6C404D46"/>
@@ -7766,7 +8334,7 @@
       </w:rPr>
     </w:lvl>
   </w:abstractNum>
-  <w:abstractNum w:abstractNumId="26" w15:restartNumberingAfterBreak="0">
+  <w:abstractNum w:abstractNumId="28" w15:restartNumberingAfterBreak="0">
     <w:nsid w:val="7153522B"/>
     <w:multiLevelType w:val="multilevel"/>
     <w:tmpl w:val="037C25B8"/>
@@ -7915,7 +8483,7 @@
       </w:rPr>
     </w:lvl>
   </w:abstractNum>
-  <w:abstractNum w:abstractNumId="27" w15:restartNumberingAfterBreak="0">
+  <w:abstractNum w:abstractNumId="29" w15:restartNumberingAfterBreak="0">
     <w:nsid w:val="73530911"/>
     <w:multiLevelType w:val="multilevel"/>
     <w:tmpl w:val="20A4AD92"/>
@@ -8064,7 +8632,7 @@
       </w:rPr>
     </w:lvl>
   </w:abstractNum>
-  <w:abstractNum w:abstractNumId="28" w15:restartNumberingAfterBreak="0">
+  <w:abstractNum w:abstractNumId="30" w15:restartNumberingAfterBreak="0">
     <w:nsid w:val="76B554DA"/>
     <w:multiLevelType w:val="multilevel"/>
     <w:tmpl w:val="04F47AAA"/>
@@ -8213,7 +8781,7 @@
       </w:rPr>
     </w:lvl>
   </w:abstractNum>
-  <w:abstractNum w:abstractNumId="29" w15:restartNumberingAfterBreak="0">
+  <w:abstractNum w:abstractNumId="31" w15:restartNumberingAfterBreak="0">
     <w:nsid w:val="78650B52"/>
     <w:multiLevelType w:val="multilevel"/>
     <w:tmpl w:val="D27A3AF8"/>
@@ -8362,7 +8930,7 @@
       </w:rPr>
     </w:lvl>
   </w:abstractNum>
-  <w:abstractNum w:abstractNumId="30" w15:restartNumberingAfterBreak="0">
+  <w:abstractNum w:abstractNumId="32" w15:restartNumberingAfterBreak="0">
     <w:nsid w:val="7BBA5495"/>
     <w:multiLevelType w:val="multilevel"/>
     <w:tmpl w:val="6018E892"/>
@@ -8521,7 +9089,7 @@
     <w:abstractNumId w:val="15"/>
   </w:num>
   <w:num w:numId="4">
-    <w:abstractNumId w:val="30"/>
+    <w:abstractNumId w:val="32"/>
   </w:num>
   <w:num w:numId="5">
     <w:abstractNumId w:val="10"/>
@@ -8545,7 +9113,7 @@
     <w:abstractNumId w:val="2"/>
   </w:num>
   <w:num w:numId="12">
-    <w:abstractNumId w:val="24"/>
+    <w:abstractNumId w:val="25"/>
   </w:num>
   <w:num w:numId="13">
     <w:abstractNumId w:val="13"/>
@@ -8554,7 +9122,7 @@
     <w:abstractNumId w:val="4"/>
   </w:num>
   <w:num w:numId="15">
-    <w:abstractNumId w:val="25"/>
+    <w:abstractNumId w:val="27"/>
   </w:num>
   <w:num w:numId="16">
     <w:abstractNumId w:val="14"/>
@@ -8569,10 +9137,10 @@
     <w:abstractNumId w:val="0"/>
   </w:num>
   <w:num w:numId="20">
-    <w:abstractNumId w:val="22"/>
+    <w:abstractNumId w:val="23"/>
   </w:num>
   <w:num w:numId="21">
-    <w:abstractNumId w:val="26"/>
+    <w:abstractNumId w:val="28"/>
   </w:num>
   <w:num w:numId="22">
     <w:abstractNumId w:val="18"/>
@@ -8584,10 +9152,10 @@
     <w:abstractNumId w:val="11"/>
   </w:num>
   <w:num w:numId="25">
-    <w:abstractNumId w:val="28"/>
+    <w:abstractNumId w:val="30"/>
   </w:num>
   <w:num w:numId="26">
-    <w:abstractNumId w:val="27"/>
+    <w:abstractNumId w:val="29"/>
   </w:num>
   <w:num w:numId="27">
     <w:abstractNumId w:val="6"/>
@@ -8596,13 +9164,19 @@
     <w:abstractNumId w:val="5"/>
   </w:num>
   <w:num w:numId="29">
-    <w:abstractNumId w:val="29"/>
+    <w:abstractNumId w:val="31"/>
   </w:num>
   <w:num w:numId="30">
     <w:abstractNumId w:val="17"/>
   </w:num>
   <w:num w:numId="31">
-    <w:abstractNumId w:val="23"/>
+    <w:abstractNumId w:val="24"/>
+  </w:num>
+  <w:num w:numId="32">
+    <w:abstractNumId w:val="22"/>
+  </w:num>
+  <w:num w:numId="33">
+    <w:abstractNumId w:val="26"/>
   </w:num>
 </w:numbering>
 </file>
@@ -9436,7 +10010,7 @@
 </file>
 
 <file path=customXml/itemProps1.xml><?xml version="1.0" encoding="utf-8"?>
-<ds:datastoreItem xmlns:ds="http://schemas.openxmlformats.org/officeDocument/2006/customXml" ds:itemID="{CB48B761-D63B-4238-B85F-A97C9F4B258F}">
+<ds:datastoreItem xmlns:ds="http://schemas.openxmlformats.org/officeDocument/2006/customXml" ds:itemID="{F9964776-EA5E-4C91-B839-E98D1C3D3C1F}">
   <ds:schemaRefs>
     <ds:schemaRef ds:uri="http://schemas.openxmlformats.org/officeDocument/2006/bibliography"/>
   </ds:schemaRefs>

--- a/docs/03_KPI_Discovery.docx
+++ b/docs/03_KPI_Discovery.docx
@@ -3828,10 +3828,7 @@
       </w:pPr>
       <w:r>
         <w:lastRenderedPageBreak/>
-        <w:t>Day 27&amp;28</w:t>
-      </w:r>
-      <w:r>
-        <w:t xml:space="preserve"> Update</w:t>
+        <w:t>Day 27&amp;28 Update</w:t>
       </w:r>
     </w:p>
     <w:p>
@@ -3895,6 +3892,15 @@
       <w:pPr>
         <w:pStyle w:val="Heading3"/>
       </w:pPr>
+      <w:r>
+        <w:t xml:space="preserve">Day </w:t>
+      </w:r>
+      <w:r>
+        <w:t>29</w:t>
+      </w:r>
+      <w:r>
+        <w:t xml:space="preserve"> Update</w:t>
+      </w:r>
     </w:p>
     <w:p>
       <w:pPr>
@@ -3905,7 +3911,6 @@
           <w:szCs w:val="24"/>
         </w:rPr>
       </w:pPr>
-      <w:proofErr w:type="gramStart"/>
       <w:r>
         <w:rPr>
           <w:rFonts w:ascii="Times New Roman" w:eastAsia="Times New Roman" w:hAnsi="Symbol" w:cs="Times New Roman"/>
@@ -3920,16 +3925,15 @@
           <w:sz w:val="24"/>
           <w:szCs w:val="24"/>
         </w:rPr>
-        <w:t xml:space="preserve">  Health</w:t>
-      </w:r>
-      <w:proofErr w:type="gramEnd"/>
+        <w:t xml:space="preserve"> </w:t>
+      </w:r>
       <w:r>
         <w:rPr>
           <w:rFonts w:ascii="Times New Roman" w:eastAsia="Times New Roman" w:hAnsi="Times New Roman" w:cs="Times New Roman"/>
           <w:sz w:val="24"/>
           <w:szCs w:val="24"/>
         </w:rPr>
-        <w:t xml:space="preserve"> score established as immediate run-level KPI</w:t>
+        <w:t>Health score established as immediate run-level KPI</w:t>
       </w:r>
     </w:p>
     <w:p>
@@ -3941,7 +3945,6 @@
           <w:szCs w:val="24"/>
         </w:rPr>
       </w:pPr>
-      <w:proofErr w:type="gramStart"/>
       <w:r>
         <w:rPr>
           <w:rFonts w:ascii="Times New Roman" w:eastAsia="Times New Roman" w:hAnsi="Symbol" w:cs="Times New Roman"/>
@@ -3956,16 +3959,15 @@
           <w:sz w:val="24"/>
           <w:szCs w:val="24"/>
         </w:rPr>
-        <w:t xml:space="preserve">  Identified</w:t>
-      </w:r>
-      <w:proofErr w:type="gramEnd"/>
+        <w:t xml:space="preserve"> </w:t>
+      </w:r>
       <w:r>
         <w:rPr>
           <w:rFonts w:ascii="Times New Roman" w:eastAsia="Times New Roman" w:hAnsi="Times New Roman" w:cs="Times New Roman"/>
           <w:sz w:val="24"/>
           <w:szCs w:val="24"/>
         </w:rPr>
-        <w:t xml:space="preserve"> deterministic KPIs from:</w:t>
+        <w:t>Identified deterministic KPIs from:</w:t>
       </w:r>
     </w:p>
     <w:p>
@@ -4065,7 +4067,6 @@
           <w:szCs w:val="24"/>
         </w:rPr>
       </w:pPr>
-      <w:proofErr w:type="gramStart"/>
       <w:r>
         <w:rPr>
           <w:rFonts w:ascii="Times New Roman" w:eastAsia="Times New Roman" w:hAnsi="Symbol" w:cs="Times New Roman"/>
@@ -4080,16 +4081,15 @@
           <w:sz w:val="24"/>
           <w:szCs w:val="24"/>
         </w:rPr>
-        <w:t xml:space="preserve">  Rule</w:t>
-      </w:r>
-      <w:proofErr w:type="gramEnd"/>
+        <w:t xml:space="preserve"> </w:t>
+      </w:r>
       <w:r>
         <w:rPr>
           <w:rFonts w:ascii="Times New Roman" w:eastAsia="Times New Roman" w:hAnsi="Times New Roman" w:cs="Times New Roman"/>
           <w:sz w:val="24"/>
           <w:szCs w:val="24"/>
         </w:rPr>
-        <w:t>-based insight generation identified as next KPI layer</w:t>
+        <w:t>Rule-based insight generation identified as next KPI layer</w:t>
       </w:r>
     </w:p>
     <w:p>
@@ -4101,7 +4101,6 @@
           <w:szCs w:val="24"/>
         </w:rPr>
       </w:pPr>
-      <w:proofErr w:type="gramStart"/>
       <w:r>
         <w:rPr>
           <w:rFonts w:ascii="Times New Roman" w:eastAsia="Times New Roman" w:hAnsi="Symbol" w:cs="Times New Roman"/>
@@ -4116,75 +4115,582 @@
           <w:sz w:val="24"/>
           <w:szCs w:val="24"/>
         </w:rPr>
-        <w:t xml:space="preserve">  ML</w:t>
-      </w:r>
-      <w:proofErr w:type="gramEnd"/>
+        <w:t xml:space="preserve"> </w:t>
+      </w:r>
       <w:r>
         <w:rPr>
           <w:rFonts w:ascii="Times New Roman" w:eastAsia="Times New Roman" w:hAnsi="Times New Roman" w:cs="Times New Roman"/>
           <w:sz w:val="24"/>
           <w:szCs w:val="24"/>
         </w:rPr>
-        <w:t xml:space="preserve"> anomaly scoring planned as secondary intelligence KPI layer</w:t>
-      </w:r>
-    </w:p>
-    <w:p>
-      <w:pPr>
-        <w:pStyle w:val="NormalWeb"/>
-        <w:rPr>
-          <w:color w:val="000000" w:themeColor="text1"/>
-        </w:rPr>
-      </w:pPr>
+        <w:t>ML anomaly scoring planned as secondary intelligence KPI layer</w:t>
+      </w:r>
+    </w:p>
+    <w:p>
+      <w:pPr>
+        <w:pStyle w:val="Heading3"/>
+        <w:spacing w:before="0" w:beforeAutospacing="0" w:after="0" w:afterAutospacing="0"/>
+      </w:pPr>
+      <w:r>
+        <w:t xml:space="preserve">Day </w:t>
+      </w:r>
+      <w:r>
+        <w:t>32</w:t>
+      </w:r>
+      <w:r>
+        <w:t xml:space="preserve"> Update</w:t>
+      </w:r>
+    </w:p>
+    <w:p>
+      <w:pPr>
+        <w:spacing w:after="0" w:line="240" w:lineRule="auto"/>
+        <w:rPr>
+          <w:rFonts w:ascii="Times New Roman" w:eastAsia="Times New Roman" w:hAnsi="Times New Roman" w:cs="Times New Roman"/>
+          <w:sz w:val="24"/>
+          <w:szCs w:val="24"/>
+        </w:rPr>
+      </w:pPr>
+      <w:r>
+        <w:rPr>
+          <w:rFonts w:ascii="Times New Roman" w:eastAsia="Times New Roman" w:hAnsi="Times New Roman" w:cs="Times New Roman"/>
+          <w:sz w:val="24"/>
+          <w:szCs w:val="24"/>
+        </w:rPr>
+        <w:t>New KPI-level outputs generated through pipeline:</w:t>
+      </w:r>
+    </w:p>
+    <w:p>
+      <w:pPr>
+        <w:numPr>
+          <w:ilvl w:val="0"/>
+          <w:numId w:val="34"/>
+        </w:numPr>
+        <w:spacing w:after="0" w:line="240" w:lineRule="auto"/>
+        <w:rPr>
+          <w:rFonts w:ascii="Times New Roman" w:eastAsia="Times New Roman" w:hAnsi="Times New Roman" w:cs="Times New Roman"/>
+          <w:sz w:val="24"/>
+          <w:szCs w:val="24"/>
+        </w:rPr>
+      </w:pPr>
+      <w:r>
+        <w:rPr>
+          <w:rFonts w:ascii="Times New Roman" w:eastAsia="Times New Roman" w:hAnsi="Times New Roman" w:cs="Times New Roman"/>
+          <w:sz w:val="24"/>
+          <w:szCs w:val="24"/>
+        </w:rPr>
+        <w:t>Equipment Risk Score</w:t>
+      </w:r>
+    </w:p>
+    <w:p>
+      <w:pPr>
+        <w:numPr>
+          <w:ilvl w:val="0"/>
+          <w:numId w:val="34"/>
+        </w:numPr>
+        <w:spacing w:after="0" w:line="240" w:lineRule="auto"/>
+        <w:rPr>
+          <w:rFonts w:ascii="Times New Roman" w:eastAsia="Times New Roman" w:hAnsi="Times New Roman" w:cs="Times New Roman"/>
+          <w:sz w:val="24"/>
+          <w:szCs w:val="24"/>
+        </w:rPr>
+      </w:pPr>
+      <w:r>
+        <w:rPr>
+          <w:rFonts w:ascii="Times New Roman" w:eastAsia="Times New Roman" w:hAnsi="Times New Roman" w:cs="Times New Roman"/>
+          <w:sz w:val="24"/>
+          <w:szCs w:val="24"/>
+        </w:rPr>
+        <w:t>Downtime per Equipment</w:t>
+      </w:r>
+    </w:p>
+    <w:p>
+      <w:pPr>
+        <w:numPr>
+          <w:ilvl w:val="0"/>
+          <w:numId w:val="34"/>
+        </w:numPr>
+        <w:spacing w:after="0" w:line="240" w:lineRule="auto"/>
+        <w:rPr>
+          <w:rFonts w:ascii="Times New Roman" w:eastAsia="Times New Roman" w:hAnsi="Times New Roman" w:cs="Times New Roman"/>
+          <w:sz w:val="24"/>
+          <w:szCs w:val="24"/>
+        </w:rPr>
+      </w:pPr>
+      <w:r>
+        <w:rPr>
+          <w:rFonts w:ascii="Times New Roman" w:eastAsia="Times New Roman" w:hAnsi="Times New Roman" w:cs="Times New Roman"/>
+          <w:sz w:val="24"/>
+          <w:szCs w:val="24"/>
+        </w:rPr>
+        <w:t>Breakdown Frequency</w:t>
+      </w:r>
+    </w:p>
+    <w:p>
+      <w:pPr>
+        <w:numPr>
+          <w:ilvl w:val="0"/>
+          <w:numId w:val="34"/>
+        </w:numPr>
+        <w:spacing w:after="0" w:line="240" w:lineRule="auto"/>
+        <w:rPr>
+          <w:rFonts w:ascii="Times New Roman" w:eastAsia="Times New Roman" w:hAnsi="Times New Roman" w:cs="Times New Roman"/>
+          <w:sz w:val="24"/>
+          <w:szCs w:val="24"/>
+        </w:rPr>
+      </w:pPr>
+      <w:r>
+        <w:rPr>
+          <w:rFonts w:ascii="Times New Roman" w:eastAsia="Times New Roman" w:hAnsi="Times New Roman" w:cs="Times New Roman"/>
+          <w:sz w:val="24"/>
+          <w:szCs w:val="24"/>
+        </w:rPr>
+        <w:t>Failure Type Distribution</w:t>
+      </w:r>
+    </w:p>
+    <w:p>
+      <w:pPr>
+        <w:numPr>
+          <w:ilvl w:val="0"/>
+          <w:numId w:val="34"/>
+        </w:numPr>
+        <w:spacing w:after="0" w:line="240" w:lineRule="auto"/>
+        <w:rPr>
+          <w:rFonts w:ascii="Times New Roman" w:eastAsia="Times New Roman" w:hAnsi="Times New Roman" w:cs="Times New Roman"/>
+          <w:sz w:val="24"/>
+          <w:szCs w:val="24"/>
+        </w:rPr>
+      </w:pPr>
+      <w:r>
+        <w:rPr>
+          <w:rFonts w:ascii="Times New Roman" w:eastAsia="Times New Roman" w:hAnsi="Times New Roman" w:cs="Times New Roman"/>
+          <w:sz w:val="24"/>
+          <w:szCs w:val="24"/>
+        </w:rPr>
+        <w:t>Root Cause Patterns</w:t>
+      </w:r>
+    </w:p>
+    <w:p>
+      <w:pPr>
+        <w:numPr>
+          <w:ilvl w:val="0"/>
+          <w:numId w:val="34"/>
+        </w:numPr>
+        <w:spacing w:after="0" w:line="240" w:lineRule="auto"/>
+        <w:rPr>
+          <w:rFonts w:ascii="Times New Roman" w:eastAsia="Times New Roman" w:hAnsi="Times New Roman" w:cs="Times New Roman"/>
+          <w:sz w:val="24"/>
+          <w:szCs w:val="24"/>
+        </w:rPr>
+      </w:pPr>
+      <w:r>
+        <w:rPr>
+          <w:rFonts w:ascii="Times New Roman" w:eastAsia="Times New Roman" w:hAnsi="Times New Roman" w:cs="Times New Roman"/>
+          <w:sz w:val="24"/>
+          <w:szCs w:val="24"/>
+        </w:rPr>
+        <w:t>Technician Workload</w:t>
+      </w:r>
+    </w:p>
+    <w:p>
+      <w:pPr>
+        <w:numPr>
+          <w:ilvl w:val="0"/>
+          <w:numId w:val="34"/>
+        </w:numPr>
+        <w:spacing w:after="0" w:line="240" w:lineRule="auto"/>
+        <w:rPr>
+          <w:rFonts w:ascii="Times New Roman" w:eastAsia="Times New Roman" w:hAnsi="Times New Roman" w:cs="Times New Roman"/>
+          <w:sz w:val="24"/>
+          <w:szCs w:val="24"/>
+        </w:rPr>
+      </w:pPr>
+      <w:r>
+        <w:rPr>
+          <w:rFonts w:ascii="Times New Roman" w:eastAsia="Times New Roman" w:hAnsi="Times New Roman" w:cs="Times New Roman"/>
+          <w:sz w:val="24"/>
+          <w:szCs w:val="24"/>
+        </w:rPr>
+        <w:t>Data Health Score (76%)</w:t>
+      </w:r>
+    </w:p>
+    <w:p>
+      <w:pPr>
+        <w:spacing w:after="0" w:line="240" w:lineRule="auto"/>
+        <w:outlineLvl w:val="2"/>
+        <w:rPr>
+          <w:rFonts w:ascii="Times New Roman" w:eastAsia="Times New Roman" w:hAnsi="Times New Roman" w:cs="Times New Roman"/>
+          <w:b/>
+          <w:bCs/>
+          <w:sz w:val="27"/>
+          <w:szCs w:val="27"/>
+        </w:rPr>
+      </w:pPr>
+      <w:r>
+        <w:rPr>
+          <w:rFonts w:ascii="Times New Roman" w:eastAsia="Times New Roman" w:hAnsi="Times New Roman" w:cs="Times New Roman"/>
+          <w:b/>
+          <w:bCs/>
+          <w:sz w:val="27"/>
+          <w:szCs w:val="27"/>
+        </w:rPr>
+        <w:t>KPI Source Mapping</w:t>
+      </w:r>
+    </w:p>
+    <w:tbl>
+      <w:tblPr>
+        <w:tblW w:w="0" w:type="auto"/>
+        <w:tblCellSpacing w:w="15" w:type="dxa"/>
+        <w:tblCellMar>
+          <w:top w:w="15" w:type="dxa"/>
+          <w:left w:w="15" w:type="dxa"/>
+          <w:bottom w:w="15" w:type="dxa"/>
+          <w:right w:w="15" w:type="dxa"/>
+        </w:tblCellMar>
+        <w:tblLook w:val="04A0" w:firstRow="1" w:lastRow="0" w:firstColumn="1" w:lastColumn="0" w:noHBand="0" w:noVBand="1"/>
+      </w:tblPr>
+      <w:tblGrid>
+        <w:gridCol w:w="2068"/>
+        <w:gridCol w:w="1922"/>
+      </w:tblGrid>
+      <w:tr>
+        <w:trPr>
+          <w:tblHeader/>
+          <w:tblCellSpacing w:w="15" w:type="dxa"/>
+        </w:trPr>
+        <w:tc>
+          <w:tcPr>
+            <w:tcW w:w="0" w:type="auto"/>
+            <w:vAlign w:val="center"/>
+            <w:hideMark/>
+          </w:tcPr>
+          <w:p>
+            <w:pPr>
+              <w:spacing w:after="0" w:line="240" w:lineRule="auto"/>
+              <w:jc w:val="center"/>
+              <w:rPr>
+                <w:rFonts w:ascii="Times New Roman" w:eastAsia="Times New Roman" w:hAnsi="Times New Roman" w:cs="Times New Roman"/>
+                <w:b/>
+                <w:bCs/>
+                <w:sz w:val="24"/>
+                <w:szCs w:val="24"/>
+              </w:rPr>
+            </w:pPr>
+            <w:r>
+              <w:rPr>
+                <w:rFonts w:ascii="Times New Roman" w:eastAsia="Times New Roman" w:hAnsi="Times New Roman" w:cs="Times New Roman"/>
+                <w:b/>
+                <w:bCs/>
+                <w:sz w:val="24"/>
+                <w:szCs w:val="24"/>
+              </w:rPr>
+              <w:t>Layer</w:t>
+            </w:r>
+          </w:p>
+        </w:tc>
+        <w:tc>
+          <w:tcPr>
+            <w:tcW w:w="0" w:type="auto"/>
+            <w:vAlign w:val="center"/>
+            <w:hideMark/>
+          </w:tcPr>
+          <w:p>
+            <w:pPr>
+              <w:spacing w:after="0" w:line="240" w:lineRule="auto"/>
+              <w:jc w:val="center"/>
+              <w:rPr>
+                <w:rFonts w:ascii="Times New Roman" w:eastAsia="Times New Roman" w:hAnsi="Times New Roman" w:cs="Times New Roman"/>
+                <w:b/>
+                <w:bCs/>
+                <w:sz w:val="24"/>
+                <w:szCs w:val="24"/>
+              </w:rPr>
+            </w:pPr>
+            <w:r>
+              <w:rPr>
+                <w:rFonts w:ascii="Times New Roman" w:eastAsia="Times New Roman" w:hAnsi="Times New Roman" w:cs="Times New Roman"/>
+                <w:b/>
+                <w:bCs/>
+                <w:sz w:val="24"/>
+                <w:szCs w:val="24"/>
+              </w:rPr>
+              <w:t>KPI Source</w:t>
+            </w:r>
+          </w:p>
+        </w:tc>
+      </w:tr>
+      <w:tr>
+        <w:trPr>
+          <w:tblCellSpacing w:w="15" w:type="dxa"/>
+        </w:trPr>
+        <w:tc>
+          <w:tcPr>
+            <w:tcW w:w="0" w:type="auto"/>
+            <w:vAlign w:val="center"/>
+            <w:hideMark/>
+          </w:tcPr>
+          <w:p>
+            <w:pPr>
+              <w:spacing w:after="0" w:line="240" w:lineRule="auto"/>
+              <w:rPr>
+                <w:rFonts w:ascii="Times New Roman" w:eastAsia="Times New Roman" w:hAnsi="Times New Roman" w:cs="Times New Roman"/>
+                <w:sz w:val="24"/>
+                <w:szCs w:val="24"/>
+              </w:rPr>
+            </w:pPr>
+            <w:r>
+              <w:rPr>
+                <w:rFonts w:ascii="Times New Roman" w:eastAsia="Times New Roman" w:hAnsi="Times New Roman" w:cs="Times New Roman"/>
+                <w:sz w:val="24"/>
+                <w:szCs w:val="24"/>
+              </w:rPr>
+              <w:t>Feature Store</w:t>
+            </w:r>
+          </w:p>
+        </w:tc>
+        <w:tc>
+          <w:tcPr>
+            <w:tcW w:w="0" w:type="auto"/>
+            <w:vAlign w:val="center"/>
+            <w:hideMark/>
+          </w:tcPr>
+          <w:p>
+            <w:pPr>
+              <w:spacing w:after="0" w:line="240" w:lineRule="auto"/>
+              <w:rPr>
+                <w:rFonts w:ascii="Times New Roman" w:eastAsia="Times New Roman" w:hAnsi="Times New Roman" w:cs="Times New Roman"/>
+                <w:sz w:val="24"/>
+                <w:szCs w:val="24"/>
+              </w:rPr>
+            </w:pPr>
+            <w:r>
+              <w:rPr>
+                <w:rFonts w:ascii="Times New Roman" w:eastAsia="Times New Roman" w:hAnsi="Times New Roman" w:cs="Times New Roman"/>
+                <w:sz w:val="24"/>
+                <w:szCs w:val="24"/>
+              </w:rPr>
+              <w:t>Base metrics</w:t>
+            </w:r>
+          </w:p>
+        </w:tc>
+      </w:tr>
+      <w:tr>
+        <w:trPr>
+          <w:tblCellSpacing w:w="15" w:type="dxa"/>
+        </w:trPr>
+        <w:tc>
+          <w:tcPr>
+            <w:tcW w:w="0" w:type="auto"/>
+            <w:vAlign w:val="center"/>
+            <w:hideMark/>
+          </w:tcPr>
+          <w:p>
+            <w:pPr>
+              <w:spacing w:after="0" w:line="240" w:lineRule="auto"/>
+              <w:rPr>
+                <w:rFonts w:ascii="Times New Roman" w:eastAsia="Times New Roman" w:hAnsi="Times New Roman" w:cs="Times New Roman"/>
+                <w:sz w:val="24"/>
+                <w:szCs w:val="24"/>
+              </w:rPr>
+            </w:pPr>
+            <w:r>
+              <w:rPr>
+                <w:rFonts w:ascii="Times New Roman" w:eastAsia="Times New Roman" w:hAnsi="Times New Roman" w:cs="Times New Roman"/>
+                <w:sz w:val="24"/>
+                <w:szCs w:val="24"/>
+              </w:rPr>
+              <w:t>Rule Engine</w:t>
+            </w:r>
+          </w:p>
+        </w:tc>
+        <w:tc>
+          <w:tcPr>
+            <w:tcW w:w="0" w:type="auto"/>
+            <w:vAlign w:val="center"/>
+            <w:hideMark/>
+          </w:tcPr>
+          <w:p>
+            <w:pPr>
+              <w:spacing w:after="0" w:line="240" w:lineRule="auto"/>
+              <w:rPr>
+                <w:rFonts w:ascii="Times New Roman" w:eastAsia="Times New Roman" w:hAnsi="Times New Roman" w:cs="Times New Roman"/>
+                <w:sz w:val="24"/>
+                <w:szCs w:val="24"/>
+              </w:rPr>
+            </w:pPr>
+            <w:r>
+              <w:rPr>
+                <w:rFonts w:ascii="Times New Roman" w:eastAsia="Times New Roman" w:hAnsi="Times New Roman" w:cs="Times New Roman"/>
+                <w:sz w:val="24"/>
+                <w:szCs w:val="24"/>
+              </w:rPr>
+              <w:t>Deterministic KPIs</w:t>
+            </w:r>
+          </w:p>
+        </w:tc>
+      </w:tr>
+      <w:tr>
+        <w:trPr>
+          <w:tblCellSpacing w:w="15" w:type="dxa"/>
+        </w:trPr>
+        <w:tc>
+          <w:tcPr>
+            <w:tcW w:w="0" w:type="auto"/>
+            <w:vAlign w:val="center"/>
+            <w:hideMark/>
+          </w:tcPr>
+          <w:p>
+            <w:pPr>
+              <w:spacing w:after="0" w:line="240" w:lineRule="auto"/>
+              <w:rPr>
+                <w:rFonts w:ascii="Times New Roman" w:eastAsia="Times New Roman" w:hAnsi="Times New Roman" w:cs="Times New Roman"/>
+                <w:sz w:val="24"/>
+                <w:szCs w:val="24"/>
+              </w:rPr>
+            </w:pPr>
+            <w:r>
+              <w:rPr>
+                <w:rFonts w:ascii="Times New Roman" w:eastAsia="Times New Roman" w:hAnsi="Times New Roman" w:cs="Times New Roman"/>
+                <w:sz w:val="24"/>
+                <w:szCs w:val="24"/>
+              </w:rPr>
+              <w:t>ML Engine</w:t>
+            </w:r>
+          </w:p>
+        </w:tc>
+        <w:tc>
+          <w:tcPr>
+            <w:tcW w:w="0" w:type="auto"/>
+            <w:vAlign w:val="center"/>
+            <w:hideMark/>
+          </w:tcPr>
+          <w:p>
+            <w:pPr>
+              <w:spacing w:after="0" w:line="240" w:lineRule="auto"/>
+              <w:rPr>
+                <w:rFonts w:ascii="Times New Roman" w:eastAsia="Times New Roman" w:hAnsi="Times New Roman" w:cs="Times New Roman"/>
+                <w:sz w:val="24"/>
+                <w:szCs w:val="24"/>
+              </w:rPr>
+            </w:pPr>
+            <w:r>
+              <w:rPr>
+                <w:rFonts w:ascii="Times New Roman" w:eastAsia="Times New Roman" w:hAnsi="Times New Roman" w:cs="Times New Roman"/>
+                <w:sz w:val="24"/>
+                <w:szCs w:val="24"/>
+              </w:rPr>
+              <w:t>Predictive KPIs</w:t>
+            </w:r>
+          </w:p>
+        </w:tc>
+      </w:tr>
+      <w:tr>
+        <w:trPr>
+          <w:tblCellSpacing w:w="15" w:type="dxa"/>
+        </w:trPr>
+        <w:tc>
+          <w:tcPr>
+            <w:tcW w:w="0" w:type="auto"/>
+            <w:vAlign w:val="center"/>
+            <w:hideMark/>
+          </w:tcPr>
+          <w:p>
+            <w:pPr>
+              <w:spacing w:after="0" w:line="240" w:lineRule="auto"/>
+              <w:rPr>
+                <w:rFonts w:ascii="Times New Roman" w:eastAsia="Times New Roman" w:hAnsi="Times New Roman" w:cs="Times New Roman"/>
+                <w:sz w:val="24"/>
+                <w:szCs w:val="24"/>
+              </w:rPr>
+            </w:pPr>
+            <w:r>
+              <w:rPr>
+                <w:rFonts w:ascii="Times New Roman" w:eastAsia="Times New Roman" w:hAnsi="Times New Roman" w:cs="Times New Roman"/>
+                <w:sz w:val="24"/>
+                <w:szCs w:val="24"/>
+              </w:rPr>
+              <w:t>Equipment Analyzer</w:t>
+            </w:r>
+          </w:p>
+        </w:tc>
+        <w:tc>
+          <w:tcPr>
+            <w:tcW w:w="0" w:type="auto"/>
+            <w:vAlign w:val="center"/>
+            <w:hideMark/>
+          </w:tcPr>
+          <w:p>
+            <w:pPr>
+              <w:spacing w:after="0" w:line="240" w:lineRule="auto"/>
+              <w:rPr>
+                <w:rFonts w:ascii="Times New Roman" w:eastAsia="Times New Roman" w:hAnsi="Times New Roman" w:cs="Times New Roman"/>
+                <w:sz w:val="24"/>
+                <w:szCs w:val="24"/>
+              </w:rPr>
+            </w:pPr>
+            <w:r>
+              <w:rPr>
+                <w:rFonts w:ascii="Times New Roman" w:eastAsia="Times New Roman" w:hAnsi="Times New Roman" w:cs="Times New Roman"/>
+                <w:sz w:val="24"/>
+                <w:szCs w:val="24"/>
+              </w:rPr>
+              <w:t>Business KPIs</w:t>
+            </w:r>
+          </w:p>
+        </w:tc>
+      </w:tr>
+    </w:tbl>
+    <w:p>
+      <w:pPr>
+        <w:spacing w:after="0" w:line="240" w:lineRule="auto"/>
+        <w:rPr>
+          <w:rFonts w:ascii="Times New Roman" w:eastAsia="Times New Roman" w:hAnsi="Times New Roman" w:cs="Times New Roman"/>
+          <w:sz w:val="24"/>
+          <w:szCs w:val="24"/>
+        </w:rPr>
+      </w:pPr>
+    </w:p>
+    <w:p>
+      <w:pPr>
+        <w:spacing w:after="0" w:line="240" w:lineRule="auto"/>
+        <w:outlineLvl w:val="2"/>
+        <w:rPr>
+          <w:rFonts w:ascii="Times New Roman" w:eastAsia="Times New Roman" w:hAnsi="Times New Roman" w:cs="Times New Roman"/>
+          <w:b/>
+          <w:bCs/>
+          <w:sz w:val="27"/>
+          <w:szCs w:val="27"/>
+        </w:rPr>
+      </w:pPr>
+      <w:r>
+        <w:rPr>
+          <w:rFonts w:ascii="Times New Roman" w:eastAsia="Times New Roman" w:hAnsi="Times New Roman" w:cs="Times New Roman"/>
+          <w:b/>
+          <w:bCs/>
+          <w:sz w:val="27"/>
+          <w:szCs w:val="27"/>
+        </w:rPr>
+        <w:t>Key Insight</w:t>
+      </w:r>
+    </w:p>
+    <w:p>
+      <w:pPr>
+        <w:spacing w:after="0" w:line="240" w:lineRule="auto"/>
+        <w:rPr>
+          <w:rFonts w:ascii="Times New Roman" w:eastAsia="Times New Roman" w:hAnsi="Times New Roman" w:cs="Times New Roman"/>
+          <w:sz w:val="24"/>
+          <w:szCs w:val="24"/>
+        </w:rPr>
+      </w:pPr>
+      <w:r>
+        <w:rPr>
+          <w:rFonts w:ascii="Times New Roman" w:eastAsia="Times New Roman" w:hAnsi="Times New Roman" w:cs="Times New Roman"/>
+          <w:sz w:val="24"/>
+          <w:szCs w:val="24"/>
+        </w:rPr>
+        <w:t>KPIs are dynamically generated from features, not predefined.</w:t>
+      </w:r>
       <w:bookmarkStart w:id="0" w:name="_GoBack"/>
       <w:bookmarkEnd w:id="0"/>
-    </w:p>
-    <w:p>
-      <w:pPr>
-        <w:pStyle w:val="NormalWeb"/>
-        <w:rPr>
-          <w:color w:val="000000" w:themeColor="text1"/>
-        </w:rPr>
-      </w:pPr>
-    </w:p>
-    <w:p>
-      <w:pPr>
-        <w:pStyle w:val="NormalWeb"/>
-        <w:rPr>
-          <w:color w:val="000000" w:themeColor="text1"/>
-        </w:rPr>
-      </w:pPr>
-    </w:p>
-    <w:p>
-      <w:pPr>
-        <w:pStyle w:val="NormalWeb"/>
-        <w:rPr>
-          <w:color w:val="000000" w:themeColor="text1"/>
-        </w:rPr>
-      </w:pPr>
-    </w:p>
-    <w:p>
-      <w:pPr>
-        <w:pStyle w:val="NormalWeb"/>
-        <w:rPr>
-          <w:color w:val="000000" w:themeColor="text1"/>
-        </w:rPr>
-      </w:pPr>
-    </w:p>
-    <w:p>
-      <w:pPr>
-        <w:pStyle w:val="NormalWeb"/>
-        <w:rPr>
-          <w:color w:val="000000" w:themeColor="text1"/>
-        </w:rPr>
-      </w:pPr>
-    </w:p>
-    <w:p>
-      <w:pPr>
-        <w:pStyle w:val="NormalWeb"/>
-        <w:rPr>
-          <w:color w:val="000000" w:themeColor="text1"/>
-        </w:rPr>
-      </w:pPr>
     </w:p>
     <w:sectPr>
       <w:pgSz w:w="12240" w:h="15840"/>
@@ -7179,6 +7685,155 @@
     </w:lvl>
   </w:abstractNum>
   <w:abstractNum w:abstractNumId="20" w15:restartNumberingAfterBreak="0">
+    <w:nsid w:val="56472D3A"/>
+    <w:multiLevelType w:val="multilevel"/>
+    <w:tmpl w:val="95486422"/>
+    <w:lvl w:ilvl="0">
+      <w:start w:val="1"/>
+      <w:numFmt w:val="bullet"/>
+      <w:lvlText w:val=""/>
+      <w:lvlJc w:val="left"/>
+      <w:pPr>
+        <w:tabs>
+          <w:tab w:val="num" w:pos="720"/>
+        </w:tabs>
+        <w:ind w:left="720" w:hanging="360"/>
+      </w:pPr>
+      <w:rPr>
+        <w:rFonts w:ascii="Symbol" w:hAnsi="Symbol" w:hint="default"/>
+        <w:sz w:val="20"/>
+      </w:rPr>
+    </w:lvl>
+    <w:lvl w:ilvl="1" w:tentative="1">
+      <w:start w:val="1"/>
+      <w:numFmt w:val="bullet"/>
+      <w:lvlText w:val="o"/>
+      <w:lvlJc w:val="left"/>
+      <w:pPr>
+        <w:tabs>
+          <w:tab w:val="num" w:pos="1440"/>
+        </w:tabs>
+        <w:ind w:left="1440" w:hanging="360"/>
+      </w:pPr>
+      <w:rPr>
+        <w:rFonts w:ascii="Courier New" w:hAnsi="Courier New" w:hint="default"/>
+        <w:sz w:val="20"/>
+      </w:rPr>
+    </w:lvl>
+    <w:lvl w:ilvl="2" w:tentative="1">
+      <w:start w:val="1"/>
+      <w:numFmt w:val="bullet"/>
+      <w:lvlText w:val=""/>
+      <w:lvlJc w:val="left"/>
+      <w:pPr>
+        <w:tabs>
+          <w:tab w:val="num" w:pos="2160"/>
+        </w:tabs>
+        <w:ind w:left="2160" w:hanging="360"/>
+      </w:pPr>
+      <w:rPr>
+        <w:rFonts w:ascii="Wingdings" w:hAnsi="Wingdings" w:hint="default"/>
+        <w:sz w:val="20"/>
+      </w:rPr>
+    </w:lvl>
+    <w:lvl w:ilvl="3" w:tentative="1">
+      <w:start w:val="1"/>
+      <w:numFmt w:val="bullet"/>
+      <w:lvlText w:val=""/>
+      <w:lvlJc w:val="left"/>
+      <w:pPr>
+        <w:tabs>
+          <w:tab w:val="num" w:pos="2880"/>
+        </w:tabs>
+        <w:ind w:left="2880" w:hanging="360"/>
+      </w:pPr>
+      <w:rPr>
+        <w:rFonts w:ascii="Wingdings" w:hAnsi="Wingdings" w:hint="default"/>
+        <w:sz w:val="20"/>
+      </w:rPr>
+    </w:lvl>
+    <w:lvl w:ilvl="4" w:tentative="1">
+      <w:start w:val="1"/>
+      <w:numFmt w:val="bullet"/>
+      <w:lvlText w:val=""/>
+      <w:lvlJc w:val="left"/>
+      <w:pPr>
+        <w:tabs>
+          <w:tab w:val="num" w:pos="3600"/>
+        </w:tabs>
+        <w:ind w:left="3600" w:hanging="360"/>
+      </w:pPr>
+      <w:rPr>
+        <w:rFonts w:ascii="Wingdings" w:hAnsi="Wingdings" w:hint="default"/>
+        <w:sz w:val="20"/>
+      </w:rPr>
+    </w:lvl>
+    <w:lvl w:ilvl="5" w:tentative="1">
+      <w:start w:val="1"/>
+      <w:numFmt w:val="bullet"/>
+      <w:lvlText w:val=""/>
+      <w:lvlJc w:val="left"/>
+      <w:pPr>
+        <w:tabs>
+          <w:tab w:val="num" w:pos="4320"/>
+        </w:tabs>
+        <w:ind w:left="4320" w:hanging="360"/>
+      </w:pPr>
+      <w:rPr>
+        <w:rFonts w:ascii="Wingdings" w:hAnsi="Wingdings" w:hint="default"/>
+        <w:sz w:val="20"/>
+      </w:rPr>
+    </w:lvl>
+    <w:lvl w:ilvl="6" w:tentative="1">
+      <w:start w:val="1"/>
+      <w:numFmt w:val="bullet"/>
+      <w:lvlText w:val=""/>
+      <w:lvlJc w:val="left"/>
+      <w:pPr>
+        <w:tabs>
+          <w:tab w:val="num" w:pos="5040"/>
+        </w:tabs>
+        <w:ind w:left="5040" w:hanging="360"/>
+      </w:pPr>
+      <w:rPr>
+        <w:rFonts w:ascii="Wingdings" w:hAnsi="Wingdings" w:hint="default"/>
+        <w:sz w:val="20"/>
+      </w:rPr>
+    </w:lvl>
+    <w:lvl w:ilvl="7" w:tentative="1">
+      <w:start w:val="1"/>
+      <w:numFmt w:val="bullet"/>
+      <w:lvlText w:val=""/>
+      <w:lvlJc w:val="left"/>
+      <w:pPr>
+        <w:tabs>
+          <w:tab w:val="num" w:pos="5760"/>
+        </w:tabs>
+        <w:ind w:left="5760" w:hanging="360"/>
+      </w:pPr>
+      <w:rPr>
+        <w:rFonts w:ascii="Wingdings" w:hAnsi="Wingdings" w:hint="default"/>
+        <w:sz w:val="20"/>
+      </w:rPr>
+    </w:lvl>
+    <w:lvl w:ilvl="8" w:tentative="1">
+      <w:start w:val="1"/>
+      <w:numFmt w:val="bullet"/>
+      <w:lvlText w:val=""/>
+      <w:lvlJc w:val="left"/>
+      <w:pPr>
+        <w:tabs>
+          <w:tab w:val="num" w:pos="6480"/>
+        </w:tabs>
+        <w:ind w:left="6480" w:hanging="360"/>
+      </w:pPr>
+      <w:rPr>
+        <w:rFonts w:ascii="Wingdings" w:hAnsi="Wingdings" w:hint="default"/>
+        <w:sz w:val="20"/>
+      </w:rPr>
+    </w:lvl>
+  </w:abstractNum>
+  <w:abstractNum w:abstractNumId="21" w15:restartNumberingAfterBreak="0">
     <w:nsid w:val="58527F13"/>
     <w:multiLevelType w:val="multilevel"/>
     <w:tmpl w:val="8DFA1BE8"/>
@@ -7327,7 +7982,7 @@
       </w:rPr>
     </w:lvl>
   </w:abstractNum>
-  <w:abstractNum w:abstractNumId="21" w15:restartNumberingAfterBreak="0">
+  <w:abstractNum w:abstractNumId="22" w15:restartNumberingAfterBreak="0">
     <w:nsid w:val="5A105631"/>
     <w:multiLevelType w:val="multilevel"/>
     <w:tmpl w:val="ADE4ACCA"/>
@@ -7476,7 +8131,7 @@
       </w:rPr>
     </w:lvl>
   </w:abstractNum>
-  <w:abstractNum w:abstractNumId="22" w15:restartNumberingAfterBreak="0">
+  <w:abstractNum w:abstractNumId="23" w15:restartNumberingAfterBreak="0">
     <w:nsid w:val="5A9D04EB"/>
     <w:multiLevelType w:val="hybridMultilevel"/>
     <w:tmpl w:val="ACE67466"/>
@@ -7589,7 +8244,7 @@
       </w:rPr>
     </w:lvl>
   </w:abstractNum>
-  <w:abstractNum w:abstractNumId="23" w15:restartNumberingAfterBreak="0">
+  <w:abstractNum w:abstractNumId="24" w15:restartNumberingAfterBreak="0">
     <w:nsid w:val="604178A8"/>
     <w:multiLevelType w:val="multilevel"/>
     <w:tmpl w:val="3F32B406"/>
@@ -7738,7 +8393,7 @@
       </w:rPr>
     </w:lvl>
   </w:abstractNum>
-  <w:abstractNum w:abstractNumId="24" w15:restartNumberingAfterBreak="0">
+  <w:abstractNum w:abstractNumId="25" w15:restartNumberingAfterBreak="0">
     <w:nsid w:val="61BB0624"/>
     <w:multiLevelType w:val="multilevel"/>
     <w:tmpl w:val="A1B64B32"/>
@@ -7887,7 +8542,7 @@
       </w:rPr>
     </w:lvl>
   </w:abstractNum>
-  <w:abstractNum w:abstractNumId="25" w15:restartNumberingAfterBreak="0">
+  <w:abstractNum w:abstractNumId="26" w15:restartNumberingAfterBreak="0">
     <w:nsid w:val="65A65C63"/>
     <w:multiLevelType w:val="multilevel"/>
     <w:tmpl w:val="34FE8150"/>
@@ -8036,7 +8691,7 @@
       </w:rPr>
     </w:lvl>
   </w:abstractNum>
-  <w:abstractNum w:abstractNumId="26" w15:restartNumberingAfterBreak="0">
+  <w:abstractNum w:abstractNumId="27" w15:restartNumberingAfterBreak="0">
     <w:nsid w:val="67002B9A"/>
     <w:multiLevelType w:val="multilevel"/>
     <w:tmpl w:val="DBFA834C"/>
@@ -8185,7 +8840,7 @@
       </w:rPr>
     </w:lvl>
   </w:abstractNum>
-  <w:abstractNum w:abstractNumId="27" w15:restartNumberingAfterBreak="0">
+  <w:abstractNum w:abstractNumId="28" w15:restartNumberingAfterBreak="0">
     <w:nsid w:val="6A440A92"/>
     <w:multiLevelType w:val="multilevel"/>
     <w:tmpl w:val="6C404D46"/>
@@ -8334,7 +8989,7 @@
       </w:rPr>
     </w:lvl>
   </w:abstractNum>
-  <w:abstractNum w:abstractNumId="28" w15:restartNumberingAfterBreak="0">
+  <w:abstractNum w:abstractNumId="29" w15:restartNumberingAfterBreak="0">
     <w:nsid w:val="7153522B"/>
     <w:multiLevelType w:val="multilevel"/>
     <w:tmpl w:val="037C25B8"/>
@@ -8483,7 +9138,7 @@
       </w:rPr>
     </w:lvl>
   </w:abstractNum>
-  <w:abstractNum w:abstractNumId="29" w15:restartNumberingAfterBreak="0">
+  <w:abstractNum w:abstractNumId="30" w15:restartNumberingAfterBreak="0">
     <w:nsid w:val="73530911"/>
     <w:multiLevelType w:val="multilevel"/>
     <w:tmpl w:val="20A4AD92"/>
@@ -8632,7 +9287,7 @@
       </w:rPr>
     </w:lvl>
   </w:abstractNum>
-  <w:abstractNum w:abstractNumId="30" w15:restartNumberingAfterBreak="0">
+  <w:abstractNum w:abstractNumId="31" w15:restartNumberingAfterBreak="0">
     <w:nsid w:val="76B554DA"/>
     <w:multiLevelType w:val="multilevel"/>
     <w:tmpl w:val="04F47AAA"/>
@@ -8781,7 +9436,7 @@
       </w:rPr>
     </w:lvl>
   </w:abstractNum>
-  <w:abstractNum w:abstractNumId="31" w15:restartNumberingAfterBreak="0">
+  <w:abstractNum w:abstractNumId="32" w15:restartNumberingAfterBreak="0">
     <w:nsid w:val="78650B52"/>
     <w:multiLevelType w:val="multilevel"/>
     <w:tmpl w:val="D27A3AF8"/>
@@ -8930,7 +9585,7 @@
       </w:rPr>
     </w:lvl>
   </w:abstractNum>
-  <w:abstractNum w:abstractNumId="32" w15:restartNumberingAfterBreak="0">
+  <w:abstractNum w:abstractNumId="33" w15:restartNumberingAfterBreak="0">
     <w:nsid w:val="7BBA5495"/>
     <w:multiLevelType w:val="multilevel"/>
     <w:tmpl w:val="6018E892"/>
@@ -9089,13 +9744,13 @@
     <w:abstractNumId w:val="15"/>
   </w:num>
   <w:num w:numId="4">
-    <w:abstractNumId w:val="32"/>
+    <w:abstractNumId w:val="33"/>
   </w:num>
   <w:num w:numId="5">
     <w:abstractNumId w:val="10"/>
   </w:num>
   <w:num w:numId="6">
-    <w:abstractNumId w:val="21"/>
+    <w:abstractNumId w:val="22"/>
   </w:num>
   <w:num w:numId="7">
     <w:abstractNumId w:val="3"/>
@@ -9104,7 +9759,7 @@
     <w:abstractNumId w:val="16"/>
   </w:num>
   <w:num w:numId="9">
-    <w:abstractNumId w:val="20"/>
+    <w:abstractNumId w:val="21"/>
   </w:num>
   <w:num w:numId="10">
     <w:abstractNumId w:val="1"/>
@@ -9113,7 +9768,7 @@
     <w:abstractNumId w:val="2"/>
   </w:num>
   <w:num w:numId="12">
-    <w:abstractNumId w:val="25"/>
+    <w:abstractNumId w:val="26"/>
   </w:num>
   <w:num w:numId="13">
     <w:abstractNumId w:val="13"/>
@@ -9122,7 +9777,7 @@
     <w:abstractNumId w:val="4"/>
   </w:num>
   <w:num w:numId="15">
-    <w:abstractNumId w:val="27"/>
+    <w:abstractNumId w:val="28"/>
   </w:num>
   <w:num w:numId="16">
     <w:abstractNumId w:val="14"/>
@@ -9137,10 +9792,10 @@
     <w:abstractNumId w:val="0"/>
   </w:num>
   <w:num w:numId="20">
-    <w:abstractNumId w:val="23"/>
+    <w:abstractNumId w:val="24"/>
   </w:num>
   <w:num w:numId="21">
-    <w:abstractNumId w:val="28"/>
+    <w:abstractNumId w:val="29"/>
   </w:num>
   <w:num w:numId="22">
     <w:abstractNumId w:val="18"/>
@@ -9152,10 +9807,10 @@
     <w:abstractNumId w:val="11"/>
   </w:num>
   <w:num w:numId="25">
-    <w:abstractNumId w:val="30"/>
+    <w:abstractNumId w:val="31"/>
   </w:num>
   <w:num w:numId="26">
-    <w:abstractNumId w:val="29"/>
+    <w:abstractNumId w:val="30"/>
   </w:num>
   <w:num w:numId="27">
     <w:abstractNumId w:val="6"/>
@@ -9164,19 +9819,22 @@
     <w:abstractNumId w:val="5"/>
   </w:num>
   <w:num w:numId="29">
-    <w:abstractNumId w:val="31"/>
+    <w:abstractNumId w:val="32"/>
   </w:num>
   <w:num w:numId="30">
     <w:abstractNumId w:val="17"/>
   </w:num>
   <w:num w:numId="31">
-    <w:abstractNumId w:val="24"/>
+    <w:abstractNumId w:val="25"/>
   </w:num>
   <w:num w:numId="32">
-    <w:abstractNumId w:val="22"/>
+    <w:abstractNumId w:val="23"/>
   </w:num>
   <w:num w:numId="33">
-    <w:abstractNumId w:val="26"/>
+    <w:abstractNumId w:val="27"/>
+  </w:num>
+  <w:num w:numId="34">
+    <w:abstractNumId w:val="20"/>
   </w:num>
 </w:numbering>
 </file>
@@ -10010,7 +10668,7 @@
 </file>
 
 <file path=customXml/itemProps1.xml><?xml version="1.0" encoding="utf-8"?>
-<ds:datastoreItem xmlns:ds="http://schemas.openxmlformats.org/officeDocument/2006/customXml" ds:itemID="{F9964776-EA5E-4C91-B839-E98D1C3D3C1F}">
+<ds:datastoreItem xmlns:ds="http://schemas.openxmlformats.org/officeDocument/2006/customXml" ds:itemID="{1E2C6390-DB08-4DF8-A3BE-38D6ACFA0281}">
   <ds:schemaRefs>
     <ds:schemaRef ds:uri="http://schemas.openxmlformats.org/officeDocument/2006/bibliography"/>
   </ds:schemaRefs>
